--- a/CMA_Summaries_B1_Ch04.docx
+++ b/CMA_Summaries_B1_Ch04.docx
@@ -111,7 +111,7 @@
       <w:r>
         <w:drawing>
           <wp:inline distT="0" distB="0" distL="0" distR="0">
-            <wp:extent cx="5734050" cy="1591950"/>
+            <wp:extent cx="5734050" cy="1856025"/>
             <wp:effectExtent t="0" r="0" b="0" l="0"/>
             <wp:docPr id="1" name="" descr="" title=""/>
             <wp:cNvGraphicFramePr>
@@ -136,7 +136,7 @@
                   <pic:spPr bwMode="auto">
                     <a:xfrm>
                       <a:off x="0" y="0"/>
-                      <a:ext cx="5734050" cy="1591950"/>
+                      <a:ext cx="5734050" cy="1856025"/>
                     </a:xfrm>
                     <a:prstGeom prst="rect">
                       <a:avLst/>
@@ -204,7 +204,7 @@
                 <w:sz w:val="16"/>
                 <w:szCs w:val="16"/>
               </w:rPr>
-              <w:t xml:space="preserve">date of record   ·   Dividends, stock dividends and stock splits   ·   Components of equity and the statement of chan</w:t>
+              <w:t xml:space="preserve">Limitations and links to the other statements   ·   Dividends, stock dividends and stock splits   ·   Components of equity and the statement of chan</w:t>
             </w:r>
           </w:p>
         </w:tc>
@@ -231,7 +231,7 @@
           <w:sz w:val="16"/>
           <w:szCs w:val="16"/>
         </w:rPr>
-        <w:t xml:space="preserve">      gaps 3–9</w:t>
+        <w:t xml:space="preserve">      gaps 3–10</w:t>
       </w:r>
     </w:p>
     <w:p>
@@ -400,6 +400,13 @@
           <w:sz w:val="19"/>
           <w:szCs w:val="19"/>
         </w:rPr>
+        <w:t xml:space="preserve">Equity has two main parts. </w:t>
+      </w:r>
+      <w:r>
+        <w:rPr>
+          <w:sz w:val="19"/>
+          <w:szCs w:val="19"/>
+        </w:rPr>
         <w:t xml:space="preserve"/>
       </w:r>
       <w:r>
@@ -432,7 +439,7 @@
           <w:sz w:val="19"/>
           <w:szCs w:val="19"/>
         </w:rPr>
-        <w:t xml:space="preserve"> capital is what owners have paid in: common stock and preferred stock at par or stated value, plus additional paid-in capital. </w:t>
+        <w:t xml:space="preserve"> capital is what owners have paid: common stock and preferred stock at par or stated value, plus additional paid-in capital. </w:t>
       </w:r>
       <w:r>
         <w:rPr>
@@ -517,7 +524,39 @@
           <w:sz w:val="19"/>
           <w:szCs w:val="19"/>
         </w:rPr>
-        <w:t xml:space="preserve">A noncontrolling interest, if any, is shown separately within equity (Chapter 16). </w:t>
+        <w:t xml:space="preserve">A </w:t>
+      </w:r>
+      <w:r>
+        <w:rPr>
+          <w:b/>
+          <w:bCs/>
+          <w:color w:val="8186EF"/>
+          <w:sz w:val="15"/>
+          <w:szCs w:val="15"/>
+        </w:rPr>
+        <w:t xml:space="preserve"> (10) </w:t>
+      </w:r>
+      <w:r>
+        <w:rPr>
+          <w:u w:val="single"/>
+          <w:sz w:val="19"/>
+          <w:szCs w:val="19"/>
+        </w:rPr>
+        <w:t xml:space="preserve">                </w:t>
+      </w:r>
+      <w:r>
+        <w:rPr>
+          <w:sz w:val="19"/>
+          <w:szCs w:val="19"/>
+        </w:rPr>
+        <w:t xml:space="preserve"> </w:t>
+      </w:r>
+      <w:r>
+        <w:rPr>
+          <w:sz w:val="19"/>
+          <w:szCs w:val="19"/>
+        </w:rPr>
+        <w:t xml:space="preserve"> interest, if any, is shown separately within equity. </w:t>
       </w:r>
     </w:p>
     <w:tbl>
@@ -575,7 +614,7 @@
                 <w:sz w:val="16"/>
                 <w:szCs w:val="16"/>
               </w:rPr>
-              <w:t xml:space="preserve">retained   ·   Treasury   ·   Comprehensive   ·   Contributed   ·   preferred stock   ·   statement   ·   Transactions   ·   separates</w:t>
+              <w:t xml:space="preserve">noncontrolling   ·   Transactions   ·   Comprehensive   ·   Contributed   ·   dividends   ·   statement   ·   Treasury   ·   retained   ·   separates</w:t>
             </w:r>
           </w:p>
         </w:tc>
@@ -594,7 +633,7 @@
           <w:sz w:val="18"/>
           <w:szCs w:val="18"/>
         </w:rPr>
-        <w:t xml:space="preserve">The English this section uses, and its Arabic</w:t>
+        <w:t xml:space="preserve">Orontes Foods Inc. — statement of changes in equity, 2025</w:t>
       </w:r>
     </w:p>
     <w:p>
@@ -607,7 +646,7 @@
           <w:sz w:val="15"/>
           <w:szCs w:val="15"/>
         </w:rPr>
-        <w:t xml:space="preserve">Each term sits against what it means.</w:t>
+        <w:t xml:space="preserve">Every item belongs to exactly one group.</w:t>
       </w:r>
     </w:p>
     <w:p>
@@ -618,7 +657,7 @@
       <w:r>
         <w:drawing>
           <wp:inline distT="0" distB="0" distL="0" distR="0">
-            <wp:extent cx="5734050" cy="2421875"/>
+            <wp:extent cx="5734050" cy="1614600"/>
             <wp:effectExtent t="0" r="0" b="0" l="0"/>
             <wp:docPr id="1" name="" descr="" title=""/>
             <wp:cNvGraphicFramePr>
@@ -643,7 +682,7 @@
                   <pic:spPr bwMode="auto">
                     <a:xfrm>
                       <a:off x="0" y="0"/>
-                      <a:ext cx="5734050" cy="2421875"/>
+                      <a:ext cx="5734050" cy="1614600"/>
                     </a:xfrm>
                     <a:prstGeom prst="rect">
                       <a:avLst/>
@@ -711,7 +750,7 @@
                 <w:sz w:val="16"/>
                 <w:szCs w:val="16"/>
               </w:rPr>
-              <w:t xml:space="preserve">contributed capital   ·   treasury stock   ·   date of record</w:t>
+              <w:t xml:space="preserve">date of record   ·   Other comprehensive income</w:t>
             </w:r>
           </w:p>
         </w:tc>
@@ -730,6 +769,318 @@
         <w:t xml:space="preserve"> </w:t>
       </w:r>
     </w:p>
+    <w:p>
+      <w:pPr>
+        <w:spacing w:before="44" w:after="14"/>
+      </w:pPr>
+      <w:r>
+        <w:rPr>
+          <w:b/>
+          <w:bCs/>
+          <w:color w:val="353A7C"/>
+          <w:sz w:val="18"/>
+          <w:szCs w:val="18"/>
+        </w:rPr>
+        <w:t xml:space="preserve">Summary 2</w:t>
+      </w:r>
+      <w:r>
+        <w:rPr>
+          <w:color w:val="6B7280"/>
+          <w:sz w:val="16"/>
+          <w:szCs w:val="16"/>
+        </w:rPr>
+        <w:t xml:space="preserve">      gaps 12–13</w:t>
+      </w:r>
+    </w:p>
+    <w:p>
+      <w:pPr>
+        <w:spacing w:before="20" w:after="20" w:line="360" w:lineRule="auto"/>
+        <w:ind w:left="200"/>
+      </w:pPr>
+      <w:r>
+        <w:rPr>
+          <w:sz w:val="19"/>
+          <w:szCs w:val="19"/>
+        </w:rPr>
+        <w:t xml:space="preserve">Each column is one equity </w:t>
+      </w:r>
+      <w:r>
+        <w:rPr>
+          <w:b/>
+          <w:bCs/>
+          <w:color w:val="8186EF"/>
+          <w:sz w:val="15"/>
+          <w:szCs w:val="15"/>
+        </w:rPr>
+        <w:t xml:space="preserve"> (12) </w:t>
+      </w:r>
+      <w:r>
+        <w:rPr>
+          <w:u w:val="single"/>
+          <w:sz w:val="19"/>
+          <w:szCs w:val="19"/>
+        </w:rPr>
+        <w:t xml:space="preserve">           </w:t>
+      </w:r>
+      <w:r>
+        <w:rPr>
+          <w:sz w:val="19"/>
+          <w:szCs w:val="19"/>
+        </w:rPr>
+        <w:t xml:space="preserve"> </w:t>
+      </w:r>
+      <w:r>
+        <w:rPr>
+          <w:sz w:val="19"/>
+          <w:szCs w:val="19"/>
+        </w:rPr>
+        <w:t xml:space="preserve">, and each row is one type of change. </w:t>
+      </w:r>
+      <w:r>
+        <w:rPr>
+          <w:sz w:val="19"/>
+          <w:szCs w:val="19"/>
+        </w:rPr>
+        <w:t xml:space="preserve">The last row equals the equity section of the </w:t>
+      </w:r>
+      <w:r>
+        <w:rPr>
+          <w:b/>
+          <w:bCs/>
+          <w:color w:val="8186EF"/>
+          <w:sz w:val="15"/>
+          <w:szCs w:val="15"/>
+        </w:rPr>
+        <w:t xml:space="preserve"> (13) </w:t>
+      </w:r>
+      <w:r>
+        <w:rPr>
+          <w:u w:val="single"/>
+          <w:sz w:val="19"/>
+          <w:szCs w:val="19"/>
+        </w:rPr>
+        <w:t xml:space="preserve">           </w:t>
+      </w:r>
+      <w:r>
+        <w:rPr>
+          <w:sz w:val="19"/>
+          <w:szCs w:val="19"/>
+        </w:rPr>
+        <w:t xml:space="preserve"> </w:t>
+      </w:r>
+      <w:r>
+        <w:rPr>
+          <w:sz w:val="19"/>
+          <w:szCs w:val="19"/>
+        </w:rPr>
+        <w:t xml:space="preserve"> sheet. </w:t>
+      </w:r>
+      <w:r>
+        <w:rPr>
+          <w:sz w:val="19"/>
+          <w:szCs w:val="19"/>
+        </w:rPr>
+        <w:t xml:space="preserve">Total equity rose by $4,017,975. </w:t>
+      </w:r>
+    </w:p>
+    <w:tbl>
+      <w:tblPr>
+        <w:tblW w:type="pct" w:w="100%"/>
+        <w:tblLayout w:type="fixed"/>
+        <w:tblBorders>
+          <w:top w:val="single" w:color="FBFAF6" w:sz="4"/>
+          <w:left w:val="single" w:color="FBFAF6" w:sz="4"/>
+          <w:bottom w:val="single" w:color="FBFAF6" w:sz="4"/>
+          <w:right w:val="single" w:color="FBFAF6" w:sz="4"/>
+          <w:insideH w:val="single" w:color="FBFAF6" w:sz="4"/>
+          <w:insideV w:val="single" w:color="FBFAF6" w:sz="4"/>
+        </w:tblBorders>
+      </w:tblPr>
+      <w:tblGrid>
+        <w:gridCol w:w="9600"/>
+      </w:tblGrid>
+      <w:tr>
+        <w:tc>
+          <w:tcPr>
+            <w:tcW w:type="pct" w:w="5000"/>
+            <w:shd w:fill="FBFAF6" w:val="clear"/>
+            <w:tcMar>
+              <w:top w:type="dxa" w:w="40"/>
+              <w:left w:type="dxa" w:w="100"/>
+              <w:bottom w:type="dxa" w:w="40"/>
+              <w:right w:type="dxa" w:w="100"/>
+            </w:tcMar>
+          </w:tcPr>
+          <w:p>
+            <w:pPr>
+              <w:spacing w:before="18" w:after="6"/>
+            </w:pPr>
+            <w:r>
+              <w:rPr>
+                <w:b/>
+                <w:bCs/>
+                <w:color w:val="6B7280"/>
+                <w:sz w:val="14"/>
+                <w:szCs w:val="14"/>
+              </w:rPr>
+              <w:t xml:space="preserve">word list</w:t>
+            </w:r>
+          </w:p>
+          <w:p>
+            <w:pPr>
+              <w:spacing w:before="0" w:after="18"/>
+            </w:pPr>
+            <w:r>
+              <w:rPr>
+                <w:b/>
+                <w:bCs/>
+                <w:color w:val="353A7C"/>
+                <w:sz w:val="16"/>
+                <w:szCs w:val="16"/>
+              </w:rPr>
+              <w:t xml:space="preserve">separates   ·   balance   ·   account</w:t>
+            </w:r>
+          </w:p>
+        </w:tc>
+      </w:tr>
+    </w:tbl>
+    <w:p/>
+    <w:p>
+      <w:pPr>
+        <w:spacing w:before="44" w:after="10"/>
+      </w:pPr>
+      <w:r>
+        <w:rPr>
+          <w:b/>
+          <w:bCs/>
+          <w:color w:val="353A7C"/>
+          <w:sz w:val="18"/>
+          <w:szCs w:val="18"/>
+        </w:rPr>
+        <w:t xml:space="preserve">The English this section uses, and its Arabic</w:t>
+      </w:r>
+    </w:p>
+    <w:p>
+      <w:pPr>
+        <w:spacing w:before="0" w:after="12"/>
+      </w:pPr>
+      <w:r>
+        <w:rPr>
+          <w:color w:val="6B7280"/>
+          <w:sz w:val="15"/>
+          <w:szCs w:val="15"/>
+        </w:rPr>
+        <w:t xml:space="preserve">Each term sits against what it means.</w:t>
+      </w:r>
+    </w:p>
+    <w:p>
+      <w:pPr>
+        <w:spacing w:after="40" w:before="90"/>
+        <w:jc w:val="center"/>
+      </w:pPr>
+      <w:r>
+        <w:drawing>
+          <wp:inline distT="0" distB="0" distL="0" distR="0">
+            <wp:extent cx="5734050" cy="2421875"/>
+            <wp:effectExtent t="0" r="0" b="0" l="0"/>
+            <wp:docPr id="1" name="" descr="" title=""/>
+            <wp:cNvGraphicFramePr>
+              <a:graphicFrameLocks xmlns:a="http://schemas.openxmlformats.org/drawingml/2006/main" noChangeAspect="1"/>
+            </wp:cNvGraphicFramePr>
+            <a:graphic xmlns:a="http://schemas.openxmlformats.org/drawingml/2006/main">
+              <a:graphicData uri="http://schemas.openxmlformats.org/drawingml/2006/picture">
+                <pic:pic xmlns:pic="http://schemas.openxmlformats.org/drawingml/2006/picture">
+                  <pic:nvPicPr>
+                    <pic:cNvPr id="0" name="" descr=""/>
+                    <pic:cNvPicPr>
+                      <a:picLocks noChangeAspect="1" noChangeArrowheads="1"/>
+                    </pic:cNvPicPr>
+                  </pic:nvPicPr>
+                  <pic:blipFill>
+                    <a:blip r:embed="rId103" cstate="none"/>
+                    <a:srcRect/>
+                    <a:stretch>
+                      <a:fillRect/>
+                    </a:stretch>
+                  </pic:blipFill>
+                  <pic:spPr bwMode="auto">
+                    <a:xfrm>
+                      <a:off x="0" y="0"/>
+                      <a:ext cx="5734050" cy="2421875"/>
+                    </a:xfrm>
+                    <a:prstGeom prst="rect">
+                      <a:avLst/>
+                    </a:prstGeom>
+                  </pic:spPr>
+                </pic:pic>
+              </a:graphicData>
+            </a:graphic>
+          </wp:inline>
+        </w:drawing>
+      </w:r>
+    </w:p>
+    <w:tbl>
+      <w:tblPr>
+        <w:tblW w:type="pct" w:w="100%"/>
+        <w:tblLayout w:type="fixed"/>
+        <w:tblBorders>
+          <w:top w:val="single" w:color="FBFAF6" w:sz="4"/>
+          <w:left w:val="single" w:color="FBFAF6" w:sz="4"/>
+          <w:bottom w:val="single" w:color="FBFAF6" w:sz="4"/>
+          <w:right w:val="single" w:color="FBFAF6" w:sz="4"/>
+          <w:insideH w:val="single" w:color="FBFAF6" w:sz="4"/>
+          <w:insideV w:val="single" w:color="FBFAF6" w:sz="4"/>
+        </w:tblBorders>
+      </w:tblPr>
+      <w:tblGrid>
+        <w:gridCol w:w="9600"/>
+      </w:tblGrid>
+      <w:tr>
+        <w:tc>
+          <w:tcPr>
+            <w:tcW w:type="pct" w:w="5000"/>
+            <w:shd w:fill="FBFAF6" w:val="clear"/>
+            <w:tcMar>
+              <w:top w:type="dxa" w:w="40"/>
+              <w:left w:type="dxa" w:w="100"/>
+              <w:bottom w:type="dxa" w:w="40"/>
+              <w:right w:type="dxa" w:w="100"/>
+            </w:tcMar>
+          </w:tcPr>
+          <w:p>
+            <w:pPr>
+              <w:spacing w:before="18" w:after="6"/>
+            </w:pPr>
+            <w:r>
+              <w:rPr>
+                <w:b/>
+                <w:bCs/>
+                <w:color w:val="6B7280"/>
+                <w:sz w:val="14"/>
+                <w:szCs w:val="14"/>
+              </w:rPr>
+              <w:t xml:space="preserve">word list</w:t>
+            </w:r>
+          </w:p>
+          <w:p>
+            <w:pPr>
+              <w:spacing w:before="0" w:after="18"/>
+            </w:pPr>
+            <w:r>
+              <w:rPr>
+                <w:b/>
+                <w:bCs/>
+                <w:color w:val="353A7C"/>
+                <w:sz w:val="16"/>
+                <w:szCs w:val="16"/>
+              </w:rPr>
+              <w:t xml:space="preserve">contributed capital   ·   treasury stock   ·   outstanding shares</w:t>
+            </w:r>
+          </w:p>
+        </w:tc>
+      </w:tr>
+    </w:tbl>
+    <w:p/>
     <w:tbl>
       <w:tblPr>
         <w:tblW w:type="pct" w:w="100%"/>
@@ -1058,14 +1409,14 @@
                 <w:sz w:val="16"/>
                 <w:szCs w:val="16"/>
               </w:rPr>
-              <w:t xml:space="preserve">7  </w:t>
-            </w:r>
-            <w:r>
-              <w:rPr>
-                <w:sz w:val="16"/>
-                <w:szCs w:val="16"/>
-              </w:rPr>
-              <w:t xml:space="preserve">Contributed</w:t>
+              <w:t xml:space="preserve">9  </w:t>
+            </w:r>
+            <w:r>
+              <w:rPr>
+                <w:sz w:val="16"/>
+                <w:szCs w:val="16"/>
+              </w:rPr>
+              <w:t xml:space="preserve">Treasury</w:t>
             </w:r>
           </w:p>
         </w:tc>
@@ -1126,14 +1477,14 @@
                 <w:sz w:val="16"/>
                 <w:szCs w:val="16"/>
               </w:rPr>
-              <w:t xml:space="preserve">8  </w:t>
-            </w:r>
-            <w:r>
-              <w:rPr>
-                <w:sz w:val="16"/>
-                <w:szCs w:val="16"/>
-              </w:rPr>
-              <w:t xml:space="preserve">retained</w:t>
+              <w:t xml:space="preserve">10  </w:t>
+            </w:r>
+            <w:r>
+              <w:rPr>
+                <w:sz w:val="16"/>
+                <w:szCs w:val="16"/>
+              </w:rPr>
+              <w:t xml:space="preserve">noncontrolling</w:t>
             </w:r>
           </w:p>
         </w:tc>
@@ -1194,14 +1545,14 @@
                 <w:sz w:val="16"/>
                 <w:szCs w:val="16"/>
               </w:rPr>
-              <w:t xml:space="preserve">9  </w:t>
-            </w:r>
-            <w:r>
-              <w:rPr>
-                <w:sz w:val="16"/>
-                <w:szCs w:val="16"/>
-              </w:rPr>
-              <w:t xml:space="preserve">Treasury</w:t>
+              <w:t xml:space="preserve">11  </w:t>
+            </w:r>
+            <w:r>
+              <w:rPr>
+                <w:sz w:val="16"/>
+                <w:szCs w:val="16"/>
+              </w:rPr>
+              <w:t xml:space="preserve">Other comprehensive income</w:t>
             </w:r>
           </w:p>
         </w:tc>
@@ -1262,14 +1613,14 @@
                 <w:sz w:val="16"/>
                 <w:szCs w:val="16"/>
               </w:rPr>
-              <w:t xml:space="preserve">10  </w:t>
-            </w:r>
-            <w:r>
-              <w:rPr>
-                <w:sz w:val="16"/>
-                <w:szCs w:val="16"/>
-              </w:rPr>
-              <w:t xml:space="preserve">contributed capital</w:t>
+              <w:t xml:space="preserve">12  </w:t>
+            </w:r>
+            <w:r>
+              <w:rPr>
+                <w:sz w:val="16"/>
+                <w:szCs w:val="16"/>
+              </w:rPr>
+              <w:t xml:space="preserve">account</w:t>
             </w:r>
           </w:p>
         </w:tc>
@@ -1330,14 +1681,14 @@
                 <w:sz w:val="16"/>
                 <w:szCs w:val="16"/>
               </w:rPr>
-              <w:t xml:space="preserve">11  </w:t>
-            </w:r>
-            <w:r>
-              <w:rPr>
-                <w:sz w:val="16"/>
-                <w:szCs w:val="16"/>
-              </w:rPr>
-              <w:t xml:space="preserve">treasury stock</w:t>
+              <w:t xml:space="preserve">13  </w:t>
+            </w:r>
+            <w:r>
+              <w:rPr>
+                <w:sz w:val="16"/>
+                <w:szCs w:val="16"/>
+              </w:rPr>
+              <w:t xml:space="preserve">balance</w:t>
             </w:r>
           </w:p>
         </w:tc>
@@ -1373,6 +1724,142 @@
                 <w:szCs w:val="16"/>
               </w:rPr>
               <w:t xml:space="preserve">Comprehensive</w:t>
+            </w:r>
+          </w:p>
+        </w:tc>
+        <w:tc>
+          <w:tcPr>
+            <w:tcW w:type="pct" w:w="2500"/>
+            <w:tcMar>
+              <w:top w:type="dxa" w:w="20"/>
+              <w:left w:type="dxa" w:w="80"/>
+              <w:bottom w:type="dxa" w:w="20"/>
+              <w:right w:type="dxa" w:w="80"/>
+            </w:tcMar>
+          </w:tcPr>
+          <w:p>
+            <w:pPr>
+              <w:spacing w:before="12" w:after="12"/>
+            </w:pPr>
+            <w:r>
+              <w:rPr>
+                <w:b/>
+                <w:bCs/>
+                <w:color w:val="8186EF"/>
+                <w:sz w:val="16"/>
+                <w:szCs w:val="16"/>
+              </w:rPr>
+              <w:t xml:space="preserve">14  </w:t>
+            </w:r>
+            <w:r>
+              <w:rPr>
+                <w:sz w:val="16"/>
+                <w:szCs w:val="16"/>
+              </w:rPr>
+              <w:t xml:space="preserve">contributed capital</w:t>
+            </w:r>
+          </w:p>
+        </w:tc>
+      </w:tr>
+      <w:tr>
+        <w:tc>
+          <w:tcPr>
+            <w:tcW w:type="pct" w:w="2500"/>
+            <w:tcMar>
+              <w:top w:type="dxa" w:w="20"/>
+              <w:left w:type="dxa" w:w="80"/>
+              <w:bottom w:type="dxa" w:w="20"/>
+              <w:right w:type="dxa" w:w="80"/>
+            </w:tcMar>
+          </w:tcPr>
+          <w:p>
+            <w:pPr>
+              <w:spacing w:before="12" w:after="12"/>
+            </w:pPr>
+            <w:r>
+              <w:rPr>
+                <w:b/>
+                <w:bCs/>
+                <w:color w:val="8186EF"/>
+                <w:sz w:val="16"/>
+                <w:szCs w:val="16"/>
+              </w:rPr>
+              <w:t xml:space="preserve">7  </w:t>
+            </w:r>
+            <w:r>
+              <w:rPr>
+                <w:sz w:val="16"/>
+                <w:szCs w:val="16"/>
+              </w:rPr>
+              <w:t xml:space="preserve">Contributed</w:t>
+            </w:r>
+          </w:p>
+        </w:tc>
+        <w:tc>
+          <w:tcPr>
+            <w:tcW w:type="pct" w:w="2500"/>
+            <w:tcMar>
+              <w:top w:type="dxa" w:w="20"/>
+              <w:left w:type="dxa" w:w="80"/>
+              <w:bottom w:type="dxa" w:w="20"/>
+              <w:right w:type="dxa" w:w="80"/>
+            </w:tcMar>
+          </w:tcPr>
+          <w:p>
+            <w:pPr>
+              <w:spacing w:before="12" w:after="12"/>
+            </w:pPr>
+            <w:r>
+              <w:rPr>
+                <w:b/>
+                <w:bCs/>
+                <w:color w:val="8186EF"/>
+                <w:sz w:val="16"/>
+                <w:szCs w:val="16"/>
+              </w:rPr>
+              <w:t xml:space="preserve">15  </w:t>
+            </w:r>
+            <w:r>
+              <w:rPr>
+                <w:sz w:val="16"/>
+                <w:szCs w:val="16"/>
+              </w:rPr>
+              <w:t xml:space="preserve">treasury stock</w:t>
+            </w:r>
+          </w:p>
+        </w:tc>
+      </w:tr>
+      <w:tr>
+        <w:tc>
+          <w:tcPr>
+            <w:tcW w:type="pct" w:w="2500"/>
+            <w:tcMar>
+              <w:top w:type="dxa" w:w="20"/>
+              <w:left w:type="dxa" w:w="80"/>
+              <w:bottom w:type="dxa" w:w="20"/>
+              <w:right w:type="dxa" w:w="80"/>
+            </w:tcMar>
+          </w:tcPr>
+          <w:p>
+            <w:pPr>
+              <w:spacing w:before="12" w:after="12"/>
+            </w:pPr>
+            <w:r>
+              <w:rPr>
+                <w:b/>
+                <w:bCs/>
+                <w:color w:val="8186EF"/>
+                <w:sz w:val="16"/>
+                <w:szCs w:val="16"/>
+              </w:rPr>
+              <w:t xml:space="preserve">8  </w:t>
+            </w:r>
+            <w:r>
+              <w:rPr>
+                <w:sz w:val="16"/>
+                <w:szCs w:val="16"/>
+              </w:rPr>
+              <w:t xml:space="preserve">retained</w:t>
             </w:r>
           </w:p>
         </w:tc>
@@ -1438,7 +1925,31 @@
           <w:sz w:val="15"/>
           <w:szCs w:val="15"/>
         </w:rPr>
-        <w:t xml:space="preserve">The statement of changes in equity explains why each part of equity changed during the period. It separates two kinds of change. Transactions with owners, such as issuing shares and paying dividends, are one kind. Comprehensive income, which the company earns, is the other. Contributed capital is what owners have paid in: common stock and preferred stock at par or stated value, plus additional paid-in capital. Earned capital is retained earnings and AOCI. Treasury stock is deducted from the total. A noncontrolling interest, if any, is shown separately within equity (Chapter 16).</w:t>
+        <w:t xml:space="preserve">The statement of changes in equity explains why each part of equity changed during the period. It separates two kinds of change. Transactions with owners, such as issuing shares and paying dividends, are one kind. Comprehensive income, which the company earns, is the other. Equity has two main parts. Contributed capital is what owners have paid: common stock and preferred stock at par or stated value, plus additional paid-in capital. Earned capital is retained earnings and AOCI. Treasury stock is deducted from the total. A noncontrolling interest, if any, is shown separately within equity.</w:t>
+      </w:r>
+    </w:p>
+    <w:p>
+      <w:pPr>
+        <w:spacing w:before="20" w:after="20"/>
+        <w:ind w:left="240" w:hanging="240"/>
+      </w:pPr>
+      <w:r>
+        <w:rPr>
+          <w:b/>
+          <w:bCs/>
+          <w:color w:val="353A7C"/>
+          <w:sz w:val="15"/>
+          <w:szCs w:val="15"/>
+        </w:rPr>
+        <w:t xml:space="preserve">Summary 2   </w:t>
+      </w:r>
+      <w:r>
+        <w:rPr>
+          <w:color w:val="6B7280"/>
+          <w:sz w:val="15"/>
+          <w:szCs w:val="15"/>
+        </w:rPr>
+        <w:t xml:space="preserve">Each column is one equity account, and each row is one type of change. The last row equals the equity section of the balance sheet. Total equity rose by $4,017,975.</w:t>
       </w:r>
     </w:p>
     <w:p>
@@ -1545,7 +2056,7 @@
           <w:sz w:val="16"/>
           <w:szCs w:val="16"/>
         </w:rPr>
-        <w:t xml:space="preserve">      gaps 1–10</w:t>
+        <w:t xml:space="preserve">      gaps 1–12</w:t>
       </w:r>
     </w:p>
     <w:p>
@@ -1920,7 +2431,71 @@
           <w:sz w:val="19"/>
           <w:szCs w:val="19"/>
         </w:rPr>
-        <w:t xml:space="preserve">Under the cost method, treasury stock is recorded at the price paid and deducted from equity. </w:t>
+        <w:t xml:space="preserve">Under the cost </w:t>
+      </w:r>
+      <w:r>
+        <w:rPr>
+          <w:b/>
+          <w:bCs/>
+          <w:color w:val="8186EF"/>
+          <w:sz w:val="15"/>
+          <w:szCs w:val="15"/>
+        </w:rPr>
+        <w:t xml:space="preserve"> (11) </w:t>
+      </w:r>
+      <w:r>
+        <w:rPr>
+          <w:u w:val="single"/>
+          <w:sz w:val="19"/>
+          <w:szCs w:val="19"/>
+        </w:rPr>
+        <w:t xml:space="preserve">           </w:t>
+      </w:r>
+      <w:r>
+        <w:rPr>
+          <w:sz w:val="19"/>
+          <w:szCs w:val="19"/>
+        </w:rPr>
+        <w:t xml:space="preserve"> </w:t>
+      </w:r>
+      <w:r>
+        <w:rPr>
+          <w:sz w:val="19"/>
+          <w:szCs w:val="19"/>
+        </w:rPr>
+        <w:t xml:space="preserve">, treasury stock is recorded at the price paid and </w:t>
+      </w:r>
+      <w:r>
+        <w:rPr>
+          <w:b/>
+          <w:bCs/>
+          <w:color w:val="8186EF"/>
+          <w:sz w:val="15"/>
+          <w:szCs w:val="15"/>
+        </w:rPr>
+        <w:t xml:space="preserve"> (12) </w:t>
+      </w:r>
+      <w:r>
+        <w:rPr>
+          <w:u w:val="single"/>
+          <w:sz w:val="19"/>
+          <w:szCs w:val="19"/>
+        </w:rPr>
+        <w:t xml:space="preserve">           </w:t>
+      </w:r>
+      <w:r>
+        <w:rPr>
+          <w:sz w:val="19"/>
+          <w:szCs w:val="19"/>
+        </w:rPr>
+        <w:t xml:space="preserve"> </w:t>
+      </w:r>
+      <w:r>
+        <w:rPr>
+          <w:sz w:val="19"/>
+          <w:szCs w:val="19"/>
+        </w:rPr>
+        <w:t xml:space="preserve"> from equity. </w:t>
       </w:r>
       <w:r>
         <w:rPr>
@@ -1928,6 +2503,13 @@
           <w:szCs w:val="19"/>
         </w:rPr>
         <w:t xml:space="preserve">Shares held as treasury stock are issued shares but not outstanding shares: they receive no dividends and have no votes. </w:t>
+      </w:r>
+      <w:r>
+        <w:rPr>
+          <w:sz w:val="19"/>
+          <w:szCs w:val="19"/>
+        </w:rPr>
+        <w:t xml:space="preserve">A company never records a gain or loss on its own shares in net income. </w:t>
       </w:r>
     </w:p>
     <w:tbl>
@@ -1985,7 +2567,7 @@
                 <w:sz w:val="16"/>
                 <w:szCs w:val="16"/>
               </w:rPr>
-              <w:t xml:space="preserve">underwriting   ·   issued shares   ·   whichever   ·   credits   ·   amount   ·   stated   ·   Preferred   ·   issues   ·   account   ·   noncash   ·   expenses</w:t>
+              <w:t xml:space="preserve">Preferred   ·   reduces   ·   amount   ·   stated   ·   account   ·   method   ·   credits   ·   whichever   ·   underwriting   ·   issues   ·   deducted   ·   noncash   ·   expenses</w:t>
             </w:r>
           </w:p>
         </w:tc>
@@ -2059,7 +2641,7 @@
           <w:sz w:val="16"/>
           <w:szCs w:val="16"/>
         </w:rPr>
-        <w:t xml:space="preserve">      gaps 11–14</w:t>
+        <w:t xml:space="preserve">      gaps 13–18</w:t>
       </w:r>
     </w:p>
     <w:p>
@@ -2082,7 +2664,7 @@
           <w:sz w:val="15"/>
           <w:szCs w:val="15"/>
         </w:rPr>
-        <w:t xml:space="preserve"> (11) </w:t>
+        <w:t xml:space="preserve"> (13) </w:t>
       </w:r>
       <w:r>
         <w:rPr>
@@ -2121,7 +2703,7 @@
           <w:sz w:val="15"/>
           <w:szCs w:val="15"/>
         </w:rPr>
-        <w:t xml:space="preserve"> (12) </w:t>
+        <w:t xml:space="preserve"> (14) </w:t>
       </w:r>
       <w:r>
         <w:rPr>
@@ -2167,7 +2749,7 @@
           <w:sz w:val="15"/>
           <w:szCs w:val="15"/>
         </w:rPr>
-        <w:t xml:space="preserve"> (13) </w:t>
+        <w:t xml:space="preserve"> (15) </w:t>
       </w:r>
       <w:r>
         <w:rPr>
@@ -2213,7 +2795,7 @@
           <w:sz w:val="15"/>
           <w:szCs w:val="15"/>
         </w:rPr>
-        <w:t xml:space="preserve"> (14) </w:t>
+        <w:t xml:space="preserve"> (16) </w:t>
       </w:r>
       <w:r>
         <w:rPr>
@@ -2242,7 +2824,78 @@
           <w:sz w:val="19"/>
           <w:szCs w:val="19"/>
         </w:rPr>
-        <w:t xml:space="preserve">APIC–treasury stock absorbs $40,000, and retained earnings absorb the remaining $20,000. </w:t>
+        <w:t xml:space="preserve">APIC–treasury stock absorbs $40,000, and retained earnings absorb the </w:t>
+      </w:r>
+      <w:r>
+        <w:rPr>
+          <w:b/>
+          <w:bCs/>
+          <w:color w:val="8186EF"/>
+          <w:sz w:val="15"/>
+          <w:szCs w:val="15"/>
+        </w:rPr>
+        <w:t xml:space="preserve"> (17) </w:t>
+      </w:r>
+      <w:r>
+        <w:rPr>
+          <w:u w:val="single"/>
+          <w:sz w:val="19"/>
+          <w:szCs w:val="19"/>
+        </w:rPr>
+        <w:t xml:space="preserve">           </w:t>
+      </w:r>
+      <w:r>
+        <w:rPr>
+          <w:sz w:val="19"/>
+          <w:szCs w:val="19"/>
+        </w:rPr>
+        <w:t xml:space="preserve"> </w:t>
+      </w:r>
+      <w:r>
+        <w:rPr>
+          <w:sz w:val="19"/>
+          <w:szCs w:val="19"/>
+        </w:rPr>
+        <w:t xml:space="preserve"> $20,000. </w:t>
+      </w:r>
+      <w:r>
+        <w:rPr>
+          <w:sz w:val="19"/>
+          <w:szCs w:val="19"/>
+        </w:rPr>
+        <w:t xml:space="preserve">No gain or loss </w:t>
+      </w:r>
+      <w:r>
+        <w:rPr>
+          <w:b/>
+          <w:bCs/>
+          <w:color w:val="8186EF"/>
+          <w:sz w:val="15"/>
+          <w:szCs w:val="15"/>
+        </w:rPr>
+        <w:t xml:space="preserve"> (18) </w:t>
+      </w:r>
+      <w:r>
+        <w:rPr>
+          <w:u w:val="single"/>
+          <w:sz w:val="19"/>
+          <w:szCs w:val="19"/>
+        </w:rPr>
+        <w:t xml:space="preserve">           </w:t>
+      </w:r>
+      <w:r>
+        <w:rPr>
+          <w:sz w:val="19"/>
+          <w:szCs w:val="19"/>
+        </w:rPr>
+        <w:t xml:space="preserve"> </w:t>
+      </w:r>
+      <w:r>
+        <w:rPr>
+          <w:sz w:val="19"/>
+          <w:szCs w:val="19"/>
+        </w:rPr>
+        <w:t xml:space="preserve"> in net income. </w:t>
       </w:r>
     </w:p>
     <w:tbl>
@@ -2300,7 +2953,7 @@
                 <w:sz w:val="16"/>
                 <w:szCs w:val="16"/>
               </w:rPr>
-              <w:t xml:space="preserve">debited   ·   shortfall   ·   credited   ·   treasury stock   ·   Orontes</w:t>
+              <w:t xml:space="preserve">remaining   ·   credited   ·   shortfall   ·   debited   ·   applies   ·   Orontes   ·   appears</w:t>
             </w:r>
           </w:p>
         </w:tc>
@@ -2344,582 +2997,6 @@
         <w:drawing>
           <wp:inline distT="0" distB="0" distL="0" distR="0">
             <wp:extent cx="5734050" cy="1644775"/>
-            <wp:effectExtent t="0" r="0" b="0" l="0"/>
-            <wp:docPr id="1" name="" descr="" title=""/>
-            <wp:cNvGraphicFramePr>
-              <a:graphicFrameLocks xmlns:a="http://schemas.openxmlformats.org/drawingml/2006/main" noChangeAspect="1"/>
-            </wp:cNvGraphicFramePr>
-            <a:graphic xmlns:a="http://schemas.openxmlformats.org/drawingml/2006/main">
-              <a:graphicData uri="http://schemas.openxmlformats.org/drawingml/2006/picture">
-                <pic:pic xmlns:pic="http://schemas.openxmlformats.org/drawingml/2006/picture">
-                  <pic:nvPicPr>
-                    <pic:cNvPr id="0" name="" descr=""/>
-                    <pic:cNvPicPr>
-                      <a:picLocks noChangeAspect="1" noChangeArrowheads="1"/>
-                    </pic:cNvPicPr>
-                  </pic:nvPicPr>
-                  <pic:blipFill>
-                    <a:blip r:embed="rId103" cstate="none"/>
-                    <a:srcRect/>
-                    <a:stretch>
-                      <a:fillRect/>
-                    </a:stretch>
-                  </pic:blipFill>
-                  <pic:spPr bwMode="auto">
-                    <a:xfrm>
-                      <a:off x="0" y="0"/>
-                      <a:ext cx="5734050" cy="1644775"/>
-                    </a:xfrm>
-                    <a:prstGeom prst="rect">
-                      <a:avLst/>
-                    </a:prstGeom>
-                  </pic:spPr>
-                </pic:pic>
-              </a:graphicData>
-            </a:graphic>
-          </wp:inline>
-        </w:drawing>
-      </w:r>
-    </w:p>
-    <w:tbl>
-      <w:tblPr>
-        <w:tblW w:type="pct" w:w="100%"/>
-        <w:tblLayout w:type="fixed"/>
-        <w:tblBorders>
-          <w:top w:val="single" w:color="FBFAF6" w:sz="4"/>
-          <w:left w:val="single" w:color="FBFAF6" w:sz="4"/>
-          <w:bottom w:val="single" w:color="FBFAF6" w:sz="4"/>
-          <w:right w:val="single" w:color="FBFAF6" w:sz="4"/>
-          <w:insideH w:val="single" w:color="FBFAF6" w:sz="4"/>
-          <w:insideV w:val="single" w:color="FBFAF6" w:sz="4"/>
-        </w:tblBorders>
-      </w:tblPr>
-      <w:tblGrid>
-        <w:gridCol w:w="9600"/>
-      </w:tblGrid>
-      <w:tr>
-        <w:tc>
-          <w:tcPr>
-            <w:tcW w:type="pct" w:w="5000"/>
-            <w:shd w:fill="FBFAF6" w:val="clear"/>
-            <w:tcMar>
-              <w:top w:type="dxa" w:w="40"/>
-              <w:left w:type="dxa" w:w="100"/>
-              <w:bottom w:type="dxa" w:w="40"/>
-              <w:right w:type="dxa" w:w="100"/>
-            </w:tcMar>
-          </w:tcPr>
-          <w:p>
-            <w:pPr>
-              <w:spacing w:before="18" w:after="6"/>
-            </w:pPr>
-            <w:r>
-              <w:rPr>
-                <w:b/>
-                <w:bCs/>
-                <w:color w:val="6B7280"/>
-                <w:sz w:val="14"/>
-                <w:szCs w:val="14"/>
-              </w:rPr>
-              <w:t xml:space="preserve">word list</w:t>
-            </w:r>
-          </w:p>
-          <w:p>
-            <w:pPr>
-              <w:spacing w:before="0" w:after="18"/>
-            </w:pPr>
-            <w:r>
-              <w:rPr>
-                <w:b/>
-                <w:bCs/>
-                <w:color w:val="353A7C"/>
-                <w:sz w:val="16"/>
-                <w:szCs w:val="16"/>
-              </w:rPr>
-              <w:t xml:space="preserve">2. Reissue 20,000 shares at $18   ·   date of record</w:t>
-            </w:r>
-          </w:p>
-        </w:tc>
-      </w:tr>
-    </w:tbl>
-    <w:p/>
-    <w:p>
-      <w:pPr>
-        <w:pageBreakBefore w:val="true"/>
-        <w:spacing w:after="0"/>
-      </w:pPr>
-      <w:r>
-        <w:rPr>
-          <w:sz w:val="2"/>
-        </w:rPr>
-        <w:t xml:space="preserve"> </w:t>
-      </w:r>
-    </w:p>
-    <w:p>
-      <w:pPr>
-        <w:spacing w:before="44" w:after="14"/>
-      </w:pPr>
-      <w:r>
-        <w:rPr>
-          <w:b/>
-          <w:bCs/>
-          <w:color w:val="353A7C"/>
-          <w:sz w:val="18"/>
-          <w:szCs w:val="18"/>
-        </w:rPr>
-        <w:t xml:space="preserve">Summary 3</w:t>
-      </w:r>
-      <w:r>
-        <w:rPr>
-          <w:color w:val="6B7280"/>
-          <w:sz w:val="16"/>
-          <w:szCs w:val="16"/>
-        </w:rPr>
-        <w:t xml:space="preserve">      gaps 16–24</w:t>
-      </w:r>
-    </w:p>
-    <w:p>
-      <w:pPr>
-        <w:spacing w:before="20" w:after="20" w:line="360" w:lineRule="auto"/>
-        <w:ind w:left="200"/>
-      </w:pPr>
-      <w:r>
-        <w:rPr>
-          <w:sz w:val="19"/>
-          <w:szCs w:val="19"/>
-        </w:rPr>
-        <w:t xml:space="preserve">If the company </w:t>
-      </w:r>
-      <w:r>
-        <w:rPr>
-          <w:b/>
-          <w:bCs/>
-          <w:color w:val="8186EF"/>
-          <w:sz w:val="15"/>
-          <w:szCs w:val="15"/>
-        </w:rPr>
-        <w:t xml:space="preserve"> (16) </w:t>
-      </w:r>
-      <w:r>
-        <w:rPr>
-          <w:u w:val="single"/>
-          <w:sz w:val="19"/>
-          <w:szCs w:val="19"/>
-        </w:rPr>
-        <w:t xml:space="preserve">           </w:t>
-      </w:r>
-      <w:r>
-        <w:rPr>
-          <w:sz w:val="19"/>
-          <w:szCs w:val="19"/>
-        </w:rPr>
-        <w:t xml:space="preserve"> </w:t>
-      </w:r>
-      <w:r>
-        <w:rPr>
-          <w:sz w:val="19"/>
-          <w:szCs w:val="19"/>
-        </w:rPr>
-        <w:t xml:space="preserve"> its treasury stock </w:t>
-      </w:r>
-      <w:r>
-        <w:rPr>
-          <w:b/>
-          <w:bCs/>
-          <w:color w:val="8186EF"/>
-          <w:sz w:val="15"/>
-          <w:szCs w:val="15"/>
-        </w:rPr>
-        <w:t xml:space="preserve"> (17) </w:t>
-      </w:r>
-      <w:r>
-        <w:rPr>
-          <w:u w:val="single"/>
-          <w:sz w:val="19"/>
-          <w:szCs w:val="19"/>
-        </w:rPr>
-        <w:t xml:space="preserve">           </w:t>
-      </w:r>
-      <w:r>
-        <w:rPr>
-          <w:sz w:val="19"/>
-          <w:szCs w:val="19"/>
-        </w:rPr>
-        <w:t xml:space="preserve"> </w:t>
-      </w:r>
-      <w:r>
-        <w:rPr>
-          <w:sz w:val="19"/>
-          <w:szCs w:val="19"/>
-        </w:rPr>
-        <w:t xml:space="preserve">, it removes their par value from common stock and the related APIC. </w:t>
-      </w:r>
-      <w:r>
-        <w:rPr>
-          <w:sz w:val="19"/>
-          <w:szCs w:val="19"/>
-        </w:rPr>
-        <w:t xml:space="preserve">Any excess of cost over these </w:t>
-      </w:r>
-      <w:r>
-        <w:rPr>
-          <w:b/>
-          <w:bCs/>
-          <w:color w:val="8186EF"/>
-          <w:sz w:val="15"/>
-          <w:szCs w:val="15"/>
-        </w:rPr>
-        <w:t xml:space="preserve"> (18) </w:t>
-      </w:r>
-      <w:r>
-        <w:rPr>
-          <w:u w:val="single"/>
-          <w:sz w:val="19"/>
-          <w:szCs w:val="19"/>
-        </w:rPr>
-        <w:t xml:space="preserve">           </w:t>
-      </w:r>
-      <w:r>
-        <w:rPr>
-          <w:sz w:val="19"/>
-          <w:szCs w:val="19"/>
-        </w:rPr>
-        <w:t xml:space="preserve"> </w:t>
-      </w:r>
-      <w:r>
-        <w:rPr>
-          <w:sz w:val="19"/>
-          <w:szCs w:val="19"/>
-        </w:rPr>
-        <w:t xml:space="preserve"> reduces retained earnings, or is split </w:t>
-      </w:r>
-      <w:r>
-        <w:rPr>
-          <w:b/>
-          <w:bCs/>
-          <w:color w:val="8186EF"/>
-          <w:sz w:val="15"/>
-          <w:szCs w:val="15"/>
-        </w:rPr>
-        <w:t xml:space="preserve"> (19) </w:t>
-      </w:r>
-      <w:r>
-        <w:rPr>
-          <w:u w:val="single"/>
-          <w:sz w:val="19"/>
-          <w:szCs w:val="19"/>
-        </w:rPr>
-        <w:t xml:space="preserve">           </w:t>
-      </w:r>
-      <w:r>
-        <w:rPr>
-          <w:sz w:val="19"/>
-          <w:szCs w:val="19"/>
-        </w:rPr>
-        <w:t xml:space="preserve"> </w:t>
-      </w:r>
-      <w:r>
-        <w:rPr>
-          <w:sz w:val="19"/>
-          <w:szCs w:val="19"/>
-        </w:rPr>
-        <w:t xml:space="preserve"> APIC and retained earnings. </w:t>
-      </w:r>
-      <w:r>
-        <w:rPr>
-          <w:sz w:val="19"/>
-          <w:szCs w:val="19"/>
-        </w:rPr>
-        <w:t xml:space="preserve">ASU 2025-12 allows companies to charge the whole excess on a </w:t>
-      </w:r>
-      <w:r>
-        <w:rPr>
-          <w:b/>
-          <w:bCs/>
-          <w:color w:val="8186EF"/>
-          <w:sz w:val="15"/>
-          <w:szCs w:val="15"/>
-        </w:rPr>
-        <w:t xml:space="preserve"> (20) </w:t>
-      </w:r>
-      <w:r>
-        <w:rPr>
-          <w:u w:val="single"/>
-          <w:sz w:val="19"/>
-          <w:szCs w:val="19"/>
-        </w:rPr>
-        <w:t xml:space="preserve">            </w:t>
-      </w:r>
-      <w:r>
-        <w:rPr>
-          <w:sz w:val="19"/>
-          <w:szCs w:val="19"/>
-        </w:rPr>
-        <w:t xml:space="preserve"> </w:t>
-      </w:r>
-      <w:r>
-        <w:rPr>
-          <w:sz w:val="19"/>
-          <w:szCs w:val="19"/>
-        </w:rPr>
-        <w:t xml:space="preserve"> to APIC, as long as APIC does not become </w:t>
-      </w:r>
-      <w:r>
-        <w:rPr>
-          <w:b/>
-          <w:bCs/>
-          <w:color w:val="8186EF"/>
-          <w:sz w:val="15"/>
-          <w:szCs w:val="15"/>
-        </w:rPr>
-        <w:t xml:space="preserve"> (21) </w:t>
-      </w:r>
-      <w:r>
-        <w:rPr>
-          <w:u w:val="single"/>
-          <w:sz w:val="19"/>
-          <w:szCs w:val="19"/>
-        </w:rPr>
-        <w:t xml:space="preserve">           </w:t>
-      </w:r>
-      <w:r>
-        <w:rPr>
-          <w:sz w:val="19"/>
-          <w:szCs w:val="19"/>
-        </w:rPr>
-        <w:t xml:space="preserve"> </w:t>
-      </w:r>
-      <w:r>
-        <w:rPr>
-          <w:sz w:val="19"/>
-          <w:szCs w:val="19"/>
-        </w:rPr>
-        <w:t xml:space="preserve">. </w:t>
-      </w:r>
-      <w:r>
-        <w:rPr>
-          <w:sz w:val="19"/>
-          <w:szCs w:val="19"/>
-        </w:rPr>
-        <w:t xml:space="preserve">It applies to annual periods </w:t>
-      </w:r>
-      <w:r>
-        <w:rPr>
-          <w:b/>
-          <w:bCs/>
-          <w:color w:val="8186EF"/>
-          <w:sz w:val="15"/>
-          <w:szCs w:val="15"/>
-        </w:rPr>
-        <w:t xml:space="preserve"> (22) </w:t>
-      </w:r>
-      <w:r>
-        <w:rPr>
-          <w:u w:val="single"/>
-          <w:sz w:val="19"/>
-          <w:szCs w:val="19"/>
-        </w:rPr>
-        <w:t xml:space="preserve">           </w:t>
-      </w:r>
-      <w:r>
-        <w:rPr>
-          <w:sz w:val="19"/>
-          <w:szCs w:val="19"/>
-        </w:rPr>
-        <w:t xml:space="preserve"> </w:t>
-      </w:r>
-      <w:r>
-        <w:rPr>
-          <w:sz w:val="19"/>
-          <w:szCs w:val="19"/>
-        </w:rPr>
-        <w:t xml:space="preserve"> after December 15, 2026, so it is not </w:t>
-      </w:r>
-      <w:r>
-        <w:rPr>
-          <w:b/>
-          <w:bCs/>
-          <w:color w:val="8186EF"/>
-          <w:sz w:val="15"/>
-          <w:szCs w:val="15"/>
-        </w:rPr>
-        <w:t xml:space="preserve"> (23) </w:t>
-      </w:r>
-      <w:r>
-        <w:rPr>
-          <w:u w:val="single"/>
-          <w:sz w:val="19"/>
-          <w:szCs w:val="19"/>
-        </w:rPr>
-        <w:t xml:space="preserve">           </w:t>
-      </w:r>
-      <w:r>
-        <w:rPr>
-          <w:sz w:val="19"/>
-          <w:szCs w:val="19"/>
-        </w:rPr>
-        <w:t xml:space="preserve"> </w:t>
-      </w:r>
-      <w:r>
-        <w:rPr>
-          <w:sz w:val="19"/>
-          <w:szCs w:val="19"/>
-        </w:rPr>
-        <w:t xml:space="preserve"> before about January 2028. </w:t>
-      </w:r>
-      <w:r>
-        <w:rPr>
-          <w:sz w:val="19"/>
-          <w:szCs w:val="19"/>
-        </w:rPr>
-        <w:t xml:space="preserve">Use the </w:t>
-      </w:r>
-      <w:r>
-        <w:rPr>
-          <w:b/>
-          <w:bCs/>
-          <w:color w:val="8186EF"/>
-          <w:sz w:val="15"/>
-          <w:szCs w:val="15"/>
-        </w:rPr>
-        <w:t xml:space="preserve"> (24) </w:t>
-      </w:r>
-      <w:r>
-        <w:rPr>
-          <w:u w:val="single"/>
-          <w:sz w:val="19"/>
-          <w:szCs w:val="19"/>
-        </w:rPr>
-        <w:t xml:space="preserve">           </w:t>
-      </w:r>
-      <w:r>
-        <w:rPr>
-          <w:sz w:val="19"/>
-          <w:szCs w:val="19"/>
-        </w:rPr>
-        <w:t xml:space="preserve"> </w:t>
-      </w:r>
-      <w:r>
-        <w:rPr>
-          <w:sz w:val="19"/>
-          <w:szCs w:val="19"/>
-        </w:rPr>
-        <w:t xml:space="preserve"> rules on the exam. </w:t>
-      </w:r>
-      <w:r>
-        <w:rPr>
-          <w:sz w:val="19"/>
-          <w:szCs w:val="19"/>
-        </w:rPr>
-        <w:t xml:space="preserve">IFRS also deducts treasury shares from equity and never shows a gain or loss in profit. </w:t>
-      </w:r>
-      <w:r>
-        <w:rPr>
-          <w:sz w:val="19"/>
-          <w:szCs w:val="19"/>
-        </w:rPr>
-        <w:t xml:space="preserve">It does not prescribe a cost or par-value method, so IFRS companies show the effect in reserves in different ways. </w:t>
-      </w:r>
-    </w:p>
-    <w:tbl>
-      <w:tblPr>
-        <w:tblW w:type="pct" w:w="100%"/>
-        <w:tblLayout w:type="fixed"/>
-        <w:tblBorders>
-          <w:top w:val="single" w:color="FBFAF6" w:sz="4"/>
-          <w:left w:val="single" w:color="FBFAF6" w:sz="4"/>
-          <w:bottom w:val="single" w:color="FBFAF6" w:sz="4"/>
-          <w:right w:val="single" w:color="FBFAF6" w:sz="4"/>
-          <w:insideH w:val="single" w:color="FBFAF6" w:sz="4"/>
-          <w:insideV w:val="single" w:color="FBFAF6" w:sz="4"/>
-        </w:tblBorders>
-      </w:tblPr>
-      <w:tblGrid>
-        <w:gridCol w:w="9600"/>
-      </w:tblGrid>
-      <w:tr>
-        <w:tc>
-          <w:tcPr>
-            <w:tcW w:type="pct" w:w="5000"/>
-            <w:shd w:fill="FBFAF6" w:val="clear"/>
-            <w:tcMar>
-              <w:top w:type="dxa" w:w="40"/>
-              <w:left w:type="dxa" w:w="100"/>
-              <w:bottom w:type="dxa" w:w="40"/>
-              <w:right w:type="dxa" w:w="100"/>
-            </w:tcMar>
-          </w:tcPr>
-          <w:p>
-            <w:pPr>
-              <w:spacing w:before="18" w:after="6"/>
-            </w:pPr>
-            <w:r>
-              <w:rPr>
-                <w:b/>
-                <w:bCs/>
-                <w:color w:val="6B7280"/>
-                <w:sz w:val="14"/>
-                <w:szCs w:val="14"/>
-              </w:rPr>
-              <w:t xml:space="preserve">word list</w:t>
-            </w:r>
-          </w:p>
-          <w:p>
-            <w:pPr>
-              <w:spacing w:before="0" w:after="18"/>
-            </w:pPr>
-            <w:r>
-              <w:rPr>
-                <w:b/>
-                <w:bCs/>
-                <w:color w:val="353A7C"/>
-                <w:sz w:val="16"/>
-                <w:szCs w:val="16"/>
-              </w:rPr>
-              <w:t xml:space="preserve">amounts   ·   retirement   ·   between   ·   beginning   ·   outstanding shares   ·   testable   ·   instead   ·   current   ·   retires   ·   negative</w:t>
-            </w:r>
-          </w:p>
-        </w:tc>
-      </w:tr>
-    </w:tbl>
-    <w:p/>
-    <w:p>
-      <w:pPr>
-        <w:spacing w:before="44" w:after="10"/>
-      </w:pPr>
-      <w:r>
-        <w:rPr>
-          <w:b/>
-          <w:bCs/>
-          <w:color w:val="353A7C"/>
-          <w:sz w:val="18"/>
-          <w:szCs w:val="18"/>
-        </w:rPr>
-        <w:t xml:space="preserve">The English this section uses, and its Arabic</w:t>
-      </w:r>
-    </w:p>
-    <w:p>
-      <w:pPr>
-        <w:spacing w:before="0" w:after="12"/>
-      </w:pPr>
-      <w:r>
-        <w:rPr>
-          <w:color w:val="6B7280"/>
-          <w:sz w:val="15"/>
-          <w:szCs w:val="15"/>
-        </w:rPr>
-        <w:t xml:space="preserve">Each term sits against what it means.</w:t>
-      </w:r>
-    </w:p>
-    <w:p>
-      <w:pPr>
-        <w:spacing w:after="40" w:before="90"/>
-        <w:jc w:val="center"/>
-      </w:pPr>
-      <w:r>
-        <w:drawing>
-          <wp:inline distT="0" distB="0" distL="0" distR="0">
-            <wp:extent cx="5734050" cy="2278525"/>
             <wp:effectExtent t="0" r="0" b="0" l="0"/>
             <wp:docPr id="1" name="" descr="" title=""/>
             <wp:cNvGraphicFramePr>
@@ -2944,7 +3021,7 @@
                   <pic:spPr bwMode="auto">
                     <a:xfrm>
                       <a:off x="0" y="0"/>
-                      <a:ext cx="5734050" cy="2278525"/>
+                      <a:ext cx="5734050" cy="1644775"/>
                     </a:xfrm>
                     <a:prstGeom prst="rect">
                       <a:avLst/>
@@ -3012,7 +3089,647 @@
                 <w:sz w:val="16"/>
                 <w:szCs w:val="16"/>
               </w:rPr>
-              <w:t xml:space="preserve">cost method   ·   outstanding shares   ·   issued shares</w:t>
+              <w:t xml:space="preserve">2. Reissue 20,000 shares at $18   ·   3. Reissue 20,000 shares at $13</w:t>
+            </w:r>
+          </w:p>
+        </w:tc>
+      </w:tr>
+    </w:tbl>
+    <w:p/>
+    <w:p>
+      <w:pPr>
+        <w:pageBreakBefore w:val="true"/>
+        <w:spacing w:after="0"/>
+      </w:pPr>
+      <w:r>
+        <w:rPr>
+          <w:sz w:val="2"/>
+        </w:rPr>
+        <w:t xml:space="preserve"> </w:t>
+      </w:r>
+    </w:p>
+    <w:p>
+      <w:pPr>
+        <w:spacing w:before="44" w:after="14"/>
+      </w:pPr>
+      <w:r>
+        <w:rPr>
+          <w:b/>
+          <w:bCs/>
+          <w:color w:val="353A7C"/>
+          <w:sz w:val="18"/>
+          <w:szCs w:val="18"/>
+        </w:rPr>
+        <w:t xml:space="preserve">Summary 3</w:t>
+      </w:r>
+      <w:r>
+        <w:rPr>
+          <w:color w:val="6B7280"/>
+          <w:sz w:val="16"/>
+          <w:szCs w:val="16"/>
+        </w:rPr>
+        <w:t xml:space="preserve">      gaps 20–30</w:t>
+      </w:r>
+    </w:p>
+    <w:p>
+      <w:pPr>
+        <w:spacing w:before="20" w:after="20" w:line="360" w:lineRule="auto"/>
+        <w:ind w:left="200"/>
+      </w:pPr>
+      <w:r>
+        <w:rPr>
+          <w:sz w:val="19"/>
+          <w:szCs w:val="19"/>
+        </w:rPr>
+        <w:t xml:space="preserve">If the company </w:t>
+      </w:r>
+      <w:r>
+        <w:rPr>
+          <w:b/>
+          <w:bCs/>
+          <w:color w:val="8186EF"/>
+          <w:sz w:val="15"/>
+          <w:szCs w:val="15"/>
+        </w:rPr>
+        <w:t xml:space="preserve"> (20) </w:t>
+      </w:r>
+      <w:r>
+        <w:rPr>
+          <w:u w:val="single"/>
+          <w:sz w:val="19"/>
+          <w:szCs w:val="19"/>
+        </w:rPr>
+        <w:t xml:space="preserve">           </w:t>
+      </w:r>
+      <w:r>
+        <w:rPr>
+          <w:sz w:val="19"/>
+          <w:szCs w:val="19"/>
+        </w:rPr>
+        <w:t xml:space="preserve"> </w:t>
+      </w:r>
+      <w:r>
+        <w:rPr>
+          <w:sz w:val="19"/>
+          <w:szCs w:val="19"/>
+        </w:rPr>
+        <w:t xml:space="preserve"> its treasury stock </w:t>
+      </w:r>
+      <w:r>
+        <w:rPr>
+          <w:b/>
+          <w:bCs/>
+          <w:color w:val="8186EF"/>
+          <w:sz w:val="15"/>
+          <w:szCs w:val="15"/>
+        </w:rPr>
+        <w:t xml:space="preserve"> (21) </w:t>
+      </w:r>
+      <w:r>
+        <w:rPr>
+          <w:u w:val="single"/>
+          <w:sz w:val="19"/>
+          <w:szCs w:val="19"/>
+        </w:rPr>
+        <w:t xml:space="preserve">           </w:t>
+      </w:r>
+      <w:r>
+        <w:rPr>
+          <w:sz w:val="19"/>
+          <w:szCs w:val="19"/>
+        </w:rPr>
+        <w:t xml:space="preserve"> </w:t>
+      </w:r>
+      <w:r>
+        <w:rPr>
+          <w:sz w:val="19"/>
+          <w:szCs w:val="19"/>
+        </w:rPr>
+        <w:t xml:space="preserve">, it removes their par value from common stock and the related APIC. </w:t>
+      </w:r>
+      <w:r>
+        <w:rPr>
+          <w:sz w:val="19"/>
+          <w:szCs w:val="19"/>
+        </w:rPr>
+        <w:t xml:space="preserve">Any excess of cost over these </w:t>
+      </w:r>
+      <w:r>
+        <w:rPr>
+          <w:b/>
+          <w:bCs/>
+          <w:color w:val="8186EF"/>
+          <w:sz w:val="15"/>
+          <w:szCs w:val="15"/>
+        </w:rPr>
+        <w:t xml:space="preserve"> (22) </w:t>
+      </w:r>
+      <w:r>
+        <w:rPr>
+          <w:u w:val="single"/>
+          <w:sz w:val="19"/>
+          <w:szCs w:val="19"/>
+        </w:rPr>
+        <w:t xml:space="preserve">           </w:t>
+      </w:r>
+      <w:r>
+        <w:rPr>
+          <w:sz w:val="19"/>
+          <w:szCs w:val="19"/>
+        </w:rPr>
+        <w:t xml:space="preserve"> </w:t>
+      </w:r>
+      <w:r>
+        <w:rPr>
+          <w:sz w:val="19"/>
+          <w:szCs w:val="19"/>
+        </w:rPr>
+        <w:t xml:space="preserve"> reduces retained earnings, or is split </w:t>
+      </w:r>
+      <w:r>
+        <w:rPr>
+          <w:b/>
+          <w:bCs/>
+          <w:color w:val="8186EF"/>
+          <w:sz w:val="15"/>
+          <w:szCs w:val="15"/>
+        </w:rPr>
+        <w:t xml:space="preserve"> (23) </w:t>
+      </w:r>
+      <w:r>
+        <w:rPr>
+          <w:u w:val="single"/>
+          <w:sz w:val="19"/>
+          <w:szCs w:val="19"/>
+        </w:rPr>
+        <w:t xml:space="preserve">           </w:t>
+      </w:r>
+      <w:r>
+        <w:rPr>
+          <w:sz w:val="19"/>
+          <w:szCs w:val="19"/>
+        </w:rPr>
+        <w:t xml:space="preserve"> </w:t>
+      </w:r>
+      <w:r>
+        <w:rPr>
+          <w:sz w:val="19"/>
+          <w:szCs w:val="19"/>
+        </w:rPr>
+        <w:t xml:space="preserve"> APIC and retained earnings. </w:t>
+      </w:r>
+      <w:r>
+        <w:rPr>
+          <w:sz w:val="19"/>
+          <w:szCs w:val="19"/>
+        </w:rPr>
+        <w:t xml:space="preserve">ASU 2025-12 allows companies to charge the whole excess on a </w:t>
+      </w:r>
+      <w:r>
+        <w:rPr>
+          <w:b/>
+          <w:bCs/>
+          <w:color w:val="8186EF"/>
+          <w:sz w:val="15"/>
+          <w:szCs w:val="15"/>
+        </w:rPr>
+        <w:t xml:space="preserve"> (24) </w:t>
+      </w:r>
+      <w:r>
+        <w:rPr>
+          <w:u w:val="single"/>
+          <w:sz w:val="19"/>
+          <w:szCs w:val="19"/>
+        </w:rPr>
+        <w:t xml:space="preserve">            </w:t>
+      </w:r>
+      <w:r>
+        <w:rPr>
+          <w:sz w:val="19"/>
+          <w:szCs w:val="19"/>
+        </w:rPr>
+        <w:t xml:space="preserve"> </w:t>
+      </w:r>
+      <w:r>
+        <w:rPr>
+          <w:sz w:val="19"/>
+          <w:szCs w:val="19"/>
+        </w:rPr>
+        <w:t xml:space="preserve"> to APIC, as long as APIC does not become </w:t>
+      </w:r>
+      <w:r>
+        <w:rPr>
+          <w:b/>
+          <w:bCs/>
+          <w:color w:val="8186EF"/>
+          <w:sz w:val="15"/>
+          <w:szCs w:val="15"/>
+        </w:rPr>
+        <w:t xml:space="preserve"> (25) </w:t>
+      </w:r>
+      <w:r>
+        <w:rPr>
+          <w:u w:val="single"/>
+          <w:sz w:val="19"/>
+          <w:szCs w:val="19"/>
+        </w:rPr>
+        <w:t xml:space="preserve">           </w:t>
+      </w:r>
+      <w:r>
+        <w:rPr>
+          <w:sz w:val="19"/>
+          <w:szCs w:val="19"/>
+        </w:rPr>
+        <w:t xml:space="preserve"> </w:t>
+      </w:r>
+      <w:r>
+        <w:rPr>
+          <w:sz w:val="19"/>
+          <w:szCs w:val="19"/>
+        </w:rPr>
+        <w:t xml:space="preserve">. </w:t>
+      </w:r>
+      <w:r>
+        <w:rPr>
+          <w:sz w:val="19"/>
+          <w:szCs w:val="19"/>
+        </w:rPr>
+        <w:t xml:space="preserve">It applies to annual periods </w:t>
+      </w:r>
+      <w:r>
+        <w:rPr>
+          <w:b/>
+          <w:bCs/>
+          <w:color w:val="8186EF"/>
+          <w:sz w:val="15"/>
+          <w:szCs w:val="15"/>
+        </w:rPr>
+        <w:t xml:space="preserve"> (26) </w:t>
+      </w:r>
+      <w:r>
+        <w:rPr>
+          <w:u w:val="single"/>
+          <w:sz w:val="19"/>
+          <w:szCs w:val="19"/>
+        </w:rPr>
+        <w:t xml:space="preserve">           </w:t>
+      </w:r>
+      <w:r>
+        <w:rPr>
+          <w:sz w:val="19"/>
+          <w:szCs w:val="19"/>
+        </w:rPr>
+        <w:t xml:space="preserve"> </w:t>
+      </w:r>
+      <w:r>
+        <w:rPr>
+          <w:sz w:val="19"/>
+          <w:szCs w:val="19"/>
+        </w:rPr>
+        <w:t xml:space="preserve"> after December 15, 2026, so it is not </w:t>
+      </w:r>
+      <w:r>
+        <w:rPr>
+          <w:b/>
+          <w:bCs/>
+          <w:color w:val="8186EF"/>
+          <w:sz w:val="15"/>
+          <w:szCs w:val="15"/>
+        </w:rPr>
+        <w:t xml:space="preserve"> (27) </w:t>
+      </w:r>
+      <w:r>
+        <w:rPr>
+          <w:u w:val="single"/>
+          <w:sz w:val="19"/>
+          <w:szCs w:val="19"/>
+        </w:rPr>
+        <w:t xml:space="preserve">           </w:t>
+      </w:r>
+      <w:r>
+        <w:rPr>
+          <w:sz w:val="19"/>
+          <w:szCs w:val="19"/>
+        </w:rPr>
+        <w:t xml:space="preserve"> </w:t>
+      </w:r>
+      <w:r>
+        <w:rPr>
+          <w:sz w:val="19"/>
+          <w:szCs w:val="19"/>
+        </w:rPr>
+        <w:t xml:space="preserve"> before about January 2028. </w:t>
+      </w:r>
+      <w:r>
+        <w:rPr>
+          <w:sz w:val="19"/>
+          <w:szCs w:val="19"/>
+        </w:rPr>
+        <w:t xml:space="preserve">Use the </w:t>
+      </w:r>
+      <w:r>
+        <w:rPr>
+          <w:b/>
+          <w:bCs/>
+          <w:color w:val="8186EF"/>
+          <w:sz w:val="15"/>
+          <w:szCs w:val="15"/>
+        </w:rPr>
+        <w:t xml:space="preserve"> (28) </w:t>
+      </w:r>
+      <w:r>
+        <w:rPr>
+          <w:u w:val="single"/>
+          <w:sz w:val="19"/>
+          <w:szCs w:val="19"/>
+        </w:rPr>
+        <w:t xml:space="preserve">           </w:t>
+      </w:r>
+      <w:r>
+        <w:rPr>
+          <w:sz w:val="19"/>
+          <w:szCs w:val="19"/>
+        </w:rPr>
+        <w:t xml:space="preserve"> </w:t>
+      </w:r>
+      <w:r>
+        <w:rPr>
+          <w:sz w:val="19"/>
+          <w:szCs w:val="19"/>
+        </w:rPr>
+        <w:t xml:space="preserve"> rules on the exam. </w:t>
+      </w:r>
+      <w:r>
+        <w:rPr>
+          <w:sz w:val="19"/>
+          <w:szCs w:val="19"/>
+        </w:rPr>
+        <w:t xml:space="preserve">IFRS also </w:t>
+      </w:r>
+      <w:r>
+        <w:rPr>
+          <w:b/>
+          <w:bCs/>
+          <w:color w:val="8186EF"/>
+          <w:sz w:val="15"/>
+          <w:szCs w:val="15"/>
+        </w:rPr>
+        <w:t xml:space="preserve"> (29) </w:t>
+      </w:r>
+      <w:r>
+        <w:rPr>
+          <w:u w:val="single"/>
+          <w:sz w:val="19"/>
+          <w:szCs w:val="19"/>
+        </w:rPr>
+        <w:t xml:space="preserve">           </w:t>
+      </w:r>
+      <w:r>
+        <w:rPr>
+          <w:sz w:val="19"/>
+          <w:szCs w:val="19"/>
+        </w:rPr>
+        <w:t xml:space="preserve"> </w:t>
+      </w:r>
+      <w:r>
+        <w:rPr>
+          <w:sz w:val="19"/>
+          <w:szCs w:val="19"/>
+        </w:rPr>
+        <w:t xml:space="preserve"> treasury shares from </w:t>
+      </w:r>
+      <w:r>
+        <w:rPr>
+          <w:b/>
+          <w:bCs/>
+          <w:color w:val="8186EF"/>
+          <w:sz w:val="15"/>
+          <w:szCs w:val="15"/>
+        </w:rPr>
+        <w:t xml:space="preserve"> (30) </w:t>
+      </w:r>
+      <w:r>
+        <w:rPr>
+          <w:u w:val="single"/>
+          <w:sz w:val="19"/>
+          <w:szCs w:val="19"/>
+        </w:rPr>
+        <w:t xml:space="preserve">           </w:t>
+      </w:r>
+      <w:r>
+        <w:rPr>
+          <w:sz w:val="19"/>
+          <w:szCs w:val="19"/>
+        </w:rPr>
+        <w:t xml:space="preserve"> </w:t>
+      </w:r>
+      <w:r>
+        <w:rPr>
+          <w:sz w:val="19"/>
+          <w:szCs w:val="19"/>
+        </w:rPr>
+        <w:t xml:space="preserve"> and never shows a gain or loss in profit. </w:t>
+      </w:r>
+      <w:r>
+        <w:rPr>
+          <w:sz w:val="19"/>
+          <w:szCs w:val="19"/>
+        </w:rPr>
+        <w:t xml:space="preserve">It does not prescribe a cost or par-value method, so IFRS companies show the effect in reserves in different ways. </w:t>
+      </w:r>
+    </w:p>
+    <w:tbl>
+      <w:tblPr>
+        <w:tblW w:type="pct" w:w="100%"/>
+        <w:tblLayout w:type="fixed"/>
+        <w:tblBorders>
+          <w:top w:val="single" w:color="FBFAF6" w:sz="4"/>
+          <w:left w:val="single" w:color="FBFAF6" w:sz="4"/>
+          <w:bottom w:val="single" w:color="FBFAF6" w:sz="4"/>
+          <w:right w:val="single" w:color="FBFAF6" w:sz="4"/>
+          <w:insideH w:val="single" w:color="FBFAF6" w:sz="4"/>
+          <w:insideV w:val="single" w:color="FBFAF6" w:sz="4"/>
+        </w:tblBorders>
+      </w:tblPr>
+      <w:tblGrid>
+        <w:gridCol w:w="9600"/>
+      </w:tblGrid>
+      <w:tr>
+        <w:tc>
+          <w:tcPr>
+            <w:tcW w:type="pct" w:w="5000"/>
+            <w:shd w:fill="FBFAF6" w:val="clear"/>
+            <w:tcMar>
+              <w:top w:type="dxa" w:w="40"/>
+              <w:left w:type="dxa" w:w="100"/>
+              <w:bottom w:type="dxa" w:w="40"/>
+              <w:right w:type="dxa" w:w="100"/>
+            </w:tcMar>
+          </w:tcPr>
+          <w:p>
+            <w:pPr>
+              <w:spacing w:before="18" w:after="6"/>
+            </w:pPr>
+            <w:r>
+              <w:rPr>
+                <w:b/>
+                <w:bCs/>
+                <w:color w:val="6B7280"/>
+                <w:sz w:val="14"/>
+                <w:szCs w:val="14"/>
+              </w:rPr>
+              <w:t xml:space="preserve">word list</w:t>
+            </w:r>
+          </w:p>
+          <w:p>
+            <w:pPr>
+              <w:spacing w:before="0" w:after="18"/>
+            </w:pPr>
+            <w:r>
+              <w:rPr>
+                <w:b/>
+                <w:bCs/>
+                <w:color w:val="353A7C"/>
+                <w:sz w:val="16"/>
+                <w:szCs w:val="16"/>
+              </w:rPr>
+              <w:t xml:space="preserve">testable   ·   retirement   ·   earnings   ·   between   ·   instead   ·   beginning   ·   current   ·   amounts   ·   equity   ·   deducts   ·   retires   ·   negative</w:t>
+            </w:r>
+          </w:p>
+        </w:tc>
+      </w:tr>
+    </w:tbl>
+    <w:p/>
+    <w:p>
+      <w:pPr>
+        <w:spacing w:before="44" w:after="10"/>
+      </w:pPr>
+      <w:r>
+        <w:rPr>
+          <w:b/>
+          <w:bCs/>
+          <w:color w:val="353A7C"/>
+          <w:sz w:val="18"/>
+          <w:szCs w:val="18"/>
+        </w:rPr>
+        <w:t xml:space="preserve">The English this section uses, and its Arabic</w:t>
+      </w:r>
+    </w:p>
+    <w:p>
+      <w:pPr>
+        <w:spacing w:before="0" w:after="12"/>
+      </w:pPr>
+      <w:r>
+        <w:rPr>
+          <w:color w:val="6B7280"/>
+          <w:sz w:val="15"/>
+          <w:szCs w:val="15"/>
+        </w:rPr>
+        <w:t xml:space="preserve">Each term sits against what it means.</w:t>
+      </w:r>
+    </w:p>
+    <w:p>
+      <w:pPr>
+        <w:spacing w:after="40" w:before="90"/>
+        <w:jc w:val="center"/>
+      </w:pPr>
+      <w:r>
+        <w:drawing>
+          <wp:inline distT="0" distB="0" distL="0" distR="0">
+            <wp:extent cx="5734050" cy="2278525"/>
+            <wp:effectExtent t="0" r="0" b="0" l="0"/>
+            <wp:docPr id="1" name="" descr="" title=""/>
+            <wp:cNvGraphicFramePr>
+              <a:graphicFrameLocks xmlns:a="http://schemas.openxmlformats.org/drawingml/2006/main" noChangeAspect="1"/>
+            </wp:cNvGraphicFramePr>
+            <a:graphic xmlns:a="http://schemas.openxmlformats.org/drawingml/2006/main">
+              <a:graphicData uri="http://schemas.openxmlformats.org/drawingml/2006/picture">
+                <pic:pic xmlns:pic="http://schemas.openxmlformats.org/drawingml/2006/picture">
+                  <pic:nvPicPr>
+                    <pic:cNvPr id="0" name="" descr=""/>
+                    <pic:cNvPicPr>
+                      <a:picLocks noChangeAspect="1" noChangeArrowheads="1"/>
+                    </pic:cNvPicPr>
+                  </pic:nvPicPr>
+                  <pic:blipFill>
+                    <a:blip r:embed="rId105" cstate="none"/>
+                    <a:srcRect/>
+                    <a:stretch>
+                      <a:fillRect/>
+                    </a:stretch>
+                  </pic:blipFill>
+                  <pic:spPr bwMode="auto">
+                    <a:xfrm>
+                      <a:off x="0" y="0"/>
+                      <a:ext cx="5734050" cy="2278525"/>
+                    </a:xfrm>
+                    <a:prstGeom prst="rect">
+                      <a:avLst/>
+                    </a:prstGeom>
+                  </pic:spPr>
+                </pic:pic>
+              </a:graphicData>
+            </a:graphic>
+          </wp:inline>
+        </w:drawing>
+      </w:r>
+    </w:p>
+    <w:tbl>
+      <w:tblPr>
+        <w:tblW w:type="pct" w:w="100%"/>
+        <w:tblLayout w:type="fixed"/>
+        <w:tblBorders>
+          <w:top w:val="single" w:color="FBFAF6" w:sz="4"/>
+          <w:left w:val="single" w:color="FBFAF6" w:sz="4"/>
+          <w:bottom w:val="single" w:color="FBFAF6" w:sz="4"/>
+          <w:right w:val="single" w:color="FBFAF6" w:sz="4"/>
+          <w:insideH w:val="single" w:color="FBFAF6" w:sz="4"/>
+          <w:insideV w:val="single" w:color="FBFAF6" w:sz="4"/>
+        </w:tblBorders>
+      </w:tblPr>
+      <w:tblGrid>
+        <w:gridCol w:w="9600"/>
+      </w:tblGrid>
+      <w:tr>
+        <w:tc>
+          <w:tcPr>
+            <w:tcW w:type="pct" w:w="5000"/>
+            <w:shd w:fill="FBFAF6" w:val="clear"/>
+            <w:tcMar>
+              <w:top w:type="dxa" w:w="40"/>
+              <w:left w:type="dxa" w:w="100"/>
+              <w:bottom w:type="dxa" w:w="40"/>
+              <w:right w:type="dxa" w:w="100"/>
+            </w:tcMar>
+          </w:tcPr>
+          <w:p>
+            <w:pPr>
+              <w:spacing w:before="18" w:after="6"/>
+            </w:pPr>
+            <w:r>
+              <w:rPr>
+                <w:b/>
+                <w:bCs/>
+                <w:color w:val="6B7280"/>
+                <w:sz w:val="14"/>
+                <w:szCs w:val="14"/>
+              </w:rPr>
+              <w:t xml:space="preserve">word list</w:t>
+            </w:r>
+          </w:p>
+          <w:p>
+            <w:pPr>
+              <w:spacing w:before="0" w:after="18"/>
+            </w:pPr>
+            <w:r>
+              <w:rPr>
+                <w:b/>
+                <w:bCs/>
+                <w:color w:val="353A7C"/>
+                <w:sz w:val="16"/>
+                <w:szCs w:val="16"/>
+              </w:rPr>
+              <w:t xml:space="preserve">treasury stock   ·   outstanding shares   ·   issued shares</w:t>
             </w:r>
           </w:p>
         </w:tc>
@@ -3449,14 +4166,14 @@
                 <w:sz w:val="16"/>
                 <w:szCs w:val="16"/>
               </w:rPr>
-              <w:t xml:space="preserve">14  </w:t>
-            </w:r>
-            <w:r>
-              <w:rPr>
-                <w:sz w:val="16"/>
-                <w:szCs w:val="16"/>
-              </w:rPr>
-              <w:t xml:space="preserve">shortfall</w:t>
+              <w:t xml:space="preserve">17  </w:t>
+            </w:r>
+            <w:r>
+              <w:rPr>
+                <w:sz w:val="16"/>
+                <w:szCs w:val="16"/>
+              </w:rPr>
+              <w:t xml:space="preserve">remaining</w:t>
             </w:r>
           </w:p>
         </w:tc>
@@ -3517,14 +4234,14 @@
                 <w:sz w:val="16"/>
                 <w:szCs w:val="16"/>
               </w:rPr>
-              <w:t xml:space="preserve">15  </w:t>
-            </w:r>
-            <w:r>
-              <w:rPr>
-                <w:sz w:val="16"/>
-                <w:szCs w:val="16"/>
-              </w:rPr>
-              <w:t xml:space="preserve">2. Reissue 20,000 shares at $18</w:t>
+              <w:t xml:space="preserve">18  </w:t>
+            </w:r>
+            <w:r>
+              <w:rPr>
+                <w:sz w:val="16"/>
+                <w:szCs w:val="16"/>
+              </w:rPr>
+              <w:t xml:space="preserve">appears</w:t>
             </w:r>
           </w:p>
         </w:tc>
@@ -3585,14 +4302,14 @@
                 <w:sz w:val="16"/>
                 <w:szCs w:val="16"/>
               </w:rPr>
-              <w:t xml:space="preserve">16  </w:t>
-            </w:r>
-            <w:r>
-              <w:rPr>
-                <w:sz w:val="16"/>
-                <w:szCs w:val="16"/>
-              </w:rPr>
-              <w:t xml:space="preserve">retires</w:t>
+              <w:t xml:space="preserve">19  </w:t>
+            </w:r>
+            <w:r>
+              <w:rPr>
+                <w:sz w:val="16"/>
+                <w:szCs w:val="16"/>
+              </w:rPr>
+              <w:t xml:space="preserve">2. Reissue 20,000 shares at $18</w:t>
             </w:r>
           </w:p>
         </w:tc>
@@ -3653,14 +4370,14 @@
                 <w:sz w:val="16"/>
                 <w:szCs w:val="16"/>
               </w:rPr>
-              <w:t xml:space="preserve">17  </w:t>
-            </w:r>
-            <w:r>
-              <w:rPr>
-                <w:sz w:val="16"/>
-                <w:szCs w:val="16"/>
-              </w:rPr>
-              <w:t xml:space="preserve">instead</w:t>
+              <w:t xml:space="preserve">20  </w:t>
+            </w:r>
+            <w:r>
+              <w:rPr>
+                <w:sz w:val="16"/>
+                <w:szCs w:val="16"/>
+              </w:rPr>
+              <w:t xml:space="preserve">retires</w:t>
             </w:r>
           </w:p>
         </w:tc>
@@ -3721,14 +4438,14 @@
                 <w:sz w:val="16"/>
                 <w:szCs w:val="16"/>
               </w:rPr>
-              <w:t xml:space="preserve">18  </w:t>
-            </w:r>
-            <w:r>
-              <w:rPr>
-                <w:sz w:val="16"/>
-                <w:szCs w:val="16"/>
-              </w:rPr>
-              <w:t xml:space="preserve">amounts</w:t>
+              <w:t xml:space="preserve">21  </w:t>
+            </w:r>
+            <w:r>
+              <w:rPr>
+                <w:sz w:val="16"/>
+                <w:szCs w:val="16"/>
+              </w:rPr>
+              <w:t xml:space="preserve">instead</w:t>
             </w:r>
           </w:p>
         </w:tc>
@@ -3789,14 +4506,14 @@
                 <w:sz w:val="16"/>
                 <w:szCs w:val="16"/>
               </w:rPr>
-              <w:t xml:space="preserve">19  </w:t>
-            </w:r>
-            <w:r>
-              <w:rPr>
-                <w:sz w:val="16"/>
-                <w:szCs w:val="16"/>
-              </w:rPr>
-              <w:t xml:space="preserve">between</w:t>
+              <w:t xml:space="preserve">22  </w:t>
+            </w:r>
+            <w:r>
+              <w:rPr>
+                <w:sz w:val="16"/>
+                <w:szCs w:val="16"/>
+              </w:rPr>
+              <w:t xml:space="preserve">amounts</w:t>
             </w:r>
           </w:p>
         </w:tc>
@@ -3857,14 +4574,14 @@
                 <w:sz w:val="16"/>
                 <w:szCs w:val="16"/>
               </w:rPr>
-              <w:t xml:space="preserve">20  </w:t>
-            </w:r>
-            <w:r>
-              <w:rPr>
-                <w:sz w:val="16"/>
-                <w:szCs w:val="16"/>
-              </w:rPr>
-              <w:t xml:space="preserve">retirement</w:t>
+              <w:t xml:space="preserve">23  </w:t>
+            </w:r>
+            <w:r>
+              <w:rPr>
+                <w:sz w:val="16"/>
+                <w:szCs w:val="16"/>
+              </w:rPr>
+              <w:t xml:space="preserve">between</w:t>
             </w:r>
           </w:p>
         </w:tc>
@@ -3925,14 +4642,14 @@
                 <w:sz w:val="16"/>
                 <w:szCs w:val="16"/>
               </w:rPr>
-              <w:t xml:space="preserve">21  </w:t>
-            </w:r>
-            <w:r>
-              <w:rPr>
-                <w:sz w:val="16"/>
-                <w:szCs w:val="16"/>
-              </w:rPr>
-              <w:t xml:space="preserve">negative</w:t>
+              <w:t xml:space="preserve">24  </w:t>
+            </w:r>
+            <w:r>
+              <w:rPr>
+                <w:sz w:val="16"/>
+                <w:szCs w:val="16"/>
+              </w:rPr>
+              <w:t xml:space="preserve">retirement</w:t>
             </w:r>
           </w:p>
         </w:tc>
@@ -3993,14 +4710,14 @@
                 <w:sz w:val="16"/>
                 <w:szCs w:val="16"/>
               </w:rPr>
-              <w:t xml:space="preserve">22  </w:t>
-            </w:r>
-            <w:r>
-              <w:rPr>
-                <w:sz w:val="16"/>
-                <w:szCs w:val="16"/>
-              </w:rPr>
-              <w:t xml:space="preserve">beginning</w:t>
+              <w:t xml:space="preserve">25  </w:t>
+            </w:r>
+            <w:r>
+              <w:rPr>
+                <w:sz w:val="16"/>
+                <w:szCs w:val="16"/>
+              </w:rPr>
+              <w:t xml:space="preserve">negative</w:t>
             </w:r>
           </w:p>
         </w:tc>
@@ -4061,14 +4778,14 @@
                 <w:sz w:val="16"/>
                 <w:szCs w:val="16"/>
               </w:rPr>
-              <w:t xml:space="preserve">23  </w:t>
-            </w:r>
-            <w:r>
-              <w:rPr>
-                <w:sz w:val="16"/>
-                <w:szCs w:val="16"/>
-              </w:rPr>
-              <w:t xml:space="preserve">testable</w:t>
+              <w:t xml:space="preserve">26  </w:t>
+            </w:r>
+            <w:r>
+              <w:rPr>
+                <w:sz w:val="16"/>
+                <w:szCs w:val="16"/>
+              </w:rPr>
+              <w:t xml:space="preserve">beginning</w:t>
             </w:r>
           </w:p>
         </w:tc>
@@ -4103,7 +4820,7 @@
                 <w:sz w:val="16"/>
                 <w:szCs w:val="16"/>
               </w:rPr>
-              <w:t xml:space="preserve">Orontes</w:t>
+              <w:t xml:space="preserve">method</w:t>
             </w:r>
           </w:p>
         </w:tc>
@@ -4129,14 +4846,14 @@
                 <w:sz w:val="16"/>
                 <w:szCs w:val="16"/>
               </w:rPr>
-              <w:t xml:space="preserve">24  </w:t>
-            </w:r>
-            <w:r>
-              <w:rPr>
-                <w:sz w:val="16"/>
-                <w:szCs w:val="16"/>
-              </w:rPr>
-              <w:t xml:space="preserve">current</w:t>
+              <w:t xml:space="preserve">27  </w:t>
+            </w:r>
+            <w:r>
+              <w:rPr>
+                <w:sz w:val="16"/>
+                <w:szCs w:val="16"/>
+              </w:rPr>
+              <w:t xml:space="preserve">testable</w:t>
             </w:r>
           </w:p>
         </w:tc>
@@ -4171,7 +4888,7 @@
                 <w:sz w:val="16"/>
                 <w:szCs w:val="16"/>
               </w:rPr>
-              <w:t xml:space="preserve">debited</w:t>
+              <w:t xml:space="preserve">deducted</w:t>
             </w:r>
           </w:p>
         </w:tc>
@@ -4197,14 +4914,14 @@
                 <w:sz w:val="16"/>
                 <w:szCs w:val="16"/>
               </w:rPr>
-              <w:t xml:space="preserve">25  </w:t>
-            </w:r>
-            <w:r>
-              <w:rPr>
-                <w:sz w:val="16"/>
-                <w:szCs w:val="16"/>
-              </w:rPr>
-              <w:t xml:space="preserve">issued shares</w:t>
+              <w:t xml:space="preserve">28  </w:t>
+            </w:r>
+            <w:r>
+              <w:rPr>
+                <w:sz w:val="16"/>
+                <w:szCs w:val="16"/>
+              </w:rPr>
+              <w:t xml:space="preserve">current</w:t>
             </w:r>
           </w:p>
         </w:tc>
@@ -4239,7 +4956,7 @@
                 <w:sz w:val="16"/>
                 <w:szCs w:val="16"/>
               </w:rPr>
-              <w:t xml:space="preserve">credited</w:t>
+              <w:t xml:space="preserve">Orontes</w:t>
             </w:r>
           </w:p>
         </w:tc>
@@ -4265,7 +4982,211 @@
                 <w:sz w:val="16"/>
                 <w:szCs w:val="16"/>
               </w:rPr>
-              <w:t xml:space="preserve">26  </w:t>
+              <w:t xml:space="preserve">29  </w:t>
+            </w:r>
+            <w:r>
+              <w:rPr>
+                <w:sz w:val="16"/>
+                <w:szCs w:val="16"/>
+              </w:rPr>
+              <w:t xml:space="preserve">deducts</w:t>
+            </w:r>
+          </w:p>
+        </w:tc>
+      </w:tr>
+      <w:tr>
+        <w:tc>
+          <w:tcPr>
+            <w:tcW w:type="pct" w:w="2500"/>
+            <w:tcMar>
+              <w:top w:type="dxa" w:w="20"/>
+              <w:left w:type="dxa" w:w="80"/>
+              <w:bottom w:type="dxa" w:w="20"/>
+              <w:right w:type="dxa" w:w="80"/>
+            </w:tcMar>
+          </w:tcPr>
+          <w:p>
+            <w:pPr>
+              <w:spacing w:before="12" w:after="12"/>
+            </w:pPr>
+            <w:r>
+              <w:rPr>
+                <w:b/>
+                <w:bCs/>
+                <w:color w:val="8186EF"/>
+                <w:sz w:val="16"/>
+                <w:szCs w:val="16"/>
+              </w:rPr>
+              <w:t xml:space="preserve">14  </w:t>
+            </w:r>
+            <w:r>
+              <w:rPr>
+                <w:sz w:val="16"/>
+                <w:szCs w:val="16"/>
+              </w:rPr>
+              <w:t xml:space="preserve">debited</w:t>
+            </w:r>
+          </w:p>
+        </w:tc>
+        <w:tc>
+          <w:tcPr>
+            <w:tcW w:type="pct" w:w="2500"/>
+            <w:tcMar>
+              <w:top w:type="dxa" w:w="20"/>
+              <w:left w:type="dxa" w:w="80"/>
+              <w:bottom w:type="dxa" w:w="20"/>
+              <w:right w:type="dxa" w:w="80"/>
+            </w:tcMar>
+          </w:tcPr>
+          <w:p>
+            <w:pPr>
+              <w:spacing w:before="12" w:after="12"/>
+            </w:pPr>
+            <w:r>
+              <w:rPr>
+                <w:b/>
+                <w:bCs/>
+                <w:color w:val="8186EF"/>
+                <w:sz w:val="16"/>
+                <w:szCs w:val="16"/>
+              </w:rPr>
+              <w:t xml:space="preserve">30  </w:t>
+            </w:r>
+            <w:r>
+              <w:rPr>
+                <w:sz w:val="16"/>
+                <w:szCs w:val="16"/>
+              </w:rPr>
+              <w:t xml:space="preserve">equity</w:t>
+            </w:r>
+          </w:p>
+        </w:tc>
+      </w:tr>
+      <w:tr>
+        <w:tc>
+          <w:tcPr>
+            <w:tcW w:type="pct" w:w="2500"/>
+            <w:tcMar>
+              <w:top w:type="dxa" w:w="20"/>
+              <w:left w:type="dxa" w:w="80"/>
+              <w:bottom w:type="dxa" w:w="20"/>
+              <w:right w:type="dxa" w:w="80"/>
+            </w:tcMar>
+          </w:tcPr>
+          <w:p>
+            <w:pPr>
+              <w:spacing w:before="12" w:after="12"/>
+            </w:pPr>
+            <w:r>
+              <w:rPr>
+                <w:b/>
+                <w:bCs/>
+                <w:color w:val="8186EF"/>
+                <w:sz w:val="16"/>
+                <w:szCs w:val="16"/>
+              </w:rPr>
+              <w:t xml:space="preserve">15  </w:t>
+            </w:r>
+            <w:r>
+              <w:rPr>
+                <w:sz w:val="16"/>
+                <w:szCs w:val="16"/>
+              </w:rPr>
+              <w:t xml:space="preserve">credited</w:t>
+            </w:r>
+          </w:p>
+        </w:tc>
+        <w:tc>
+          <w:tcPr>
+            <w:tcW w:type="pct" w:w="2500"/>
+            <w:tcMar>
+              <w:top w:type="dxa" w:w="20"/>
+              <w:left w:type="dxa" w:w="80"/>
+              <w:bottom w:type="dxa" w:w="20"/>
+              <w:right w:type="dxa" w:w="80"/>
+            </w:tcMar>
+          </w:tcPr>
+          <w:p>
+            <w:pPr>
+              <w:spacing w:before="12" w:after="12"/>
+            </w:pPr>
+            <w:r>
+              <w:rPr>
+                <w:b/>
+                <w:bCs/>
+                <w:color w:val="8186EF"/>
+                <w:sz w:val="16"/>
+                <w:szCs w:val="16"/>
+              </w:rPr>
+              <w:t xml:space="preserve">31  </w:t>
+            </w:r>
+            <w:r>
+              <w:rPr>
+                <w:sz w:val="16"/>
+                <w:szCs w:val="16"/>
+              </w:rPr>
+              <w:t xml:space="preserve">issued shares</w:t>
+            </w:r>
+          </w:p>
+        </w:tc>
+      </w:tr>
+      <w:tr>
+        <w:tc>
+          <w:tcPr>
+            <w:tcW w:type="pct" w:w="2500"/>
+            <w:tcMar>
+              <w:top w:type="dxa" w:w="20"/>
+              <w:left w:type="dxa" w:w="80"/>
+              <w:bottom w:type="dxa" w:w="20"/>
+              <w:right w:type="dxa" w:w="80"/>
+            </w:tcMar>
+          </w:tcPr>
+          <w:p>
+            <w:pPr>
+              <w:spacing w:before="12" w:after="12"/>
+            </w:pPr>
+            <w:r>
+              <w:rPr>
+                <w:b/>
+                <w:bCs/>
+                <w:color w:val="8186EF"/>
+                <w:sz w:val="16"/>
+                <w:szCs w:val="16"/>
+              </w:rPr>
+              <w:t xml:space="preserve">16  </w:t>
+            </w:r>
+            <w:r>
+              <w:rPr>
+                <w:sz w:val="16"/>
+                <w:szCs w:val="16"/>
+              </w:rPr>
+              <w:t xml:space="preserve">shortfall</w:t>
+            </w:r>
+          </w:p>
+        </w:tc>
+        <w:tc>
+          <w:tcPr>
+            <w:tcW w:type="pct" w:w="2500"/>
+            <w:tcMar>
+              <w:top w:type="dxa" w:w="20"/>
+              <w:left w:type="dxa" w:w="80"/>
+              <w:bottom w:type="dxa" w:w="20"/>
+              <w:right w:type="dxa" w:w="80"/>
+            </w:tcMar>
+          </w:tcPr>
+          <w:p>
+            <w:pPr>
+              <w:spacing w:before="12" w:after="12"/>
+            </w:pPr>
+            <w:r>
+              <w:rPr>
+                <w:b/>
+                <w:bCs/>
+                <w:color w:val="8186EF"/>
+                <w:sz w:val="16"/>
+                <w:szCs w:val="16"/>
+              </w:rPr>
+              <w:t xml:space="preserve">32  </w:t>
             </w:r>
             <w:r>
               <w:rPr>
@@ -4315,7 +5236,7 @@
           <w:sz w:val="15"/>
           <w:szCs w:val="15"/>
         </w:rPr>
-        <w:t xml:space="preserve">When a company issues shares for cash, it credits common stock with the par value and APIC with the rest. If the shares have no par and no stated value, the whole amount goes to common stock. Direct costs of issuing shares, such as underwriting fees, reduce APIC; they are not expenses. Shares issued for a noncash asset, such as land, are recorded at the fair value of the shares or of the asset, whichever is more reliable. Preferred stock is recorded in the same way, in its own account. A company may buy back its own shares and hold them as treasury stock. Under the cost method, treasury stock is recorded at the price paid and deducted from equity. Shares held as treasury stock are issued shares but not outstanding shares: they receive no dividends and have no votes.</w:t>
+        <w:t xml:space="preserve">When a company issues shares for cash, it credits common stock with the par value and APIC with the rest. If the shares have no par and no stated value, the whole amount goes to common stock. Direct costs of issuing shares, such as underwriting fees, reduce APIC; they are not expenses. Shares issued for a noncash asset, such as land, are recorded at the fair value of the shares or of the asset, whichever is more reliable. Preferred stock is recorded in the same way, in its own account. A company may buy back its own shares and hold them as treasury stock. Under the cost method, treasury stock is recorded at the price paid and deducted from equity. Shares held as treasury stock are issued shares but not outstanding shares: they receive no dividends and have no votes. A company never records a gain or loss on its own shares in net income.</w:t>
       </w:r>
     </w:p>
     <w:p>
@@ -4339,7 +5260,7 @@
           <w:sz w:val="15"/>
           <w:szCs w:val="15"/>
         </w:rPr>
-        <w:t xml:space="preserve">Suppose Orontes buys back 50,000 shares at $16 in 2026. Treasury stock is debited at cost: $800,000. It reissues 20,000 shares at $18. Cash is $360,000 and the cost removed is $320,000, so APIC–treasury stock is credited with $40,000. It reissues 20,000 more at $13. The shortfall below cost is $60,000. APIC–treasury stock absorbs $40,000, and retained earnings absorb the remaining $20,000.</w:t>
+        <w:t xml:space="preserve">Suppose Orontes buys back 50,000 shares at $16 in 2026. Treasury stock is debited at cost: $800,000. It reissues 20,000 shares at $18. Cash is $360,000 and the cost removed is $320,000, so APIC–treasury stock is credited with $40,000. It reissues 20,000 more at $13. The shortfall below cost is $60,000. APIC–treasury stock absorbs $40,000, and retained earnings absorb the remaining $20,000. No gain or loss appears in net income.</w:t>
       </w:r>
     </w:p>
     <w:p>
@@ -4470,7 +5391,7 @@
           <w:sz w:val="16"/>
           <w:szCs w:val="16"/>
         </w:rPr>
-        <w:t xml:space="preserve">      gaps 1–4</w:t>
+        <w:t xml:space="preserve">      gaps 1–10</w:t>
       </w:r>
     </w:p>
     <w:p>
@@ -4483,7 +5404,14 @@
           <w:sz w:val="19"/>
           <w:szCs w:val="19"/>
         </w:rPr>
-        <w:t xml:space="preserve">A cash </w:t>
+        <w:t xml:space="preserve">A cash dividend has three dates. </w:t>
+      </w:r>
+      <w:r>
+        <w:rPr>
+          <w:sz w:val="19"/>
+          <w:szCs w:val="19"/>
+        </w:rPr>
+        <w:t xml:space="preserve">On the </w:t>
       </w:r>
       <w:r>
         <w:rPr>
@@ -4501,7 +5429,7 @@
           <w:sz w:val="19"/>
           <w:szCs w:val="19"/>
         </w:rPr>
-        <w:t xml:space="preserve">           </w:t>
+        <w:t xml:space="preserve">             </w:t>
       </w:r>
       <w:r>
         <w:rPr>
@@ -4515,14 +5443,7 @@
           <w:sz w:val="19"/>
           <w:szCs w:val="19"/>
         </w:rPr>
-        <w:t xml:space="preserve"> has three dates. </w:t>
-      </w:r>
-      <w:r>
-        <w:rPr>
-          <w:sz w:val="19"/>
-          <w:szCs w:val="19"/>
-        </w:rPr>
-        <w:t xml:space="preserve">On the </w:t>
+        <w:t xml:space="preserve"> date the company debits retained earnings and credits </w:t>
       </w:r>
       <w:r>
         <w:rPr>
@@ -4540,7 +5461,7 @@
           <w:sz w:val="19"/>
           <w:szCs w:val="19"/>
         </w:rPr>
-        <w:t xml:space="preserve">             </w:t>
+        <w:t xml:space="preserve">           </w:t>
       </w:r>
       <w:r>
         <w:rPr>
@@ -4554,14 +5475,14 @@
           <w:sz w:val="19"/>
           <w:szCs w:val="19"/>
         </w:rPr>
-        <w:t xml:space="preserve"> date the company debits retained earnings and credits dividends payable, a current liability. </w:t>
-      </w:r>
-      <w:r>
-        <w:rPr>
-          <w:sz w:val="19"/>
-          <w:szCs w:val="19"/>
-        </w:rPr>
-        <w:t xml:space="preserve">On the date of record no entry is made; it only </w:t>
+        <w:t xml:space="preserve"> payable, a current liability. </w:t>
+      </w:r>
+      <w:r>
+        <w:rPr>
+          <w:sz w:val="19"/>
+          <w:szCs w:val="19"/>
+        </w:rPr>
+        <w:t xml:space="preserve">On the date of </w:t>
       </w:r>
       <w:r>
         <w:rPr>
@@ -4593,14 +5514,7 @@
           <w:sz w:val="19"/>
           <w:szCs w:val="19"/>
         </w:rPr>
-        <w:t xml:space="preserve"> who is paid. </w:t>
-      </w:r>
-      <w:r>
-        <w:rPr>
-          <w:sz w:val="19"/>
-          <w:szCs w:val="19"/>
-        </w:rPr>
-        <w:t xml:space="preserve">On the </w:t>
+        <w:t xml:space="preserve"> no entry is made; it only </w:t>
       </w:r>
       <w:r>
         <w:rPr>
@@ -4632,6 +5546,45 @@
           <w:sz w:val="19"/>
           <w:szCs w:val="19"/>
         </w:rPr>
+        <w:t xml:space="preserve"> who is paid. </w:t>
+      </w:r>
+      <w:r>
+        <w:rPr>
+          <w:sz w:val="19"/>
+          <w:szCs w:val="19"/>
+        </w:rPr>
+        <w:t xml:space="preserve">On the </w:t>
+      </w:r>
+      <w:r>
+        <w:rPr>
+          <w:b/>
+          <w:bCs/>
+          <w:color w:val="8186EF"/>
+          <w:sz w:val="15"/>
+          <w:szCs w:val="15"/>
+        </w:rPr>
+        <w:t xml:space="preserve"> (5) </w:t>
+      </w:r>
+      <w:r>
+        <w:rPr>
+          <w:u w:val="single"/>
+          <w:sz w:val="19"/>
+          <w:szCs w:val="19"/>
+        </w:rPr>
+        <w:t xml:space="preserve">           </w:t>
+      </w:r>
+      <w:r>
+        <w:rPr>
+          <w:sz w:val="19"/>
+          <w:szCs w:val="19"/>
+        </w:rPr>
+        <w:t xml:space="preserve"> </w:t>
+      </w:r>
+      <w:r>
+        <w:rPr>
+          <w:sz w:val="19"/>
+          <w:szCs w:val="19"/>
+        </w:rPr>
         <w:t xml:space="preserve"> date the liability is paid. </w:t>
       </w:r>
       <w:r>
@@ -4639,7 +5592,195 @@
           <w:sz w:val="19"/>
           <w:szCs w:val="19"/>
         </w:rPr>
-        <w:t xml:space="preserve">Orontes declared $400,000 in December 2025, so that amount is still payable at year-end. </w:t>
+        <w:t xml:space="preserve">Orontes </w:t>
+      </w:r>
+      <w:r>
+        <w:rPr>
+          <w:b/>
+          <w:bCs/>
+          <w:color w:val="8186EF"/>
+          <w:sz w:val="15"/>
+          <w:szCs w:val="15"/>
+        </w:rPr>
+        <w:t xml:space="preserve"> (6) </w:t>
+      </w:r>
+      <w:r>
+        <w:rPr>
+          <w:u w:val="single"/>
+          <w:sz w:val="19"/>
+          <w:szCs w:val="19"/>
+        </w:rPr>
+        <w:t xml:space="preserve">           </w:t>
+      </w:r>
+      <w:r>
+        <w:rPr>
+          <w:sz w:val="19"/>
+          <w:szCs w:val="19"/>
+        </w:rPr>
+        <w:t xml:space="preserve"> </w:t>
+      </w:r>
+      <w:r>
+        <w:rPr>
+          <w:sz w:val="19"/>
+          <w:szCs w:val="19"/>
+        </w:rPr>
+        <w:t xml:space="preserve"> $400,000 in </w:t>
+      </w:r>
+      <w:r>
+        <w:rPr>
+          <w:b/>
+          <w:bCs/>
+          <w:color w:val="8186EF"/>
+          <w:sz w:val="15"/>
+          <w:szCs w:val="15"/>
+        </w:rPr>
+        <w:t xml:space="preserve"> (7) </w:t>
+      </w:r>
+      <w:r>
+        <w:rPr>
+          <w:u w:val="single"/>
+          <w:sz w:val="19"/>
+          <w:szCs w:val="19"/>
+        </w:rPr>
+        <w:t xml:space="preserve">           </w:t>
+      </w:r>
+      <w:r>
+        <w:rPr>
+          <w:sz w:val="19"/>
+          <w:szCs w:val="19"/>
+        </w:rPr>
+        <w:t xml:space="preserve"> </w:t>
+      </w:r>
+      <w:r>
+        <w:rPr>
+          <w:sz w:val="19"/>
+          <w:szCs w:val="19"/>
+        </w:rPr>
+        <w:t xml:space="preserve"> 2025, so that amount is still payable at year-end. </w:t>
+      </w:r>
+      <w:r>
+        <w:rPr>
+          <w:sz w:val="19"/>
+          <w:szCs w:val="19"/>
+        </w:rPr>
+        <w:t xml:space="preserve">A </w:t>
+      </w:r>
+      <w:r>
+        <w:rPr>
+          <w:b/>
+          <w:bCs/>
+          <w:color w:val="8186EF"/>
+          <w:sz w:val="15"/>
+          <w:szCs w:val="15"/>
+        </w:rPr>
+        <w:t xml:space="preserve"> (8) </w:t>
+      </w:r>
+      <w:r>
+        <w:rPr>
+          <w:u w:val="single"/>
+          <w:sz w:val="19"/>
+          <w:szCs w:val="19"/>
+        </w:rPr>
+        <w:t xml:space="preserve">           </w:t>
+      </w:r>
+      <w:r>
+        <w:rPr>
+          <w:sz w:val="19"/>
+          <w:szCs w:val="19"/>
+        </w:rPr>
+        <w:t xml:space="preserve"> </w:t>
+      </w:r>
+      <w:r>
+        <w:rPr>
+          <w:sz w:val="19"/>
+          <w:szCs w:val="19"/>
+        </w:rPr>
+        <w:t xml:space="preserve"> dividend is paid with a </w:t>
+      </w:r>
+      <w:r>
+        <w:rPr>
+          <w:b/>
+          <w:bCs/>
+          <w:color w:val="8186EF"/>
+          <w:sz w:val="15"/>
+          <w:szCs w:val="15"/>
+        </w:rPr>
+        <w:t xml:space="preserve"> (9) </w:t>
+      </w:r>
+      <w:r>
+        <w:rPr>
+          <w:u w:val="single"/>
+          <w:sz w:val="19"/>
+          <w:szCs w:val="19"/>
+        </w:rPr>
+        <w:t xml:space="preserve">           </w:t>
+      </w:r>
+      <w:r>
+        <w:rPr>
+          <w:sz w:val="19"/>
+          <w:szCs w:val="19"/>
+        </w:rPr>
+        <w:t xml:space="preserve"> </w:t>
+      </w:r>
+      <w:r>
+        <w:rPr>
+          <w:sz w:val="19"/>
+          <w:szCs w:val="19"/>
+        </w:rPr>
+        <w:t xml:space="preserve"> asset. </w:t>
+      </w:r>
+      <w:r>
+        <w:rPr>
+          <w:sz w:val="19"/>
+          <w:szCs w:val="19"/>
+        </w:rPr>
+        <w:t xml:space="preserve">The company first </w:t>
+      </w:r>
+      <w:r>
+        <w:rPr>
+          <w:b/>
+          <w:bCs/>
+          <w:color w:val="8186EF"/>
+          <w:sz w:val="15"/>
+          <w:szCs w:val="15"/>
+        </w:rPr>
+        <w:t xml:space="preserve"> (10) </w:t>
+      </w:r>
+      <w:r>
+        <w:rPr>
+          <w:u w:val="single"/>
+          <w:sz w:val="19"/>
+          <w:szCs w:val="19"/>
+        </w:rPr>
+        <w:t xml:space="preserve">            </w:t>
+      </w:r>
+      <w:r>
+        <w:rPr>
+          <w:sz w:val="19"/>
+          <w:szCs w:val="19"/>
+        </w:rPr>
+        <w:t xml:space="preserve"> </w:t>
+      </w:r>
+      <w:r>
+        <w:rPr>
+          <w:sz w:val="19"/>
+          <w:szCs w:val="19"/>
+        </w:rPr>
+        <w:t xml:space="preserve"> the asset to fair value and records any gain or loss, then debits retained earnings at fair value. </w:t>
+      </w:r>
+      <w:r>
+        <w:rPr>
+          <w:sz w:val="19"/>
+          <w:szCs w:val="19"/>
+        </w:rPr>
+        <w:t xml:space="preserve">A scrip dividend creates a note payable. </w:t>
+      </w:r>
+      <w:r>
+        <w:rPr>
+          <w:sz w:val="19"/>
+          <w:szCs w:val="19"/>
+        </w:rPr>
+        <w:t xml:space="preserve">A liquidating dividend returns contributed capital, so it reduces APIC rather than retained earnings. </w:t>
       </w:r>
     </w:p>
     <w:tbl>
@@ -4697,7 +5838,7 @@
                 <w:sz w:val="16"/>
                 <w:szCs w:val="16"/>
               </w:rPr>
-              <w:t xml:space="preserve">stock split   ·   decides   ·   declaration   ·   payment   ·   dividend</w:t>
+              <w:t xml:space="preserve">declaration   ·   decides   ·   property   ·   noncash   ·   payment   ·   record   ·   creates   ·   remeasures   ·   declared   ·   December   ·   dividends</w:t>
             </w:r>
           </w:p>
         </w:tc>
@@ -4718,10 +5859,10 @@
         </w:tblBorders>
       </w:tblPr>
       <w:tblGrid>
-        <w:gridCol w:w="2481"/>
-        <w:gridCol w:w="3044"/>
-        <w:gridCol w:w="2140"/>
-        <w:gridCol w:w="1935"/>
+        <w:gridCol w:w="2441"/>
+        <w:gridCol w:w="3151"/>
+        <w:gridCol w:w="2105"/>
+        <w:gridCol w:w="1903"/>
       </w:tblGrid>
       <w:tr>
         <w:tc>
@@ -4756,7 +5897,7 @@
       <w:tr>
         <w:tc>
           <w:tcPr>
-            <w:tcW w:type="pct" w:w="1292"/>
+            <w:tcW w:type="pct" w:w="1271"/>
             <w:shd w:fill="353A7C" w:val="clear"/>
             <w:tcMar>
               <w:top w:type="dxa" w:w="50"/>
@@ -4783,7 +5924,7 @@
         </w:tc>
         <w:tc>
           <w:tcPr>
-            <w:tcW w:type="pct" w:w="1586"/>
+            <w:tcW w:type="pct" w:w="1641"/>
             <w:shd w:fill="353A7C" w:val="clear"/>
             <w:tcMar>
               <w:top w:type="dxa" w:w="50"/>
@@ -4810,7 +5951,7 @@
         </w:tc>
         <w:tc>
           <w:tcPr>
-            <w:tcW w:type="pct" w:w="1114"/>
+            <w:tcW w:type="pct" w:w="1096"/>
             <w:shd w:fill="353A7C" w:val="clear"/>
             <w:tcMar>
               <w:top w:type="dxa" w:w="50"/>
@@ -4837,7 +5978,7 @@
         </w:tc>
         <w:tc>
           <w:tcPr>
-            <w:tcW w:type="pct" w:w="1008"/>
+            <w:tcW w:type="pct" w:w="991"/>
             <w:shd w:fill="353A7C" w:val="clear"/>
             <w:tcMar>
               <w:top w:type="dxa" w:w="50"/>
@@ -4866,7 +6007,7 @@
       <w:tr>
         <w:tc>
           <w:tcPr>
-            <w:tcW w:type="pct" w:w="1292"/>
+            <w:tcW w:type="pct" w:w="1271"/>
             <w:tcMar>
               <w:top w:type="dxa" w:w="50"/>
               <w:left w:type="dxa" w:w="110"/>
@@ -4889,7 +6030,7 @@
         </w:tc>
         <w:tc>
           <w:tcPr>
-            <w:tcW w:type="pct" w:w="1586"/>
+            <w:tcW w:type="pct" w:w="1641"/>
             <w:shd w:fill="FFFFFF" w:val="clear"/>
             <w:tcMar>
               <w:top w:type="dxa" w:w="50"/>
@@ -4910,13 +6051,13 @@
                 <w:sz w:val="14"/>
                 <w:szCs w:val="14"/>
               </w:rPr>
-              <w:t xml:space="preserve">(5)</w:t>
-            </w:r>
-          </w:p>
-        </w:tc>
-        <w:tc>
-          <w:tcPr>
-            <w:tcW w:type="pct" w:w="1114"/>
+              <w:t xml:space="preserve">(11)</w:t>
+            </w:r>
+          </w:p>
+        </w:tc>
+        <w:tc>
+          <w:tcPr>
+            <w:tcW w:type="pct" w:w="1096"/>
             <w:tcMar>
               <w:top w:type="dxa" w:w="50"/>
               <w:left w:type="dxa" w:w="110"/>
@@ -4939,7 +6080,7 @@
         </w:tc>
         <w:tc>
           <w:tcPr>
-            <w:tcW w:type="pct" w:w="1008"/>
+            <w:tcW w:type="pct" w:w="991"/>
             <w:tcMar>
               <w:top w:type="dxa" w:w="50"/>
               <w:left w:type="dxa" w:w="110"/>
@@ -4964,7 +6105,7 @@
       <w:tr>
         <w:tc>
           <w:tcPr>
-            <w:tcW w:type="pct" w:w="1292"/>
+            <w:tcW w:type="pct" w:w="1271"/>
             <w:shd w:fill="FBFAF6" w:val="clear"/>
             <w:tcMar>
               <w:top w:type="dxa" w:w="50"/>
@@ -4988,7 +6129,7 @@
         </w:tc>
         <w:tc>
           <w:tcPr>
-            <w:tcW w:type="pct" w:w="1586"/>
+            <w:tcW w:type="pct" w:w="1641"/>
             <w:shd w:fill="FBFAF6" w:val="clear"/>
             <w:tcMar>
               <w:top w:type="dxa" w:w="50"/>
@@ -5012,7 +6153,7 @@
         </w:tc>
         <w:tc>
           <w:tcPr>
-            <w:tcW w:type="pct" w:w="1114"/>
+            <w:tcW w:type="pct" w:w="1096"/>
             <w:shd w:fill="FBFAF6" w:val="clear"/>
             <w:tcMar>
               <w:top w:type="dxa" w:w="50"/>
@@ -5036,7 +6177,7 @@
         </w:tc>
         <w:tc>
           <w:tcPr>
-            <w:tcW w:type="pct" w:w="1008"/>
+            <w:tcW w:type="pct" w:w="991"/>
             <w:shd w:fill="FBFAF6" w:val="clear"/>
             <w:tcMar>
               <w:top w:type="dxa" w:w="50"/>
@@ -5062,7 +6203,7 @@
       <w:tr>
         <w:tc>
           <w:tcPr>
-            <w:tcW w:type="pct" w:w="1292"/>
+            <w:tcW w:type="pct" w:w="1271"/>
             <w:tcMar>
               <w:top w:type="dxa" w:w="50"/>
               <w:left w:type="dxa" w:w="110"/>
@@ -5085,7 +6226,7 @@
         </w:tc>
         <w:tc>
           <w:tcPr>
-            <w:tcW w:type="pct" w:w="1586"/>
+            <w:tcW w:type="pct" w:w="1641"/>
             <w:shd w:fill="FFFFFF" w:val="clear"/>
             <w:tcMar>
               <w:top w:type="dxa" w:w="50"/>
@@ -5106,13 +6247,13 @@
                 <w:sz w:val="14"/>
                 <w:szCs w:val="14"/>
               </w:rPr>
-              <w:t xml:space="preserve">(6)</w:t>
-            </w:r>
-          </w:p>
-        </w:tc>
-        <w:tc>
-          <w:tcPr>
-            <w:tcW w:type="pct" w:w="1114"/>
+              <w:t xml:space="preserve">(12)</w:t>
+            </w:r>
+          </w:p>
+        </w:tc>
+        <w:tc>
+          <w:tcPr>
+            <w:tcW w:type="pct" w:w="1096"/>
             <w:tcMar>
               <w:top w:type="dxa" w:w="50"/>
               <w:left w:type="dxa" w:w="110"/>
@@ -5135,7 +6276,7 @@
         </w:tc>
         <w:tc>
           <w:tcPr>
-            <w:tcW w:type="pct" w:w="1008"/>
+            <w:tcW w:type="pct" w:w="991"/>
             <w:tcMar>
               <w:top w:type="dxa" w:w="50"/>
               <w:left w:type="dxa" w:w="110"/>
@@ -5160,7 +6301,7 @@
       <w:tr>
         <w:tc>
           <w:tcPr>
-            <w:tcW w:type="pct" w:w="1292"/>
+            <w:tcW w:type="pct" w:w="1271"/>
             <w:shd w:fill="FBFAF6" w:val="clear"/>
             <w:tcMar>
               <w:top w:type="dxa" w:w="50"/>
@@ -5184,8 +6325,8 @@
         </w:tc>
         <w:tc>
           <w:tcPr>
-            <w:tcW w:type="pct" w:w="1586"/>
-            <w:shd w:fill="FFFFFF" w:val="clear"/>
+            <w:tcW w:type="pct" w:w="1641"/>
+            <w:shd w:fill="FBFAF6" w:val="clear"/>
             <w:tcMar>
               <w:top w:type="dxa" w:w="50"/>
               <w:left w:type="dxa" w:w="110"/>
@@ -5195,23 +6336,20 @@
           </w:tcPr>
           <w:p>
             <w:pPr>
-              <w:spacing w:before="46" w:after="46"/>
-            </w:pPr>
-            <w:r>
-              <w:rPr>
-                <w:b/>
-                <w:bCs/>
-                <w:color w:val="8186EF"/>
-                <w:sz w:val="14"/>
-                <w:szCs w:val="14"/>
-              </w:rPr>
-              <w:t xml:space="preserve">(7)</w:t>
-            </w:r>
-          </w:p>
-        </w:tc>
-        <w:tc>
-          <w:tcPr>
-            <w:tcW w:type="pct" w:w="1114"/>
+              <w:spacing w:before="28" w:after="28"/>
+            </w:pPr>
+            <w:r>
+              <w:rPr>
+                <w:sz w:val="15"/>
+                <w:szCs w:val="15"/>
+              </w:rPr>
+              <w:t xml:space="preserve">Amount beyond retained earnings</w:t>
+            </w:r>
+          </w:p>
+        </w:tc>
+        <w:tc>
+          <w:tcPr>
+            <w:tcW w:type="pct" w:w="1096"/>
             <w:shd w:fill="FBFAF6" w:val="clear"/>
             <w:tcMar>
               <w:top w:type="dxa" w:w="50"/>
@@ -5235,7 +6373,7 @@
         </w:tc>
         <w:tc>
           <w:tcPr>
-            <w:tcW w:type="pct" w:w="1008"/>
+            <w:tcW w:type="pct" w:w="991"/>
             <w:shd w:fill="FBFAF6" w:val="clear"/>
             <w:tcMar>
               <w:top w:type="dxa" w:w="50"/>
@@ -5261,7 +6399,7 @@
       <w:tr>
         <w:tc>
           <w:tcPr>
-            <w:tcW w:type="pct" w:w="1292"/>
+            <w:tcW w:type="pct" w:w="1271"/>
             <w:tcMar>
               <w:top w:type="dxa" w:w="50"/>
               <w:left w:type="dxa" w:w="110"/>
@@ -5284,7 +6422,8 @@
         </w:tc>
         <w:tc>
           <w:tcPr>
-            <w:tcW w:type="pct" w:w="1586"/>
+            <w:tcW w:type="pct" w:w="1641"/>
+            <w:shd w:fill="FFFFFF" w:val="clear"/>
             <w:tcMar>
               <w:top w:type="dxa" w:w="50"/>
               <w:left w:type="dxa" w:w="110"/>
@@ -5294,20 +6433,23 @@
           </w:tcPr>
           <w:p>
             <w:pPr>
-              <w:spacing w:before="28" w:after="28"/>
-            </w:pPr>
-            <w:r>
-              <w:rPr>
-                <w:sz w:val="15"/>
-                <w:szCs w:val="15"/>
-              </w:rPr>
-              <w:t xml:space="preserve">Fair value of the shares</w:t>
-            </w:r>
-          </w:p>
-        </w:tc>
-        <w:tc>
-          <w:tcPr>
-            <w:tcW w:type="pct" w:w="1114"/>
+              <w:spacing w:before="46" w:after="46"/>
+            </w:pPr>
+            <w:r>
+              <w:rPr>
+                <w:b/>
+                <w:bCs/>
+                <w:color w:val="8186EF"/>
+                <w:sz w:val="14"/>
+                <w:szCs w:val="14"/>
+              </w:rPr>
+              <w:t xml:space="preserve">(13)</w:t>
+            </w:r>
+          </w:p>
+        </w:tc>
+        <w:tc>
+          <w:tcPr>
+            <w:tcW w:type="pct" w:w="1096"/>
             <w:tcMar>
               <w:top w:type="dxa" w:w="50"/>
               <w:left w:type="dxa" w:w="110"/>
@@ -5330,7 +6472,7 @@
         </w:tc>
         <w:tc>
           <w:tcPr>
-            <w:tcW w:type="pct" w:w="1008"/>
+            <w:tcW w:type="pct" w:w="991"/>
             <w:tcMar>
               <w:top w:type="dxa" w:w="50"/>
               <w:left w:type="dxa" w:w="110"/>
@@ -5355,7 +6497,7 @@
       <w:tr>
         <w:tc>
           <w:tcPr>
-            <w:tcW w:type="pct" w:w="1292"/>
+            <w:tcW w:type="pct" w:w="1271"/>
             <w:shd w:fill="FBFAF6" w:val="clear"/>
             <w:tcMar>
               <w:top w:type="dxa" w:w="50"/>
@@ -5379,7 +6521,7 @@
         </w:tc>
         <w:tc>
           <w:tcPr>
-            <w:tcW w:type="pct" w:w="1586"/>
+            <w:tcW w:type="pct" w:w="1641"/>
             <w:shd w:fill="FFFFFF" w:val="clear"/>
             <w:tcMar>
               <w:top w:type="dxa" w:w="50"/>
@@ -5400,13 +6542,13 @@
                 <w:sz w:val="14"/>
                 <w:szCs w:val="14"/>
               </w:rPr>
-              <w:t xml:space="preserve">(8)</w:t>
-            </w:r>
-          </w:p>
-        </w:tc>
-        <w:tc>
-          <w:tcPr>
-            <w:tcW w:type="pct" w:w="1114"/>
+              <w:t xml:space="preserve">(14)</w:t>
+            </w:r>
+          </w:p>
+        </w:tc>
+        <w:tc>
+          <w:tcPr>
+            <w:tcW w:type="pct" w:w="1096"/>
             <w:shd w:fill="FBFAF6" w:val="clear"/>
             <w:tcMar>
               <w:top w:type="dxa" w:w="50"/>
@@ -5430,7 +6572,7 @@
         </w:tc>
         <w:tc>
           <w:tcPr>
-            <w:tcW w:type="pct" w:w="1008"/>
+            <w:tcW w:type="pct" w:w="991"/>
             <w:shd w:fill="FBFAF6" w:val="clear"/>
             <w:tcMar>
               <w:top w:type="dxa" w:w="50"/>
@@ -5456,7 +6598,7 @@
       <w:tr>
         <w:tc>
           <w:tcPr>
-            <w:tcW w:type="pct" w:w="1292"/>
+            <w:tcW w:type="pct" w:w="1271"/>
             <w:tcMar>
               <w:top w:type="dxa" w:w="50"/>
               <w:left w:type="dxa" w:w="110"/>
@@ -5479,8 +6621,7 @@
         </w:tc>
         <w:tc>
           <w:tcPr>
-            <w:tcW w:type="pct" w:w="1586"/>
-            <w:shd w:fill="FFFFFF" w:val="clear"/>
+            <w:tcW w:type="pct" w:w="1641"/>
             <w:tcMar>
               <w:top w:type="dxa" w:w="50"/>
               <w:left w:type="dxa" w:w="110"/>
@@ -5490,23 +6631,20 @@
           </w:tcPr>
           <w:p>
             <w:pPr>
-              <w:spacing w:before="46" w:after="46"/>
-            </w:pPr>
-            <w:r>
-              <w:rPr>
-                <w:b/>
-                <w:bCs/>
-                <w:color w:val="8186EF"/>
-                <w:sz w:val="14"/>
-                <w:szCs w:val="14"/>
-              </w:rPr>
-              <w:t xml:space="preserve">(9)</w:t>
-            </w:r>
-          </w:p>
-        </w:tc>
-        <w:tc>
-          <w:tcPr>
-            <w:tcW w:type="pct" w:w="1114"/>
+              <w:spacing w:before="28" w:after="28"/>
+            </w:pPr>
+            <w:r>
+              <w:rPr>
+                <w:sz w:val="15"/>
+                <w:szCs w:val="15"/>
+              </w:rPr>
+              <w:t xml:space="preserve">No entry; par per share falls</w:t>
+            </w:r>
+          </w:p>
+        </w:tc>
+        <w:tc>
+          <w:tcPr>
+            <w:tcW w:type="pct" w:w="1096"/>
             <w:tcMar>
               <w:top w:type="dxa" w:w="50"/>
               <w:left w:type="dxa" w:w="110"/>
@@ -5529,7 +6667,7 @@
         </w:tc>
         <w:tc>
           <w:tcPr>
-            <w:tcW w:type="pct" w:w="1008"/>
+            <w:tcW w:type="pct" w:w="991"/>
             <w:tcMar>
               <w:top w:type="dxa" w:w="50"/>
               <w:left w:type="dxa" w:w="110"/>
@@ -5608,7 +6746,7 @@
                 <w:sz w:val="16"/>
                 <w:szCs w:val="16"/>
               </w:rPr>
-              <w:t xml:space="preserve">Face value of the note   ·   Fair value of the shares   ·   Amount declared   ·   No entry; par per share falls   ·   Amount beyond retained earnings   ·   Par value of the shares</w:t>
+              <w:t xml:space="preserve">Reissue treasury stock above cost   ·   Amount declared   ·   Face value of the note   ·   Fair value of the shares   ·   Par value of the shares</w:t>
             </w:r>
           </w:p>
         </w:tc>
@@ -5635,7 +6773,7 @@
           <w:sz w:val="16"/>
           <w:szCs w:val="16"/>
         </w:rPr>
-        <w:t xml:space="preserve">      gaps 10–13</w:t>
+        <w:t xml:space="preserve">      gaps 15–21</w:t>
       </w:r>
     </w:p>
     <w:p>
@@ -5658,7 +6796,7 @@
           <w:sz w:val="15"/>
           <w:szCs w:val="15"/>
         </w:rPr>
-        <w:t xml:space="preserve"> (10) </w:t>
+        <w:t xml:space="preserve"> (15) </w:t>
       </w:r>
       <w:r>
         <w:rPr>
@@ -5690,7 +6828,7 @@
           <w:sz w:val="15"/>
           <w:szCs w:val="15"/>
         </w:rPr>
-        <w:t xml:space="preserve"> (11) </w:t>
+        <w:t xml:space="preserve"> (16) </w:t>
       </w:r>
       <w:r>
         <w:rPr>
@@ -5729,7 +6867,7 @@
           <w:sz w:val="15"/>
           <w:szCs w:val="15"/>
         </w:rPr>
-        <w:t xml:space="preserve"> (12) </w:t>
+        <w:t xml:space="preserve"> (17) </w:t>
       </w:r>
       <w:r>
         <w:rPr>
@@ -5761,7 +6899,7 @@
           <w:sz w:val="15"/>
           <w:szCs w:val="15"/>
         </w:rPr>
-        <w:t xml:space="preserve"> (13) </w:t>
+        <w:t xml:space="preserve"> (18) </w:t>
       </w:r>
       <w:r>
         <w:rPr>
@@ -5791,6 +6929,116 @@
           <w:szCs w:val="19"/>
         </w:rPr>
         <w:t xml:space="preserve">For a large stock dividend, it moves only the par value. </w:t>
+      </w:r>
+      <w:r>
+        <w:rPr>
+          <w:sz w:val="19"/>
+          <w:szCs w:val="19"/>
+        </w:rPr>
+        <w:t xml:space="preserve">A stock split </w:t>
+      </w:r>
+      <w:r>
+        <w:rPr>
+          <w:b/>
+          <w:bCs/>
+          <w:color w:val="8186EF"/>
+          <w:sz w:val="15"/>
+          <w:szCs w:val="15"/>
+        </w:rPr>
+        <w:t xml:space="preserve"> (19) </w:t>
+      </w:r>
+      <w:r>
+        <w:rPr>
+          <w:u w:val="single"/>
+          <w:sz w:val="19"/>
+          <w:szCs w:val="19"/>
+        </w:rPr>
+        <w:t xml:space="preserve">           </w:t>
+      </w:r>
+      <w:r>
+        <w:rPr>
+          <w:sz w:val="19"/>
+          <w:szCs w:val="19"/>
+        </w:rPr>
+        <w:t xml:space="preserve"> </w:t>
+      </w:r>
+      <w:r>
+        <w:rPr>
+          <w:sz w:val="19"/>
+          <w:szCs w:val="19"/>
+        </w:rPr>
+        <w:t xml:space="preserve"> the number of shares and reduces the par value per share in </w:t>
+      </w:r>
+      <w:r>
+        <w:rPr>
+          <w:b/>
+          <w:bCs/>
+          <w:color w:val="8186EF"/>
+          <w:sz w:val="15"/>
+          <w:szCs w:val="15"/>
+        </w:rPr>
+        <w:t xml:space="preserve"> (20) </w:t>
+      </w:r>
+      <w:r>
+        <w:rPr>
+          <w:u w:val="single"/>
+          <w:sz w:val="19"/>
+          <w:szCs w:val="19"/>
+        </w:rPr>
+        <w:t xml:space="preserve">            </w:t>
+      </w:r>
+      <w:r>
+        <w:rPr>
+          <w:sz w:val="19"/>
+          <w:szCs w:val="19"/>
+        </w:rPr>
+        <w:t xml:space="preserve"> </w:t>
+      </w:r>
+      <w:r>
+        <w:rPr>
+          <w:sz w:val="19"/>
+          <w:szCs w:val="19"/>
+        </w:rPr>
+        <w:t xml:space="preserve">. </w:t>
+      </w:r>
+      <w:r>
+        <w:rPr>
+          <w:sz w:val="19"/>
+          <w:szCs w:val="19"/>
+        </w:rPr>
+        <w:t xml:space="preserve">Total equity never </w:t>
+      </w:r>
+      <w:r>
+        <w:rPr>
+          <w:b/>
+          <w:bCs/>
+          <w:color w:val="8186EF"/>
+          <w:sz w:val="15"/>
+          <w:szCs w:val="15"/>
+        </w:rPr>
+        <w:t xml:space="preserve"> (21) </w:t>
+      </w:r>
+      <w:r>
+        <w:rPr>
+          <w:u w:val="single"/>
+          <w:sz w:val="19"/>
+          <w:szCs w:val="19"/>
+        </w:rPr>
+        <w:t xml:space="preserve">           </w:t>
+      </w:r>
+      <w:r>
+        <w:rPr>
+          <w:sz w:val="19"/>
+          <w:szCs w:val="19"/>
+        </w:rPr>
+        <w:t xml:space="preserve"> </w:t>
+      </w:r>
+      <w:r>
+        <w:rPr>
+          <w:sz w:val="19"/>
+          <w:szCs w:val="19"/>
+        </w:rPr>
+        <w:t xml:space="preserve">: only the labels inside equity move. </w:t>
       </w:r>
     </w:p>
     <w:tbl>
@@ -5848,7 +7096,7 @@
                 <w:sz w:val="16"/>
                 <w:szCs w:val="16"/>
               </w:rPr>
-              <w:t xml:space="preserve">retained   ·   stock dividend   ·   outstanding   ·   shareholders   ·   instead</w:t>
+              <w:t xml:space="preserve">changes   ·   instead   ·   contributed   ·   retained   ·   increases   ·   proportion   ·   shareholders   ·   outstanding</w:t>
             </w:r>
           </w:p>
         </w:tc>
@@ -5904,189 +7152,6 @@
         <w:drawing>
           <wp:inline distT="0" distB="0" distL="0" distR="0">
             <wp:extent cx="5734050" cy="1825850"/>
-            <wp:effectExtent t="0" r="0" b="0" l="0"/>
-            <wp:docPr id="1" name="" descr="" title=""/>
-            <wp:cNvGraphicFramePr>
-              <a:graphicFrameLocks xmlns:a="http://schemas.openxmlformats.org/drawingml/2006/main" noChangeAspect="1"/>
-            </wp:cNvGraphicFramePr>
-            <a:graphic xmlns:a="http://schemas.openxmlformats.org/drawingml/2006/main">
-              <a:graphicData uri="http://schemas.openxmlformats.org/drawingml/2006/picture">
-                <pic:pic xmlns:pic="http://schemas.openxmlformats.org/drawingml/2006/picture">
-                  <pic:nvPicPr>
-                    <pic:cNvPr id="0" name="" descr=""/>
-                    <pic:cNvPicPr>
-                      <a:picLocks noChangeAspect="1" noChangeArrowheads="1"/>
-                    </pic:cNvPicPr>
-                  </pic:nvPicPr>
-                  <pic:blipFill>
-                    <a:blip r:embed="rId105" cstate="none"/>
-                    <a:srcRect/>
-                    <a:stretch>
-                      <a:fillRect/>
-                    </a:stretch>
-                  </pic:blipFill>
-                  <pic:spPr bwMode="auto">
-                    <a:xfrm>
-                      <a:off x="0" y="0"/>
-                      <a:ext cx="5734050" cy="1825850"/>
-                    </a:xfrm>
-                    <a:prstGeom prst="rect">
-                      <a:avLst/>
-                    </a:prstGeom>
-                  </pic:spPr>
-                </pic:pic>
-              </a:graphicData>
-            </a:graphic>
-          </wp:inline>
-        </w:drawing>
-      </w:r>
-    </w:p>
-    <w:tbl>
-      <w:tblPr>
-        <w:tblW w:type="pct" w:w="100%"/>
-        <w:tblLayout w:type="fixed"/>
-        <w:tblBorders>
-          <w:top w:val="single" w:color="FBFAF6" w:sz="4"/>
-          <w:left w:val="single" w:color="FBFAF6" w:sz="4"/>
-          <w:bottom w:val="single" w:color="FBFAF6" w:sz="4"/>
-          <w:right w:val="single" w:color="FBFAF6" w:sz="4"/>
-          <w:insideH w:val="single" w:color="FBFAF6" w:sz="4"/>
-          <w:insideV w:val="single" w:color="FBFAF6" w:sz="4"/>
-        </w:tblBorders>
-      </w:tblPr>
-      <w:tblGrid>
-        <w:gridCol w:w="9600"/>
-      </w:tblGrid>
-      <w:tr>
-        <w:tc>
-          <w:tcPr>
-            <w:tcW w:type="pct" w:w="5000"/>
-            <w:shd w:fill="FBFAF6" w:val="clear"/>
-            <w:tcMar>
-              <w:top w:type="dxa" w:w="40"/>
-              <w:left w:type="dxa" w:w="100"/>
-              <w:bottom w:type="dxa" w:w="40"/>
-              <w:right w:type="dxa" w:w="100"/>
-            </w:tcMar>
-          </w:tcPr>
-          <w:p>
-            <w:pPr>
-              <w:spacing w:before="18" w:after="6"/>
-            </w:pPr>
-            <w:r>
-              <w:rPr>
-                <w:b/>
-                <w:bCs/>
-                <w:color w:val="6B7280"/>
-                <w:sz w:val="14"/>
-                <w:szCs w:val="14"/>
-              </w:rPr>
-              <w:t xml:space="preserve">word list</w:t>
-            </w:r>
-          </w:p>
-          <w:p>
-            <w:pPr>
-              <w:spacing w:before="0" w:after="18"/>
-            </w:pPr>
-            <w:r>
-              <w:rPr>
-                <w:b/>
-                <w:bCs/>
-                <w:color w:val="353A7C"/>
-                <w:sz w:val="16"/>
-                <w:szCs w:val="16"/>
-              </w:rPr>
-              <w:t xml:space="preserve">property dividend   ·   Additional paid-in capital   ·   Common stock</w:t>
-            </w:r>
-          </w:p>
-        </w:tc>
-      </w:tr>
-    </w:tbl>
-    <w:p/>
-    <w:tbl>
-      <w:tblPr>
-        <w:tblW w:type="pct" w:w="100%"/>
-        <w:tblLayout w:type="fixed"/>
-        <w:tblBorders>
-          <w:top w:val="single" w:color="353A7C" w:sz="4"/>
-          <w:left w:val="single" w:color="353A7C" w:sz="4"/>
-          <w:bottom w:val="single" w:color="353A7C" w:sz="4"/>
-          <w:right w:val="single" w:color="353A7C" w:sz="4"/>
-          <w:insideH w:val="single" w:color="353A7C" w:sz="4"/>
-          <w:insideV w:val="single" w:color="353A7C" w:sz="4"/>
-        </w:tblBorders>
-      </w:tblPr>
-      <w:tblGrid>
-        <w:gridCol w:w="9600"/>
-      </w:tblGrid>
-      <w:tr>
-        <w:tc>
-          <w:tcPr>
-            <w:tcW w:type="pct" w:w="5000"/>
-            <w:shd w:fill="F2F4FB" w:val="clear"/>
-            <w:tcMar>
-              <w:top w:type="dxa" w:w="50"/>
-              <w:left w:type="dxa" w:w="110"/>
-              <w:bottom w:type="dxa" w:w="50"/>
-              <w:right w:type="dxa" w:w="110"/>
-            </w:tcMar>
-          </w:tcPr>
-          <w:p>
-            <w:pPr>
-              <w:spacing w:before="30" w:after="30"/>
-            </w:pPr>
-            <w:r>
-              <w:rPr>
-                <w:b/>
-                <w:bCs/>
-                <w:color w:val="353A7C"/>
-                <w:sz w:val="19"/>
-                <w:szCs w:val="19"/>
-              </w:rPr>
-              <w:t xml:space="preserve">Effects on retained earnings and total equity</w:t>
-            </w:r>
-          </w:p>
-        </w:tc>
-      </w:tr>
-    </w:tbl>
-    <w:p/>
-    <w:p>
-      <w:pPr>
-        <w:spacing w:before="44" w:after="10"/>
-      </w:pPr>
-      <w:r>
-        <w:rPr>
-          <w:b/>
-          <w:bCs/>
-          <w:color w:val="353A7C"/>
-          <w:sz w:val="18"/>
-          <w:szCs w:val="18"/>
-        </w:rPr>
-        <w:t xml:space="preserve">Effects on retained earnings and total equity (complete the blanks)</w:t>
-      </w:r>
-    </w:p>
-    <w:p>
-      <w:pPr>
-        <w:spacing w:before="0" w:after="12"/>
-      </w:pPr>
-      <w:r>
-        <w:rPr>
-          <w:color w:val="6B7280"/>
-          <w:sz w:val="15"/>
-          <w:szCs w:val="15"/>
-        </w:rPr>
-        <w:t xml:space="preserve">Every item belongs to exactly one group.</w:t>
-      </w:r>
-    </w:p>
-    <w:p>
-      <w:pPr>
-        <w:spacing w:after="40" w:before="90"/>
-        <w:jc w:val="center"/>
-      </w:pPr>
-      <w:r>
-        <w:drawing>
-          <wp:inline distT="0" distB="0" distL="0" distR="0">
-            <wp:extent cx="5734050" cy="2127625"/>
             <wp:effectExtent t="0" r="0" b="0" l="0"/>
             <wp:docPr id="1" name="" descr="" title=""/>
             <wp:cNvGraphicFramePr>
@@ -6111,7 +7176,7 @@
                   <pic:spPr bwMode="auto">
                     <a:xfrm>
                       <a:off x="0" y="0"/>
-                      <a:ext cx="5734050" cy="2127625"/>
+                      <a:ext cx="5734050" cy="1825850"/>
                     </a:xfrm>
                     <a:prstGeom prst="rect">
                       <a:avLst/>
@@ -6179,7 +7244,7 @@
                 <w:sz w:val="16"/>
                 <w:szCs w:val="16"/>
               </w:rPr>
-              <w:t xml:space="preserve">issued shares   ·   Declare and issue a small stock dividend   ·   Correct a prior-year error that overstated expenses   ·   Carry out a 2-for-1 stock split</w:t>
+              <w:t xml:space="preserve">date of record   ·   Additional paid-in capital   ·   Common stock</w:t>
             </w:r>
           </w:p>
         </w:tc>
@@ -6226,7 +7291,7 @@
                 <w:sz w:val="19"/>
                 <w:szCs w:val="19"/>
               </w:rPr>
-              <w:t xml:space="preserve">Stock dividend traps</w:t>
+              <w:t xml:space="preserve">Effects on retained earnings and total equity</w:t>
             </w:r>
           </w:p>
         </w:tc>
@@ -6235,7 +7300,7 @@
     <w:p/>
     <w:p>
       <w:pPr>
-        <w:spacing w:before="44" w:after="14"/>
+        <w:spacing w:before="44" w:after="10"/>
       </w:pPr>
       <w:r>
         <w:rPr>
@@ -6245,195 +7310,7 @@
           <w:sz w:val="18"/>
           <w:szCs w:val="18"/>
         </w:rPr>
-        <w:t xml:space="preserve">Summary 3</w:t>
-      </w:r>
-      <w:r>
-        <w:rPr>
-          <w:color w:val="6B7280"/>
-          <w:sz w:val="16"/>
-          <w:szCs w:val="16"/>
-        </w:rPr>
-        <w:t xml:space="preserve">      gaps 19–20</w:t>
-      </w:r>
-    </w:p>
-    <w:p>
-      <w:pPr>
-        <w:spacing w:before="20" w:after="20" w:line="360" w:lineRule="auto"/>
-        <w:ind w:left="200"/>
-      </w:pPr>
-      <w:r>
-        <w:rPr>
-          <w:sz w:val="19"/>
-          <w:szCs w:val="19"/>
-        </w:rPr>
-        <w:t xml:space="preserve">Small stock dividend at fair value; large stock dividend at par. </w:t>
-      </w:r>
-      <w:r>
-        <w:rPr>
-          <w:sz w:val="19"/>
-          <w:szCs w:val="19"/>
-        </w:rPr>
-        <w:t xml:space="preserve">Use </w:t>
-      </w:r>
-      <w:r>
-        <w:rPr>
-          <w:b/>
-          <w:bCs/>
-          <w:color w:val="8186EF"/>
-          <w:sz w:val="15"/>
-          <w:szCs w:val="15"/>
-        </w:rPr>
-        <w:t xml:space="preserve"> (19) </w:t>
-      </w:r>
-      <w:r>
-        <w:rPr>
-          <w:u w:val="single"/>
-          <w:sz w:val="19"/>
-          <w:szCs w:val="19"/>
-        </w:rPr>
-        <w:t xml:space="preserve">             </w:t>
-      </w:r>
-      <w:r>
-        <w:rPr>
-          <w:sz w:val="19"/>
-          <w:szCs w:val="19"/>
-        </w:rPr>
-        <w:t xml:space="preserve"> </w:t>
-      </w:r>
-      <w:r>
-        <w:rPr>
-          <w:sz w:val="19"/>
-          <w:szCs w:val="19"/>
-        </w:rPr>
-        <w:t xml:space="preserve"> shares, not issued shares: treasury stock gets no dividend. </w:t>
-      </w:r>
-      <w:r>
-        <w:rPr>
-          <w:sz w:val="19"/>
-          <w:szCs w:val="19"/>
-        </w:rPr>
-        <w:t xml:space="preserve">A stock dividend </w:t>
-      </w:r>
-      <w:r>
-        <w:rPr>
-          <w:b/>
-          <w:bCs/>
-          <w:color w:val="8186EF"/>
-          <w:sz w:val="15"/>
-          <w:szCs w:val="15"/>
-        </w:rPr>
-        <w:t xml:space="preserve"> (20) </w:t>
-      </w:r>
-      <w:r>
-        <w:rPr>
-          <w:u w:val="single"/>
-          <w:sz w:val="19"/>
-          <w:szCs w:val="19"/>
-        </w:rPr>
-        <w:t xml:space="preserve">               </w:t>
-      </w:r>
-      <w:r>
-        <w:rPr>
-          <w:sz w:val="19"/>
-          <w:szCs w:val="19"/>
-        </w:rPr>
-        <w:t xml:space="preserve"> </w:t>
-      </w:r>
-      <w:r>
-        <w:rPr>
-          <w:sz w:val="19"/>
-          <w:szCs w:val="19"/>
-        </w:rPr>
-        <w:t xml:space="preserve"> is equity, not a liability. </w:t>
-      </w:r>
-    </w:p>
-    <w:tbl>
-      <w:tblPr>
-        <w:tblW w:type="pct" w:w="100%"/>
-        <w:tblLayout w:type="fixed"/>
-        <w:tblBorders>
-          <w:top w:val="single" w:color="FBFAF6" w:sz="4"/>
-          <w:left w:val="single" w:color="FBFAF6" w:sz="4"/>
-          <w:bottom w:val="single" w:color="FBFAF6" w:sz="4"/>
-          <w:right w:val="single" w:color="FBFAF6" w:sz="4"/>
-          <w:insideH w:val="single" w:color="FBFAF6" w:sz="4"/>
-          <w:insideV w:val="single" w:color="FBFAF6" w:sz="4"/>
-        </w:tblBorders>
-      </w:tblPr>
-      <w:tblGrid>
-        <w:gridCol w:w="9600"/>
-      </w:tblGrid>
-      <w:tr>
-        <w:tc>
-          <w:tcPr>
-            <w:tcW w:type="pct" w:w="5000"/>
-            <w:shd w:fill="FBFAF6" w:val="clear"/>
-            <w:tcMar>
-              <w:top w:type="dxa" w:w="40"/>
-              <w:left w:type="dxa" w:w="100"/>
-              <w:bottom w:type="dxa" w:w="40"/>
-              <w:right w:type="dxa" w:w="100"/>
-            </w:tcMar>
-          </w:tcPr>
-          <w:p>
-            <w:pPr>
-              <w:spacing w:before="18" w:after="6"/>
-            </w:pPr>
-            <w:r>
-              <w:rPr>
-                <w:b/>
-                <w:bCs/>
-                <w:color w:val="6B7280"/>
-                <w:sz w:val="14"/>
-                <w:szCs w:val="14"/>
-              </w:rPr>
-              <w:t xml:space="preserve">word list</w:t>
-            </w:r>
-          </w:p>
-          <w:p>
-            <w:pPr>
-              <w:spacing w:before="0" w:after="18"/>
-            </w:pPr>
-            <w:r>
-              <w:rPr>
-                <w:b/>
-                <w:bCs/>
-                <w:color w:val="353A7C"/>
-                <w:sz w:val="16"/>
-                <w:szCs w:val="16"/>
-              </w:rPr>
-              <w:t xml:space="preserve">distributable   ·   outstanding   ·   stock dividend</w:t>
-            </w:r>
-          </w:p>
-        </w:tc>
-      </w:tr>
-    </w:tbl>
-    <w:p/>
-    <w:p>
-      <w:pPr>
-        <w:pageBreakBefore w:val="true"/>
-        <w:spacing w:after="0"/>
-      </w:pPr>
-      <w:r>
-        <w:rPr>
-          <w:sz w:val="2"/>
-        </w:rPr>
-        <w:t xml:space="preserve"> </w:t>
-      </w:r>
-    </w:p>
-    <w:p>
-      <w:pPr>
-        <w:spacing w:before="44" w:after="10"/>
-      </w:pPr>
-      <w:r>
-        <w:rPr>
-          <w:b/>
-          <w:bCs/>
-          <w:color w:val="353A7C"/>
-          <w:sz w:val="18"/>
-          <w:szCs w:val="18"/>
-        </w:rPr>
-        <w:t xml:space="preserve">The English this section uses, and its Arabic</w:t>
+        <w:t xml:space="preserve">Effects on retained earnings and total equity (complete the blanks)</w:t>
       </w:r>
     </w:p>
     <w:p>
@@ -6446,7 +7323,7 @@
           <w:sz w:val="15"/>
           <w:szCs w:val="15"/>
         </w:rPr>
-        <w:t xml:space="preserve">Each term sits against what it means.</w:t>
+        <w:t xml:space="preserve">Every item belongs to exactly one group.</w:t>
       </w:r>
     </w:p>
     <w:p>
@@ -6457,7 +7334,7 @@
       <w:r>
         <w:drawing>
           <wp:inline distT="0" distB="0" distL="0" distR="0">
-            <wp:extent cx="5734050" cy="2972650"/>
+            <wp:extent cx="5734050" cy="2127625"/>
             <wp:effectExtent t="0" r="0" b="0" l="0"/>
             <wp:docPr id="1" name="" descr="" title=""/>
             <wp:cNvGraphicFramePr>
@@ -6482,7 +7359,7 @@
                   <pic:spPr bwMode="auto">
                     <a:xfrm>
                       <a:off x="0" y="0"/>
-                      <a:ext cx="5734050" cy="2972650"/>
+                      <a:ext cx="5734050" cy="2127625"/>
                     </a:xfrm>
                     <a:prstGeom prst="rect">
                       <a:avLst/>
@@ -6550,7 +7427,417 @@
                 <w:sz w:val="16"/>
                 <w:szCs w:val="16"/>
               </w:rPr>
-              <w:t xml:space="preserve">statement of changes in equity   ·   liquidating dividend   ·   declaration date</w:t>
+              <w:t xml:space="preserve">statement of changes in equity   ·   Declare and issue a small stock dividend   ·   Correct a prior-year error that overstated expenses   ·   Carry out a 2-for-1 stock split</w:t>
+            </w:r>
+          </w:p>
+        </w:tc>
+      </w:tr>
+    </w:tbl>
+    <w:p/>
+    <w:tbl>
+      <w:tblPr>
+        <w:tblW w:type="pct" w:w="100%"/>
+        <w:tblLayout w:type="fixed"/>
+        <w:tblBorders>
+          <w:top w:val="single" w:color="353A7C" w:sz="4"/>
+          <w:left w:val="single" w:color="353A7C" w:sz="4"/>
+          <w:bottom w:val="single" w:color="353A7C" w:sz="4"/>
+          <w:right w:val="single" w:color="353A7C" w:sz="4"/>
+          <w:insideH w:val="single" w:color="353A7C" w:sz="4"/>
+          <w:insideV w:val="single" w:color="353A7C" w:sz="4"/>
+        </w:tblBorders>
+      </w:tblPr>
+      <w:tblGrid>
+        <w:gridCol w:w="9600"/>
+      </w:tblGrid>
+      <w:tr>
+        <w:tc>
+          <w:tcPr>
+            <w:tcW w:type="pct" w:w="5000"/>
+            <w:shd w:fill="F2F4FB" w:val="clear"/>
+            <w:tcMar>
+              <w:top w:type="dxa" w:w="50"/>
+              <w:left w:type="dxa" w:w="110"/>
+              <w:bottom w:type="dxa" w:w="50"/>
+              <w:right w:type="dxa" w:w="110"/>
+            </w:tcMar>
+          </w:tcPr>
+          <w:p>
+            <w:pPr>
+              <w:spacing w:before="30" w:after="30"/>
+            </w:pPr>
+            <w:r>
+              <w:rPr>
+                <w:b/>
+                <w:bCs/>
+                <w:color w:val="353A7C"/>
+                <w:sz w:val="19"/>
+                <w:szCs w:val="19"/>
+              </w:rPr>
+              <w:t xml:space="preserve">Stock dividend traps</w:t>
+            </w:r>
+          </w:p>
+        </w:tc>
+      </w:tr>
+    </w:tbl>
+    <w:p/>
+    <w:p>
+      <w:pPr>
+        <w:spacing w:before="44" w:after="14"/>
+      </w:pPr>
+      <w:r>
+        <w:rPr>
+          <w:b/>
+          <w:bCs/>
+          <w:color w:val="353A7C"/>
+          <w:sz w:val="18"/>
+          <w:szCs w:val="18"/>
+        </w:rPr>
+        <w:t xml:space="preserve">Summary 3</w:t>
+      </w:r>
+      <w:r>
+        <w:rPr>
+          <w:color w:val="6B7280"/>
+          <w:sz w:val="16"/>
+          <w:szCs w:val="16"/>
+        </w:rPr>
+        <w:t xml:space="preserve">      gaps 27–29</w:t>
+      </w:r>
+    </w:p>
+    <w:p>
+      <w:pPr>
+        <w:spacing w:before="20" w:after="20" w:line="360" w:lineRule="auto"/>
+        <w:ind w:left="200"/>
+      </w:pPr>
+      <w:r>
+        <w:rPr>
+          <w:sz w:val="19"/>
+          <w:szCs w:val="19"/>
+        </w:rPr>
+        <w:t xml:space="preserve">Small stock dividend at fair value; large stock dividend at par. </w:t>
+      </w:r>
+      <w:r>
+        <w:rPr>
+          <w:sz w:val="19"/>
+          <w:szCs w:val="19"/>
+        </w:rPr>
+        <w:t xml:space="preserve">Do not </w:t>
+      </w:r>
+      <w:r>
+        <w:rPr>
+          <w:b/>
+          <w:bCs/>
+          <w:color w:val="8186EF"/>
+          <w:sz w:val="15"/>
+          <w:szCs w:val="15"/>
+        </w:rPr>
+        <w:t xml:space="preserve"> (27) </w:t>
+      </w:r>
+      <w:r>
+        <w:rPr>
+          <w:u w:val="single"/>
+          <w:sz w:val="19"/>
+          <w:szCs w:val="19"/>
+        </w:rPr>
+        <w:t xml:space="preserve">           </w:t>
+      </w:r>
+      <w:r>
+        <w:rPr>
+          <w:sz w:val="19"/>
+          <w:szCs w:val="19"/>
+        </w:rPr>
+        <w:t xml:space="preserve"> </w:t>
+      </w:r>
+      <w:r>
+        <w:rPr>
+          <w:sz w:val="19"/>
+          <w:szCs w:val="19"/>
+        </w:rPr>
+        <w:t xml:space="preserve"> them. </w:t>
+      </w:r>
+      <w:r>
+        <w:rPr>
+          <w:sz w:val="19"/>
+          <w:szCs w:val="19"/>
+        </w:rPr>
+        <w:t xml:space="preserve">Use </w:t>
+      </w:r>
+      <w:r>
+        <w:rPr>
+          <w:b/>
+          <w:bCs/>
+          <w:color w:val="8186EF"/>
+          <w:sz w:val="15"/>
+          <w:szCs w:val="15"/>
+        </w:rPr>
+        <w:t xml:space="preserve"> (28) </w:t>
+      </w:r>
+      <w:r>
+        <w:rPr>
+          <w:u w:val="single"/>
+          <w:sz w:val="19"/>
+          <w:szCs w:val="19"/>
+        </w:rPr>
+        <w:t xml:space="preserve">             </w:t>
+      </w:r>
+      <w:r>
+        <w:rPr>
+          <w:sz w:val="19"/>
+          <w:szCs w:val="19"/>
+        </w:rPr>
+        <w:t xml:space="preserve"> </w:t>
+      </w:r>
+      <w:r>
+        <w:rPr>
+          <w:sz w:val="19"/>
+          <w:szCs w:val="19"/>
+        </w:rPr>
+        <w:t xml:space="preserve"> shares, not issued shares: treasury stock gets no dividend. </w:t>
+      </w:r>
+      <w:r>
+        <w:rPr>
+          <w:sz w:val="19"/>
+          <w:szCs w:val="19"/>
+        </w:rPr>
+        <w:t xml:space="preserve">A stock dividend </w:t>
+      </w:r>
+      <w:r>
+        <w:rPr>
+          <w:b/>
+          <w:bCs/>
+          <w:color w:val="8186EF"/>
+          <w:sz w:val="15"/>
+          <w:szCs w:val="15"/>
+        </w:rPr>
+        <w:t xml:space="preserve"> (29) </w:t>
+      </w:r>
+      <w:r>
+        <w:rPr>
+          <w:u w:val="single"/>
+          <w:sz w:val="19"/>
+          <w:szCs w:val="19"/>
+        </w:rPr>
+        <w:t xml:space="preserve">               </w:t>
+      </w:r>
+      <w:r>
+        <w:rPr>
+          <w:sz w:val="19"/>
+          <w:szCs w:val="19"/>
+        </w:rPr>
+        <w:t xml:space="preserve"> </w:t>
+      </w:r>
+      <w:r>
+        <w:rPr>
+          <w:sz w:val="19"/>
+          <w:szCs w:val="19"/>
+        </w:rPr>
+        <w:t xml:space="preserve"> is equity, not a liability. </w:t>
+      </w:r>
+    </w:p>
+    <w:tbl>
+      <w:tblPr>
+        <w:tblW w:type="pct" w:w="100%"/>
+        <w:tblLayout w:type="fixed"/>
+        <w:tblBorders>
+          <w:top w:val="single" w:color="FBFAF6" w:sz="4"/>
+          <w:left w:val="single" w:color="FBFAF6" w:sz="4"/>
+          <w:bottom w:val="single" w:color="FBFAF6" w:sz="4"/>
+          <w:right w:val="single" w:color="FBFAF6" w:sz="4"/>
+          <w:insideH w:val="single" w:color="FBFAF6" w:sz="4"/>
+          <w:insideV w:val="single" w:color="FBFAF6" w:sz="4"/>
+        </w:tblBorders>
+      </w:tblPr>
+      <w:tblGrid>
+        <w:gridCol w:w="9600"/>
+      </w:tblGrid>
+      <w:tr>
+        <w:tc>
+          <w:tcPr>
+            <w:tcW w:type="pct" w:w="5000"/>
+            <w:shd w:fill="FBFAF6" w:val="clear"/>
+            <w:tcMar>
+              <w:top w:type="dxa" w:w="40"/>
+              <w:left w:type="dxa" w:w="100"/>
+              <w:bottom w:type="dxa" w:w="40"/>
+              <w:right w:type="dxa" w:w="100"/>
+            </w:tcMar>
+          </w:tcPr>
+          <w:p>
+            <w:pPr>
+              <w:spacing w:before="18" w:after="6"/>
+            </w:pPr>
+            <w:r>
+              <w:rPr>
+                <w:b/>
+                <w:bCs/>
+                <w:color w:val="6B7280"/>
+                <w:sz w:val="14"/>
+                <w:szCs w:val="14"/>
+              </w:rPr>
+              <w:t xml:space="preserve">word list</w:t>
+            </w:r>
+          </w:p>
+          <w:p>
+            <w:pPr>
+              <w:spacing w:before="0" w:after="18"/>
+            </w:pPr>
+            <w:r>
+              <w:rPr>
+                <w:b/>
+                <w:bCs/>
+                <w:color w:val="353A7C"/>
+                <w:sz w:val="16"/>
+                <w:szCs w:val="16"/>
+              </w:rPr>
+              <w:t xml:space="preserve">Orontes   ·   reverse   ·   distributable   ·   outstanding</w:t>
+            </w:r>
+          </w:p>
+        </w:tc>
+      </w:tr>
+    </w:tbl>
+    <w:p/>
+    <w:p>
+      <w:pPr>
+        <w:pageBreakBefore w:val="true"/>
+        <w:spacing w:after="0"/>
+      </w:pPr>
+      <w:r>
+        <w:rPr>
+          <w:sz w:val="2"/>
+        </w:rPr>
+        <w:t xml:space="preserve"> </w:t>
+      </w:r>
+    </w:p>
+    <w:p>
+      <w:pPr>
+        <w:spacing w:before="44" w:after="10"/>
+      </w:pPr>
+      <w:r>
+        <w:rPr>
+          <w:b/>
+          <w:bCs/>
+          <w:color w:val="353A7C"/>
+          <w:sz w:val="18"/>
+          <w:szCs w:val="18"/>
+        </w:rPr>
+        <w:t xml:space="preserve">The English this section uses, and its Arabic</w:t>
+      </w:r>
+    </w:p>
+    <w:p>
+      <w:pPr>
+        <w:spacing w:before="0" w:after="12"/>
+      </w:pPr>
+      <w:r>
+        <w:rPr>
+          <w:color w:val="6B7280"/>
+          <w:sz w:val="15"/>
+          <w:szCs w:val="15"/>
+        </w:rPr>
+        <w:t xml:space="preserve">Each term sits against what it means.</w:t>
+      </w:r>
+    </w:p>
+    <w:p>
+      <w:pPr>
+        <w:spacing w:after="40" w:before="90"/>
+        <w:jc w:val="center"/>
+      </w:pPr>
+      <w:r>
+        <w:drawing>
+          <wp:inline distT="0" distB="0" distL="0" distR="0">
+            <wp:extent cx="5734050" cy="2972650"/>
+            <wp:effectExtent t="0" r="0" b="0" l="0"/>
+            <wp:docPr id="1" name="" descr="" title=""/>
+            <wp:cNvGraphicFramePr>
+              <a:graphicFrameLocks xmlns:a="http://schemas.openxmlformats.org/drawingml/2006/main" noChangeAspect="1"/>
+            </wp:cNvGraphicFramePr>
+            <a:graphic xmlns:a="http://schemas.openxmlformats.org/drawingml/2006/main">
+              <a:graphicData uri="http://schemas.openxmlformats.org/drawingml/2006/picture">
+                <pic:pic xmlns:pic="http://schemas.openxmlformats.org/drawingml/2006/picture">
+                  <pic:nvPicPr>
+                    <pic:cNvPr id="0" name="" descr=""/>
+                    <pic:cNvPicPr>
+                      <a:picLocks noChangeAspect="1" noChangeArrowheads="1"/>
+                    </pic:cNvPicPr>
+                  </pic:nvPicPr>
+                  <pic:blipFill>
+                    <a:blip r:embed="rId108" cstate="none"/>
+                    <a:srcRect/>
+                    <a:stretch>
+                      <a:fillRect/>
+                    </a:stretch>
+                  </pic:blipFill>
+                  <pic:spPr bwMode="auto">
+                    <a:xfrm>
+                      <a:off x="0" y="0"/>
+                      <a:ext cx="5734050" cy="2972650"/>
+                    </a:xfrm>
+                    <a:prstGeom prst="rect">
+                      <a:avLst/>
+                    </a:prstGeom>
+                  </pic:spPr>
+                </pic:pic>
+              </a:graphicData>
+            </a:graphic>
+          </wp:inline>
+        </w:drawing>
+      </w:r>
+    </w:p>
+    <w:tbl>
+      <w:tblPr>
+        <w:tblW w:type="pct" w:w="100%"/>
+        <w:tblLayout w:type="fixed"/>
+        <w:tblBorders>
+          <w:top w:val="single" w:color="FBFAF6" w:sz="4"/>
+          <w:left w:val="single" w:color="FBFAF6" w:sz="4"/>
+          <w:bottom w:val="single" w:color="FBFAF6" w:sz="4"/>
+          <w:right w:val="single" w:color="FBFAF6" w:sz="4"/>
+          <w:insideH w:val="single" w:color="FBFAF6" w:sz="4"/>
+          <w:insideV w:val="single" w:color="FBFAF6" w:sz="4"/>
+        </w:tblBorders>
+      </w:tblPr>
+      <w:tblGrid>
+        <w:gridCol w:w="9600"/>
+      </w:tblGrid>
+      <w:tr>
+        <w:tc>
+          <w:tcPr>
+            <w:tcW w:type="pct" w:w="5000"/>
+            <w:shd w:fill="FBFAF6" w:val="clear"/>
+            <w:tcMar>
+              <w:top w:type="dxa" w:w="40"/>
+              <w:left w:type="dxa" w:w="100"/>
+              <w:bottom w:type="dxa" w:w="40"/>
+              <w:right w:type="dxa" w:w="100"/>
+            </w:tcMar>
+          </w:tcPr>
+          <w:p>
+            <w:pPr>
+              <w:spacing w:before="18" w:after="6"/>
+            </w:pPr>
+            <w:r>
+              <w:rPr>
+                <w:b/>
+                <w:bCs/>
+                <w:color w:val="6B7280"/>
+                <w:sz w:val="14"/>
+                <w:szCs w:val="14"/>
+              </w:rPr>
+              <w:t xml:space="preserve">word list</w:t>
+            </w:r>
+          </w:p>
+          <w:p>
+            <w:pPr>
+              <w:spacing w:before="0" w:after="18"/>
+            </w:pPr>
+            <w:r>
+              <w:rPr>
+                <w:b/>
+                <w:bCs/>
+                <w:color w:val="353A7C"/>
+                <w:sz w:val="16"/>
+                <w:szCs w:val="16"/>
+              </w:rPr>
+              <w:t xml:space="preserve">prior-period adjustment   ·   stock split   ·   liquidating dividend   ·   declaration date</w:t>
             </w:r>
           </w:p>
         </w:tc>
@@ -7063,7 +8350,7 @@
                 <w:sz w:val="16"/>
                 <w:szCs w:val="16"/>
               </w:rPr>
-              <w:t xml:space="preserve">dividend</w:t>
+              <w:t xml:space="preserve">declaration</w:t>
             </w:r>
           </w:p>
         </w:tc>
@@ -7089,7 +8376,7 @@
                 <w:sz w:val="16"/>
                 <w:szCs w:val="16"/>
               </w:rPr>
-              <w:t xml:space="preserve">12  </w:t>
+              <w:t xml:space="preserve">17  </w:t>
             </w:r>
             <w:r>
               <w:rPr>
@@ -7131,7 +8418,7 @@
                 <w:sz w:val="16"/>
                 <w:szCs w:val="16"/>
               </w:rPr>
-              <w:t xml:space="preserve">declaration</w:t>
+              <w:t xml:space="preserve">dividends</w:t>
             </w:r>
           </w:p>
         </w:tc>
@@ -7157,7 +8444,7 @@
                 <w:sz w:val="16"/>
                 <w:szCs w:val="16"/>
               </w:rPr>
-              <w:t xml:space="preserve">13  </w:t>
+              <w:t xml:space="preserve">18  </w:t>
             </w:r>
             <w:r>
               <w:rPr>
@@ -7199,7 +8486,7 @@
                 <w:sz w:val="16"/>
                 <w:szCs w:val="16"/>
               </w:rPr>
-              <w:t xml:space="preserve">decides</w:t>
+              <w:t xml:space="preserve">record</w:t>
             </w:r>
           </w:p>
         </w:tc>
@@ -7225,14 +8512,14 @@
                 <w:sz w:val="16"/>
                 <w:szCs w:val="16"/>
               </w:rPr>
-              <w:t xml:space="preserve">14  </w:t>
-            </w:r>
-            <w:r>
-              <w:rPr>
-                <w:sz w:val="16"/>
-                <w:szCs w:val="16"/>
-              </w:rPr>
-              <w:t xml:space="preserve">Common stock</w:t>
+              <w:t xml:space="preserve">19  </w:t>
+            </w:r>
+            <w:r>
+              <w:rPr>
+                <w:sz w:val="16"/>
+                <w:szCs w:val="16"/>
+              </w:rPr>
+              <w:t xml:space="preserve">increases</w:t>
             </w:r>
           </w:p>
         </w:tc>
@@ -7267,7 +8554,7 @@
                 <w:sz w:val="16"/>
                 <w:szCs w:val="16"/>
               </w:rPr>
-              <w:t xml:space="preserve">payment</w:t>
+              <w:t xml:space="preserve">decides</w:t>
             </w:r>
           </w:p>
         </w:tc>
@@ -7293,14 +8580,14 @@
                 <w:sz w:val="16"/>
                 <w:szCs w:val="16"/>
               </w:rPr>
-              <w:t xml:space="preserve">15  </w:t>
-            </w:r>
-            <w:r>
-              <w:rPr>
-                <w:sz w:val="16"/>
-                <w:szCs w:val="16"/>
-              </w:rPr>
-              <w:t xml:space="preserve">Additional paid-in capital</w:t>
+              <w:t xml:space="preserve">20  </w:t>
+            </w:r>
+            <w:r>
+              <w:rPr>
+                <w:sz w:val="16"/>
+                <w:szCs w:val="16"/>
+              </w:rPr>
+              <w:t xml:space="preserve">proportion</w:t>
             </w:r>
           </w:p>
         </w:tc>
@@ -7335,7 +8622,7 @@
                 <w:sz w:val="16"/>
                 <w:szCs w:val="16"/>
               </w:rPr>
-              <w:t xml:space="preserve">Amount declared</w:t>
+              <w:t xml:space="preserve">payment</w:t>
             </w:r>
           </w:p>
         </w:tc>
@@ -7361,14 +8648,14 @@
                 <w:sz w:val="16"/>
                 <w:szCs w:val="16"/>
               </w:rPr>
-              <w:t xml:space="preserve">16  </w:t>
-            </w:r>
-            <w:r>
-              <w:rPr>
-                <w:sz w:val="16"/>
-                <w:szCs w:val="16"/>
-              </w:rPr>
-              <w:t xml:space="preserve">Declare and issue a small stock dividend</w:t>
+              <w:t xml:space="preserve">21  </w:t>
+            </w:r>
+            <w:r>
+              <w:rPr>
+                <w:sz w:val="16"/>
+                <w:szCs w:val="16"/>
+              </w:rPr>
+              <w:t xml:space="preserve">changes</w:t>
             </w:r>
           </w:p>
         </w:tc>
@@ -7403,7 +8690,7 @@
                 <w:sz w:val="16"/>
                 <w:szCs w:val="16"/>
               </w:rPr>
-              <w:t xml:space="preserve">Face value of the note</w:t>
+              <w:t xml:space="preserve">declared</w:t>
             </w:r>
           </w:p>
         </w:tc>
@@ -7429,14 +8716,14 @@
                 <w:sz w:val="16"/>
                 <w:szCs w:val="16"/>
               </w:rPr>
-              <w:t xml:space="preserve">17  </w:t>
-            </w:r>
-            <w:r>
-              <w:rPr>
-                <w:sz w:val="16"/>
-                <w:szCs w:val="16"/>
-              </w:rPr>
-              <w:t xml:space="preserve">Carry out a 2-for-1 stock split</w:t>
+              <w:t xml:space="preserve">22  </w:t>
+            </w:r>
+            <w:r>
+              <w:rPr>
+                <w:sz w:val="16"/>
+                <w:szCs w:val="16"/>
+              </w:rPr>
+              <w:t xml:space="preserve">Common stock</w:t>
             </w:r>
           </w:p>
         </w:tc>
@@ -7471,7 +8758,7 @@
                 <w:sz w:val="16"/>
                 <w:szCs w:val="16"/>
               </w:rPr>
-              <w:t xml:space="preserve">Amount beyond retained earnings</w:t>
+              <w:t xml:space="preserve">December</w:t>
             </w:r>
           </w:p>
         </w:tc>
@@ -7497,14 +8784,14 @@
                 <w:sz w:val="16"/>
                 <w:szCs w:val="16"/>
               </w:rPr>
-              <w:t xml:space="preserve">18  </w:t>
-            </w:r>
-            <w:r>
-              <w:rPr>
-                <w:sz w:val="16"/>
-                <w:szCs w:val="16"/>
-              </w:rPr>
-              <w:t xml:space="preserve">Correct a prior-year error that overstated expenses</w:t>
+              <w:t xml:space="preserve">23  </w:t>
+            </w:r>
+            <w:r>
+              <w:rPr>
+                <w:sz w:val="16"/>
+                <w:szCs w:val="16"/>
+              </w:rPr>
+              <w:t xml:space="preserve">Additional paid-in capital</w:t>
             </w:r>
           </w:p>
         </w:tc>
@@ -7539,7 +8826,7 @@
                 <w:sz w:val="16"/>
                 <w:szCs w:val="16"/>
               </w:rPr>
-              <w:t xml:space="preserve">Par value of the shares</w:t>
+              <w:t xml:space="preserve">property</w:t>
             </w:r>
           </w:p>
         </w:tc>
@@ -7565,14 +8852,14 @@
                 <w:sz w:val="16"/>
                 <w:szCs w:val="16"/>
               </w:rPr>
-              <w:t xml:space="preserve">19  </w:t>
-            </w:r>
-            <w:r>
-              <w:rPr>
-                <w:sz w:val="16"/>
-                <w:szCs w:val="16"/>
-              </w:rPr>
-              <w:t xml:space="preserve">outstanding</w:t>
+              <w:t xml:space="preserve">24  </w:t>
+            </w:r>
+            <w:r>
+              <w:rPr>
+                <w:sz w:val="16"/>
+                <w:szCs w:val="16"/>
+              </w:rPr>
+              <w:t xml:space="preserve">Declare and issue a small stock dividend</w:t>
             </w:r>
           </w:p>
         </w:tc>
@@ -7607,7 +8894,7 @@
                 <w:sz w:val="16"/>
                 <w:szCs w:val="16"/>
               </w:rPr>
-              <w:t xml:space="preserve">No entry; par per share falls</w:t>
+              <w:t xml:space="preserve">noncash</w:t>
             </w:r>
           </w:p>
         </w:tc>
@@ -7633,14 +8920,14 @@
                 <w:sz w:val="16"/>
                 <w:szCs w:val="16"/>
               </w:rPr>
-              <w:t xml:space="preserve">20  </w:t>
-            </w:r>
-            <w:r>
-              <w:rPr>
-                <w:sz w:val="16"/>
-                <w:szCs w:val="16"/>
-              </w:rPr>
-              <w:t xml:space="preserve">distributable</w:t>
+              <w:t xml:space="preserve">25  </w:t>
+            </w:r>
+            <w:r>
+              <w:rPr>
+                <w:sz w:val="16"/>
+                <w:szCs w:val="16"/>
+              </w:rPr>
+              <w:t xml:space="preserve">Carry out a 2-for-1 stock split</w:t>
             </w:r>
           </w:p>
         </w:tc>
@@ -7675,7 +8962,7 @@
                 <w:sz w:val="16"/>
                 <w:szCs w:val="16"/>
               </w:rPr>
-              <w:t xml:space="preserve">shareholders</w:t>
+              <w:t xml:space="preserve">remeasures</w:t>
             </w:r>
           </w:p>
         </w:tc>
@@ -7701,14 +8988,14 @@
                 <w:sz w:val="16"/>
                 <w:szCs w:val="16"/>
               </w:rPr>
-              <w:t xml:space="preserve">21  </w:t>
-            </w:r>
-            <w:r>
-              <w:rPr>
-                <w:sz w:val="16"/>
-                <w:szCs w:val="16"/>
-              </w:rPr>
-              <w:t xml:space="preserve">declaration date</w:t>
+              <w:t xml:space="preserve">26  </w:t>
+            </w:r>
+            <w:r>
+              <w:rPr>
+                <w:sz w:val="16"/>
+                <w:szCs w:val="16"/>
+              </w:rPr>
+              <w:t xml:space="preserve">Correct a prior-year error that overstated expenses</w:t>
             </w:r>
           </w:p>
         </w:tc>
@@ -7743,7 +9030,7 @@
                 <w:sz w:val="16"/>
                 <w:szCs w:val="16"/>
               </w:rPr>
-              <w:t xml:space="preserve">instead</w:t>
+              <w:t xml:space="preserve">Amount declared</w:t>
             </w:r>
           </w:p>
         </w:tc>
@@ -7769,7 +9056,347 @@
                 <w:sz w:val="16"/>
                 <w:szCs w:val="16"/>
               </w:rPr>
-              <w:t xml:space="preserve">22  </w:t>
+              <w:t xml:space="preserve">27  </w:t>
+            </w:r>
+            <w:r>
+              <w:rPr>
+                <w:sz w:val="16"/>
+                <w:szCs w:val="16"/>
+              </w:rPr>
+              <w:t xml:space="preserve">reverse</w:t>
+            </w:r>
+          </w:p>
+        </w:tc>
+      </w:tr>
+      <w:tr>
+        <w:tc>
+          <w:tcPr>
+            <w:tcW w:type="pct" w:w="2500"/>
+            <w:tcMar>
+              <w:top w:type="dxa" w:w="20"/>
+              <w:left w:type="dxa" w:w="80"/>
+              <w:bottom w:type="dxa" w:w="20"/>
+              <w:right w:type="dxa" w:w="80"/>
+            </w:tcMar>
+          </w:tcPr>
+          <w:p>
+            <w:pPr>
+              <w:spacing w:before="12" w:after="12"/>
+            </w:pPr>
+            <w:r>
+              <w:rPr>
+                <w:b/>
+                <w:bCs/>
+                <w:color w:val="8186EF"/>
+                <w:sz w:val="16"/>
+                <w:szCs w:val="16"/>
+              </w:rPr>
+              <w:t xml:space="preserve">12  </w:t>
+            </w:r>
+            <w:r>
+              <w:rPr>
+                <w:sz w:val="16"/>
+                <w:szCs w:val="16"/>
+              </w:rPr>
+              <w:t xml:space="preserve">Face value of the note</w:t>
+            </w:r>
+          </w:p>
+        </w:tc>
+        <w:tc>
+          <w:tcPr>
+            <w:tcW w:type="pct" w:w="2500"/>
+            <w:tcMar>
+              <w:top w:type="dxa" w:w="20"/>
+              <w:left w:type="dxa" w:w="80"/>
+              <w:bottom w:type="dxa" w:w="20"/>
+              <w:right w:type="dxa" w:w="80"/>
+            </w:tcMar>
+          </w:tcPr>
+          <w:p>
+            <w:pPr>
+              <w:spacing w:before="12" w:after="12"/>
+            </w:pPr>
+            <w:r>
+              <w:rPr>
+                <w:b/>
+                <w:bCs/>
+                <w:color w:val="8186EF"/>
+                <w:sz w:val="16"/>
+                <w:szCs w:val="16"/>
+              </w:rPr>
+              <w:t xml:space="preserve">28  </w:t>
+            </w:r>
+            <w:r>
+              <w:rPr>
+                <w:sz w:val="16"/>
+                <w:szCs w:val="16"/>
+              </w:rPr>
+              <w:t xml:space="preserve">outstanding</w:t>
+            </w:r>
+          </w:p>
+        </w:tc>
+      </w:tr>
+      <w:tr>
+        <w:tc>
+          <w:tcPr>
+            <w:tcW w:type="pct" w:w="2500"/>
+            <w:tcMar>
+              <w:top w:type="dxa" w:w="20"/>
+              <w:left w:type="dxa" w:w="80"/>
+              <w:bottom w:type="dxa" w:w="20"/>
+              <w:right w:type="dxa" w:w="80"/>
+            </w:tcMar>
+          </w:tcPr>
+          <w:p>
+            <w:pPr>
+              <w:spacing w:before="12" w:after="12"/>
+            </w:pPr>
+            <w:r>
+              <w:rPr>
+                <w:b/>
+                <w:bCs/>
+                <w:color w:val="8186EF"/>
+                <w:sz w:val="16"/>
+                <w:szCs w:val="16"/>
+              </w:rPr>
+              <w:t xml:space="preserve">13  </w:t>
+            </w:r>
+            <w:r>
+              <w:rPr>
+                <w:sz w:val="16"/>
+                <w:szCs w:val="16"/>
+              </w:rPr>
+              <w:t xml:space="preserve">Fair value of the shares</w:t>
+            </w:r>
+          </w:p>
+        </w:tc>
+        <w:tc>
+          <w:tcPr>
+            <w:tcW w:type="pct" w:w="2500"/>
+            <w:tcMar>
+              <w:top w:type="dxa" w:w="20"/>
+              <w:left w:type="dxa" w:w="80"/>
+              <w:bottom w:type="dxa" w:w="20"/>
+              <w:right w:type="dxa" w:w="80"/>
+            </w:tcMar>
+          </w:tcPr>
+          <w:p>
+            <w:pPr>
+              <w:spacing w:before="12" w:after="12"/>
+            </w:pPr>
+            <w:r>
+              <w:rPr>
+                <w:b/>
+                <w:bCs/>
+                <w:color w:val="8186EF"/>
+                <w:sz w:val="16"/>
+                <w:szCs w:val="16"/>
+              </w:rPr>
+              <w:t xml:space="preserve">29  </w:t>
+            </w:r>
+            <w:r>
+              <w:rPr>
+                <w:sz w:val="16"/>
+                <w:szCs w:val="16"/>
+              </w:rPr>
+              <w:t xml:space="preserve">distributable</w:t>
+            </w:r>
+          </w:p>
+        </w:tc>
+      </w:tr>
+      <w:tr>
+        <w:tc>
+          <w:tcPr>
+            <w:tcW w:type="pct" w:w="2500"/>
+            <w:tcMar>
+              <w:top w:type="dxa" w:w="20"/>
+              <w:left w:type="dxa" w:w="80"/>
+              <w:bottom w:type="dxa" w:w="20"/>
+              <w:right w:type="dxa" w:w="80"/>
+            </w:tcMar>
+          </w:tcPr>
+          <w:p>
+            <w:pPr>
+              <w:spacing w:before="12" w:after="12"/>
+            </w:pPr>
+            <w:r>
+              <w:rPr>
+                <w:b/>
+                <w:bCs/>
+                <w:color w:val="8186EF"/>
+                <w:sz w:val="16"/>
+                <w:szCs w:val="16"/>
+              </w:rPr>
+              <w:t xml:space="preserve">14  </w:t>
+            </w:r>
+            <w:r>
+              <w:rPr>
+                <w:sz w:val="16"/>
+                <w:szCs w:val="16"/>
+              </w:rPr>
+              <w:t xml:space="preserve">Par value of the shares</w:t>
+            </w:r>
+          </w:p>
+        </w:tc>
+        <w:tc>
+          <w:tcPr>
+            <w:tcW w:type="pct" w:w="2500"/>
+            <w:tcMar>
+              <w:top w:type="dxa" w:w="20"/>
+              <w:left w:type="dxa" w:w="80"/>
+              <w:bottom w:type="dxa" w:w="20"/>
+              <w:right w:type="dxa" w:w="80"/>
+            </w:tcMar>
+          </w:tcPr>
+          <w:p>
+            <w:pPr>
+              <w:spacing w:before="12" w:after="12"/>
+            </w:pPr>
+            <w:r>
+              <w:rPr>
+                <w:b/>
+                <w:bCs/>
+                <w:color w:val="8186EF"/>
+                <w:sz w:val="16"/>
+                <w:szCs w:val="16"/>
+              </w:rPr>
+              <w:t xml:space="preserve">30  </w:t>
+            </w:r>
+            <w:r>
+              <w:rPr>
+                <w:sz w:val="16"/>
+                <w:szCs w:val="16"/>
+              </w:rPr>
+              <w:t xml:space="preserve">declaration date</w:t>
+            </w:r>
+          </w:p>
+        </w:tc>
+      </w:tr>
+      <w:tr>
+        <w:tc>
+          <w:tcPr>
+            <w:tcW w:type="pct" w:w="2500"/>
+            <w:tcMar>
+              <w:top w:type="dxa" w:w="20"/>
+              <w:left w:type="dxa" w:w="80"/>
+              <w:bottom w:type="dxa" w:w="20"/>
+              <w:right w:type="dxa" w:w="80"/>
+            </w:tcMar>
+          </w:tcPr>
+          <w:p>
+            <w:pPr>
+              <w:spacing w:before="12" w:after="12"/>
+            </w:pPr>
+            <w:r>
+              <w:rPr>
+                <w:b/>
+                <w:bCs/>
+                <w:color w:val="8186EF"/>
+                <w:sz w:val="16"/>
+                <w:szCs w:val="16"/>
+              </w:rPr>
+              <w:t xml:space="preserve">15  </w:t>
+            </w:r>
+            <w:r>
+              <w:rPr>
+                <w:sz w:val="16"/>
+                <w:szCs w:val="16"/>
+              </w:rPr>
+              <w:t xml:space="preserve">shareholders</w:t>
+            </w:r>
+          </w:p>
+        </w:tc>
+        <w:tc>
+          <w:tcPr>
+            <w:tcW w:type="pct" w:w="2500"/>
+            <w:tcMar>
+              <w:top w:type="dxa" w:w="20"/>
+              <w:left w:type="dxa" w:w="80"/>
+              <w:bottom w:type="dxa" w:w="20"/>
+              <w:right w:type="dxa" w:w="80"/>
+            </w:tcMar>
+          </w:tcPr>
+          <w:p>
+            <w:pPr>
+              <w:spacing w:before="12" w:after="12"/>
+            </w:pPr>
+            <w:r>
+              <w:rPr>
+                <w:b/>
+                <w:bCs/>
+                <w:color w:val="8186EF"/>
+                <w:sz w:val="16"/>
+                <w:szCs w:val="16"/>
+              </w:rPr>
+              <w:t xml:space="preserve">31  </w:t>
+            </w:r>
+            <w:r>
+              <w:rPr>
+                <w:sz w:val="16"/>
+                <w:szCs w:val="16"/>
+              </w:rPr>
+              <w:t xml:space="preserve">stock split</w:t>
+            </w:r>
+          </w:p>
+        </w:tc>
+      </w:tr>
+      <w:tr>
+        <w:tc>
+          <w:tcPr>
+            <w:tcW w:type="pct" w:w="2500"/>
+            <w:tcMar>
+              <w:top w:type="dxa" w:w="20"/>
+              <w:left w:type="dxa" w:w="80"/>
+              <w:bottom w:type="dxa" w:w="20"/>
+              <w:right w:type="dxa" w:w="80"/>
+            </w:tcMar>
+          </w:tcPr>
+          <w:p>
+            <w:pPr>
+              <w:spacing w:before="12" w:after="12"/>
+            </w:pPr>
+            <w:r>
+              <w:rPr>
+                <w:b/>
+                <w:bCs/>
+                <w:color w:val="8186EF"/>
+                <w:sz w:val="16"/>
+                <w:szCs w:val="16"/>
+              </w:rPr>
+              <w:t xml:space="preserve">16  </w:t>
+            </w:r>
+            <w:r>
+              <w:rPr>
+                <w:sz w:val="16"/>
+                <w:szCs w:val="16"/>
+              </w:rPr>
+              <w:t xml:space="preserve">instead</w:t>
+            </w:r>
+          </w:p>
+        </w:tc>
+        <w:tc>
+          <w:tcPr>
+            <w:tcW w:type="pct" w:w="2500"/>
+            <w:tcMar>
+              <w:top w:type="dxa" w:w="20"/>
+              <w:left w:type="dxa" w:w="80"/>
+              <w:bottom w:type="dxa" w:w="20"/>
+              <w:right w:type="dxa" w:w="80"/>
+            </w:tcMar>
+          </w:tcPr>
+          <w:p>
+            <w:pPr>
+              <w:spacing w:before="12" w:after="12"/>
+            </w:pPr>
+            <w:r>
+              <w:rPr>
+                <w:b/>
+                <w:bCs/>
+                <w:color w:val="8186EF"/>
+                <w:sz w:val="16"/>
+                <w:szCs w:val="16"/>
+              </w:rPr>
+              <w:t xml:space="preserve">32  </w:t>
             </w:r>
             <w:r>
               <w:rPr>
@@ -7819,7 +9446,7 @@
           <w:sz w:val="15"/>
           <w:szCs w:val="15"/>
         </w:rPr>
-        <w:t xml:space="preserve">A cash dividend has three dates. On the declaration date the company debits retained earnings and credits dividends payable, a current liability. On the date of record no entry is made; it only decides who is paid. On the payment date the liability is paid. Orontes declared $400,000 in December 2025, so that amount is still payable at year-end.</w:t>
+        <w:t xml:space="preserve">A cash dividend has three dates. On the declaration date the company debits retained earnings and credits dividends payable, a current liability. On the date of record no entry is made; it only decides who is paid. On the payment date the liability is paid. Orontes declared $400,000 in December 2025, so that amount is still payable at year-end. A property dividend is paid with a noncash asset. The company first remeasures the asset to fair value and records any gain or loss, then debits retained earnings at fair value. A scrip dividend creates a note payable. A liquidating dividend returns contributed capital, so it reduces APIC rather than retained earnings.</w:t>
       </w:r>
     </w:p>
     <w:p>
@@ -7843,7 +9470,7 @@
           <w:sz w:val="15"/>
           <w:szCs w:val="15"/>
         </w:rPr>
-        <w:t xml:space="preserve">A stock dividend gives shareholders more shares instead of cash. For a small stock dividend, below about 20% to 25% of the outstanding shares, the company moves the fair value of the new shares from retained earnings to common stock and APIC. For a large stock dividend, it moves only the par value.</w:t>
+        <w:t xml:space="preserve">A stock dividend gives shareholders more shares instead of cash. For a small stock dividend, below about 20% to 25% of the outstanding shares, the company moves the fair value of the new shares from retained earnings to common stock and APIC. For a large stock dividend, it moves only the par value. A stock split increases the number of shares and reduces the par value per share in proportion. Total equity never changes: only the labels inside equity move.</w:t>
       </w:r>
     </w:p>
     <w:p>
@@ -7867,7 +9494,7 @@
           <w:sz w:val="15"/>
           <w:szCs w:val="15"/>
         </w:rPr>
-        <w:t xml:space="preserve">Small stock dividend at fair value; large stock dividend at par. Use outstanding shares, not issued shares: treasury stock gets no dividend. A stock dividend distributable is equity, not a liability.</w:t>
+        <w:t xml:space="preserve">Small stock dividend at fair value; large stock dividend at par. Do not reverse them. Use outstanding shares, not issued shares: treasury stock gets no dividend. A stock dividend distributable is equity, not a liability.</w:t>
       </w:r>
     </w:p>
     <w:p>
@@ -7974,7 +9601,7 @@
           <w:sz w:val="16"/>
           <w:szCs w:val="16"/>
         </w:rPr>
-        <w:t xml:space="preserve">      gaps 1–7</w:t>
+        <w:t xml:space="preserve">      gaps 1–10</w:t>
       </w:r>
     </w:p>
     <w:p>
@@ -7987,7 +9614,7 @@
           <w:sz w:val="19"/>
           <w:szCs w:val="19"/>
         </w:rPr>
-        <w:t xml:space="preserve">Retained earnings are the profits a company has kept since it began, less the </w:t>
+        <w:t xml:space="preserve">Retained earnings are the </w:t>
       </w:r>
       <w:r>
         <w:rPr>
@@ -8019,21 +9646,7 @@
           <w:sz w:val="19"/>
           <w:szCs w:val="19"/>
         </w:rPr>
-        <w:t xml:space="preserve"> it has declared. </w:t>
-      </w:r>
-      <w:r>
-        <w:rPr>
-          <w:sz w:val="19"/>
-          <w:szCs w:val="19"/>
-        </w:rPr>
-        <w:t xml:space="preserve">A board may set part of retained earnings aside, for example for a new plant. </w:t>
-      </w:r>
-      <w:r>
-        <w:rPr>
-          <w:sz w:val="19"/>
-          <w:szCs w:val="19"/>
-        </w:rPr>
-        <w:t xml:space="preserve">These </w:t>
+        <w:t xml:space="preserve"> a company has kept since it began, less the </w:t>
       </w:r>
       <w:r>
         <w:rPr>
@@ -8051,7 +9664,7 @@
           <w:sz w:val="19"/>
           <w:szCs w:val="19"/>
         </w:rPr>
-        <w:t xml:space="preserve">              </w:t>
+        <w:t xml:space="preserve">           </w:t>
       </w:r>
       <w:r>
         <w:rPr>
@@ -8065,14 +9678,21 @@
           <w:sz w:val="19"/>
           <w:szCs w:val="19"/>
         </w:rPr>
-        <w:t xml:space="preserve"> retained earnings stay within equity; no costs are ever charged to them. </w:t>
-      </w:r>
-      <w:r>
-        <w:rPr>
-          <w:sz w:val="19"/>
-          <w:szCs w:val="19"/>
-        </w:rPr>
-        <w:t xml:space="preserve">If a company finds an error in earlier financial </w:t>
+        <w:t xml:space="preserve"> it has declared. </w:t>
+      </w:r>
+      <w:r>
+        <w:rPr>
+          <w:sz w:val="19"/>
+          <w:szCs w:val="19"/>
+        </w:rPr>
+        <w:t xml:space="preserve">A board may set part of retained earnings aside, for example for a new plant. </w:t>
+      </w:r>
+      <w:r>
+        <w:rPr>
+          <w:sz w:val="19"/>
+          <w:szCs w:val="19"/>
+        </w:rPr>
+        <w:t xml:space="preserve">These </w:t>
       </w:r>
       <w:r>
         <w:rPr>
@@ -8090,7 +9710,7 @@
           <w:sz w:val="19"/>
           <w:szCs w:val="19"/>
         </w:rPr>
-        <w:t xml:space="preserve">            </w:t>
+        <w:t xml:space="preserve">              </w:t>
       </w:r>
       <w:r>
         <w:rPr>
@@ -8104,14 +9724,7 @@
           <w:sz w:val="19"/>
           <w:szCs w:val="19"/>
         </w:rPr>
-        <w:t xml:space="preserve">, it does not correct it through this year's net income. </w:t>
-      </w:r>
-      <w:r>
-        <w:rPr>
-          <w:sz w:val="19"/>
-          <w:szCs w:val="19"/>
-        </w:rPr>
-        <w:t xml:space="preserve">It makes a </w:t>
+        <w:t xml:space="preserve"> retained earnings stay within equity; no costs are ever </w:t>
       </w:r>
       <w:r>
         <w:rPr>
@@ -8129,7 +9742,7 @@
           <w:sz w:val="19"/>
           <w:szCs w:val="19"/>
         </w:rPr>
-        <w:t xml:space="preserve">              </w:t>
+        <w:t xml:space="preserve">           </w:t>
       </w:r>
       <w:r>
         <w:rPr>
@@ -8143,14 +9756,14 @@
           <w:sz w:val="19"/>
           <w:szCs w:val="19"/>
         </w:rPr>
-        <w:t xml:space="preserve"> adjustment: it restates the earlier years and adjusts the opening balance of retained earnings, net of tax. </w:t>
-      </w:r>
-      <w:r>
-        <w:rPr>
-          <w:sz w:val="19"/>
-          <w:szCs w:val="19"/>
-        </w:rPr>
-        <w:t xml:space="preserve">Retained earnings may also be </w:t>
+        <w:t xml:space="preserve"> to them. </w:t>
+      </w:r>
+      <w:r>
+        <w:rPr>
+          <w:sz w:val="19"/>
+          <w:szCs w:val="19"/>
+        </w:rPr>
+        <w:t xml:space="preserve">If a company finds an error in earlier financial </w:t>
       </w:r>
       <w:r>
         <w:rPr>
@@ -8182,14 +9795,7 @@
           <w:sz w:val="19"/>
           <w:szCs w:val="19"/>
         </w:rPr>
-        <w:t xml:space="preserve"> by law or by loan covenants. </w:t>
-      </w:r>
-      <w:r>
-        <w:rPr>
-          <w:sz w:val="19"/>
-          <w:szCs w:val="19"/>
-        </w:rPr>
-        <w:t xml:space="preserve"/>
+        <w:t xml:space="preserve">, it does not </w:t>
       </w:r>
       <w:r>
         <w:rPr>
@@ -8207,7 +9813,7 @@
           <w:sz w:val="19"/>
           <w:szCs w:val="19"/>
         </w:rPr>
-        <w:t xml:space="preserve">              </w:t>
+        <w:t xml:space="preserve">           </w:t>
       </w:r>
       <w:r>
         <w:rPr>
@@ -8221,14 +9827,14 @@
           <w:sz w:val="19"/>
           <w:szCs w:val="19"/>
         </w:rPr>
-        <w:t xml:space="preserve"> are disclosed in the notes. </w:t>
-      </w:r>
-      <w:r>
-        <w:rPr>
-          <w:sz w:val="19"/>
-          <w:szCs w:val="19"/>
-        </w:rPr>
-        <w:t xml:space="preserve">They do not </w:t>
+        <w:t xml:space="preserve"> it through this year's net income. </w:t>
+      </w:r>
+      <w:r>
+        <w:rPr>
+          <w:sz w:val="19"/>
+          <w:szCs w:val="19"/>
+        </w:rPr>
+        <w:t xml:space="preserve">It makes a </w:t>
       </w:r>
       <w:r>
         <w:rPr>
@@ -8246,6 +9852,38 @@
           <w:sz w:val="19"/>
           <w:szCs w:val="19"/>
         </w:rPr>
+        <w:t xml:space="preserve">              </w:t>
+      </w:r>
+      <w:r>
+        <w:rPr>
+          <w:sz w:val="19"/>
+          <w:szCs w:val="19"/>
+        </w:rPr>
+        <w:t xml:space="preserve"> </w:t>
+      </w:r>
+      <w:r>
+        <w:rPr>
+          <w:sz w:val="19"/>
+          <w:szCs w:val="19"/>
+        </w:rPr>
+        <w:t xml:space="preserve"> adjustment: it </w:t>
+      </w:r>
+      <w:r>
+        <w:rPr>
+          <w:b/>
+          <w:bCs/>
+          <w:color w:val="8186EF"/>
+          <w:sz w:val="15"/>
+          <w:szCs w:val="15"/>
+        </w:rPr>
+        <w:t xml:space="preserve"> (8) </w:t>
+      </w:r>
+      <w:r>
+        <w:rPr>
+          <w:u w:val="single"/>
+          <w:sz w:val="19"/>
+          <w:szCs w:val="19"/>
+        </w:rPr>
         <w:t xml:space="preserve">           </w:t>
       </w:r>
       <w:r>
@@ -8260,7 +9898,92 @@
           <w:sz w:val="19"/>
           <w:szCs w:val="19"/>
         </w:rPr>
-        <w:t xml:space="preserve"> the balance. </w:t>
+        <w:t xml:space="preserve"> the earlier years and adjusts the opening balance of retained earnings, net of tax. </w:t>
+      </w:r>
+      <w:r>
+        <w:rPr>
+          <w:sz w:val="19"/>
+          <w:szCs w:val="19"/>
+        </w:rPr>
+        <w:t xml:space="preserve">Retained earnings may also be </w:t>
+      </w:r>
+      <w:r>
+        <w:rPr>
+          <w:b/>
+          <w:bCs/>
+          <w:color w:val="8186EF"/>
+          <w:sz w:val="15"/>
+          <w:szCs w:val="15"/>
+        </w:rPr>
+        <w:t xml:space="preserve"> (9) </w:t>
+      </w:r>
+      <w:r>
+        <w:rPr>
+          <w:u w:val="single"/>
+          <w:sz w:val="19"/>
+          <w:szCs w:val="19"/>
+        </w:rPr>
+        <w:t xml:space="preserve">            </w:t>
+      </w:r>
+      <w:r>
+        <w:rPr>
+          <w:sz w:val="19"/>
+          <w:szCs w:val="19"/>
+        </w:rPr>
+        <w:t xml:space="preserve"> </w:t>
+      </w:r>
+      <w:r>
+        <w:rPr>
+          <w:sz w:val="19"/>
+          <w:szCs w:val="19"/>
+        </w:rPr>
+        <w:t xml:space="preserve"> by law or by loan </w:t>
+      </w:r>
+      <w:r>
+        <w:rPr>
+          <w:b/>
+          <w:bCs/>
+          <w:color w:val="8186EF"/>
+          <w:sz w:val="15"/>
+          <w:szCs w:val="15"/>
+        </w:rPr>
+        <w:t xml:space="preserve"> (10) </w:t>
+      </w:r>
+      <w:r>
+        <w:rPr>
+          <w:u w:val="single"/>
+          <w:sz w:val="19"/>
+          <w:szCs w:val="19"/>
+        </w:rPr>
+        <w:t xml:space="preserve">           </w:t>
+      </w:r>
+      <w:r>
+        <w:rPr>
+          <w:sz w:val="19"/>
+          <w:szCs w:val="19"/>
+        </w:rPr>
+        <w:t xml:space="preserve"> </w:t>
+      </w:r>
+      <w:r>
+        <w:rPr>
+          <w:sz w:val="19"/>
+          <w:szCs w:val="19"/>
+        </w:rPr>
+        <w:t xml:space="preserve">. </w:t>
+      </w:r>
+      <w:r>
+        <w:rPr>
+          <w:sz w:val="19"/>
+          <w:szCs w:val="19"/>
+        </w:rPr>
+        <w:t xml:space="preserve">Restrictions are disclosed in the notes. </w:t>
+      </w:r>
+      <w:r>
+        <w:rPr>
+          <w:sz w:val="19"/>
+          <w:szCs w:val="19"/>
+        </w:rPr>
+        <w:t xml:space="preserve">They do not change the balance. </w:t>
       </w:r>
     </w:p>
     <w:tbl>
@@ -8318,7 +10041,7 @@
                 <w:sz w:val="16"/>
                 <w:szCs w:val="16"/>
               </w:rPr>
-              <w:t xml:space="preserve">dividends   ·   statements   ·   restricted   ·   contributed capital   ·   prior-period   ·   appropriated   ·   Restrictions   ·   change</w:t>
+              <w:t xml:space="preserve">profits   ·   covenants   ·   statements   ·   dividends   ·   correct   ·   restricted   ·   restates   ·   charged   ·   separate   ·   appropriated   ·   prior-period</w:t>
             </w:r>
           </w:p>
         </w:tc>
@@ -8365,7 +10088,7 @@
                 <w:sz w:val="19"/>
                 <w:szCs w:val="19"/>
               </w:rPr>
-              <w:t xml:space="preserve">Reserves, احتياطيات, réserves</w:t>
+              <w:t xml:space="preserve">Reserves</w:t>
             </w:r>
           </w:p>
         </w:tc>
@@ -8392,7 +10115,7 @@
           <w:sz w:val="16"/>
           <w:szCs w:val="16"/>
         </w:rPr>
-        <w:t xml:space="preserve">      gaps 8–11</w:t>
+        <w:t xml:space="preserve">      gaps 11–13</w:t>
       </w:r>
     </w:p>
     <w:p>
@@ -8405,7 +10128,7 @@
           <w:sz w:val="19"/>
           <w:szCs w:val="19"/>
         </w:rPr>
-        <w:t xml:space="preserve">In IFRS and in MENA company law, reserves (احتياطيات, réserves) can mean a legal reserve, a </w:t>
+        <w:t xml:space="preserve">In IFRS and in MENA company law, reserves can mean a legal reserve, a </w:t>
       </w:r>
       <w:r>
         <w:rPr>
@@ -8415,7 +10138,7 @@
           <w:sz w:val="15"/>
           <w:szCs w:val="15"/>
         </w:rPr>
-        <w:t xml:space="preserve"> (8) </w:t>
+        <w:t xml:space="preserve"> (11) </w:t>
       </w:r>
       <w:r>
         <w:rPr>
@@ -8454,7 +10177,7 @@
           <w:sz w:val="15"/>
           <w:szCs w:val="15"/>
         </w:rPr>
-        <w:t xml:space="preserve"> (9) </w:t>
+        <w:t xml:space="preserve"> (12) </w:t>
       </w:r>
       <w:r>
         <w:rPr>
@@ -8493,7 +10216,7 @@
           <w:sz w:val="15"/>
           <w:szCs w:val="15"/>
         </w:rPr>
-        <w:t xml:space="preserve"> (10) </w:t>
+        <w:t xml:space="preserve"> (13) </w:t>
       </w:r>
       <w:r>
         <w:rPr>
@@ -8516,45 +10239,6 @@
           <w:szCs w:val="19"/>
         </w:rPr>
         <w:t xml:space="preserve"> or not) and AOCI. </w:t>
-      </w:r>
-      <w:r>
-        <w:rPr>
-          <w:sz w:val="19"/>
-          <w:szCs w:val="19"/>
-        </w:rPr>
-        <w:t xml:space="preserve">French report à nouveau is only the </w:t>
-      </w:r>
-      <w:r>
-        <w:rPr>
-          <w:b/>
-          <w:bCs/>
-          <w:color w:val="8186EF"/>
-          <w:sz w:val="15"/>
-          <w:szCs w:val="15"/>
-        </w:rPr>
-        <w:t xml:space="preserve"> (11) </w:t>
-      </w:r>
-      <w:r>
-        <w:rPr>
-          <w:u w:val="single"/>
-          <w:sz w:val="19"/>
-          <w:szCs w:val="19"/>
-        </w:rPr>
-        <w:t xml:space="preserve">                 </w:t>
-      </w:r>
-      <w:r>
-        <w:rPr>
-          <w:sz w:val="19"/>
-          <w:szCs w:val="19"/>
-        </w:rPr>
-        <w:t xml:space="preserve"> </w:t>
-      </w:r>
-      <w:r>
-        <w:rPr>
-          <w:sz w:val="19"/>
-          <w:szCs w:val="19"/>
-        </w:rPr>
-        <w:t xml:space="preserve"> part of retained earnings. </w:t>
       </w:r>
     </w:p>
     <w:tbl>
@@ -8612,7 +10296,7 @@
                 <w:sz w:val="16"/>
                 <w:szCs w:val="16"/>
               </w:rPr>
-              <w:t xml:space="preserve">carried-forward   ·   simply   ·   appropriated   ·   revaluation   ·   prior-period adjustment</w:t>
+              <w:t xml:space="preserve">declared   ·   simply   ·   appropriated   ·   revaluation</w:t>
             </w:r>
           </w:p>
         </w:tc>
@@ -8921,7 +10605,7 @@
                 <w:sz w:val="16"/>
                 <w:szCs w:val="16"/>
               </w:rPr>
-              <w:t xml:space="preserve">dividends</w:t>
+              <w:t xml:space="preserve">profits</w:t>
             </w:r>
           </w:p>
         </w:tc>
@@ -8947,14 +10631,14 @@
                 <w:sz w:val="16"/>
                 <w:szCs w:val="16"/>
               </w:rPr>
-              <w:t xml:space="preserve">7  </w:t>
-            </w:r>
-            <w:r>
-              <w:rPr>
-                <w:sz w:val="16"/>
-                <w:szCs w:val="16"/>
-              </w:rPr>
-              <w:t xml:space="preserve">change</w:t>
+              <w:t xml:space="preserve">8  </w:t>
+            </w:r>
+            <w:r>
+              <w:rPr>
+                <w:sz w:val="16"/>
+                <w:szCs w:val="16"/>
+              </w:rPr>
+              <w:t xml:space="preserve">restates</w:t>
             </w:r>
           </w:p>
         </w:tc>
@@ -8989,7 +10673,7 @@
                 <w:sz w:val="16"/>
                 <w:szCs w:val="16"/>
               </w:rPr>
-              <w:t xml:space="preserve">appropriated</w:t>
+              <w:t xml:space="preserve">dividends</w:t>
             </w:r>
           </w:p>
         </w:tc>
@@ -9015,14 +10699,14 @@
                 <w:sz w:val="16"/>
                 <w:szCs w:val="16"/>
               </w:rPr>
-              <w:t xml:space="preserve">8  </w:t>
-            </w:r>
-            <w:r>
-              <w:rPr>
-                <w:sz w:val="16"/>
-                <w:szCs w:val="16"/>
-              </w:rPr>
-              <w:t xml:space="preserve">revaluation</w:t>
+              <w:t xml:space="preserve">9  </w:t>
+            </w:r>
+            <w:r>
+              <w:rPr>
+                <w:sz w:val="16"/>
+                <w:szCs w:val="16"/>
+              </w:rPr>
+              <w:t xml:space="preserve">restricted</w:t>
             </w:r>
           </w:p>
         </w:tc>
@@ -9057,7 +10741,7 @@
                 <w:sz w:val="16"/>
                 <w:szCs w:val="16"/>
               </w:rPr>
-              <w:t xml:space="preserve">statements</w:t>
+              <w:t xml:space="preserve">appropriated</w:t>
             </w:r>
           </w:p>
         </w:tc>
@@ -9083,14 +10767,14 @@
                 <w:sz w:val="16"/>
                 <w:szCs w:val="16"/>
               </w:rPr>
-              <w:t xml:space="preserve">9  </w:t>
-            </w:r>
-            <w:r>
-              <w:rPr>
-                <w:sz w:val="16"/>
-                <w:szCs w:val="16"/>
-              </w:rPr>
-              <w:t xml:space="preserve">simply</w:t>
+              <w:t xml:space="preserve">10  </w:t>
+            </w:r>
+            <w:r>
+              <w:rPr>
+                <w:sz w:val="16"/>
+                <w:szCs w:val="16"/>
+              </w:rPr>
+              <w:t xml:space="preserve">covenants</w:t>
             </w:r>
           </w:p>
         </w:tc>
@@ -9125,7 +10809,7 @@
                 <w:sz w:val="16"/>
                 <w:szCs w:val="16"/>
               </w:rPr>
-              <w:t xml:space="preserve">prior-period</w:t>
+              <w:t xml:space="preserve">charged</w:t>
             </w:r>
           </w:p>
         </w:tc>
@@ -9151,14 +10835,14 @@
                 <w:sz w:val="16"/>
                 <w:szCs w:val="16"/>
               </w:rPr>
-              <w:t xml:space="preserve">10  </w:t>
-            </w:r>
-            <w:r>
-              <w:rPr>
-                <w:sz w:val="16"/>
-                <w:szCs w:val="16"/>
-              </w:rPr>
-              <w:t xml:space="preserve">appropriated</w:t>
+              <w:t xml:space="preserve">11  </w:t>
+            </w:r>
+            <w:r>
+              <w:rPr>
+                <w:sz w:val="16"/>
+                <w:szCs w:val="16"/>
+              </w:rPr>
+              <w:t xml:space="preserve">revaluation</w:t>
             </w:r>
           </w:p>
         </w:tc>
@@ -9193,7 +10877,7 @@
                 <w:sz w:val="16"/>
                 <w:szCs w:val="16"/>
               </w:rPr>
-              <w:t xml:space="preserve">restricted</w:t>
+              <w:t xml:space="preserve">statements</w:t>
             </w:r>
           </w:p>
         </w:tc>
@@ -9219,14 +10903,14 @@
                 <w:sz w:val="16"/>
                 <w:szCs w:val="16"/>
               </w:rPr>
-              <w:t xml:space="preserve">11  </w:t>
-            </w:r>
-            <w:r>
-              <w:rPr>
-                <w:sz w:val="16"/>
-                <w:szCs w:val="16"/>
-              </w:rPr>
-              <w:t xml:space="preserve">carried-forward</w:t>
+              <w:t xml:space="preserve">12  </w:t>
+            </w:r>
+            <w:r>
+              <w:rPr>
+                <w:sz w:val="16"/>
+                <w:szCs w:val="16"/>
+              </w:rPr>
+              <w:t xml:space="preserve">simply</w:t>
             </w:r>
           </w:p>
         </w:tc>
@@ -9261,7 +10945,75 @@
                 <w:sz w:val="16"/>
                 <w:szCs w:val="16"/>
               </w:rPr>
-              <w:t xml:space="preserve">Restrictions</w:t>
+              <w:t xml:space="preserve">correct</w:t>
+            </w:r>
+          </w:p>
+        </w:tc>
+        <w:tc>
+          <w:tcPr>
+            <w:tcW w:type="pct" w:w="2500"/>
+            <w:tcMar>
+              <w:top w:type="dxa" w:w="20"/>
+              <w:left w:type="dxa" w:w="80"/>
+              <w:bottom w:type="dxa" w:w="20"/>
+              <w:right w:type="dxa" w:w="80"/>
+            </w:tcMar>
+          </w:tcPr>
+          <w:p>
+            <w:pPr>
+              <w:spacing w:before="12" w:after="12"/>
+            </w:pPr>
+            <w:r>
+              <w:rPr>
+                <w:b/>
+                <w:bCs/>
+                <w:color w:val="8186EF"/>
+                <w:sz w:val="16"/>
+                <w:szCs w:val="16"/>
+              </w:rPr>
+              <w:t xml:space="preserve">13  </w:t>
+            </w:r>
+            <w:r>
+              <w:rPr>
+                <w:sz w:val="16"/>
+                <w:szCs w:val="16"/>
+              </w:rPr>
+              <w:t xml:space="preserve">appropriated</w:t>
+            </w:r>
+          </w:p>
+        </w:tc>
+      </w:tr>
+      <w:tr>
+        <w:tc>
+          <w:tcPr>
+            <w:tcW w:type="pct" w:w="2500"/>
+            <w:tcMar>
+              <w:top w:type="dxa" w:w="20"/>
+              <w:left w:type="dxa" w:w="80"/>
+              <w:bottom w:type="dxa" w:w="20"/>
+              <w:right w:type="dxa" w:w="80"/>
+            </w:tcMar>
+          </w:tcPr>
+          <w:p>
+            <w:pPr>
+              <w:spacing w:before="12" w:after="12"/>
+            </w:pPr>
+            <w:r>
+              <w:rPr>
+                <w:b/>
+                <w:bCs/>
+                <w:color w:val="8186EF"/>
+                <w:sz w:val="16"/>
+                <w:szCs w:val="16"/>
+              </w:rPr>
+              <w:t xml:space="preserve">7  </w:t>
+            </w:r>
+            <w:r>
+              <w:rPr>
+                <w:sz w:val="16"/>
+                <w:szCs w:val="16"/>
+              </w:rPr>
+              <w:t xml:space="preserve">prior-period</w:t>
             </w:r>
           </w:p>
         </w:tc>
@@ -9351,7 +11103,7 @@
           <w:sz w:val="15"/>
           <w:szCs w:val="15"/>
         </w:rPr>
-        <w:t xml:space="preserve">In IFRS and in MENA company law, reserves (احتياطيات, réserves) can mean a legal reserve, a revaluation surplus, a translation reserve or share premium. None of these is simply retained earnings. On a U.S. exam, separate APIC, retained earnings (appropriated or not) and AOCI. French report à nouveau is only the carried-forward part of retained earnings.</w:t>
+        <w:t xml:space="preserve">In IFRS and in MENA company law, reserves can mean a legal reserve, a revaluation surplus, a translation reserve or share premium. None of these is simply retained earnings. On a U.S. exam, separate APIC, retained earnings (appropriated or not) and AOCI.</w:t>
       </w:r>
     </w:p>
     <w:p>
@@ -9458,7 +11210,7 @@
           <w:sz w:val="16"/>
           <w:szCs w:val="16"/>
         </w:rPr>
-        <w:t xml:space="preserve">      gaps 1–8</w:t>
+        <w:t xml:space="preserve">      gaps 1–10</w:t>
       </w:r>
     </w:p>
     <w:p>
@@ -9762,7 +11514,71 @@
           <w:sz w:val="19"/>
           <w:szCs w:val="19"/>
         </w:rPr>
-        <w:t xml:space="preserve">The statement of changes in equity takes net income and OCI from the statement of comprehensive income, and dividends and share issues from the company's owner transactions. </w:t>
+        <w:t xml:space="preserve">The statement of changes in equity takes net income and OCI from the statement of </w:t>
+      </w:r>
+      <w:r>
+        <w:rPr>
+          <w:b/>
+          <w:bCs/>
+          <w:color w:val="8186EF"/>
+          <w:sz w:val="15"/>
+          <w:szCs w:val="15"/>
+        </w:rPr>
+        <w:t xml:space="preserve"> (9) </w:t>
+      </w:r>
+      <w:r>
+        <w:rPr>
+          <w:u w:val="single"/>
+          <w:sz w:val="19"/>
+          <w:szCs w:val="19"/>
+        </w:rPr>
+        <w:t xml:space="preserve">               </w:t>
+      </w:r>
+      <w:r>
+        <w:rPr>
+          <w:sz w:val="19"/>
+          <w:szCs w:val="19"/>
+        </w:rPr>
+        <w:t xml:space="preserve"> </w:t>
+      </w:r>
+      <w:r>
+        <w:rPr>
+          <w:sz w:val="19"/>
+          <w:szCs w:val="19"/>
+        </w:rPr>
+        <w:t xml:space="preserve"> income, and dividends and share issues from the company's owner </w:t>
+      </w:r>
+      <w:r>
+        <w:rPr>
+          <w:b/>
+          <w:bCs/>
+          <w:color w:val="8186EF"/>
+          <w:sz w:val="15"/>
+          <w:szCs w:val="15"/>
+        </w:rPr>
+        <w:t xml:space="preserve"> (10) </w:t>
+      </w:r>
+      <w:r>
+        <w:rPr>
+          <w:u w:val="single"/>
+          <w:sz w:val="19"/>
+          <w:szCs w:val="19"/>
+        </w:rPr>
+        <w:t xml:space="preserve">              </w:t>
+      </w:r>
+      <w:r>
+        <w:rPr>
+          <w:sz w:val="19"/>
+          <w:szCs w:val="19"/>
+        </w:rPr>
+        <w:t xml:space="preserve"> </w:t>
+      </w:r>
+      <w:r>
+        <w:rPr>
+          <w:sz w:val="19"/>
+          <w:szCs w:val="19"/>
+        </w:rPr>
+        <w:t xml:space="preserve">. </w:t>
       </w:r>
       <w:r>
         <w:rPr>
@@ -9827,7 +11643,7 @@
                 <w:sz w:val="16"/>
                 <w:szCs w:val="16"/>
               </w:rPr>
-              <w:t xml:space="preserve">today's   ·   distribute   ·   liabilities   ·   Treasury   ·   accounting   ·   know-how   ·   capital   ·   historical   ·   stock split</w:t>
+              <w:t xml:space="preserve">Treasury   ·   know-how   ·   recorded   ·   today's   ·   liabilities   ·   distribute   ·   accounting   ·   capital   ·   historical   ·   comprehensive   ·   transactions</w:t>
             </w:r>
           </w:p>
         </w:tc>
@@ -9885,6 +11701,7 @@
         <w:tc>
           <w:tcPr>
             <w:tcW w:type="pct" w:w="2400"/>
+            <w:shd w:fill="353A7C" w:val="clear"/>
             <w:tcMar>
               <w:top w:type="dxa" w:w="50"/>
               <w:left w:type="dxa" w:w="110"/>
@@ -9894,13 +11711,13 @@
           </w:tcPr>
           <w:p>
             <w:pPr>
-              <w:spacing w:before="26" w:after="26"/>
-            </w:pPr>
-            <w:r>
-              <w:rPr>
-                <w:b/>
-                <w:bCs/>
-                <w:color w:val="353A7C"/>
+              <w:spacing w:before="30" w:after="30"/>
+            </w:pPr>
+            <w:r>
+              <w:rPr>
+                <w:b/>
+                <w:bCs/>
+                <w:color w:val="FFFFFF"/>
                 <w:sz w:val="15"/>
                 <w:szCs w:val="15"/>
               </w:rPr>
@@ -9911,6 +11728,7 @@
         <w:tc>
           <w:tcPr>
             <w:tcW w:type="pct" w:w="2600"/>
+            <w:shd w:fill="353A7C" w:val="clear"/>
             <w:tcMar>
               <w:top w:type="dxa" w:w="50"/>
               <w:left w:type="dxa" w:w="110"/>
@@ -9920,13 +11738,13 @@
           </w:tcPr>
           <w:p>
             <w:pPr>
-              <w:spacing w:before="26" w:after="26"/>
-            </w:pPr>
-            <w:r>
-              <w:rPr>
-                <w:b/>
-                <w:bCs/>
-                <w:color w:val="353A7C"/>
+              <w:spacing w:before="30" w:after="30"/>
+            </w:pPr>
+            <w:r>
+              <w:rPr>
+                <w:b/>
+                <w:bCs/>
+                <w:color w:val="FFFFFF"/>
                 <w:sz w:val="15"/>
                 <w:szCs w:val="15"/>
               </w:rPr>
@@ -9948,13 +11766,12 @@
           </w:tcPr>
           <w:p>
             <w:pPr>
-              <w:spacing w:before="26" w:after="26"/>
-            </w:pPr>
-            <w:r>
-              <w:rPr>
-                <w:color w:val="232733"/>
-                <w:sz w:val="16"/>
-                <w:szCs w:val="16"/>
+              <w:spacing w:before="28" w:after="28"/>
+            </w:pPr>
+            <w:r>
+              <w:rPr>
+                <w:sz w:val="15"/>
+                <w:szCs w:val="15"/>
               </w:rPr>
               <w:t xml:space="preserve">Common stock, $1 par (600,000 shares issued and outstanding)</w:t>
             </w:r>
@@ -9972,13 +11789,12 @@
           </w:tcPr>
           <w:p>
             <w:pPr>
-              <w:spacing w:before="26" w:after="26"/>
-            </w:pPr>
-            <w:r>
-              <w:rPr>
-                <w:color w:val="232733"/>
-                <w:sz w:val="16"/>
-                <w:szCs w:val="16"/>
+              <w:spacing w:before="28" w:after="28"/>
+            </w:pPr>
+            <w:r>
+              <w:rPr>
+                <w:sz w:val="15"/>
+                <w:szCs w:val="15"/>
               </w:rPr>
               <w:t xml:space="preserve">600</w:t>
             </w:r>
@@ -9999,13 +11815,12 @@
           </w:tcPr>
           <w:p>
             <w:pPr>
-              <w:spacing w:before="26" w:after="26"/>
-            </w:pPr>
-            <w:r>
-              <w:rPr>
-                <w:color w:val="232733"/>
-                <w:sz w:val="16"/>
-                <w:szCs w:val="16"/>
+              <w:spacing w:before="28" w:after="28"/>
+            </w:pPr>
+            <w:r>
+              <w:rPr>
+                <w:sz w:val="15"/>
+                <w:szCs w:val="15"/>
               </w:rPr>
               <w:t xml:space="preserve">Additional paid-in capital</w:t>
             </w:r>
@@ -10024,13 +11839,12 @@
           </w:tcPr>
           <w:p>
             <w:pPr>
-              <w:spacing w:before="26" w:after="26"/>
-            </w:pPr>
-            <w:r>
-              <w:rPr>
-                <w:color w:val="232733"/>
-                <w:sz w:val="16"/>
-                <w:szCs w:val="16"/>
+              <w:spacing w:before="28" w:after="28"/>
+            </w:pPr>
+            <w:r>
+              <w:rPr>
+                <w:sz w:val="15"/>
+                <w:szCs w:val="15"/>
               </w:rPr>
               <w:t xml:space="preserve">1,900</w:t>
             </w:r>
@@ -10050,13 +11864,12 @@
           </w:tcPr>
           <w:p>
             <w:pPr>
-              <w:spacing w:before="26" w:after="26"/>
-            </w:pPr>
-            <w:r>
-              <w:rPr>
-                <w:color w:val="232733"/>
-                <w:sz w:val="16"/>
-                <w:szCs w:val="16"/>
+              <w:spacing w:before="28" w:after="28"/>
+            </w:pPr>
+            <w:r>
+              <w:rPr>
+                <w:sz w:val="15"/>
+                <w:szCs w:val="15"/>
               </w:rPr>
               <w:t xml:space="preserve">Retained earnings</w:t>
             </w:r>
@@ -10074,13 +11887,12 @@
           </w:tcPr>
           <w:p>
             <w:pPr>
-              <w:spacing w:before="26" w:after="26"/>
-            </w:pPr>
-            <w:r>
-              <w:rPr>
-                <w:color w:val="232733"/>
-                <w:sz w:val="16"/>
-                <w:szCs w:val="16"/>
+              <w:spacing w:before="28" w:after="28"/>
+            </w:pPr>
+            <w:r>
+              <w:rPr>
+                <w:sz w:val="15"/>
+                <w:szCs w:val="15"/>
               </w:rPr>
               <w:t xml:space="preserve">1,280</w:t>
             </w:r>
@@ -10101,13 +11913,12 @@
           </w:tcPr>
           <w:p>
             <w:pPr>
-              <w:spacing w:before="26" w:after="26"/>
-            </w:pPr>
-            <w:r>
-              <w:rPr>
-                <w:color w:val="232733"/>
-                <w:sz w:val="16"/>
-                <w:szCs w:val="16"/>
+              <w:spacing w:before="28" w:after="28"/>
+            </w:pPr>
+            <w:r>
+              <w:rPr>
+                <w:sz w:val="15"/>
+                <w:szCs w:val="15"/>
               </w:rPr>
               <w:t xml:space="preserve">Total stockholders' equity, January 1, 2026</w:t>
             </w:r>
@@ -10126,13 +11937,12 @@
           </w:tcPr>
           <w:p>
             <w:pPr>
-              <w:spacing w:before="26" w:after="26"/>
-            </w:pPr>
-            <w:r>
-              <w:rPr>
-                <w:color w:val="232733"/>
-                <w:sz w:val="16"/>
-                <w:szCs w:val="16"/>
+              <w:spacing w:before="28" w:after="28"/>
+            </w:pPr>
+            <w:r>
+              <w:rPr>
+                <w:sz w:val="15"/>
+                <w:szCs w:val="15"/>
               </w:rPr>
               <w:t xml:space="preserve">3,780</w:t>
             </w:r>
@@ -10152,13 +11962,12 @@
           </w:tcPr>
           <w:p>
             <w:pPr>
-              <w:spacing w:before="26" w:after="26"/>
-            </w:pPr>
-            <w:r>
-              <w:rPr>
-                <w:color w:val="232733"/>
-                <w:sz w:val="16"/>
-                <w:szCs w:val="16"/>
+              <w:spacing w:before="28" w:after="28"/>
+            </w:pPr>
+            <w:r>
+              <w:rPr>
+                <w:sz w:val="15"/>
+                <w:szCs w:val="15"/>
               </w:rPr>
               <w:t xml:space="preserve">E1</w:t>
             </w:r>
@@ -10176,15 +11985,46 @@
           </w:tcPr>
           <w:p>
             <w:pPr>
-              <w:spacing w:before="26" w:after="26"/>
-            </w:pPr>
-            <w:r>
-              <w:rPr>
-                <w:color w:val="232733"/>
-                <w:sz w:val="16"/>
-                <w:szCs w:val="16"/>
-              </w:rPr>
-              <w:t xml:space="preserve">March 5: Barada bought 80,000 of its own shares at $6 per share (cost method).</w:t>
+              <w:spacing w:before="28" w:after="28"/>
+            </w:pPr>
+            <w:r>
+              <w:rPr>
+                <w:sz w:val="15"/>
+                <w:szCs w:val="15"/>
+              </w:rPr>
+              <w:t xml:space="preserve"/>
+            </w:r>
+            <w:r>
+              <w:rPr>
+                <w:b/>
+                <w:bCs/>
+                <w:color w:val="8186EF"/>
+                <w:sz w:val="14"/>
+                <w:szCs w:val="14"/>
+              </w:rPr>
+              <w:t xml:space="preserve"> (11) </w:t>
+            </w:r>
+            <w:r>
+              <w:rPr>
+                <w:u w:val="single"/>
+                <w:sz w:val="15"/>
+                <w:szCs w:val="15"/>
+              </w:rPr>
+              <w:t xml:space="preserve">              </w:t>
+            </w:r>
+            <w:r>
+              <w:rPr>
+                <w:sz w:val="15"/>
+                <w:szCs w:val="15"/>
+              </w:rPr>
+              <w:t xml:space="preserve"> </w:t>
+            </w:r>
+            <w:r>
+              <w:rPr>
+                <w:sz w:val="15"/>
+                <w:szCs w:val="15"/>
+              </w:rPr>
+              <w:t xml:space="preserve">: Barada bought 80,000 of its own shares at $6 per share (cost method).</w:t>
             </w:r>
           </w:p>
         </w:tc>
@@ -10203,13 +12043,12 @@
           </w:tcPr>
           <w:p>
             <w:pPr>
-              <w:spacing w:before="26" w:after="26"/>
-            </w:pPr>
-            <w:r>
-              <w:rPr>
-                <w:color w:val="232733"/>
-                <w:sz w:val="16"/>
-                <w:szCs w:val="16"/>
+              <w:spacing w:before="28" w:after="28"/>
+            </w:pPr>
+            <w:r>
+              <w:rPr>
+                <w:sz w:val="15"/>
+                <w:szCs w:val="15"/>
               </w:rPr>
               <w:t xml:space="preserve">E2</w:t>
             </w:r>
@@ -10228,15 +12067,46 @@
           </w:tcPr>
           <w:p>
             <w:pPr>
-              <w:spacing w:before="26" w:after="26"/>
-            </w:pPr>
-            <w:r>
-              <w:rPr>
-                <w:color w:val="232733"/>
-                <w:sz w:val="16"/>
-                <w:szCs w:val="16"/>
-              </w:rPr>
-              <w:t xml:space="preserve">June 10: Barada reissued 20,000 treasury shares at $8 per share.</w:t>
+              <w:spacing w:before="28" w:after="28"/>
+            </w:pPr>
+            <w:r>
+              <w:rPr>
+                <w:sz w:val="15"/>
+                <w:szCs w:val="15"/>
+              </w:rPr>
+              <w:t xml:space="preserve"/>
+            </w:r>
+            <w:r>
+              <w:rPr>
+                <w:b/>
+                <w:bCs/>
+                <w:color w:val="8186EF"/>
+                <w:sz w:val="14"/>
+                <w:szCs w:val="14"/>
+              </w:rPr>
+              <w:t xml:space="preserve"> (12) </w:t>
+            </w:r>
+            <w:r>
+              <w:rPr>
+                <w:u w:val="single"/>
+                <w:sz w:val="15"/>
+                <w:szCs w:val="15"/>
+              </w:rPr>
+              <w:t xml:space="preserve">              </w:t>
+            </w:r>
+            <w:r>
+              <w:rPr>
+                <w:sz w:val="15"/>
+                <w:szCs w:val="15"/>
+              </w:rPr>
+              <w:t xml:space="preserve"> </w:t>
+            </w:r>
+            <w:r>
+              <w:rPr>
+                <w:sz w:val="15"/>
+                <w:szCs w:val="15"/>
+              </w:rPr>
+              <w:t xml:space="preserve">: Barada reissued 20,000 treasury shares at $8 per share.</w:t>
             </w:r>
           </w:p>
         </w:tc>
@@ -10254,13 +12124,12 @@
           </w:tcPr>
           <w:p>
             <w:pPr>
-              <w:spacing w:before="26" w:after="26"/>
-            </w:pPr>
-            <w:r>
-              <w:rPr>
-                <w:color w:val="232733"/>
-                <w:sz w:val="16"/>
-                <w:szCs w:val="16"/>
+              <w:spacing w:before="28" w:after="28"/>
+            </w:pPr>
+            <w:r>
+              <w:rPr>
+                <w:sz w:val="15"/>
+                <w:szCs w:val="15"/>
               </w:rPr>
               <w:t xml:space="preserve">E3</w:t>
             </w:r>
@@ -10278,13 +12147,12 @@
           </w:tcPr>
           <w:p>
             <w:pPr>
-              <w:spacing w:before="26" w:after="26"/>
-            </w:pPr>
-            <w:r>
-              <w:rPr>
-                <w:color w:val="232733"/>
-                <w:sz w:val="16"/>
-                <w:szCs w:val="16"/>
+              <w:spacing w:before="28" w:after="28"/>
+            </w:pPr>
+            <w:r>
+              <w:rPr>
+                <w:sz w:val="15"/>
+                <w:szCs w:val="15"/>
               </w:rPr>
               <w:t xml:space="preserve">August 20: Barada reissued 10,000 treasury shares at $4 per share.</w:t>
             </w:r>
@@ -10305,13 +12173,12 @@
           </w:tcPr>
           <w:p>
             <w:pPr>
-              <w:spacing w:before="26" w:after="26"/>
-            </w:pPr>
-            <w:r>
-              <w:rPr>
-                <w:color w:val="232733"/>
-                <w:sz w:val="16"/>
-                <w:szCs w:val="16"/>
+              <w:spacing w:before="28" w:after="28"/>
+            </w:pPr>
+            <w:r>
+              <w:rPr>
+                <w:sz w:val="15"/>
+                <w:szCs w:val="15"/>
               </w:rPr>
               <w:t xml:space="preserve">E4</w:t>
             </w:r>
@@ -10330,13 +12197,12 @@
           </w:tcPr>
           <w:p>
             <w:pPr>
-              <w:spacing w:before="26" w:after="26"/>
-            </w:pPr>
-            <w:r>
-              <w:rPr>
-                <w:color w:val="232733"/>
-                <w:sz w:val="16"/>
-                <w:szCs w:val="16"/>
+              <w:spacing w:before="28" w:after="28"/>
+            </w:pPr>
+            <w:r>
+              <w:rPr>
+                <w:sz w:val="15"/>
+                <w:szCs w:val="15"/>
               </w:rPr>
               <w:t xml:space="preserve">October 1: Barada declared and issued a 10% stock dividend. The market price was $7 per share.</w:t>
             </w:r>
@@ -10356,13 +12222,12 @@
           </w:tcPr>
           <w:p>
             <w:pPr>
-              <w:spacing w:before="26" w:after="26"/>
-            </w:pPr>
-            <w:r>
-              <w:rPr>
-                <w:color w:val="232733"/>
-                <w:sz w:val="16"/>
-                <w:szCs w:val="16"/>
+              <w:spacing w:before="28" w:after="28"/>
+            </w:pPr>
+            <w:r>
+              <w:rPr>
+                <w:sz w:val="15"/>
+                <w:szCs w:val="15"/>
               </w:rPr>
               <w:t xml:space="preserve">E5</w:t>
             </w:r>
@@ -10380,15 +12245,46 @@
           </w:tcPr>
           <w:p>
             <w:pPr>
-              <w:spacing w:before="26" w:after="26"/>
-            </w:pPr>
-            <w:r>
-              <w:rPr>
-                <w:color w:val="232733"/>
-                <w:sz w:val="16"/>
-                <w:szCs w:val="16"/>
-              </w:rPr>
-              <w:t xml:space="preserve">December 15: Barada declared a cash dividend of $0.20 per outstanding share, payable in January 2027.</w:t>
+              <w:spacing w:before="28" w:after="28"/>
+            </w:pPr>
+            <w:r>
+              <w:rPr>
+                <w:sz w:val="15"/>
+                <w:szCs w:val="15"/>
+              </w:rPr>
+              <w:t xml:space="preserve"/>
+            </w:r>
+            <w:r>
+              <w:rPr>
+                <w:b/>
+                <w:bCs/>
+                <w:color w:val="8186EF"/>
+                <w:sz w:val="14"/>
+                <w:szCs w:val="14"/>
+              </w:rPr>
+              <w:t xml:space="preserve"> (13) </w:t>
+            </w:r>
+            <w:r>
+              <w:rPr>
+                <w:u w:val="single"/>
+                <w:sz w:val="15"/>
+                <w:szCs w:val="15"/>
+              </w:rPr>
+              <w:t xml:space="preserve">              </w:t>
+            </w:r>
+            <w:r>
+              <w:rPr>
+                <w:sz w:val="15"/>
+                <w:szCs w:val="15"/>
+              </w:rPr>
+              <w:t xml:space="preserve"> </w:t>
+            </w:r>
+            <w:r>
+              <w:rPr>
+                <w:sz w:val="15"/>
+                <w:szCs w:val="15"/>
+              </w:rPr>
+              <w:t xml:space="preserve">: Barada declared a cash dividend of $0.20 per outstanding share, payable in January 2027.</w:t>
             </w:r>
           </w:p>
         </w:tc>
@@ -10407,13 +12303,12 @@
           </w:tcPr>
           <w:p>
             <w:pPr>
-              <w:spacing w:before="26" w:after="26"/>
-            </w:pPr>
-            <w:r>
-              <w:rPr>
-                <w:color w:val="232733"/>
-                <w:sz w:val="16"/>
-                <w:szCs w:val="16"/>
+              <w:spacing w:before="28" w:after="28"/>
+            </w:pPr>
+            <w:r>
+              <w:rPr>
+                <w:sz w:val="15"/>
+                <w:szCs w:val="15"/>
               </w:rPr>
               <w:t xml:space="preserve">E6</w:t>
             </w:r>
@@ -10432,15 +12327,76 @@
           </w:tcPr>
           <w:p>
             <w:pPr>
-              <w:spacing w:before="26" w:after="26"/>
-            </w:pPr>
-            <w:r>
-              <w:rPr>
-                <w:color w:val="232733"/>
-                <w:sz w:val="16"/>
-                <w:szCs w:val="16"/>
+              <w:spacing w:before="28" w:after="28"/>
+            </w:pPr>
+            <w:r>
+              <w:rPr>
+                <w:sz w:val="15"/>
+                <w:szCs w:val="15"/>
               </w:rPr>
               <w:t xml:space="preserve">Net income for 2026 was 165 (the Chapter 3 case).</w:t>
+            </w:r>
+          </w:p>
+        </w:tc>
+      </w:tr>
+    </w:tbl>
+    <w:p/>
+    <w:tbl>
+      <w:tblPr>
+        <w:tblW w:type="pct" w:w="100%"/>
+        <w:tblLayout w:type="fixed"/>
+        <w:tblBorders>
+          <w:top w:val="single" w:color="FBFAF6" w:sz="4"/>
+          <w:left w:val="single" w:color="FBFAF6" w:sz="4"/>
+          <w:bottom w:val="single" w:color="FBFAF6" w:sz="4"/>
+          <w:right w:val="single" w:color="FBFAF6" w:sz="4"/>
+          <w:insideH w:val="single" w:color="FBFAF6" w:sz="4"/>
+          <w:insideV w:val="single" w:color="FBFAF6" w:sz="4"/>
+        </w:tblBorders>
+      </w:tblPr>
+      <w:tblGrid>
+        <w:gridCol w:w="9600"/>
+      </w:tblGrid>
+      <w:tr>
+        <w:tc>
+          <w:tcPr>
+            <w:tcW w:type="pct" w:w="5000"/>
+            <w:shd w:fill="FBFAF6" w:val="clear"/>
+            <w:tcMar>
+              <w:top w:type="dxa" w:w="40"/>
+              <w:left w:type="dxa" w:w="100"/>
+              <w:bottom w:type="dxa" w:w="40"/>
+              <w:right w:type="dxa" w:w="100"/>
+            </w:tcMar>
+          </w:tcPr>
+          <w:p>
+            <w:pPr>
+              <w:spacing w:before="18" w:after="6"/>
+            </w:pPr>
+            <w:r>
+              <w:rPr>
+                <w:b/>
+                <w:bCs/>
+                <w:color w:val="6B7280"/>
+                <w:sz w:val="14"/>
+                <w:szCs w:val="14"/>
+              </w:rPr>
+              <w:t xml:space="preserve">word list</w:t>
+            </w:r>
+          </w:p>
+          <w:p>
+            <w:pPr>
+              <w:spacing w:before="0" w:after="18"/>
+            </w:pPr>
+            <w:r>
+              <w:rPr>
+                <w:b/>
+                <w:bCs/>
+                <w:color w:val="353A7C"/>
+                <w:sz w:val="16"/>
+                <w:szCs w:val="16"/>
+              </w:rPr>
+              <w:t xml:space="preserve">June 10   ·   March 5   ·   prior-period adjustment   ·   December 15</w:t>
             </w:r>
           </w:p>
         </w:tc>
@@ -10498,6 +12454,7 @@
         <w:tc>
           <w:tcPr>
             <w:tcW w:type="pct" w:w="2400"/>
+            <w:shd w:fill="353A7C" w:val="clear"/>
             <w:tcMar>
               <w:top w:type="dxa" w:w="50"/>
               <w:left w:type="dxa" w:w="110"/>
@@ -10507,13 +12464,13 @@
           </w:tcPr>
           <w:p>
             <w:pPr>
-              <w:spacing w:before="26" w:after="26"/>
-            </w:pPr>
-            <w:r>
-              <w:rPr>
-                <w:b/>
-                <w:bCs/>
-                <w:color w:val="353A7C"/>
+              <w:spacing w:before="30" w:after="30"/>
+            </w:pPr>
+            <w:r>
+              <w:rPr>
+                <w:b/>
+                <w:bCs/>
+                <w:color w:val="FFFFFF"/>
                 <w:sz w:val="15"/>
                 <w:szCs w:val="15"/>
               </w:rPr>
@@ -10524,6 +12481,7 @@
         <w:tc>
           <w:tcPr>
             <w:tcW w:type="pct" w:w="2600"/>
+            <w:shd w:fill="353A7C" w:val="clear"/>
             <w:tcMar>
               <w:top w:type="dxa" w:w="50"/>
               <w:left w:type="dxa" w:w="110"/>
@@ -10533,13 +12491,13 @@
           </w:tcPr>
           <w:p>
             <w:pPr>
-              <w:spacing w:before="26" w:after="26"/>
-            </w:pPr>
-            <w:r>
-              <w:rPr>
-                <w:b/>
-                <w:bCs/>
-                <w:color w:val="353A7C"/>
+              <w:spacing w:before="30" w:after="30"/>
+            </w:pPr>
+            <w:r>
+              <w:rPr>
+                <w:b/>
+                <w:bCs/>
+                <w:color w:val="FFFFFF"/>
                 <w:sz w:val="15"/>
                 <w:szCs w:val="15"/>
               </w:rPr>
@@ -10561,13 +12519,12 @@
           </w:tcPr>
           <w:p>
             <w:pPr>
-              <w:spacing w:before="26" w:after="26"/>
-            </w:pPr>
-            <w:r>
-              <w:rPr>
-                <w:color w:val="232733"/>
-                <w:sz w:val="16"/>
-                <w:szCs w:val="16"/>
+              <w:spacing w:before="28" w:after="28"/>
+            </w:pPr>
+            <w:r>
+              <w:rPr>
+                <w:sz w:val="15"/>
+                <w:szCs w:val="15"/>
               </w:rPr>
               <w:t xml:space="preserve">2-for-1 stock split</w:t>
             </w:r>
@@ -10585,15 +12542,46 @@
           </w:tcPr>
           <w:p>
             <w:pPr>
-              <w:spacing w:before="26" w:after="26"/>
-            </w:pPr>
-            <w:r>
-              <w:rPr>
-                <w:color w:val="232733"/>
-                <w:sz w:val="16"/>
-                <w:szCs w:val="16"/>
-              </w:rPr>
-              <w:t xml:space="preserve">Retained earnings: no change. Total equity: no change (no entry is made).</w:t>
+              <w:spacing w:before="28" w:after="28"/>
+            </w:pPr>
+            <w:r>
+              <w:rPr>
+                <w:sz w:val="15"/>
+                <w:szCs w:val="15"/>
+              </w:rPr>
+              <w:t xml:space="preserve"/>
+            </w:r>
+            <w:r>
+              <w:rPr>
+                <w:b/>
+                <w:bCs/>
+                <w:color w:val="8186EF"/>
+                <w:sz w:val="14"/>
+                <w:szCs w:val="14"/>
+              </w:rPr>
+              <w:t xml:space="preserve"> (14) </w:t>
+            </w:r>
+            <w:r>
+              <w:rPr>
+                <w:u w:val="single"/>
+                <w:sz w:val="15"/>
+                <w:szCs w:val="15"/>
+              </w:rPr>
+              <w:t xml:space="preserve">              </w:t>
+            </w:r>
+            <w:r>
+              <w:rPr>
+                <w:sz w:val="15"/>
+                <w:szCs w:val="15"/>
+              </w:rPr>
+              <w:t xml:space="preserve"> </w:t>
+            </w:r>
+            <w:r>
+              <w:rPr>
+                <w:sz w:val="15"/>
+                <w:szCs w:val="15"/>
+              </w:rPr>
+              <w:t xml:space="preserve"> earnings: no change. Total equity: no change (no entry is made).</w:t>
             </w:r>
           </w:p>
         </w:tc>
@@ -10612,13 +12600,12 @@
           </w:tcPr>
           <w:p>
             <w:pPr>
-              <w:spacing w:before="26" w:after="26"/>
-            </w:pPr>
-            <w:r>
-              <w:rPr>
-                <w:color w:val="232733"/>
-                <w:sz w:val="16"/>
-                <w:szCs w:val="16"/>
+              <w:spacing w:before="28" w:after="28"/>
+            </w:pPr>
+            <w:r>
+              <w:rPr>
+                <w:sz w:val="15"/>
+                <w:szCs w:val="15"/>
               </w:rPr>
               <w:t xml:space="preserve">Buy treasury stock</w:t>
             </w:r>
@@ -10637,13 +12624,12 @@
           </w:tcPr>
           <w:p>
             <w:pPr>
-              <w:spacing w:before="26" w:after="26"/>
-            </w:pPr>
-            <w:r>
-              <w:rPr>
-                <w:color w:val="232733"/>
-                <w:sz w:val="16"/>
-                <w:szCs w:val="16"/>
+              <w:spacing w:before="28" w:after="28"/>
+            </w:pPr>
+            <w:r>
+              <w:rPr>
+                <w:sz w:val="15"/>
+                <w:szCs w:val="15"/>
               </w:rPr>
               <w:t xml:space="preserve">Retained earnings: no change. Total equity: decreases by the cost.</w:t>
             </w:r>
@@ -10663,13 +12649,12 @@
           </w:tcPr>
           <w:p>
             <w:pPr>
-              <w:spacing w:before="26" w:after="26"/>
-            </w:pPr>
-            <w:r>
-              <w:rPr>
-                <w:color w:val="232733"/>
-                <w:sz w:val="16"/>
-                <w:szCs w:val="16"/>
+              <w:spacing w:before="28" w:after="28"/>
+            </w:pPr>
+            <w:r>
+              <w:rPr>
+                <w:sz w:val="15"/>
+                <w:szCs w:val="15"/>
               </w:rPr>
               <w:t xml:space="preserve">Reissue treasury stock above cost</w:t>
             </w:r>
@@ -10687,13 +12672,12 @@
           </w:tcPr>
           <w:p>
             <w:pPr>
-              <w:spacing w:before="26" w:after="26"/>
-            </w:pPr>
-            <w:r>
-              <w:rPr>
-                <w:color w:val="232733"/>
-                <w:sz w:val="16"/>
-                <w:szCs w:val="16"/>
+              <w:spacing w:before="28" w:after="28"/>
+            </w:pPr>
+            <w:r>
+              <w:rPr>
+                <w:sz w:val="15"/>
+                <w:szCs w:val="15"/>
               </w:rPr>
               <w:t xml:space="preserve">Retained earnings: no change (the excess goes to APIC–treasury stock). Total equity: increases by the cash received.</w:t>
             </w:r>
@@ -10714,13 +12698,12 @@
           </w:tcPr>
           <w:p>
             <w:pPr>
-              <w:spacing w:before="26" w:after="26"/>
-            </w:pPr>
-            <w:r>
-              <w:rPr>
-                <w:color w:val="232733"/>
-                <w:sz w:val="16"/>
-                <w:szCs w:val="16"/>
+              <w:spacing w:before="28" w:after="28"/>
+            </w:pPr>
+            <w:r>
+              <w:rPr>
+                <w:sz w:val="15"/>
+                <w:szCs w:val="15"/>
               </w:rPr>
               <w:t xml:space="preserve">Correct an error that overstated expenses</w:t>
             </w:r>
@@ -10739,383 +12722,14 @@
           </w:tcPr>
           <w:p>
             <w:pPr>
-              <w:spacing w:before="26" w:after="26"/>
-            </w:pPr>
-            <w:r>
-              <w:rPr>
-                <w:color w:val="232733"/>
-                <w:sz w:val="16"/>
-                <w:szCs w:val="16"/>
-              </w:rPr>
-              <w:t xml:space="preserve">Retained earnings: opening balance increases, net of tax. Total equity: increases.</w:t>
-            </w:r>
-          </w:p>
-        </w:tc>
-      </w:tr>
-    </w:tbl>
-    <w:p/>
-    <w:p>
-      <w:pPr>
-        <w:pageBreakBefore w:val="true"/>
-        <w:spacing w:after="0"/>
-      </w:pPr>
-      <w:r>
-        <w:rPr>
-          <w:sz w:val="2"/>
-        </w:rPr>
-        <w:t xml:space="preserve"> </w:t>
-      </w:r>
-    </w:p>
-    <w:tbl>
-      <w:tblPr>
-        <w:tblW w:type="pct" w:w="100%"/>
-        <w:tblLayout w:type="fixed"/>
-        <w:tblBorders>
-          <w:top w:val="single" w:color="353A7C" w:sz="6"/>
-          <w:left w:val="single" w:color="353A7C" w:sz="6"/>
-          <w:bottom w:val="single" w:color="353A7C" w:sz="6"/>
-          <w:right w:val="single" w:color="353A7C" w:sz="6"/>
-          <w:insideH w:val="single" w:color="353A7C" w:sz="6"/>
-          <w:insideV w:val="single" w:color="353A7C" w:sz="6"/>
-        </w:tblBorders>
-      </w:tblPr>
-      <w:tblGrid>
-        <w:gridCol w:w="4992"/>
-        <w:gridCol w:w="4608"/>
-      </w:tblGrid>
-      <w:tr>
-        <w:tc>
-          <w:tcPr>
-            <w:tcW w:type="pct" w:w="5000"/>
-            <w:gridSpan w:val="2"/>
-            <w:shd w:fill="353A7C" w:val="clear"/>
-            <w:tcMar>
-              <w:top w:type="dxa" w:w="60"/>
-              <w:left w:type="dxa" w:w="120"/>
-              <w:bottom w:type="dxa" w:w="60"/>
-              <w:right w:type="dxa" w:w="120"/>
-            </w:tcMar>
-          </w:tcPr>
-          <w:p>
-            <w:pPr>
-              <w:spacing w:before="40" w:after="40"/>
-            </w:pPr>
-            <w:r>
-              <w:rPr>
-                <w:b/>
-                <w:bCs/>
-                <w:color w:val="FFFFFF"/>
-                <w:sz w:val="17"/>
-                <w:szCs w:val="17"/>
-              </w:rPr>
-              <w:t xml:space="preserve">Account — Category</w:t>
-            </w:r>
-          </w:p>
-        </w:tc>
-      </w:tr>
-      <w:tr>
-        <w:tc>
-          <w:tcPr>
-            <w:tcW w:type="pct" w:w="2600"/>
-            <w:shd w:fill="353A7C" w:val="clear"/>
-            <w:tcMar>
-              <w:top w:type="dxa" w:w="50"/>
-              <w:left w:type="dxa" w:w="110"/>
-              <w:bottom w:type="dxa" w:w="50"/>
-              <w:right w:type="dxa" w:w="110"/>
-            </w:tcMar>
-          </w:tcPr>
-          <w:p>
-            <w:pPr>
-              <w:spacing w:before="30" w:after="30"/>
-            </w:pPr>
-            <w:r>
-              <w:rPr>
-                <w:b/>
-                <w:bCs/>
-                <w:color w:val="FFFFFF"/>
+              <w:spacing w:before="28" w:after="28"/>
+            </w:pPr>
+            <w:r>
+              <w:rPr>
                 <w:sz w:val="15"/>
                 <w:szCs w:val="15"/>
               </w:rPr>
-              <w:t xml:space="preserve">Account</w:t>
-            </w:r>
-          </w:p>
-        </w:tc>
-        <w:tc>
-          <w:tcPr>
-            <w:tcW w:type="pct" w:w="2400"/>
-            <w:shd w:fill="353A7C" w:val="clear"/>
-            <w:tcMar>
-              <w:top w:type="dxa" w:w="50"/>
-              <w:left w:type="dxa" w:w="110"/>
-              <w:bottom w:type="dxa" w:w="50"/>
-              <w:right w:type="dxa" w:w="110"/>
-            </w:tcMar>
-          </w:tcPr>
-          <w:p>
-            <w:pPr>
-              <w:spacing w:before="30" w:after="30"/>
-            </w:pPr>
-            <w:r>
-              <w:rPr>
-                <w:b/>
-                <w:bCs/>
-                <w:color w:val="FFFFFF"/>
-                <w:sz w:val="15"/>
-                <w:szCs w:val="15"/>
-              </w:rPr>
-              <w:t xml:space="preserve">Category</w:t>
-            </w:r>
-          </w:p>
-        </w:tc>
-      </w:tr>
-      <w:tr>
-        <w:tc>
-          <w:tcPr>
-            <w:tcW w:type="pct" w:w="2600"/>
-            <w:tcMar>
-              <w:top w:type="dxa" w:w="50"/>
-              <w:left w:type="dxa" w:w="110"/>
-              <w:bottom w:type="dxa" w:w="50"/>
-              <w:right w:type="dxa" w:w="110"/>
-            </w:tcMar>
-          </w:tcPr>
-          <w:p>
-            <w:pPr>
-              <w:spacing w:before="28" w:after="28"/>
-            </w:pPr>
-            <w:r>
-              <w:rPr>
-                <w:sz w:val="15"/>
-                <w:szCs w:val="15"/>
-              </w:rPr>
-              <w:t xml:space="preserve">APIC–treasury stock</w:t>
-            </w:r>
-          </w:p>
-        </w:tc>
-        <w:tc>
-          <w:tcPr>
-            <w:tcW w:type="pct" w:w="2400"/>
-            <w:tcMar>
-              <w:top w:type="dxa" w:w="50"/>
-              <w:left w:type="dxa" w:w="110"/>
-              <w:bottom w:type="dxa" w:w="50"/>
-              <w:right w:type="dxa" w:w="110"/>
-            </w:tcMar>
-          </w:tcPr>
-          <w:p>
-            <w:pPr>
-              <w:spacing w:before="28" w:after="28"/>
-            </w:pPr>
-            <w:r>
-              <w:rPr>
-                <w:sz w:val="15"/>
-                <w:szCs w:val="15"/>
-              </w:rPr>
-              <w:t xml:space="preserve">Contributed capital</w:t>
-            </w:r>
-          </w:p>
-        </w:tc>
-      </w:tr>
-      <w:tr>
-        <w:tc>
-          <w:tcPr>
-            <w:tcW w:type="pct" w:w="2600"/>
-            <w:shd w:fill="FBFAF6" w:val="clear"/>
-            <w:tcMar>
-              <w:top w:type="dxa" w:w="50"/>
-              <w:left w:type="dxa" w:w="110"/>
-              <w:bottom w:type="dxa" w:w="50"/>
-              <w:right w:type="dxa" w:w="110"/>
-            </w:tcMar>
-          </w:tcPr>
-          <w:p>
-            <w:pPr>
-              <w:spacing w:before="28" w:after="28"/>
-            </w:pPr>
-            <w:r>
-              <w:rPr>
-                <w:sz w:val="15"/>
-                <w:szCs w:val="15"/>
-              </w:rPr>
-              <w:t xml:space="preserve">Retained earnings</w:t>
-            </w:r>
-          </w:p>
-        </w:tc>
-        <w:tc>
-          <w:tcPr>
-            <w:tcW w:type="pct" w:w="2400"/>
-            <w:shd w:fill="FFFFFF" w:val="clear"/>
-            <w:tcMar>
-              <w:top w:type="dxa" w:w="50"/>
-              <w:left w:type="dxa" w:w="110"/>
-              <w:bottom w:type="dxa" w:w="50"/>
-              <w:right w:type="dxa" w:w="110"/>
-            </w:tcMar>
-          </w:tcPr>
-          <w:p>
-            <w:pPr>
-              <w:spacing w:before="46" w:after="46"/>
-            </w:pPr>
-            <w:r>
-              <w:rPr>
-                <w:b/>
-                <w:bCs/>
-                <w:color w:val="8186EF"/>
-                <w:sz w:val="14"/>
-                <w:szCs w:val="14"/>
-              </w:rPr>
-              <w:t xml:space="preserve">(9)</w:t>
-            </w:r>
-          </w:p>
-        </w:tc>
-      </w:tr>
-      <w:tr>
-        <w:tc>
-          <w:tcPr>
-            <w:tcW w:type="pct" w:w="2600"/>
-            <w:tcMar>
-              <w:top w:type="dxa" w:w="50"/>
-              <w:left w:type="dxa" w:w="110"/>
-              <w:bottom w:type="dxa" w:w="50"/>
-              <w:right w:type="dxa" w:w="110"/>
-            </w:tcMar>
-          </w:tcPr>
-          <w:p>
-            <w:pPr>
-              <w:spacing w:before="28" w:after="28"/>
-            </w:pPr>
-            <w:r>
-              <w:rPr>
-                <w:sz w:val="15"/>
-                <w:szCs w:val="15"/>
-              </w:rPr>
-              <w:t xml:space="preserve">Treasury stock</w:t>
-            </w:r>
-          </w:p>
-        </w:tc>
-        <w:tc>
-          <w:tcPr>
-            <w:tcW w:type="pct" w:w="2400"/>
-            <w:shd w:fill="FFFFFF" w:val="clear"/>
-            <w:tcMar>
-              <w:top w:type="dxa" w:w="50"/>
-              <w:left w:type="dxa" w:w="110"/>
-              <w:bottom w:type="dxa" w:w="50"/>
-              <w:right w:type="dxa" w:w="110"/>
-            </w:tcMar>
-          </w:tcPr>
-          <w:p>
-            <w:pPr>
-              <w:spacing w:before="46" w:after="46"/>
-            </w:pPr>
-            <w:r>
-              <w:rPr>
-                <w:b/>
-                <w:bCs/>
-                <w:color w:val="8186EF"/>
-                <w:sz w:val="14"/>
-                <w:szCs w:val="14"/>
-              </w:rPr>
-              <w:t xml:space="preserve">(10)</w:t>
-            </w:r>
-          </w:p>
-        </w:tc>
-      </w:tr>
-      <w:tr>
-        <w:tc>
-          <w:tcPr>
-            <w:tcW w:type="pct" w:w="2600"/>
-            <w:shd w:fill="FBFAF6" w:val="clear"/>
-            <w:tcMar>
-              <w:top w:type="dxa" w:w="50"/>
-              <w:left w:type="dxa" w:w="110"/>
-              <w:bottom w:type="dxa" w:w="50"/>
-              <w:right w:type="dxa" w:w="110"/>
-            </w:tcMar>
-          </w:tcPr>
-          <w:p>
-            <w:pPr>
-              <w:spacing w:before="28" w:after="28"/>
-            </w:pPr>
-            <w:r>
-              <w:rPr>
-                <w:sz w:val="15"/>
-                <w:szCs w:val="15"/>
-              </w:rPr>
-              <w:t xml:space="preserve">Dividends payable</w:t>
-            </w:r>
-          </w:p>
-        </w:tc>
-        <w:tc>
-          <w:tcPr>
-            <w:tcW w:type="pct" w:w="2400"/>
-            <w:shd w:fill="FBFAF6" w:val="clear"/>
-            <w:tcMar>
-              <w:top w:type="dxa" w:w="50"/>
-              <w:left w:type="dxa" w:w="110"/>
-              <w:bottom w:type="dxa" w:w="50"/>
-              <w:right w:type="dxa" w:w="110"/>
-            </w:tcMar>
-          </w:tcPr>
-          <w:p>
-            <w:pPr>
-              <w:spacing w:before="28" w:after="28"/>
-            </w:pPr>
-            <w:r>
-              <w:rPr>
-                <w:sz w:val="15"/>
-                <w:szCs w:val="15"/>
-              </w:rPr>
-              <w:t xml:space="preserve">Current liability</w:t>
-            </w:r>
-          </w:p>
-        </w:tc>
-      </w:tr>
-      <w:tr>
-        <w:tc>
-          <w:tcPr>
-            <w:tcW w:type="pct" w:w="2600"/>
-            <w:tcMar>
-              <w:top w:type="dxa" w:w="50"/>
-              <w:left w:type="dxa" w:w="110"/>
-              <w:bottom w:type="dxa" w:w="50"/>
-              <w:right w:type="dxa" w:w="110"/>
-            </w:tcMar>
-          </w:tcPr>
-          <w:p>
-            <w:pPr>
-              <w:spacing w:before="28" w:after="28"/>
-            </w:pPr>
-            <w:r>
-              <w:rPr>
-                <w:sz w:val="15"/>
-                <w:szCs w:val="15"/>
-              </w:rPr>
-              <w:t xml:space="preserve">Common stock</w:t>
-            </w:r>
-          </w:p>
-        </w:tc>
-        <w:tc>
-          <w:tcPr>
-            <w:tcW w:type="pct" w:w="2400"/>
-            <w:tcMar>
-              <w:top w:type="dxa" w:w="50"/>
-              <w:left w:type="dxa" w:w="110"/>
-              <w:bottom w:type="dxa" w:w="50"/>
-              <w:right w:type="dxa" w:w="110"/>
-            </w:tcMar>
-          </w:tcPr>
-          <w:p>
-            <w:pPr>
-              <w:spacing w:before="28" w:after="28"/>
-            </w:pPr>
-            <w:r>
-              <w:rPr>
-                <w:sz w:val="15"/>
-                <w:szCs w:val="15"/>
-              </w:rPr>
-              <w:t xml:space="preserve">Contributed capital</w:t>
+              <w:t xml:space="preserve">Retained earnings: opening balance increases, net of tax. Total equity: increases.</w:t>
             </w:r>
           </w:p>
         </w:tc>
@@ -11177,7 +12791,441 @@
                 <w:sz w:val="16"/>
                 <w:szCs w:val="16"/>
               </w:rPr>
-              <w:t xml:space="preserve">Current liability   ·   Deduction from equity   ·   Earned capital</w:t>
+              <w:t xml:space="preserve">decreases   ·   Retained</w:t>
+            </w:r>
+          </w:p>
+        </w:tc>
+      </w:tr>
+    </w:tbl>
+    <w:p/>
+    <w:p>
+      <w:pPr>
+        <w:pageBreakBefore w:val="true"/>
+        <w:spacing w:after="0"/>
+      </w:pPr>
+      <w:r>
+        <w:rPr>
+          <w:sz w:val="2"/>
+        </w:rPr>
+        <w:t xml:space="preserve"> </w:t>
+      </w:r>
+    </w:p>
+    <w:tbl>
+      <w:tblPr>
+        <w:tblW w:type="pct" w:w="100%"/>
+        <w:tblLayout w:type="fixed"/>
+        <w:tblBorders>
+          <w:top w:val="single" w:color="353A7C" w:sz="6"/>
+          <w:left w:val="single" w:color="353A7C" w:sz="6"/>
+          <w:bottom w:val="single" w:color="353A7C" w:sz="6"/>
+          <w:right w:val="single" w:color="353A7C" w:sz="6"/>
+          <w:insideH w:val="single" w:color="353A7C" w:sz="6"/>
+          <w:insideV w:val="single" w:color="353A7C" w:sz="6"/>
+        </w:tblBorders>
+      </w:tblPr>
+      <w:tblGrid>
+        <w:gridCol w:w="4992"/>
+        <w:gridCol w:w="4608"/>
+      </w:tblGrid>
+      <w:tr>
+        <w:tc>
+          <w:tcPr>
+            <w:tcW w:type="pct" w:w="5000"/>
+            <w:gridSpan w:val="2"/>
+            <w:shd w:fill="353A7C" w:val="clear"/>
+            <w:tcMar>
+              <w:top w:type="dxa" w:w="60"/>
+              <w:left w:type="dxa" w:w="120"/>
+              <w:bottom w:type="dxa" w:w="60"/>
+              <w:right w:type="dxa" w:w="120"/>
+            </w:tcMar>
+          </w:tcPr>
+          <w:p>
+            <w:pPr>
+              <w:spacing w:before="40" w:after="40"/>
+            </w:pPr>
+            <w:r>
+              <w:rPr>
+                <w:b/>
+                <w:bCs/>
+                <w:color w:val="FFFFFF"/>
+                <w:sz w:val="17"/>
+                <w:szCs w:val="17"/>
+              </w:rPr>
+              <w:t xml:space="preserve">Account — Category</w:t>
+            </w:r>
+          </w:p>
+        </w:tc>
+      </w:tr>
+      <w:tr>
+        <w:tc>
+          <w:tcPr>
+            <w:tcW w:type="pct" w:w="2600"/>
+            <w:shd w:fill="353A7C" w:val="clear"/>
+            <w:tcMar>
+              <w:top w:type="dxa" w:w="50"/>
+              <w:left w:type="dxa" w:w="110"/>
+              <w:bottom w:type="dxa" w:w="50"/>
+              <w:right w:type="dxa" w:w="110"/>
+            </w:tcMar>
+          </w:tcPr>
+          <w:p>
+            <w:pPr>
+              <w:spacing w:before="30" w:after="30"/>
+            </w:pPr>
+            <w:r>
+              <w:rPr>
+                <w:b/>
+                <w:bCs/>
+                <w:color w:val="FFFFFF"/>
+                <w:sz w:val="15"/>
+                <w:szCs w:val="15"/>
+              </w:rPr>
+              <w:t xml:space="preserve">Account</w:t>
+            </w:r>
+          </w:p>
+        </w:tc>
+        <w:tc>
+          <w:tcPr>
+            <w:tcW w:type="pct" w:w="2400"/>
+            <w:shd w:fill="353A7C" w:val="clear"/>
+            <w:tcMar>
+              <w:top w:type="dxa" w:w="50"/>
+              <w:left w:type="dxa" w:w="110"/>
+              <w:bottom w:type="dxa" w:w="50"/>
+              <w:right w:type="dxa" w:w="110"/>
+            </w:tcMar>
+          </w:tcPr>
+          <w:p>
+            <w:pPr>
+              <w:spacing w:before="30" w:after="30"/>
+            </w:pPr>
+            <w:r>
+              <w:rPr>
+                <w:b/>
+                <w:bCs/>
+                <w:color w:val="FFFFFF"/>
+                <w:sz w:val="15"/>
+                <w:szCs w:val="15"/>
+              </w:rPr>
+              <w:t xml:space="preserve">Category</w:t>
+            </w:r>
+          </w:p>
+        </w:tc>
+      </w:tr>
+      <w:tr>
+        <w:tc>
+          <w:tcPr>
+            <w:tcW w:type="pct" w:w="2600"/>
+            <w:tcMar>
+              <w:top w:type="dxa" w:w="50"/>
+              <w:left w:type="dxa" w:w="110"/>
+              <w:bottom w:type="dxa" w:w="50"/>
+              <w:right w:type="dxa" w:w="110"/>
+            </w:tcMar>
+          </w:tcPr>
+          <w:p>
+            <w:pPr>
+              <w:spacing w:before="28" w:after="28"/>
+            </w:pPr>
+            <w:r>
+              <w:rPr>
+                <w:sz w:val="15"/>
+                <w:szCs w:val="15"/>
+              </w:rPr>
+              <w:t xml:space="preserve">APIC–treasury stock</w:t>
+            </w:r>
+          </w:p>
+        </w:tc>
+        <w:tc>
+          <w:tcPr>
+            <w:tcW w:type="pct" w:w="2400"/>
+            <w:tcMar>
+              <w:top w:type="dxa" w:w="50"/>
+              <w:left w:type="dxa" w:w="110"/>
+              <w:bottom w:type="dxa" w:w="50"/>
+              <w:right w:type="dxa" w:w="110"/>
+            </w:tcMar>
+          </w:tcPr>
+          <w:p>
+            <w:pPr>
+              <w:spacing w:before="28" w:after="28"/>
+            </w:pPr>
+            <w:r>
+              <w:rPr>
+                <w:sz w:val="15"/>
+                <w:szCs w:val="15"/>
+              </w:rPr>
+              <w:t xml:space="preserve">Contributed capital</w:t>
+            </w:r>
+          </w:p>
+        </w:tc>
+      </w:tr>
+      <w:tr>
+        <w:tc>
+          <w:tcPr>
+            <w:tcW w:type="pct" w:w="2600"/>
+            <w:shd w:fill="FBFAF6" w:val="clear"/>
+            <w:tcMar>
+              <w:top w:type="dxa" w:w="50"/>
+              <w:left w:type="dxa" w:w="110"/>
+              <w:bottom w:type="dxa" w:w="50"/>
+              <w:right w:type="dxa" w:w="110"/>
+            </w:tcMar>
+          </w:tcPr>
+          <w:p>
+            <w:pPr>
+              <w:spacing w:before="28" w:after="28"/>
+            </w:pPr>
+            <w:r>
+              <w:rPr>
+                <w:sz w:val="15"/>
+                <w:szCs w:val="15"/>
+              </w:rPr>
+              <w:t xml:space="preserve">Retained earnings</w:t>
+            </w:r>
+          </w:p>
+        </w:tc>
+        <w:tc>
+          <w:tcPr>
+            <w:tcW w:type="pct" w:w="2400"/>
+            <w:shd w:fill="FBFAF6" w:val="clear"/>
+            <w:tcMar>
+              <w:top w:type="dxa" w:w="50"/>
+              <w:left w:type="dxa" w:w="110"/>
+              <w:bottom w:type="dxa" w:w="50"/>
+              <w:right w:type="dxa" w:w="110"/>
+            </w:tcMar>
+          </w:tcPr>
+          <w:p>
+            <w:pPr>
+              <w:spacing w:before="28" w:after="28"/>
+            </w:pPr>
+            <w:r>
+              <w:rPr>
+                <w:sz w:val="15"/>
+                <w:szCs w:val="15"/>
+              </w:rPr>
+              <w:t xml:space="preserve">Earned capital</w:t>
+            </w:r>
+          </w:p>
+        </w:tc>
+      </w:tr>
+      <w:tr>
+        <w:tc>
+          <w:tcPr>
+            <w:tcW w:type="pct" w:w="2600"/>
+            <w:tcMar>
+              <w:top w:type="dxa" w:w="50"/>
+              <w:left w:type="dxa" w:w="110"/>
+              <w:bottom w:type="dxa" w:w="50"/>
+              <w:right w:type="dxa" w:w="110"/>
+            </w:tcMar>
+          </w:tcPr>
+          <w:p>
+            <w:pPr>
+              <w:spacing w:before="28" w:after="28"/>
+            </w:pPr>
+            <w:r>
+              <w:rPr>
+                <w:sz w:val="15"/>
+                <w:szCs w:val="15"/>
+              </w:rPr>
+              <w:t xml:space="preserve">Treasury stock</w:t>
+            </w:r>
+          </w:p>
+        </w:tc>
+        <w:tc>
+          <w:tcPr>
+            <w:tcW w:type="pct" w:w="2400"/>
+            <w:shd w:fill="FFFFFF" w:val="clear"/>
+            <w:tcMar>
+              <w:top w:type="dxa" w:w="50"/>
+              <w:left w:type="dxa" w:w="110"/>
+              <w:bottom w:type="dxa" w:w="50"/>
+              <w:right w:type="dxa" w:w="110"/>
+            </w:tcMar>
+          </w:tcPr>
+          <w:p>
+            <w:pPr>
+              <w:spacing w:before="46" w:after="46"/>
+            </w:pPr>
+            <w:r>
+              <w:rPr>
+                <w:b/>
+                <w:bCs/>
+                <w:color w:val="8186EF"/>
+                <w:sz w:val="14"/>
+                <w:szCs w:val="14"/>
+              </w:rPr>
+              <w:t xml:space="preserve">(15)</w:t>
+            </w:r>
+          </w:p>
+        </w:tc>
+      </w:tr>
+      <w:tr>
+        <w:tc>
+          <w:tcPr>
+            <w:tcW w:type="pct" w:w="2600"/>
+            <w:shd w:fill="FBFAF6" w:val="clear"/>
+            <w:tcMar>
+              <w:top w:type="dxa" w:w="50"/>
+              <w:left w:type="dxa" w:w="110"/>
+              <w:bottom w:type="dxa" w:w="50"/>
+              <w:right w:type="dxa" w:w="110"/>
+            </w:tcMar>
+          </w:tcPr>
+          <w:p>
+            <w:pPr>
+              <w:spacing w:before="28" w:after="28"/>
+            </w:pPr>
+            <w:r>
+              <w:rPr>
+                <w:sz w:val="15"/>
+                <w:szCs w:val="15"/>
+              </w:rPr>
+              <w:t xml:space="preserve">Dividends payable</w:t>
+            </w:r>
+          </w:p>
+        </w:tc>
+        <w:tc>
+          <w:tcPr>
+            <w:tcW w:type="pct" w:w="2400"/>
+            <w:shd w:fill="FFFFFF" w:val="clear"/>
+            <w:tcMar>
+              <w:top w:type="dxa" w:w="50"/>
+              <w:left w:type="dxa" w:w="110"/>
+              <w:bottom w:type="dxa" w:w="50"/>
+              <w:right w:type="dxa" w:w="110"/>
+            </w:tcMar>
+          </w:tcPr>
+          <w:p>
+            <w:pPr>
+              <w:spacing w:before="46" w:after="46"/>
+            </w:pPr>
+            <w:r>
+              <w:rPr>
+                <w:b/>
+                <w:bCs/>
+                <w:color w:val="8186EF"/>
+                <w:sz w:val="14"/>
+                <w:szCs w:val="14"/>
+              </w:rPr>
+              <w:t xml:space="preserve">(16)</w:t>
+            </w:r>
+          </w:p>
+        </w:tc>
+      </w:tr>
+      <w:tr>
+        <w:tc>
+          <w:tcPr>
+            <w:tcW w:type="pct" w:w="2600"/>
+            <w:tcMar>
+              <w:top w:type="dxa" w:w="50"/>
+              <w:left w:type="dxa" w:w="110"/>
+              <w:bottom w:type="dxa" w:w="50"/>
+              <w:right w:type="dxa" w:w="110"/>
+            </w:tcMar>
+          </w:tcPr>
+          <w:p>
+            <w:pPr>
+              <w:spacing w:before="28" w:after="28"/>
+            </w:pPr>
+            <w:r>
+              <w:rPr>
+                <w:sz w:val="15"/>
+                <w:szCs w:val="15"/>
+              </w:rPr>
+              <w:t xml:space="preserve">Common stock</w:t>
+            </w:r>
+          </w:p>
+        </w:tc>
+        <w:tc>
+          <w:tcPr>
+            <w:tcW w:type="pct" w:w="2400"/>
+            <w:shd w:fill="FFFFFF" w:val="clear"/>
+            <w:tcMar>
+              <w:top w:type="dxa" w:w="50"/>
+              <w:left w:type="dxa" w:w="110"/>
+              <w:bottom w:type="dxa" w:w="50"/>
+              <w:right w:type="dxa" w:w="110"/>
+            </w:tcMar>
+          </w:tcPr>
+          <w:p>
+            <w:pPr>
+              <w:spacing w:before="46" w:after="46"/>
+            </w:pPr>
+            <w:r>
+              <w:rPr>
+                <w:b/>
+                <w:bCs/>
+                <w:color w:val="8186EF"/>
+                <w:sz w:val="14"/>
+                <w:szCs w:val="14"/>
+              </w:rPr>
+              <w:t xml:space="preserve">(17)</w:t>
+            </w:r>
+          </w:p>
+        </w:tc>
+      </w:tr>
+    </w:tbl>
+    <w:p/>
+    <w:tbl>
+      <w:tblPr>
+        <w:tblW w:type="pct" w:w="100%"/>
+        <w:tblLayout w:type="fixed"/>
+        <w:tblBorders>
+          <w:top w:val="single" w:color="FBFAF6" w:sz="4"/>
+          <w:left w:val="single" w:color="FBFAF6" w:sz="4"/>
+          <w:bottom w:val="single" w:color="FBFAF6" w:sz="4"/>
+          <w:right w:val="single" w:color="FBFAF6" w:sz="4"/>
+          <w:insideH w:val="single" w:color="FBFAF6" w:sz="4"/>
+          <w:insideV w:val="single" w:color="FBFAF6" w:sz="4"/>
+        </w:tblBorders>
+      </w:tblPr>
+      <w:tblGrid>
+        <w:gridCol w:w="9600"/>
+      </w:tblGrid>
+      <w:tr>
+        <w:tc>
+          <w:tcPr>
+            <w:tcW w:type="pct" w:w="5000"/>
+            <w:shd w:fill="FBFAF6" w:val="clear"/>
+            <w:tcMar>
+              <w:top w:type="dxa" w:w="40"/>
+              <w:left w:type="dxa" w:w="100"/>
+              <w:bottom w:type="dxa" w:w="40"/>
+              <w:right w:type="dxa" w:w="100"/>
+            </w:tcMar>
+          </w:tcPr>
+          <w:p>
+            <w:pPr>
+              <w:spacing w:before="18" w:after="6"/>
+            </w:pPr>
+            <w:r>
+              <w:rPr>
+                <w:b/>
+                <w:bCs/>
+                <w:color w:val="6B7280"/>
+                <w:sz w:val="14"/>
+                <w:szCs w:val="14"/>
+              </w:rPr>
+              <w:t xml:space="preserve">word list</w:t>
+            </w:r>
+          </w:p>
+          <w:p>
+            <w:pPr>
+              <w:spacing w:before="0" w:after="18"/>
+            </w:pPr>
+            <w:r>
+              <w:rPr>
+                <w:b/>
+                <w:bCs/>
+                <w:color w:val="353A7C"/>
+                <w:sz w:val="16"/>
+                <w:szCs w:val="16"/>
+              </w:rPr>
+              <w:t xml:space="preserve">date of record   ·   Contributed capital   ·   Current liability   ·   Deduction from equity</w:t>
             </w:r>
           </w:p>
         </w:tc>
@@ -11307,14 +13355,14 @@
                 <w:sz w:val="16"/>
                 <w:szCs w:val="16"/>
               </w:rPr>
-              <w:t xml:space="preserve">6  </w:t>
-            </w:r>
-            <w:r>
-              <w:rPr>
-                <w:sz w:val="16"/>
-                <w:szCs w:val="16"/>
-              </w:rPr>
-              <w:t xml:space="preserve">today's</w:t>
+              <w:t xml:space="preserve">10  </w:t>
+            </w:r>
+            <w:r>
+              <w:rPr>
+                <w:sz w:val="16"/>
+                <w:szCs w:val="16"/>
+              </w:rPr>
+              <w:t xml:space="preserve">transactions</w:t>
             </w:r>
           </w:p>
         </w:tc>
@@ -11375,14 +13423,14 @@
                 <w:sz w:val="16"/>
                 <w:szCs w:val="16"/>
               </w:rPr>
-              <w:t xml:space="preserve">7  </w:t>
-            </w:r>
-            <w:r>
-              <w:rPr>
-                <w:sz w:val="16"/>
-                <w:szCs w:val="16"/>
-              </w:rPr>
-              <w:t xml:space="preserve">capital</w:t>
+              <w:t xml:space="preserve">11  </w:t>
+            </w:r>
+            <w:r>
+              <w:rPr>
+                <w:sz w:val="16"/>
+                <w:szCs w:val="16"/>
+              </w:rPr>
+              <w:t xml:space="preserve">March 5</w:t>
             </w:r>
           </w:p>
         </w:tc>
@@ -11443,14 +13491,14 @@
                 <w:sz w:val="16"/>
                 <w:szCs w:val="16"/>
               </w:rPr>
-              <w:t xml:space="preserve">8  </w:t>
-            </w:r>
-            <w:r>
-              <w:rPr>
-                <w:sz w:val="16"/>
-                <w:szCs w:val="16"/>
-              </w:rPr>
-              <w:t xml:space="preserve">distribute</w:t>
+              <w:t xml:space="preserve">12  </w:t>
+            </w:r>
+            <w:r>
+              <w:rPr>
+                <w:sz w:val="16"/>
+                <w:szCs w:val="16"/>
+              </w:rPr>
+              <w:t xml:space="preserve">June 10</w:t>
             </w:r>
           </w:p>
         </w:tc>
@@ -11511,14 +13559,14 @@
                 <w:sz w:val="16"/>
                 <w:szCs w:val="16"/>
               </w:rPr>
-              <w:t xml:space="preserve">9  </w:t>
-            </w:r>
-            <w:r>
-              <w:rPr>
-                <w:sz w:val="16"/>
-                <w:szCs w:val="16"/>
-              </w:rPr>
-              <w:t xml:space="preserve">Earned capital</w:t>
+              <w:t xml:space="preserve">13  </w:t>
+            </w:r>
+            <w:r>
+              <w:rPr>
+                <w:sz w:val="16"/>
+                <w:szCs w:val="16"/>
+              </w:rPr>
+              <w:t xml:space="preserve">December 15</w:t>
             </w:r>
           </w:p>
         </w:tc>
@@ -11579,7 +13627,75 @@
                 <w:sz w:val="16"/>
                 <w:szCs w:val="16"/>
               </w:rPr>
-              <w:t xml:space="preserve">10  </w:t>
+              <w:t xml:space="preserve">14  </w:t>
+            </w:r>
+            <w:r>
+              <w:rPr>
+                <w:sz w:val="16"/>
+                <w:szCs w:val="16"/>
+              </w:rPr>
+              <w:t xml:space="preserve">Retained</w:t>
+            </w:r>
+          </w:p>
+        </w:tc>
+      </w:tr>
+      <w:tr>
+        <w:tc>
+          <w:tcPr>
+            <w:tcW w:type="pct" w:w="2500"/>
+            <w:tcMar>
+              <w:top w:type="dxa" w:w="20"/>
+              <w:left w:type="dxa" w:w="80"/>
+              <w:bottom w:type="dxa" w:w="20"/>
+              <w:right w:type="dxa" w:w="80"/>
+            </w:tcMar>
+          </w:tcPr>
+          <w:p>
+            <w:pPr>
+              <w:spacing w:before="12" w:after="12"/>
+            </w:pPr>
+            <w:r>
+              <w:rPr>
+                <w:b/>
+                <w:bCs/>
+                <w:color w:val="8186EF"/>
+                <w:sz w:val="16"/>
+                <w:szCs w:val="16"/>
+              </w:rPr>
+              <w:t xml:space="preserve">6  </w:t>
+            </w:r>
+            <w:r>
+              <w:rPr>
+                <w:sz w:val="16"/>
+                <w:szCs w:val="16"/>
+              </w:rPr>
+              <w:t xml:space="preserve">today's</w:t>
+            </w:r>
+          </w:p>
+        </w:tc>
+        <w:tc>
+          <w:tcPr>
+            <w:tcW w:type="pct" w:w="2500"/>
+            <w:tcMar>
+              <w:top w:type="dxa" w:w="20"/>
+              <w:left w:type="dxa" w:w="80"/>
+              <w:bottom w:type="dxa" w:w="20"/>
+              <w:right w:type="dxa" w:w="80"/>
+            </w:tcMar>
+          </w:tcPr>
+          <w:p>
+            <w:pPr>
+              <w:spacing w:before="12" w:after="12"/>
+            </w:pPr>
+            <w:r>
+              <w:rPr>
+                <w:b/>
+                <w:bCs/>
+                <w:color w:val="8186EF"/>
+                <w:sz w:val="16"/>
+                <w:szCs w:val="16"/>
+              </w:rPr>
+              <w:t xml:space="preserve">15  </w:t>
             </w:r>
             <w:r>
               <w:rPr>
@@ -11587,6 +13703,200 @@
                 <w:szCs w:val="16"/>
               </w:rPr>
               <w:t xml:space="preserve">Deduction from equity</w:t>
+            </w:r>
+          </w:p>
+        </w:tc>
+      </w:tr>
+      <w:tr>
+        <w:tc>
+          <w:tcPr>
+            <w:tcW w:type="pct" w:w="2500"/>
+            <w:tcMar>
+              <w:top w:type="dxa" w:w="20"/>
+              <w:left w:type="dxa" w:w="80"/>
+              <w:bottom w:type="dxa" w:w="20"/>
+              <w:right w:type="dxa" w:w="80"/>
+            </w:tcMar>
+          </w:tcPr>
+          <w:p>
+            <w:pPr>
+              <w:spacing w:before="12" w:after="12"/>
+            </w:pPr>
+            <w:r>
+              <w:rPr>
+                <w:b/>
+                <w:bCs/>
+                <w:color w:val="8186EF"/>
+                <w:sz w:val="16"/>
+                <w:szCs w:val="16"/>
+              </w:rPr>
+              <w:t xml:space="preserve">7  </w:t>
+            </w:r>
+            <w:r>
+              <w:rPr>
+                <w:sz w:val="16"/>
+                <w:szCs w:val="16"/>
+              </w:rPr>
+              <w:t xml:space="preserve">capital</w:t>
+            </w:r>
+          </w:p>
+        </w:tc>
+        <w:tc>
+          <w:tcPr>
+            <w:tcW w:type="pct" w:w="2500"/>
+            <w:tcMar>
+              <w:top w:type="dxa" w:w="20"/>
+              <w:left w:type="dxa" w:w="80"/>
+              <w:bottom w:type="dxa" w:w="20"/>
+              <w:right w:type="dxa" w:w="80"/>
+            </w:tcMar>
+          </w:tcPr>
+          <w:p>
+            <w:pPr>
+              <w:spacing w:before="12" w:after="12"/>
+            </w:pPr>
+            <w:r>
+              <w:rPr>
+                <w:b/>
+                <w:bCs/>
+                <w:color w:val="8186EF"/>
+                <w:sz w:val="16"/>
+                <w:szCs w:val="16"/>
+              </w:rPr>
+              <w:t xml:space="preserve">16  </w:t>
+            </w:r>
+            <w:r>
+              <w:rPr>
+                <w:sz w:val="16"/>
+                <w:szCs w:val="16"/>
+              </w:rPr>
+              <w:t xml:space="preserve">Current liability</w:t>
+            </w:r>
+          </w:p>
+        </w:tc>
+      </w:tr>
+      <w:tr>
+        <w:tc>
+          <w:tcPr>
+            <w:tcW w:type="pct" w:w="2500"/>
+            <w:tcMar>
+              <w:top w:type="dxa" w:w="20"/>
+              <w:left w:type="dxa" w:w="80"/>
+              <w:bottom w:type="dxa" w:w="20"/>
+              <w:right w:type="dxa" w:w="80"/>
+            </w:tcMar>
+          </w:tcPr>
+          <w:p>
+            <w:pPr>
+              <w:spacing w:before="12" w:after="12"/>
+            </w:pPr>
+            <w:r>
+              <w:rPr>
+                <w:b/>
+                <w:bCs/>
+                <w:color w:val="8186EF"/>
+                <w:sz w:val="16"/>
+                <w:szCs w:val="16"/>
+              </w:rPr>
+              <w:t xml:space="preserve">8  </w:t>
+            </w:r>
+            <w:r>
+              <w:rPr>
+                <w:sz w:val="16"/>
+                <w:szCs w:val="16"/>
+              </w:rPr>
+              <w:t xml:space="preserve">distribute</w:t>
+            </w:r>
+          </w:p>
+        </w:tc>
+        <w:tc>
+          <w:tcPr>
+            <w:tcW w:type="pct" w:w="2500"/>
+            <w:tcMar>
+              <w:top w:type="dxa" w:w="20"/>
+              <w:left w:type="dxa" w:w="80"/>
+              <w:bottom w:type="dxa" w:w="20"/>
+              <w:right w:type="dxa" w:w="80"/>
+            </w:tcMar>
+          </w:tcPr>
+          <w:p>
+            <w:pPr>
+              <w:spacing w:before="12" w:after="12"/>
+            </w:pPr>
+            <w:r>
+              <w:rPr>
+                <w:b/>
+                <w:bCs/>
+                <w:color w:val="8186EF"/>
+                <w:sz w:val="16"/>
+                <w:szCs w:val="16"/>
+              </w:rPr>
+              <w:t xml:space="preserve">17  </w:t>
+            </w:r>
+            <w:r>
+              <w:rPr>
+                <w:sz w:val="16"/>
+                <w:szCs w:val="16"/>
+              </w:rPr>
+              <w:t xml:space="preserve">Contributed capital</w:t>
+            </w:r>
+          </w:p>
+        </w:tc>
+      </w:tr>
+      <w:tr>
+        <w:tc>
+          <w:tcPr>
+            <w:tcW w:type="pct" w:w="2500"/>
+            <w:tcMar>
+              <w:top w:type="dxa" w:w="20"/>
+              <w:left w:type="dxa" w:w="80"/>
+              <w:bottom w:type="dxa" w:w="20"/>
+              <w:right w:type="dxa" w:w="80"/>
+            </w:tcMar>
+          </w:tcPr>
+          <w:p>
+            <w:pPr>
+              <w:spacing w:before="12" w:after="12"/>
+            </w:pPr>
+            <w:r>
+              <w:rPr>
+                <w:b/>
+                <w:bCs/>
+                <w:color w:val="8186EF"/>
+                <w:sz w:val="16"/>
+                <w:szCs w:val="16"/>
+              </w:rPr>
+              <w:t xml:space="preserve">9  </w:t>
+            </w:r>
+            <w:r>
+              <w:rPr>
+                <w:sz w:val="16"/>
+                <w:szCs w:val="16"/>
+              </w:rPr>
+              <w:t xml:space="preserve">comprehensive</w:t>
+            </w:r>
+          </w:p>
+        </w:tc>
+        <w:tc>
+          <w:tcPr>
+            <w:tcW w:type="pct" w:w="2500"/>
+            <w:tcMar>
+              <w:top w:type="dxa" w:w="20"/>
+              <w:left w:type="dxa" w:w="80"/>
+              <w:bottom w:type="dxa" w:w="20"/>
+              <w:right w:type="dxa" w:w="80"/>
+            </w:tcMar>
+          </w:tcPr>
+          <w:p>
+            <w:pPr>
+              <w:spacing w:before="24" w:after="24"/>
+            </w:pPr>
+            <w:r>
+              <w:rPr>
+                <w:sz w:val="16"/>
+                <w:szCs w:val="16"/>
+              </w:rPr>
+              <w:t xml:space="preserve"/>
             </w:r>
           </w:p>
         </w:tc>

--- a/CMA_Summaries_B1_Ch04.docx
+++ b/CMA_Summaries_B1_Ch04.docx
@@ -111,7 +111,7 @@
       <w:r>
         <w:drawing>
           <wp:inline distT="0" distB="0" distL="0" distR="0">
-            <wp:extent cx="5734050" cy="1856025"/>
+            <wp:extent cx="5734050" cy="2112550"/>
             <wp:effectExtent t="0" r="0" b="0" l="0"/>
             <wp:docPr id="1" name="" descr="" title=""/>
             <wp:cNvGraphicFramePr>
@@ -136,7 +136,7 @@
                   <pic:spPr bwMode="auto">
                     <a:xfrm>
                       <a:off x="0" y="0"/>
-                      <a:ext cx="5734050" cy="1856025"/>
+                      <a:ext cx="5734050" cy="2112550"/>
                     </a:xfrm>
                     <a:prstGeom prst="rect">
                       <a:avLst/>
@@ -7244,7 +7244,7 @@
                 <w:sz w:val="16"/>
                 <w:szCs w:val="16"/>
               </w:rPr>
-              <w:t xml:space="preserve">date of record   ·   Additional paid-in capital   ·   Common stock</w:t>
+              <w:t xml:space="preserve">Retained earnings   ·   Additional paid-in capital   ·   Common stock</w:t>
             </w:r>
           </w:p>
         </w:tc>

--- a/CMA_Summaries_B1_Ch04.docx
+++ b/CMA_Summaries_B1_Ch04.docx
@@ -623,6 +623,18 @@
     <w:p/>
     <w:p>
       <w:pPr>
+        <w:pageBreakBefore w:val="true"/>
+        <w:spacing w:after="0"/>
+      </w:pPr>
+      <w:r>
+        <w:rPr>
+          <w:sz w:val="2"/>
+        </w:rPr>
+        <w:t xml:space="preserve"> </w:t>
+      </w:r>
+    </w:p>
+    <w:p>
+      <w:pPr>
         <w:spacing w:before="44" w:after="10"/>
       </w:pPr>
       <w:r>
@@ -646,7 +658,7 @@
           <w:sz w:val="15"/>
           <w:szCs w:val="15"/>
         </w:rPr>
-        <w:t xml:space="preserve">Every item belongs to exactly one group.</w:t>
+        <w:t xml:space="preserve">The parts add up to the total; the bars are to scale.</w:t>
       </w:r>
     </w:p>
     <w:p>
@@ -657,7 +669,7 @@
       <w:r>
         <w:drawing>
           <wp:inline distT="0" distB="0" distL="0" distR="0">
-            <wp:extent cx="5734050" cy="1614600"/>
+            <wp:extent cx="5734050" cy="2421875"/>
             <wp:effectExtent t="0" r="0" b="0" l="0"/>
             <wp:docPr id="1" name="" descr="" title=""/>
             <wp:cNvGraphicFramePr>
@@ -682,7 +694,7 @@
                   <pic:spPr bwMode="auto">
                     <a:xfrm>
                       <a:off x="0" y="0"/>
-                      <a:ext cx="5734050" cy="1614600"/>
+                      <a:ext cx="5734050" cy="2421875"/>
                     </a:xfrm>
                     <a:prstGeom prst="rect">
                       <a:avLst/>
@@ -750,7 +762,7 @@
                 <w:sz w:val="16"/>
                 <w:szCs w:val="16"/>
               </w:rPr>
-              <w:t xml:space="preserve">date of record   ·   Other comprehensive income</w:t>
+              <w:t xml:space="preserve">appropriated retained earnings   ·   Cash dividends declared   ·   Balance, January 1, 2025</w:t>
             </w:r>
           </w:p>
         </w:tc>
@@ -759,18 +771,6 @@
     <w:p/>
     <w:p>
       <w:pPr>
-        <w:pageBreakBefore w:val="true"/>
-        <w:spacing w:after="0"/>
-      </w:pPr>
-      <w:r>
-        <w:rPr>
-          <w:sz w:val="2"/>
-        </w:rPr>
-        <w:t xml:space="preserve"> </w:t>
-      </w:r>
-    </w:p>
-    <w:p>
-      <w:pPr>
         <w:spacing w:before="44" w:after="14"/>
       </w:pPr>
       <w:r>
@@ -789,7 +789,7 @@
           <w:sz w:val="16"/>
           <w:szCs w:val="16"/>
         </w:rPr>
-        <w:t xml:space="preserve">      gaps 12–13</w:t>
+        <w:t xml:space="preserve">      gaps 13–14</w:t>
       </w:r>
     </w:p>
     <w:p>
@@ -812,7 +812,7 @@
           <w:sz w:val="15"/>
           <w:szCs w:val="15"/>
         </w:rPr>
-        <w:t xml:space="preserve"> (12) </w:t>
+        <w:t xml:space="preserve"> (13) </w:t>
       </w:r>
       <w:r>
         <w:rPr>
@@ -851,7 +851,7 @@
           <w:sz w:val="15"/>
           <w:szCs w:val="15"/>
         </w:rPr>
-        <w:t xml:space="preserve"> (13) </w:t>
+        <w:t xml:space="preserve"> (14) </w:t>
       </w:r>
       <w:r>
         <w:rPr>
@@ -1552,7 +1552,7 @@
                 <w:sz w:val="16"/>
                 <w:szCs w:val="16"/>
               </w:rPr>
-              <w:t xml:space="preserve">Other comprehensive income</w:t>
+              <w:t xml:space="preserve">Balance, January 1, 2025</w:t>
             </w:r>
           </w:p>
         </w:tc>
@@ -1620,7 +1620,7 @@
                 <w:sz w:val="16"/>
                 <w:szCs w:val="16"/>
               </w:rPr>
-              <w:t xml:space="preserve">account</w:t>
+              <w:t xml:space="preserve">Cash dividends declared</w:t>
             </w:r>
           </w:p>
         </w:tc>
@@ -1688,7 +1688,7 @@
                 <w:sz w:val="16"/>
                 <w:szCs w:val="16"/>
               </w:rPr>
-              <w:t xml:space="preserve">balance</w:t>
+              <w:t xml:space="preserve">account</w:t>
             </w:r>
           </w:p>
         </w:tc>
@@ -1756,7 +1756,7 @@
                 <w:sz w:val="16"/>
                 <w:szCs w:val="16"/>
               </w:rPr>
-              <w:t xml:space="preserve">contributed capital</w:t>
+              <w:t xml:space="preserve">balance</w:t>
             </w:r>
           </w:p>
         </w:tc>
@@ -1824,7 +1824,7 @@
                 <w:sz w:val="16"/>
                 <w:szCs w:val="16"/>
               </w:rPr>
-              <w:t xml:space="preserve">treasury stock</w:t>
+              <w:t xml:space="preserve">contributed capital</w:t>
             </w:r>
           </w:p>
         </w:tc>
@@ -1875,14 +1875,24 @@
           </w:tcPr>
           <w:p>
             <w:pPr>
-              <w:spacing w:before="24" w:after="24"/>
-            </w:pPr>
-            <w:r>
-              <w:rPr>
-                <w:sz w:val="16"/>
-                <w:szCs w:val="16"/>
-              </w:rPr>
-              <w:t xml:space="preserve"/>
+              <w:spacing w:before="12" w:after="12"/>
+            </w:pPr>
+            <w:r>
+              <w:rPr>
+                <w:b/>
+                <w:bCs/>
+                <w:color w:val="8186EF"/>
+                <w:sz w:val="16"/>
+                <w:szCs w:val="16"/>
+              </w:rPr>
+              <w:t xml:space="preserve">16  </w:t>
+            </w:r>
+            <w:r>
+              <w:rPr>
+                <w:sz w:val="16"/>
+                <w:szCs w:val="16"/>
+              </w:rPr>
+              <w:t xml:space="preserve">treasury stock</w:t>
             </w:r>
           </w:p>
         </w:tc>
@@ -13234,6 +13244,142 @@
     <w:p/>
     <w:p>
       <w:pPr>
+        <w:spacing w:before="44" w:after="10"/>
+      </w:pPr>
+      <w:r>
+        <w:rPr>
+          <w:b/>
+          <w:bCs/>
+          <w:color w:val="353A7C"/>
+          <w:sz w:val="18"/>
+          <w:szCs w:val="18"/>
+        </w:rPr>
+        <w:t xml:space="preserve">The English this section uses, and its Arabic</w:t>
+      </w:r>
+    </w:p>
+    <w:p>
+      <w:pPr>
+        <w:spacing w:before="0" w:after="12"/>
+      </w:pPr>
+      <w:r>
+        <w:rPr>
+          <w:color w:val="6B7280"/>
+          <w:sz w:val="15"/>
+          <w:szCs w:val="15"/>
+        </w:rPr>
+        <w:t xml:space="preserve">Each term sits against what it means.</w:t>
+      </w:r>
+    </w:p>
+    <w:p>
+      <w:pPr>
+        <w:spacing w:after="40" w:before="90"/>
+        <w:jc w:val="center"/>
+      </w:pPr>
+      <w:r>
+        <w:drawing>
+          <wp:inline distT="0" distB="0" distL="0" distR="0">
+            <wp:extent cx="5734050" cy="2074825"/>
+            <wp:effectExtent t="0" r="0" b="0" l="0"/>
+            <wp:docPr id="1" name="" descr="" title=""/>
+            <wp:cNvGraphicFramePr>
+              <a:graphicFrameLocks xmlns:a="http://schemas.openxmlformats.org/drawingml/2006/main" noChangeAspect="1"/>
+            </wp:cNvGraphicFramePr>
+            <a:graphic xmlns:a="http://schemas.openxmlformats.org/drawingml/2006/main">
+              <a:graphicData uri="http://schemas.openxmlformats.org/drawingml/2006/picture">
+                <pic:pic xmlns:pic="http://schemas.openxmlformats.org/drawingml/2006/picture">
+                  <pic:nvPicPr>
+                    <pic:cNvPr id="0" name="" descr=""/>
+                    <pic:cNvPicPr>
+                      <a:picLocks noChangeAspect="1" noChangeArrowheads="1"/>
+                    </pic:cNvPicPr>
+                  </pic:nvPicPr>
+                  <pic:blipFill>
+                    <a:blip r:embed="rId109" cstate="none"/>
+                    <a:srcRect/>
+                    <a:stretch>
+                      <a:fillRect/>
+                    </a:stretch>
+                  </pic:blipFill>
+                  <pic:spPr bwMode="auto">
+                    <a:xfrm>
+                      <a:off x="0" y="0"/>
+                      <a:ext cx="5734050" cy="2074825"/>
+                    </a:xfrm>
+                    <a:prstGeom prst="rect">
+                      <a:avLst/>
+                    </a:prstGeom>
+                  </pic:spPr>
+                </pic:pic>
+              </a:graphicData>
+            </a:graphic>
+          </wp:inline>
+        </w:drawing>
+      </w:r>
+    </w:p>
+    <w:tbl>
+      <w:tblPr>
+        <w:tblW w:type="pct" w:w="100%"/>
+        <w:tblLayout w:type="fixed"/>
+        <w:tblBorders>
+          <w:top w:val="single" w:color="FBFAF6" w:sz="4"/>
+          <w:left w:val="single" w:color="FBFAF6" w:sz="4"/>
+          <w:bottom w:val="single" w:color="FBFAF6" w:sz="4"/>
+          <w:right w:val="single" w:color="FBFAF6" w:sz="4"/>
+          <w:insideH w:val="single" w:color="FBFAF6" w:sz="4"/>
+          <w:insideV w:val="single" w:color="FBFAF6" w:sz="4"/>
+        </w:tblBorders>
+      </w:tblPr>
+      <w:tblGrid>
+        <w:gridCol w:w="9600"/>
+      </w:tblGrid>
+      <w:tr>
+        <w:tc>
+          <w:tcPr>
+            <w:tcW w:type="pct" w:w="5000"/>
+            <w:shd w:fill="FBFAF6" w:val="clear"/>
+            <w:tcMar>
+              <w:top w:type="dxa" w:w="40"/>
+              <w:left w:type="dxa" w:w="100"/>
+              <w:bottom w:type="dxa" w:w="40"/>
+              <w:right w:type="dxa" w:w="100"/>
+            </w:tcMar>
+          </w:tcPr>
+          <w:p>
+            <w:pPr>
+              <w:spacing w:before="18" w:after="6"/>
+            </w:pPr>
+            <w:r>
+              <w:rPr>
+                <w:b/>
+                <w:bCs/>
+                <w:color w:val="6B7280"/>
+                <w:sz w:val="14"/>
+                <w:szCs w:val="14"/>
+              </w:rPr>
+              <w:t xml:space="preserve">word list</w:t>
+            </w:r>
+          </w:p>
+          <w:p>
+            <w:pPr>
+              <w:spacing w:before="0" w:after="18"/>
+            </w:pPr>
+            <w:r>
+              <w:rPr>
+                <w:b/>
+                <w:bCs/>
+                <w:color w:val="353A7C"/>
+                <w:sz w:val="16"/>
+                <w:szCs w:val="16"/>
+              </w:rPr>
+              <w:t xml:space="preserve">treasury stock   ·   property dividend   ·   statement of changes in equity</w:t>
+            </w:r>
+          </w:p>
+        </w:tc>
+      </w:tr>
+    </w:tbl>
+    <w:p/>
+    <w:p>
+      <w:pPr>
         <w:sectPr>
           <w:headerReference w:type="default" r:id="rIdHdr9"/>
           <w:pgSz w:w="11906" w:h="16838" w:orient="portrait"/>
@@ -13355,14 +13501,14 @@
                 <w:sz w:val="16"/>
                 <w:szCs w:val="16"/>
               </w:rPr>
-              <w:t xml:space="preserve">10  </w:t>
-            </w:r>
-            <w:r>
-              <w:rPr>
-                <w:sz w:val="16"/>
-                <w:szCs w:val="16"/>
-              </w:rPr>
-              <w:t xml:space="preserve">transactions</w:t>
+              <w:t xml:space="preserve">11  </w:t>
+            </w:r>
+            <w:r>
+              <w:rPr>
+                <w:sz w:val="16"/>
+                <w:szCs w:val="16"/>
+              </w:rPr>
+              <w:t xml:space="preserve">March 5</w:t>
             </w:r>
           </w:p>
         </w:tc>
@@ -13423,14 +13569,14 @@
                 <w:sz w:val="16"/>
                 <w:szCs w:val="16"/>
               </w:rPr>
-              <w:t xml:space="preserve">11  </w:t>
-            </w:r>
-            <w:r>
-              <w:rPr>
-                <w:sz w:val="16"/>
-                <w:szCs w:val="16"/>
-              </w:rPr>
-              <w:t xml:space="preserve">March 5</w:t>
+              <w:t xml:space="preserve">12  </w:t>
+            </w:r>
+            <w:r>
+              <w:rPr>
+                <w:sz w:val="16"/>
+                <w:szCs w:val="16"/>
+              </w:rPr>
+              <w:t xml:space="preserve">June 10</w:t>
             </w:r>
           </w:p>
         </w:tc>
@@ -13491,14 +13637,14 @@
                 <w:sz w:val="16"/>
                 <w:szCs w:val="16"/>
               </w:rPr>
-              <w:t xml:space="preserve">12  </w:t>
-            </w:r>
-            <w:r>
-              <w:rPr>
-                <w:sz w:val="16"/>
-                <w:szCs w:val="16"/>
-              </w:rPr>
-              <w:t xml:space="preserve">June 10</w:t>
+              <w:t xml:space="preserve">13  </w:t>
+            </w:r>
+            <w:r>
+              <w:rPr>
+                <w:sz w:val="16"/>
+                <w:szCs w:val="16"/>
+              </w:rPr>
+              <w:t xml:space="preserve">December 15</w:t>
             </w:r>
           </w:p>
         </w:tc>
@@ -13559,14 +13705,14 @@
                 <w:sz w:val="16"/>
                 <w:szCs w:val="16"/>
               </w:rPr>
-              <w:t xml:space="preserve">13  </w:t>
-            </w:r>
-            <w:r>
-              <w:rPr>
-                <w:sz w:val="16"/>
-                <w:szCs w:val="16"/>
-              </w:rPr>
-              <w:t xml:space="preserve">December 15</w:t>
+              <w:t xml:space="preserve">14  </w:t>
+            </w:r>
+            <w:r>
+              <w:rPr>
+                <w:sz w:val="16"/>
+                <w:szCs w:val="16"/>
+              </w:rPr>
+              <w:t xml:space="preserve">Retained</w:t>
             </w:r>
           </w:p>
         </w:tc>
@@ -13627,14 +13773,14 @@
                 <w:sz w:val="16"/>
                 <w:szCs w:val="16"/>
               </w:rPr>
-              <w:t xml:space="preserve">14  </w:t>
-            </w:r>
-            <w:r>
-              <w:rPr>
-                <w:sz w:val="16"/>
-                <w:szCs w:val="16"/>
-              </w:rPr>
-              <w:t xml:space="preserve">Retained</w:t>
+              <w:t xml:space="preserve">15  </w:t>
+            </w:r>
+            <w:r>
+              <w:rPr>
+                <w:sz w:val="16"/>
+                <w:szCs w:val="16"/>
+              </w:rPr>
+              <w:t xml:space="preserve">Deduction from equity</w:t>
             </w:r>
           </w:p>
         </w:tc>
@@ -13695,14 +13841,14 @@
                 <w:sz w:val="16"/>
                 <w:szCs w:val="16"/>
               </w:rPr>
-              <w:t xml:space="preserve">15  </w:t>
-            </w:r>
-            <w:r>
-              <w:rPr>
-                <w:sz w:val="16"/>
-                <w:szCs w:val="16"/>
-              </w:rPr>
-              <w:t xml:space="preserve">Deduction from equity</w:t>
+              <w:t xml:space="preserve">16  </w:t>
+            </w:r>
+            <w:r>
+              <w:rPr>
+                <w:sz w:val="16"/>
+                <w:szCs w:val="16"/>
+              </w:rPr>
+              <w:t xml:space="preserve">Current liability</w:t>
             </w:r>
           </w:p>
         </w:tc>
@@ -13763,14 +13909,14 @@
                 <w:sz w:val="16"/>
                 <w:szCs w:val="16"/>
               </w:rPr>
-              <w:t xml:space="preserve">16  </w:t>
-            </w:r>
-            <w:r>
-              <w:rPr>
-                <w:sz w:val="16"/>
-                <w:szCs w:val="16"/>
-              </w:rPr>
-              <w:t xml:space="preserve">Current liability</w:t>
+              <w:t xml:space="preserve">17  </w:t>
+            </w:r>
+            <w:r>
+              <w:rPr>
+                <w:sz w:val="16"/>
+                <w:szCs w:val="16"/>
+              </w:rPr>
+              <w:t xml:space="preserve">Contributed capital</w:t>
             </w:r>
           </w:p>
         </w:tc>
@@ -13831,14 +13977,14 @@
                 <w:sz w:val="16"/>
                 <w:szCs w:val="16"/>
               </w:rPr>
-              <w:t xml:space="preserve">17  </w:t>
-            </w:r>
-            <w:r>
-              <w:rPr>
-                <w:sz w:val="16"/>
-                <w:szCs w:val="16"/>
-              </w:rPr>
-              <w:t xml:space="preserve">Contributed capital</w:t>
+              <w:t xml:space="preserve">18  </w:t>
+            </w:r>
+            <w:r>
+              <w:rPr>
+                <w:sz w:val="16"/>
+                <w:szCs w:val="16"/>
+              </w:rPr>
+              <w:t xml:space="preserve">statement of changes in equity</w:t>
             </w:r>
           </w:p>
         </w:tc>
@@ -13874,6 +14020,74 @@
                 <w:szCs w:val="16"/>
               </w:rPr>
               <w:t xml:space="preserve">comprehensive</w:t>
+            </w:r>
+          </w:p>
+        </w:tc>
+        <w:tc>
+          <w:tcPr>
+            <w:tcW w:type="pct" w:w="2500"/>
+            <w:tcMar>
+              <w:top w:type="dxa" w:w="20"/>
+              <w:left w:type="dxa" w:w="80"/>
+              <w:bottom w:type="dxa" w:w="20"/>
+              <w:right w:type="dxa" w:w="80"/>
+            </w:tcMar>
+          </w:tcPr>
+          <w:p>
+            <w:pPr>
+              <w:spacing w:before="12" w:after="12"/>
+            </w:pPr>
+            <w:r>
+              <w:rPr>
+                <w:b/>
+                <w:bCs/>
+                <w:color w:val="8186EF"/>
+                <w:sz w:val="16"/>
+                <w:szCs w:val="16"/>
+              </w:rPr>
+              <w:t xml:space="preserve">19  </w:t>
+            </w:r>
+            <w:r>
+              <w:rPr>
+                <w:sz w:val="16"/>
+                <w:szCs w:val="16"/>
+              </w:rPr>
+              <w:t xml:space="preserve">treasury stock</w:t>
+            </w:r>
+          </w:p>
+        </w:tc>
+      </w:tr>
+      <w:tr>
+        <w:tc>
+          <w:tcPr>
+            <w:tcW w:type="pct" w:w="2500"/>
+            <w:tcMar>
+              <w:top w:type="dxa" w:w="20"/>
+              <w:left w:type="dxa" w:w="80"/>
+              <w:bottom w:type="dxa" w:w="20"/>
+              <w:right w:type="dxa" w:w="80"/>
+            </w:tcMar>
+          </w:tcPr>
+          <w:p>
+            <w:pPr>
+              <w:spacing w:before="12" w:after="12"/>
+            </w:pPr>
+            <w:r>
+              <w:rPr>
+                <w:b/>
+                <w:bCs/>
+                <w:color w:val="8186EF"/>
+                <w:sz w:val="16"/>
+                <w:szCs w:val="16"/>
+              </w:rPr>
+              <w:t xml:space="preserve">10  </w:t>
+            </w:r>
+            <w:r>
+              <w:rPr>
+                <w:sz w:val="16"/>
+                <w:szCs w:val="16"/>
+              </w:rPr>
+              <w:t xml:space="preserve">transactions</w:t>
             </w:r>
           </w:p>
         </w:tc>

--- a/CMA_Summaries_B1_Ch04.docx
+++ b/CMA_Summaries_B1_Ch04.docx
@@ -231,7 +231,7 @@
           <w:sz w:val="16"/>
           <w:szCs w:val="16"/>
         </w:rPr>
-        <w:t xml:space="preserve">      gaps 3–10</w:t>
+        <w:t xml:space="preserve">      gaps 3–13</w:t>
       </w:r>
     </w:p>
     <w:p>
@@ -276,14 +276,7 @@
           <w:sz w:val="19"/>
           <w:szCs w:val="19"/>
         </w:rPr>
-        <w:t xml:space="preserve"> of changes in equity explains why each part of equity changed during the period. </w:t>
-      </w:r>
-      <w:r>
-        <w:rPr>
-          <w:sz w:val="19"/>
-          <w:szCs w:val="19"/>
-        </w:rPr>
-        <w:t xml:space="preserve">It </w:t>
+        <w:t xml:space="preserve"> of changes in equity </w:t>
       </w:r>
       <w:r>
         <w:rPr>
@@ -315,14 +308,14 @@
           <w:sz w:val="19"/>
           <w:szCs w:val="19"/>
         </w:rPr>
-        <w:t xml:space="preserve"> two kinds of change. </w:t>
-      </w:r>
-      <w:r>
-        <w:rPr>
-          <w:sz w:val="19"/>
-          <w:szCs w:val="19"/>
-        </w:rPr>
-        <w:t xml:space="preserve"/>
+        <w:t xml:space="preserve"> why each part of equity changed during the period. </w:t>
+      </w:r>
+      <w:r>
+        <w:rPr>
+          <w:sz w:val="19"/>
+          <w:szCs w:val="19"/>
+        </w:rPr>
+        <w:t xml:space="preserve">It </w:t>
       </w:r>
       <w:r>
         <w:rPr>
@@ -340,7 +333,7 @@
           <w:sz w:val="19"/>
           <w:szCs w:val="19"/>
         </w:rPr>
-        <w:t xml:space="preserve">              </w:t>
+        <w:t xml:space="preserve">           </w:t>
       </w:r>
       <w:r>
         <w:rPr>
@@ -354,7 +347,7 @@
           <w:sz w:val="19"/>
           <w:szCs w:val="19"/>
         </w:rPr>
-        <w:t xml:space="preserve"> with owners, such as issuing shares and paying dividends, are one kind. </w:t>
+        <w:t xml:space="preserve"> two kinds of change. </w:t>
       </w:r>
       <w:r>
         <w:rPr>
@@ -379,7 +372,7 @@
           <w:sz w:val="19"/>
           <w:szCs w:val="19"/>
         </w:rPr>
-        <w:t xml:space="preserve">               </w:t>
+        <w:t xml:space="preserve">              </w:t>
       </w:r>
       <w:r>
         <w:rPr>
@@ -393,14 +386,7 @@
           <w:sz w:val="19"/>
           <w:szCs w:val="19"/>
         </w:rPr>
-        <w:t xml:space="preserve"> income, which the company earns, is the other. </w:t>
-      </w:r>
-      <w:r>
-        <w:rPr>
-          <w:sz w:val="19"/>
-          <w:szCs w:val="19"/>
-        </w:rPr>
-        <w:t xml:space="preserve">Equity has two main parts. </w:t>
+        <w:t xml:space="preserve"> with owners, such as issuing shares and paying dividends, are one kind. </w:t>
       </w:r>
       <w:r>
         <w:rPr>
@@ -425,7 +411,7 @@
           <w:sz w:val="19"/>
           <w:szCs w:val="19"/>
         </w:rPr>
-        <w:t xml:space="preserve">             </w:t>
+        <w:t xml:space="preserve">               </w:t>
       </w:r>
       <w:r>
         <w:rPr>
@@ -439,14 +425,21 @@
           <w:sz w:val="19"/>
           <w:szCs w:val="19"/>
         </w:rPr>
-        <w:t xml:space="preserve"> capital is what owners have paid: common stock and preferred stock at par or stated value, plus additional paid-in capital. </w:t>
-      </w:r>
-      <w:r>
-        <w:rPr>
-          <w:sz w:val="19"/>
-          <w:szCs w:val="19"/>
-        </w:rPr>
-        <w:t xml:space="preserve">Earned capital is </w:t>
+        <w:t xml:space="preserve"> income, which the company earns, is the other. </w:t>
+      </w:r>
+      <w:r>
+        <w:rPr>
+          <w:sz w:val="19"/>
+          <w:szCs w:val="19"/>
+        </w:rPr>
+        <w:t xml:space="preserve">Equity has two main parts. </w:t>
+      </w:r>
+      <w:r>
+        <w:rPr>
+          <w:sz w:val="19"/>
+          <w:szCs w:val="19"/>
+        </w:rPr>
+        <w:t xml:space="preserve"/>
       </w:r>
       <w:r>
         <w:rPr>
@@ -464,7 +457,7 @@
           <w:sz w:val="19"/>
           <w:szCs w:val="19"/>
         </w:rPr>
-        <w:t xml:space="preserve">           </w:t>
+        <w:t xml:space="preserve">             </w:t>
       </w:r>
       <w:r>
         <w:rPr>
@@ -478,7 +471,7 @@
           <w:sz w:val="19"/>
           <w:szCs w:val="19"/>
         </w:rPr>
-        <w:t xml:space="preserve"> earnings and AOCI. </w:t>
+        <w:t xml:space="preserve"> capital is what owners have paid: common stock and preferred stock at par or stated value, plus additional paid-in capital. </w:t>
       </w:r>
       <w:r>
         <w:rPr>
@@ -517,14 +510,14 @@
           <w:sz w:val="19"/>
           <w:szCs w:val="19"/>
         </w:rPr>
-        <w:t xml:space="preserve"> stock is deducted from the total. </w:t>
-      </w:r>
-      <w:r>
-        <w:rPr>
-          <w:sz w:val="19"/>
-          <w:szCs w:val="19"/>
-        </w:rPr>
-        <w:t xml:space="preserve">A </w:t>
+        <w:t xml:space="preserve"> capital is retained earnings and AOCI. </w:t>
+      </w:r>
+      <w:r>
+        <w:rPr>
+          <w:sz w:val="19"/>
+          <w:szCs w:val="19"/>
+        </w:rPr>
+        <w:t xml:space="preserve"/>
       </w:r>
       <w:r>
         <w:rPr>
@@ -542,6 +535,45 @@
           <w:sz w:val="19"/>
           <w:szCs w:val="19"/>
         </w:rPr>
+        <w:t xml:space="preserve">           </w:t>
+      </w:r>
+      <w:r>
+        <w:rPr>
+          <w:sz w:val="19"/>
+          <w:szCs w:val="19"/>
+        </w:rPr>
+        <w:t xml:space="preserve"> </w:t>
+      </w:r>
+      <w:r>
+        <w:rPr>
+          <w:sz w:val="19"/>
+          <w:szCs w:val="19"/>
+        </w:rPr>
+        <w:t xml:space="preserve"> stock is deducted from the total. </w:t>
+      </w:r>
+      <w:r>
+        <w:rPr>
+          <w:sz w:val="19"/>
+          <w:szCs w:val="19"/>
+        </w:rPr>
+        <w:t xml:space="preserve">A </w:t>
+      </w:r>
+      <w:r>
+        <w:rPr>
+          <w:b/>
+          <w:bCs/>
+          <w:color w:val="8186EF"/>
+          <w:sz w:val="15"/>
+          <w:szCs w:val="15"/>
+        </w:rPr>
+        <w:t xml:space="preserve"> (11) </w:t>
+      </w:r>
+      <w:r>
+        <w:rPr>
+          <w:u w:val="single"/>
+          <w:sz w:val="19"/>
+          <w:szCs w:val="19"/>
+        </w:rPr>
         <w:t xml:space="preserve">                </w:t>
       </w:r>
       <w:r>
@@ -557,6 +589,84 @@
           <w:szCs w:val="19"/>
         </w:rPr>
         <w:t xml:space="preserve"> interest, if any, is shown separately within equity. </w:t>
+      </w:r>
+      <w:r>
+        <w:rPr>
+          <w:sz w:val="19"/>
+          <w:szCs w:val="19"/>
+        </w:rPr>
+        <w:t xml:space="preserve">On </w:t>
+      </w:r>
+      <w:r>
+        <w:rPr>
+          <w:b/>
+          <w:bCs/>
+          <w:color w:val="8186EF"/>
+          <w:sz w:val="15"/>
+          <w:szCs w:val="15"/>
+        </w:rPr>
+        <w:t xml:space="preserve"> (12) </w:t>
+      </w:r>
+      <w:r>
+        <w:rPr>
+          <w:u w:val="single"/>
+          <w:sz w:val="19"/>
+          <w:szCs w:val="19"/>
+        </w:rPr>
+        <w:t xml:space="preserve">           </w:t>
+      </w:r>
+      <w:r>
+        <w:rPr>
+          <w:sz w:val="19"/>
+          <w:szCs w:val="19"/>
+        </w:rPr>
+        <w:t xml:space="preserve"> </w:t>
+      </w:r>
+      <w:r>
+        <w:rPr>
+          <w:sz w:val="19"/>
+          <w:szCs w:val="19"/>
+        </w:rPr>
+        <w:t xml:space="preserve"> 2 Orontes issued 100,000 shares for $1,500,000: $100,000 to common stock at par and $1,400,000 to APIC. </w:t>
+      </w:r>
+      <w:r>
+        <w:rPr>
+          <w:sz w:val="19"/>
+          <w:szCs w:val="19"/>
+        </w:rPr>
+        <w:t xml:space="preserve">Net income </w:t>
+      </w:r>
+      <w:r>
+        <w:rPr>
+          <w:b/>
+          <w:bCs/>
+          <w:color w:val="8186EF"/>
+          <w:sz w:val="15"/>
+          <w:szCs w:val="15"/>
+        </w:rPr>
+        <w:t xml:space="preserve"> (13) </w:t>
+      </w:r>
+      <w:r>
+        <w:rPr>
+          <w:u w:val="single"/>
+          <w:sz w:val="19"/>
+          <w:szCs w:val="19"/>
+        </w:rPr>
+        <w:t xml:space="preserve">           </w:t>
+      </w:r>
+      <w:r>
+        <w:rPr>
+          <w:sz w:val="19"/>
+          <w:szCs w:val="19"/>
+        </w:rPr>
+        <w:t xml:space="preserve"> </w:t>
+      </w:r>
+      <w:r>
+        <w:rPr>
+          <w:sz w:val="19"/>
+          <w:szCs w:val="19"/>
+        </w:rPr>
+        <w:t xml:space="preserve"> retained earnings, dividends reduced them, and the OCI loss went to AOCI. </w:t>
       </w:r>
     </w:p>
     <w:tbl>
@@ -614,7 +724,7 @@
                 <w:sz w:val="16"/>
                 <w:szCs w:val="16"/>
               </w:rPr>
-              <w:t xml:space="preserve">noncontrolling   ·   Transactions   ·   Comprehensive   ·   Contributed   ·   dividends   ·   statement   ·   Treasury   ·   retained   ·   separates</w:t>
+              <w:t xml:space="preserve">statement   ·   separates   ·   Comprehensive   ·   Transactions   ·   noncontrolling   ·   Treasury   ·   Earned   ·   increased   ·   Contributed   ·   explains   ·   January   ·   interest</w:t>
             </w:r>
           </w:p>
         </w:tc>
@@ -789,7 +899,7 @@
           <w:sz w:val="16"/>
           <w:szCs w:val="16"/>
         </w:rPr>
-        <w:t xml:space="preserve">      gaps 13–14</w:t>
+        <w:t xml:space="preserve">      gaps 16–17</w:t>
       </w:r>
     </w:p>
     <w:p>
@@ -812,7 +922,7 @@
           <w:sz w:val="15"/>
           <w:szCs w:val="15"/>
         </w:rPr>
-        <w:t xml:space="preserve"> (13) </w:t>
+        <w:t xml:space="preserve"> (16) </w:t>
       </w:r>
       <w:r>
         <w:rPr>
@@ -851,7 +961,7 @@
           <w:sz w:val="15"/>
           <w:szCs w:val="15"/>
         </w:rPr>
-        <w:t xml:space="preserve"> (14) </w:t>
+        <w:t xml:space="preserve"> (17) </w:t>
       </w:r>
       <w:r>
         <w:rPr>
@@ -938,7 +1048,7 @@
                 <w:sz w:val="16"/>
                 <w:szCs w:val="16"/>
               </w:rPr>
-              <w:t xml:space="preserve">separates   ·   balance   ·   account</w:t>
+              <w:t xml:space="preserve">Orontes   ·   balance   ·   account</w:t>
             </w:r>
           </w:p>
         </w:tc>
@@ -1409,14 +1519,14 @@
                 <w:sz w:val="16"/>
                 <w:szCs w:val="16"/>
               </w:rPr>
-              <w:t xml:space="preserve">9  </w:t>
-            </w:r>
-            <w:r>
-              <w:rPr>
-                <w:sz w:val="16"/>
-                <w:szCs w:val="16"/>
-              </w:rPr>
-              <w:t xml:space="preserve">Treasury</w:t>
+              <w:t xml:space="preserve">11  </w:t>
+            </w:r>
+            <w:r>
+              <w:rPr>
+                <w:sz w:val="16"/>
+                <w:szCs w:val="16"/>
+              </w:rPr>
+              <w:t xml:space="preserve">noncontrolling</w:t>
             </w:r>
           </w:p>
         </w:tc>
@@ -1477,14 +1587,14 @@
                 <w:sz w:val="16"/>
                 <w:szCs w:val="16"/>
               </w:rPr>
-              <w:t xml:space="preserve">10  </w:t>
-            </w:r>
-            <w:r>
-              <w:rPr>
-                <w:sz w:val="16"/>
-                <w:szCs w:val="16"/>
-              </w:rPr>
-              <w:t xml:space="preserve">noncontrolling</w:t>
+              <w:t xml:space="preserve">12  </w:t>
+            </w:r>
+            <w:r>
+              <w:rPr>
+                <w:sz w:val="16"/>
+                <w:szCs w:val="16"/>
+              </w:rPr>
+              <w:t xml:space="preserve">January</w:t>
             </w:r>
           </w:p>
         </w:tc>
@@ -1545,14 +1655,14 @@
                 <w:sz w:val="16"/>
                 <w:szCs w:val="16"/>
               </w:rPr>
-              <w:t xml:space="preserve">11  </w:t>
-            </w:r>
-            <w:r>
-              <w:rPr>
-                <w:sz w:val="16"/>
-                <w:szCs w:val="16"/>
-              </w:rPr>
-              <w:t xml:space="preserve">Balance, January 1, 2025</w:t>
+              <w:t xml:space="preserve">13  </w:t>
+            </w:r>
+            <w:r>
+              <w:rPr>
+                <w:sz w:val="16"/>
+                <w:szCs w:val="16"/>
+              </w:rPr>
+              <w:t xml:space="preserve">increased</w:t>
             </w:r>
           </w:p>
         </w:tc>
@@ -1587,7 +1697,7 @@
                 <w:sz w:val="16"/>
                 <w:szCs w:val="16"/>
               </w:rPr>
-              <w:t xml:space="preserve">separates</w:t>
+              <w:t xml:space="preserve">explains</w:t>
             </w:r>
           </w:p>
         </w:tc>
@@ -1613,14 +1723,14 @@
                 <w:sz w:val="16"/>
                 <w:szCs w:val="16"/>
               </w:rPr>
-              <w:t xml:space="preserve">12  </w:t>
-            </w:r>
-            <w:r>
-              <w:rPr>
-                <w:sz w:val="16"/>
-                <w:szCs w:val="16"/>
-              </w:rPr>
-              <w:t xml:space="preserve">Cash dividends declared</w:t>
+              <w:t xml:space="preserve">14  </w:t>
+            </w:r>
+            <w:r>
+              <w:rPr>
+                <w:sz w:val="16"/>
+                <w:szCs w:val="16"/>
+              </w:rPr>
+              <w:t xml:space="preserve">Balance, January 1, 2025</w:t>
             </w:r>
           </w:p>
         </w:tc>
@@ -1655,7 +1765,7 @@
                 <w:sz w:val="16"/>
                 <w:szCs w:val="16"/>
               </w:rPr>
-              <w:t xml:space="preserve">Transactions</w:t>
+              <w:t xml:space="preserve">separates</w:t>
             </w:r>
           </w:p>
         </w:tc>
@@ -1681,14 +1791,14 @@
                 <w:sz w:val="16"/>
                 <w:szCs w:val="16"/>
               </w:rPr>
-              <w:t xml:space="preserve">13  </w:t>
-            </w:r>
-            <w:r>
-              <w:rPr>
-                <w:sz w:val="16"/>
-                <w:szCs w:val="16"/>
-              </w:rPr>
-              <w:t xml:space="preserve">account</w:t>
+              <w:t xml:space="preserve">15  </w:t>
+            </w:r>
+            <w:r>
+              <w:rPr>
+                <w:sz w:val="16"/>
+                <w:szCs w:val="16"/>
+              </w:rPr>
+              <w:t xml:space="preserve">Cash dividends declared</w:t>
             </w:r>
           </w:p>
         </w:tc>
@@ -1723,7 +1833,7 @@
                 <w:sz w:val="16"/>
                 <w:szCs w:val="16"/>
               </w:rPr>
-              <w:t xml:space="preserve">Comprehensive</w:t>
+              <w:t xml:space="preserve">Transactions</w:t>
             </w:r>
           </w:p>
         </w:tc>
@@ -1749,14 +1859,14 @@
                 <w:sz w:val="16"/>
                 <w:szCs w:val="16"/>
               </w:rPr>
-              <w:t xml:space="preserve">14  </w:t>
-            </w:r>
-            <w:r>
-              <w:rPr>
-                <w:sz w:val="16"/>
-                <w:szCs w:val="16"/>
-              </w:rPr>
-              <w:t xml:space="preserve">balance</w:t>
+              <w:t xml:space="preserve">16  </w:t>
+            </w:r>
+            <w:r>
+              <w:rPr>
+                <w:sz w:val="16"/>
+                <w:szCs w:val="16"/>
+              </w:rPr>
+              <w:t xml:space="preserve">account</w:t>
             </w:r>
           </w:p>
         </w:tc>
@@ -1791,7 +1901,7 @@
                 <w:sz w:val="16"/>
                 <w:szCs w:val="16"/>
               </w:rPr>
-              <w:t xml:space="preserve">Contributed</w:t>
+              <w:t xml:space="preserve">Comprehensive</w:t>
             </w:r>
           </w:p>
         </w:tc>
@@ -1817,14 +1927,14 @@
                 <w:sz w:val="16"/>
                 <w:szCs w:val="16"/>
               </w:rPr>
-              <w:t xml:space="preserve">15  </w:t>
-            </w:r>
-            <w:r>
-              <w:rPr>
-                <w:sz w:val="16"/>
-                <w:szCs w:val="16"/>
-              </w:rPr>
-              <w:t xml:space="preserve">contributed capital</w:t>
+              <w:t xml:space="preserve">17  </w:t>
+            </w:r>
+            <w:r>
+              <w:rPr>
+                <w:sz w:val="16"/>
+                <w:szCs w:val="16"/>
+              </w:rPr>
+              <w:t xml:space="preserve">balance</w:t>
             </w:r>
           </w:p>
         </w:tc>
@@ -1859,7 +1969,7 @@
                 <w:sz w:val="16"/>
                 <w:szCs w:val="16"/>
               </w:rPr>
-              <w:t xml:space="preserve">retained</w:t>
+              <w:t xml:space="preserve">Contributed</w:t>
             </w:r>
           </w:p>
         </w:tc>
@@ -1885,7 +1995,75 @@
                 <w:sz w:val="16"/>
                 <w:szCs w:val="16"/>
               </w:rPr>
-              <w:t xml:space="preserve">16  </w:t>
+              <w:t xml:space="preserve">18  </w:t>
+            </w:r>
+            <w:r>
+              <w:rPr>
+                <w:sz w:val="16"/>
+                <w:szCs w:val="16"/>
+              </w:rPr>
+              <w:t xml:space="preserve">contributed capital</w:t>
+            </w:r>
+          </w:p>
+        </w:tc>
+      </w:tr>
+      <w:tr>
+        <w:tc>
+          <w:tcPr>
+            <w:tcW w:type="pct" w:w="2500"/>
+            <w:tcMar>
+              <w:top w:type="dxa" w:w="20"/>
+              <w:left w:type="dxa" w:w="80"/>
+              <w:bottom w:type="dxa" w:w="20"/>
+              <w:right w:type="dxa" w:w="80"/>
+            </w:tcMar>
+          </w:tcPr>
+          <w:p>
+            <w:pPr>
+              <w:spacing w:before="12" w:after="12"/>
+            </w:pPr>
+            <w:r>
+              <w:rPr>
+                <w:b/>
+                <w:bCs/>
+                <w:color w:val="8186EF"/>
+                <w:sz w:val="16"/>
+                <w:szCs w:val="16"/>
+              </w:rPr>
+              <w:t xml:space="preserve">9  </w:t>
+            </w:r>
+            <w:r>
+              <w:rPr>
+                <w:sz w:val="16"/>
+                <w:szCs w:val="16"/>
+              </w:rPr>
+              <w:t xml:space="preserve">Earned</w:t>
+            </w:r>
+          </w:p>
+        </w:tc>
+        <w:tc>
+          <w:tcPr>
+            <w:tcW w:type="pct" w:w="2500"/>
+            <w:tcMar>
+              <w:top w:type="dxa" w:w="20"/>
+              <w:left w:type="dxa" w:w="80"/>
+              <w:bottom w:type="dxa" w:w="20"/>
+              <w:right w:type="dxa" w:w="80"/>
+            </w:tcMar>
+          </w:tcPr>
+          <w:p>
+            <w:pPr>
+              <w:spacing w:before="12" w:after="12"/>
+            </w:pPr>
+            <w:r>
+              <w:rPr>
+                <w:b/>
+                <w:bCs/>
+                <w:color w:val="8186EF"/>
+                <w:sz w:val="16"/>
+                <w:szCs w:val="16"/>
+              </w:rPr>
+              <w:t xml:space="preserve">19  </w:t>
             </w:r>
             <w:r>
               <w:rPr>
@@ -1893,6 +2071,64 @@
                 <w:szCs w:val="16"/>
               </w:rPr>
               <w:t xml:space="preserve">treasury stock</w:t>
+            </w:r>
+          </w:p>
+        </w:tc>
+      </w:tr>
+      <w:tr>
+        <w:tc>
+          <w:tcPr>
+            <w:tcW w:type="pct" w:w="2500"/>
+            <w:tcMar>
+              <w:top w:type="dxa" w:w="20"/>
+              <w:left w:type="dxa" w:w="80"/>
+              <w:bottom w:type="dxa" w:w="20"/>
+              <w:right w:type="dxa" w:w="80"/>
+            </w:tcMar>
+          </w:tcPr>
+          <w:p>
+            <w:pPr>
+              <w:spacing w:before="12" w:after="12"/>
+            </w:pPr>
+            <w:r>
+              <w:rPr>
+                <w:b/>
+                <w:bCs/>
+                <w:color w:val="8186EF"/>
+                <w:sz w:val="16"/>
+                <w:szCs w:val="16"/>
+              </w:rPr>
+              <w:t xml:space="preserve">10  </w:t>
+            </w:r>
+            <w:r>
+              <w:rPr>
+                <w:sz w:val="16"/>
+                <w:szCs w:val="16"/>
+              </w:rPr>
+              <w:t xml:space="preserve">Treasury</w:t>
+            </w:r>
+          </w:p>
+        </w:tc>
+        <w:tc>
+          <w:tcPr>
+            <w:tcW w:type="pct" w:w="2500"/>
+            <w:tcMar>
+              <w:top w:type="dxa" w:w="20"/>
+              <w:left w:type="dxa" w:w="80"/>
+              <w:bottom w:type="dxa" w:w="20"/>
+              <w:right w:type="dxa" w:w="80"/>
+            </w:tcMar>
+          </w:tcPr>
+          <w:p>
+            <w:pPr>
+              <w:spacing w:before="24" w:after="24"/>
+            </w:pPr>
+            <w:r>
+              <w:rPr>
+                <w:sz w:val="16"/>
+                <w:szCs w:val="16"/>
+              </w:rPr>
+              <w:t xml:space="preserve"/>
             </w:r>
           </w:p>
         </w:tc>
@@ -1935,7 +2171,7 @@
           <w:sz w:val="15"/>
           <w:szCs w:val="15"/>
         </w:rPr>
-        <w:t xml:space="preserve">The statement of changes in equity explains why each part of equity changed during the period. It separates two kinds of change. Transactions with owners, such as issuing shares and paying dividends, are one kind. Comprehensive income, which the company earns, is the other. Equity has two main parts. Contributed capital is what owners have paid: common stock and preferred stock at par or stated value, plus additional paid-in capital. Earned capital is retained earnings and AOCI. Treasury stock is deducted from the total. A noncontrolling interest, if any, is shown separately within equity.</w:t>
+        <w:t xml:space="preserve">The statement of changes in equity explains why each part of equity changed during the period. It separates two kinds of change. Transactions with owners, such as issuing shares and paying dividends, are one kind. Comprehensive income, which the company earns, is the other. Equity has two main parts. Contributed capital is what owners have paid: common stock and preferred stock at par or stated value, plus additional paid-in capital. Earned capital is retained earnings and AOCI. Treasury stock is deducted from the total. A noncontrolling interest, if any, is shown separately within equity. On January 2 Orontes issued 100,000 shares for $1,500,000: $100,000 to common stock at par and $1,400,000 to APIC. Net income increased retained earnings, dividends reduced them, and the OCI loss went to AOCI.</w:t>
       </w:r>
     </w:p>
     <w:p>
@@ -5848,7 +6084,7 @@
                 <w:sz w:val="16"/>
                 <w:szCs w:val="16"/>
               </w:rPr>
-              <w:t xml:space="preserve">declaration   ·   decides   ·   property   ·   noncash   ·   payment   ·   record   ·   creates   ·   remeasures   ·   declared   ·   December   ·   dividends</w:t>
+              <w:t xml:space="preserve">declaration   ·   decides   ·   property   ·   noncash   ·   payment   ·   record   ·   returns   ·   remeasures   ·   declared   ·   December   ·   dividends</w:t>
             </w:r>
           </w:p>
         </w:tc>
@@ -7106,7 +7342,7 @@
                 <w:sz w:val="16"/>
                 <w:szCs w:val="16"/>
               </w:rPr>
-              <w:t xml:space="preserve">changes   ·   instead   ·   contributed   ·   retained   ·   increases   ·   proportion   ·   shareholders   ·   outstanding</w:t>
+              <w:t xml:space="preserve">changes   ·   instead   ·   earnings   ·   retained   ·   increases   ·   proportion   ·   shareholders   ·   outstanding</w:t>
             </w:r>
           </w:p>
         </w:tc>
@@ -7310,6 +7546,19 @@
     <w:p/>
     <w:p>
       <w:pPr>
+        <w:spacing w:before="20" w:after="20" w:line="360" w:lineRule="auto"/>
+        <w:ind w:left="200"/>
+      </w:pPr>
+      <w:r>
+        <w:rPr>
+          <w:sz w:val="19"/>
+          <w:szCs w:val="19"/>
+        </w:rPr>
+        <w:t xml:space="preserve">The first two are done. Complete the effects of the other four.</w:t>
+      </w:r>
+    </w:p>
+    <w:p>
+      <w:pPr>
         <w:spacing w:before="44" w:after="10"/>
       </w:pPr>
       <w:r>
@@ -7344,7 +7593,7 @@
       <w:r>
         <w:drawing>
           <wp:inline distT="0" distB="0" distL="0" distR="0">
-            <wp:extent cx="5734050" cy="2127625"/>
+            <wp:extent cx="5734050" cy="2225725"/>
             <wp:effectExtent t="0" r="0" b="0" l="0"/>
             <wp:docPr id="1" name="" descr="" title=""/>
             <wp:cNvGraphicFramePr>
@@ -7369,7 +7618,7 @@
                   <pic:spPr bwMode="auto">
                     <a:xfrm>
                       <a:off x="0" y="0"/>
-                      <a:ext cx="5734050" cy="2127625"/>
+                      <a:ext cx="5734050" cy="2225725"/>
                     </a:xfrm>
                     <a:prstGeom prst="rect">
                       <a:avLst/>
@@ -7437,7 +7686,7 @@
                 <w:sz w:val="16"/>
                 <w:szCs w:val="16"/>
               </w:rPr>
-              <w:t xml:space="preserve">statement of changes in equity   ·   Declare and issue a small stock dividend   ·   Correct a prior-year error that overstated expenses   ·   Carry out a 2-for-1 stock split</w:t>
+              <w:t xml:space="preserve">date of record   ·   Declare and issue a small stock dividend   ·   Carry out a 2-for-1 stock split   ·   Buy treasury stock</w:t>
             </w:r>
           </w:p>
         </w:tc>
@@ -7699,7 +7948,7 @@
                 <w:sz w:val="16"/>
                 <w:szCs w:val="16"/>
               </w:rPr>
-              <w:t xml:space="preserve">Orontes   ·   reverse   ·   distributable   ·   outstanding</w:t>
+              <w:t xml:space="preserve">reverse   ·   earnings   ·   distributable   ·   outstanding</w:t>
             </w:r>
           </w:p>
         </w:tc>
@@ -9005,7 +9254,7 @@
                 <w:sz w:val="16"/>
                 <w:szCs w:val="16"/>
               </w:rPr>
-              <w:t xml:space="preserve">Correct a prior-year error that overstated expenses</w:t>
+              <w:t xml:space="preserve">Buy treasury stock</w:t>
             </w:r>
           </w:p>
         </w:tc>
@@ -11220,7 +11469,7 @@
           <w:sz w:val="16"/>
           <w:szCs w:val="16"/>
         </w:rPr>
-        <w:t xml:space="preserve">      gaps 1–10</w:t>
+        <w:t xml:space="preserve">      gaps 1–11</w:t>
       </w:r>
     </w:p>
     <w:p>
@@ -11524,7 +11773,7 @@
           <w:sz w:val="19"/>
           <w:szCs w:val="19"/>
         </w:rPr>
-        <w:t xml:space="preserve">The statement of changes in equity takes net income and OCI from the statement of </w:t>
+        <w:t xml:space="preserve">At the </w:t>
       </w:r>
       <w:r>
         <w:rPr>
@@ -11542,7 +11791,7 @@
           <w:sz w:val="19"/>
           <w:szCs w:val="19"/>
         </w:rPr>
-        <w:t xml:space="preserve">               </w:t>
+        <w:t xml:space="preserve">           </w:t>
       </w:r>
       <w:r>
         <w:rPr>
@@ -11556,7 +11805,7 @@
           <w:sz w:val="19"/>
           <w:szCs w:val="19"/>
         </w:rPr>
-        <w:t xml:space="preserve"> income, and dividends and share issues from the company's owner </w:t>
+        <w:t xml:space="preserve"> 2025 issue price, </w:t>
       </w:r>
       <w:r>
         <w:rPr>
@@ -11574,7 +11823,7 @@
           <w:sz w:val="19"/>
           <w:szCs w:val="19"/>
         </w:rPr>
-        <w:t xml:space="preserve">              </w:t>
+        <w:t xml:space="preserve">           </w:t>
       </w:r>
       <w:r>
         <w:rPr>
@@ -11588,7 +11837,46 @@
           <w:sz w:val="19"/>
           <w:szCs w:val="19"/>
         </w:rPr>
-        <w:t xml:space="preserve">. </w:t>
+        <w:t xml:space="preserve"> shares would be worth about 6.0 times their book value. </w:t>
+      </w:r>
+      <w:r>
+        <w:rPr>
+          <w:sz w:val="19"/>
+          <w:szCs w:val="19"/>
+        </w:rPr>
+        <w:t xml:space="preserve">The statement of changes in equity takes net income and OCI from the statement of </w:t>
+      </w:r>
+      <w:r>
+        <w:rPr>
+          <w:b/>
+          <w:bCs/>
+          <w:color w:val="8186EF"/>
+          <w:sz w:val="15"/>
+          <w:szCs w:val="15"/>
+        </w:rPr>
+        <w:t xml:space="preserve"> (11) </w:t>
+      </w:r>
+      <w:r>
+        <w:rPr>
+          <w:u w:val="single"/>
+          <w:sz w:val="19"/>
+          <w:szCs w:val="19"/>
+        </w:rPr>
+        <w:t xml:space="preserve">               </w:t>
+      </w:r>
+      <w:r>
+        <w:rPr>
+          <w:sz w:val="19"/>
+          <w:szCs w:val="19"/>
+        </w:rPr>
+        <w:t xml:space="preserve"> </w:t>
+      </w:r>
+      <w:r>
+        <w:rPr>
+          <w:sz w:val="19"/>
+          <w:szCs w:val="19"/>
+        </w:rPr>
+        <w:t xml:space="preserve"> income, and dividends and share issues from the company's owner transactions. </w:t>
       </w:r>
       <w:r>
         <w:rPr>
@@ -11653,7 +11941,7 @@
                 <w:sz w:val="16"/>
                 <w:szCs w:val="16"/>
               </w:rPr>
-              <w:t xml:space="preserve">Treasury   ·   know-how   ·   recorded   ·   today's   ·   liabilities   ·   distribute   ·   accounting   ·   capital   ·   historical   ·   comprehensive   ·   transactions</w:t>
+              <w:t xml:space="preserve">Treasury   ·   distribute   ·   statement   ·   today's   ·   liabilities   ·   accounting   ·   comprehensive   ·   know-how   ·   capital   ·   historical   ·   January   ·   Orontes's</w:t>
             </w:r>
           </w:p>
         </w:tc>
@@ -12012,7 +12300,7 @@
                 <w:sz w:val="14"/>
                 <w:szCs w:val="14"/>
               </w:rPr>
-              <w:t xml:space="preserve"> (11) </w:t>
+              <w:t xml:space="preserve"> (12) </w:t>
             </w:r>
             <w:r>
               <w:rPr>
@@ -12094,7 +12382,7 @@
                 <w:sz w:val="14"/>
                 <w:szCs w:val="14"/>
               </w:rPr>
-              <w:t xml:space="preserve"> (12) </w:t>
+              <w:t xml:space="preserve"> (13) </w:t>
             </w:r>
             <w:r>
               <w:rPr>
@@ -12272,7 +12560,7 @@
                 <w:sz w:val="14"/>
                 <w:szCs w:val="14"/>
               </w:rPr>
-              <w:t xml:space="preserve"> (13) </w:t>
+              <w:t xml:space="preserve"> (14) </w:t>
             </w:r>
             <w:r>
               <w:rPr>
@@ -12569,7 +12857,7 @@
                 <w:sz w:val="14"/>
                 <w:szCs w:val="14"/>
               </w:rPr>
-              <w:t xml:space="preserve"> (14) </w:t>
+              <w:t xml:space="preserve"> (15) </w:t>
             </w:r>
             <w:r>
               <w:rPr>
@@ -13068,7 +13356,7 @@
                 <w:sz w:val="14"/>
                 <w:szCs w:val="14"/>
               </w:rPr>
-              <w:t xml:space="preserve">(15)</w:t>
+              <w:t xml:space="preserve">(16)</w:t>
             </w:r>
           </w:p>
         </w:tc>
@@ -13121,7 +13409,7 @@
                 <w:sz w:val="14"/>
                 <w:szCs w:val="14"/>
               </w:rPr>
-              <w:t xml:space="preserve">(16)</w:t>
+              <w:t xml:space="preserve">(17)</w:t>
             </w:r>
           </w:p>
         </w:tc>
@@ -13173,7 +13461,7 @@
                 <w:sz w:val="14"/>
                 <w:szCs w:val="14"/>
               </w:rPr>
-              <w:t xml:space="preserve">(17)</w:t>
+              <w:t xml:space="preserve">(18)</w:t>
             </w:r>
           </w:p>
         </w:tc>
@@ -13508,7 +13796,7 @@
                 <w:sz w:val="16"/>
                 <w:szCs w:val="16"/>
               </w:rPr>
-              <w:t xml:space="preserve">March 5</w:t>
+              <w:t xml:space="preserve">comprehensive</w:t>
             </w:r>
           </w:p>
         </w:tc>
@@ -13576,7 +13864,7 @@
                 <w:sz w:val="16"/>
                 <w:szCs w:val="16"/>
               </w:rPr>
-              <w:t xml:space="preserve">June 10</w:t>
+              <w:t xml:space="preserve">March 5</w:t>
             </w:r>
           </w:p>
         </w:tc>
@@ -13644,7 +13932,7 @@
                 <w:sz w:val="16"/>
                 <w:szCs w:val="16"/>
               </w:rPr>
-              <w:t xml:space="preserve">December 15</w:t>
+              <w:t xml:space="preserve">June 10</w:t>
             </w:r>
           </w:p>
         </w:tc>
@@ -13712,7 +14000,7 @@
                 <w:sz w:val="16"/>
                 <w:szCs w:val="16"/>
               </w:rPr>
-              <w:t xml:space="preserve">Retained</w:t>
+              <w:t xml:space="preserve">December 15</w:t>
             </w:r>
           </w:p>
         </w:tc>
@@ -13780,7 +14068,7 @@
                 <w:sz w:val="16"/>
                 <w:szCs w:val="16"/>
               </w:rPr>
-              <w:t xml:space="preserve">Deduction from equity</w:t>
+              <w:t xml:space="preserve">Retained</w:t>
             </w:r>
           </w:p>
         </w:tc>
@@ -13848,7 +14136,7 @@
                 <w:sz w:val="16"/>
                 <w:szCs w:val="16"/>
               </w:rPr>
-              <w:t xml:space="preserve">Current liability</w:t>
+              <w:t xml:space="preserve">Deduction from equity</w:t>
             </w:r>
           </w:p>
         </w:tc>
@@ -13916,7 +14204,7 @@
                 <w:sz w:val="16"/>
                 <w:szCs w:val="16"/>
               </w:rPr>
-              <w:t xml:space="preserve">Contributed capital</w:t>
+              <w:t xml:space="preserve">Current liability</w:t>
             </w:r>
           </w:p>
         </w:tc>
@@ -13984,7 +14272,7 @@
                 <w:sz w:val="16"/>
                 <w:szCs w:val="16"/>
               </w:rPr>
-              <w:t xml:space="preserve">statement of changes in equity</w:t>
+              <w:t xml:space="preserve">Contributed capital</w:t>
             </w:r>
           </w:p>
         </w:tc>
@@ -14019,7 +14307,7 @@
                 <w:sz w:val="16"/>
                 <w:szCs w:val="16"/>
               </w:rPr>
-              <w:t xml:space="preserve">comprehensive</w:t>
+              <w:t xml:space="preserve">January</w:t>
             </w:r>
           </w:p>
         </w:tc>
@@ -14052,7 +14340,7 @@
                 <w:sz w:val="16"/>
                 <w:szCs w:val="16"/>
               </w:rPr>
-              <w:t xml:space="preserve">treasury stock</w:t>
+              <w:t xml:space="preserve">statement of changes in equity</w:t>
             </w:r>
           </w:p>
         </w:tc>
@@ -14087,7 +14375,7 @@
                 <w:sz w:val="16"/>
                 <w:szCs w:val="16"/>
               </w:rPr>
-              <w:t xml:space="preserve">transactions</w:t>
+              <w:t xml:space="preserve">Orontes's</w:t>
             </w:r>
           </w:p>
         </w:tc>
@@ -14103,14 +14391,24 @@
           </w:tcPr>
           <w:p>
             <w:pPr>
-              <w:spacing w:before="24" w:after="24"/>
-            </w:pPr>
-            <w:r>
-              <w:rPr>
-                <w:sz w:val="16"/>
-                <w:szCs w:val="16"/>
-              </w:rPr>
-              <w:t xml:space="preserve"/>
+              <w:spacing w:before="12" w:after="12"/>
+            </w:pPr>
+            <w:r>
+              <w:rPr>
+                <w:b/>
+                <w:bCs/>
+                <w:color w:val="8186EF"/>
+                <w:sz w:val="16"/>
+                <w:szCs w:val="16"/>
+              </w:rPr>
+              <w:t xml:space="preserve">20  </w:t>
+            </w:r>
+            <w:r>
+              <w:rPr>
+                <w:sz w:val="16"/>
+                <w:szCs w:val="16"/>
+              </w:rPr>
+              <w:t xml:space="preserve">treasury stock</w:t>
             </w:r>
           </w:p>
         </w:tc>
@@ -14153,7 +14451,7 @@
           <w:sz w:val="15"/>
           <w:szCs w:val="15"/>
         </w:rPr>
-        <w:t xml:space="preserve">Total equity is a book value: assets minus liabilities, as measured by the accounting rules. It is not what the company is worth. Most assets are at historical cost, and internally built brands and know-how are not recorded. Treasury stock is shown at the price paid, not at today's share price. Legal capital rules also differ from state to state, so equity does not show exactly how much a company may legally distribute. The statement of changes in equity takes net income and OCI from the statement of comprehensive income, and dividends and share issues from the company's owner transactions. Its closing balances are the equity section of the balance sheet.</w:t>
+        <w:t xml:space="preserve">Total equity is a book value: assets minus liabilities, as measured by the accounting rules. It is not what the company is worth. Most assets are at historical cost, and internally built brands and know-how are not recorded. Treasury stock is shown at the price paid, not at today's share price. Legal capital rules also differ from state to state, so equity does not show exactly how much a company may legally distribute. At the January 2025 issue price, Orontes's shares would be worth about 6.0 times their book value. The statement of changes in equity takes net income and OCI from the statement of comprehensive income, and dividends and share issues from the company's owner transactions. Its closing balances are the equity section of the balance sheet.</w:t>
       </w:r>
     </w:p>
     <w:p>

--- a/CMA_Summaries_B1_Ch04.docx
+++ b/CMA_Summaries_B1_Ch04.docx
@@ -768,7 +768,7 @@
           <w:sz w:val="15"/>
           <w:szCs w:val="15"/>
         </w:rPr>
-        <w:t xml:space="preserve">The parts add up to the total; the bars are to scale.</w:t>
+        <w:t xml:space="preserve">Every item belongs to exactly one group.</w:t>
       </w:r>
     </w:p>
     <w:p>
@@ -779,7 +779,7 @@
       <w:r>
         <w:drawing>
           <wp:inline distT="0" distB="0" distL="0" distR="0">
-            <wp:extent cx="5734050" cy="2421875"/>
+            <wp:extent cx="5734050" cy="3568700"/>
             <wp:effectExtent t="0" r="0" b="0" l="0"/>
             <wp:docPr id="1" name="" descr="" title=""/>
             <wp:cNvGraphicFramePr>
@@ -804,7 +804,7 @@
                   <pic:spPr bwMode="auto">
                     <a:xfrm>
                       <a:off x="0" y="0"/>
-                      <a:ext cx="5734050" cy="2421875"/>
+                      <a:ext cx="5734050" cy="3568700"/>
                     </a:xfrm>
                     <a:prstGeom prst="rect">
                       <a:avLst/>
@@ -872,7 +872,7 @@
                 <w:sz w:val="16"/>
                 <w:szCs w:val="16"/>
               </w:rPr>
-              <w:t xml:space="preserve">appropriated retained earnings   ·   Cash dividends declared   ·   Balance, January 1, 2025</w:t>
+              <w:t xml:space="preserve">appropriated retained earnings   ·   Other comprehensive income</w:t>
             </w:r>
           </w:p>
         </w:tc>
@@ -899,7 +899,7 @@
           <w:sz w:val="16"/>
           <w:szCs w:val="16"/>
         </w:rPr>
-        <w:t xml:space="preserve">      gaps 16–17</w:t>
+        <w:t xml:space="preserve">      gaps 15–16</w:t>
       </w:r>
     </w:p>
     <w:p>
@@ -922,7 +922,7 @@
           <w:sz w:val="15"/>
           <w:szCs w:val="15"/>
         </w:rPr>
-        <w:t xml:space="preserve"> (16) </w:t>
+        <w:t xml:space="preserve"> (15) </w:t>
       </w:r>
       <w:r>
         <w:rPr>
@@ -961,7 +961,7 @@
           <w:sz w:val="15"/>
           <w:szCs w:val="15"/>
         </w:rPr>
-        <w:t xml:space="preserve"> (17) </w:t>
+        <w:t xml:space="preserve"> (16) </w:t>
       </w:r>
       <w:r>
         <w:rPr>
@@ -1055,6 +1055,18 @@
       </w:tr>
     </w:tbl>
     <w:p/>
+    <w:p>
+      <w:pPr>
+        <w:pageBreakBefore w:val="true"/>
+        <w:spacing w:after="0"/>
+      </w:pPr>
+      <w:r>
+        <w:rPr>
+          <w:sz w:val="2"/>
+        </w:rPr>
+        <w:t xml:space="preserve"> </w:t>
+      </w:r>
+    </w:p>
     <w:p>
       <w:pPr>
         <w:spacing w:before="44" w:after="10"/>
@@ -1519,14 +1531,14 @@
                 <w:sz w:val="16"/>
                 <w:szCs w:val="16"/>
               </w:rPr>
-              <w:t xml:space="preserve">11  </w:t>
-            </w:r>
-            <w:r>
-              <w:rPr>
-                <w:sz w:val="16"/>
-                <w:szCs w:val="16"/>
-              </w:rPr>
-              <w:t xml:space="preserve">noncontrolling</w:t>
+              <w:t xml:space="preserve">10  </w:t>
+            </w:r>
+            <w:r>
+              <w:rPr>
+                <w:sz w:val="16"/>
+                <w:szCs w:val="16"/>
+              </w:rPr>
+              <w:t xml:space="preserve">Treasury</w:t>
             </w:r>
           </w:p>
         </w:tc>
@@ -1587,14 +1599,14 @@
                 <w:sz w:val="16"/>
                 <w:szCs w:val="16"/>
               </w:rPr>
-              <w:t xml:space="preserve">12  </w:t>
-            </w:r>
-            <w:r>
-              <w:rPr>
-                <w:sz w:val="16"/>
-                <w:szCs w:val="16"/>
-              </w:rPr>
-              <w:t xml:space="preserve">January</w:t>
+              <w:t xml:space="preserve">11  </w:t>
+            </w:r>
+            <w:r>
+              <w:rPr>
+                <w:sz w:val="16"/>
+                <w:szCs w:val="16"/>
+              </w:rPr>
+              <w:t xml:space="preserve">noncontrolling</w:t>
             </w:r>
           </w:p>
         </w:tc>
@@ -1655,14 +1667,14 @@
                 <w:sz w:val="16"/>
                 <w:szCs w:val="16"/>
               </w:rPr>
-              <w:t xml:space="preserve">13  </w:t>
-            </w:r>
-            <w:r>
-              <w:rPr>
-                <w:sz w:val="16"/>
-                <w:szCs w:val="16"/>
-              </w:rPr>
-              <w:t xml:space="preserve">increased</w:t>
+              <w:t xml:space="preserve">12  </w:t>
+            </w:r>
+            <w:r>
+              <w:rPr>
+                <w:sz w:val="16"/>
+                <w:szCs w:val="16"/>
+              </w:rPr>
+              <w:t xml:space="preserve">January</w:t>
             </w:r>
           </w:p>
         </w:tc>
@@ -1723,14 +1735,14 @@
                 <w:sz w:val="16"/>
                 <w:szCs w:val="16"/>
               </w:rPr>
-              <w:t xml:space="preserve">14  </w:t>
-            </w:r>
-            <w:r>
-              <w:rPr>
-                <w:sz w:val="16"/>
-                <w:szCs w:val="16"/>
-              </w:rPr>
-              <w:t xml:space="preserve">Balance, January 1, 2025</w:t>
+              <w:t xml:space="preserve">13  </w:t>
+            </w:r>
+            <w:r>
+              <w:rPr>
+                <w:sz w:val="16"/>
+                <w:szCs w:val="16"/>
+              </w:rPr>
+              <w:t xml:space="preserve">increased</w:t>
             </w:r>
           </w:p>
         </w:tc>
@@ -1791,14 +1803,14 @@
                 <w:sz w:val="16"/>
                 <w:szCs w:val="16"/>
               </w:rPr>
-              <w:t xml:space="preserve">15  </w:t>
-            </w:r>
-            <w:r>
-              <w:rPr>
-                <w:sz w:val="16"/>
-                <w:szCs w:val="16"/>
-              </w:rPr>
-              <w:t xml:space="preserve">Cash dividends declared</w:t>
+              <w:t xml:space="preserve">14  </w:t>
+            </w:r>
+            <w:r>
+              <w:rPr>
+                <w:sz w:val="16"/>
+                <w:szCs w:val="16"/>
+              </w:rPr>
+              <w:t xml:space="preserve">Other comprehensive income</w:t>
             </w:r>
           </w:p>
         </w:tc>
@@ -1859,7 +1871,7 @@
                 <w:sz w:val="16"/>
                 <w:szCs w:val="16"/>
               </w:rPr>
-              <w:t xml:space="preserve">16  </w:t>
+              <w:t xml:space="preserve">15  </w:t>
             </w:r>
             <w:r>
               <w:rPr>
@@ -1927,7 +1939,7 @@
                 <w:sz w:val="16"/>
                 <w:szCs w:val="16"/>
               </w:rPr>
-              <w:t xml:space="preserve">17  </w:t>
+              <w:t xml:space="preserve">16  </w:t>
             </w:r>
             <w:r>
               <w:rPr>
@@ -1995,7 +2007,7 @@
                 <w:sz w:val="16"/>
                 <w:szCs w:val="16"/>
               </w:rPr>
-              <w:t xml:space="preserve">18  </w:t>
+              <w:t xml:space="preserve">17  </w:t>
             </w:r>
             <w:r>
               <w:rPr>
@@ -2063,7 +2075,7 @@
                 <w:sz w:val="16"/>
                 <w:szCs w:val="16"/>
               </w:rPr>
-              <w:t xml:space="preserve">19  </w:t>
+              <w:t xml:space="preserve">18  </w:t>
             </w:r>
             <w:r>
               <w:rPr>
@@ -2071,64 +2083,6 @@
                 <w:szCs w:val="16"/>
               </w:rPr>
               <w:t xml:space="preserve">treasury stock</w:t>
-            </w:r>
-          </w:p>
-        </w:tc>
-      </w:tr>
-      <w:tr>
-        <w:tc>
-          <w:tcPr>
-            <w:tcW w:type="pct" w:w="2500"/>
-            <w:tcMar>
-              <w:top w:type="dxa" w:w="20"/>
-              <w:left w:type="dxa" w:w="80"/>
-              <w:bottom w:type="dxa" w:w="20"/>
-              <w:right w:type="dxa" w:w="80"/>
-            </w:tcMar>
-          </w:tcPr>
-          <w:p>
-            <w:pPr>
-              <w:spacing w:before="12" w:after="12"/>
-            </w:pPr>
-            <w:r>
-              <w:rPr>
-                <w:b/>
-                <w:bCs/>
-                <w:color w:val="8186EF"/>
-                <w:sz w:val="16"/>
-                <w:szCs w:val="16"/>
-              </w:rPr>
-              <w:t xml:space="preserve">10  </w:t>
-            </w:r>
-            <w:r>
-              <w:rPr>
-                <w:sz w:val="16"/>
-                <w:szCs w:val="16"/>
-              </w:rPr>
-              <w:t xml:space="preserve">Treasury</w:t>
-            </w:r>
-          </w:p>
-        </w:tc>
-        <w:tc>
-          <w:tcPr>
-            <w:tcW w:type="pct" w:w="2500"/>
-            <w:tcMar>
-              <w:top w:type="dxa" w:w="20"/>
-              <w:left w:type="dxa" w:w="80"/>
-              <w:bottom w:type="dxa" w:w="20"/>
-              <w:right w:type="dxa" w:w="80"/>
-            </w:tcMar>
-          </w:tcPr>
-          <w:p>
-            <w:pPr>
-              <w:spacing w:before="24" w:after="24"/>
-            </w:pPr>
-            <w:r>
-              <w:rPr>
-                <w:sz w:val="16"/>
-                <w:szCs w:val="16"/>
-              </w:rPr>
-              <w:t xml:space="preserve"/>
             </w:r>
           </w:p>
         </w:tc>
@@ -2631,7 +2585,21 @@
           <w:sz w:val="19"/>
           <w:szCs w:val="19"/>
         </w:rPr>
-        <w:t xml:space="preserve"> stock is recorded in the same way, in its own </w:t>
+        <w:t xml:space="preserve"> stock is recorded in the same way, in its own account. </w:t>
+      </w:r>
+      <w:r>
+        <w:rPr>
+          <w:sz w:val="19"/>
+          <w:szCs w:val="19"/>
+        </w:rPr>
+        <w:t xml:space="preserve">A company may buy back its own shares and hold them as treasury stock. </w:t>
+      </w:r>
+      <w:r>
+        <w:rPr>
+          <w:sz w:val="19"/>
+          <w:szCs w:val="19"/>
+        </w:rPr>
+        <w:t xml:space="preserve">Under the cost method, treasury stock is recorded at the price paid and </w:t>
       </w:r>
       <w:r>
         <w:rPr>
@@ -2663,21 +2631,14 @@
           <w:sz w:val="19"/>
           <w:szCs w:val="19"/>
         </w:rPr>
-        <w:t xml:space="preserve">. </w:t>
-      </w:r>
-      <w:r>
-        <w:rPr>
-          <w:sz w:val="19"/>
-          <w:szCs w:val="19"/>
-        </w:rPr>
-        <w:t xml:space="preserve">A company may buy back its own shares and hold them as treasury stock. </w:t>
-      </w:r>
-      <w:r>
-        <w:rPr>
-          <w:sz w:val="19"/>
-          <w:szCs w:val="19"/>
-        </w:rPr>
-        <w:t xml:space="preserve">Under the cost </w:t>
+        <w:t xml:space="preserve"> from equity. </w:t>
+      </w:r>
+      <w:r>
+        <w:rPr>
+          <w:sz w:val="19"/>
+          <w:szCs w:val="19"/>
+        </w:rPr>
+        <w:t xml:space="preserve">Shares held as treasury stock are issued shares but not </w:t>
       </w:r>
       <w:r>
         <w:rPr>
@@ -2695,7 +2656,7 @@
           <w:sz w:val="19"/>
           <w:szCs w:val="19"/>
         </w:rPr>
-        <w:t xml:space="preserve">           </w:t>
+        <w:t xml:space="preserve">             </w:t>
       </w:r>
       <w:r>
         <w:rPr>
@@ -2709,7 +2670,7 @@
           <w:sz w:val="19"/>
           <w:szCs w:val="19"/>
         </w:rPr>
-        <w:t xml:space="preserve">, treasury stock is recorded at the price paid and </w:t>
+        <w:t xml:space="preserve"> shares: they receive no </w:t>
       </w:r>
       <w:r>
         <w:rPr>
@@ -2741,14 +2702,7 @@
           <w:sz w:val="19"/>
           <w:szCs w:val="19"/>
         </w:rPr>
-        <w:t xml:space="preserve"> from equity. </w:t>
-      </w:r>
-      <w:r>
-        <w:rPr>
-          <w:sz w:val="19"/>
-          <w:szCs w:val="19"/>
-        </w:rPr>
-        <w:t xml:space="preserve">Shares held as treasury stock are issued shares but not outstanding shares: they receive no dividends and have no votes. </w:t>
+        <w:t xml:space="preserve"> and have no votes. </w:t>
       </w:r>
       <w:r>
         <w:rPr>
@@ -2813,7 +2767,7 @@
                 <w:sz w:val="16"/>
                 <w:szCs w:val="16"/>
               </w:rPr>
-              <w:t xml:space="preserve">Preferred   ·   reduces   ·   amount   ·   stated   ·   account   ·   method   ·   credits   ·   whichever   ·   underwriting   ·   issues   ·   deducted   ·   noncash   ·   expenses</w:t>
+              <w:t xml:space="preserve">Preferred   ·   December   ·   amount   ·   stated   ·   deducted   ·   outstanding   ·   credits   ·   whichever   ·   underwriting   ·   issues   ·   dividends   ·   noncash   ·   expenses</w:t>
             </w:r>
           </w:p>
         </w:tc>
@@ -2900,7 +2854,14 @@
           <w:sz w:val="19"/>
           <w:szCs w:val="19"/>
         </w:rPr>
-        <w:t xml:space="preserve">Suppose </w:t>
+        <w:t xml:space="preserve">Suppose Orontes buys back 50,000 shares at $16 in 2026. </w:t>
+      </w:r>
+      <w:r>
+        <w:rPr>
+          <w:sz w:val="19"/>
+          <w:szCs w:val="19"/>
+        </w:rPr>
+        <w:t xml:space="preserve">Treasury stock is </w:t>
       </w:r>
       <w:r>
         <w:rPr>
@@ -2932,14 +2893,21 @@
           <w:sz w:val="19"/>
           <w:szCs w:val="19"/>
         </w:rPr>
-        <w:t xml:space="preserve"> buys back 50,000 shares at $16 in 2026. </w:t>
-      </w:r>
-      <w:r>
-        <w:rPr>
-          <w:sz w:val="19"/>
-          <w:szCs w:val="19"/>
-        </w:rPr>
-        <w:t xml:space="preserve">Treasury stock is </w:t>
+        <w:t xml:space="preserve"> at cost: $800,000. </w:t>
+      </w:r>
+      <w:r>
+        <w:rPr>
+          <w:sz w:val="19"/>
+          <w:szCs w:val="19"/>
+        </w:rPr>
+        <w:t xml:space="preserve">It reissues 20,000 shares at $18. </w:t>
+      </w:r>
+      <w:r>
+        <w:rPr>
+          <w:sz w:val="19"/>
+          <w:szCs w:val="19"/>
+        </w:rPr>
+        <w:t xml:space="preserve">Cash is $360,000 and the cost </w:t>
       </w:r>
       <w:r>
         <w:rPr>
@@ -2971,21 +2939,7 @@
           <w:sz w:val="19"/>
           <w:szCs w:val="19"/>
         </w:rPr>
-        <w:t xml:space="preserve"> at cost: $800,000. </w:t>
-      </w:r>
-      <w:r>
-        <w:rPr>
-          <w:sz w:val="19"/>
-          <w:szCs w:val="19"/>
-        </w:rPr>
-        <w:t xml:space="preserve">It reissues 20,000 shares at $18. </w:t>
-      </w:r>
-      <w:r>
-        <w:rPr>
-          <w:sz w:val="19"/>
-          <w:szCs w:val="19"/>
-        </w:rPr>
-        <w:t xml:space="preserve">Cash is $360,000 and the cost removed is $320,000, so APIC–treasury stock is </w:t>
+        <w:t xml:space="preserve"> is $320,000, so APIC–treasury stock is </w:t>
       </w:r>
       <w:r>
         <w:rPr>
@@ -3199,7 +3153,1062 @@
                 <w:sz w:val="16"/>
                 <w:szCs w:val="16"/>
               </w:rPr>
-              <w:t xml:space="preserve">remaining   ·   credited   ·   shortfall   ·   debited   ·   applies   ·   Orontes   ·   appears</w:t>
+              <w:t xml:space="preserve">remaining   ·   credited   ·   shortfall   ·   removed   ·   receive   ·   debited   ·   appears</w:t>
+            </w:r>
+          </w:p>
+        </w:tc>
+      </w:tr>
+    </w:tbl>
+    <w:p/>
+    <w:tbl>
+      <w:tblPr>
+        <w:tblW w:type="pct" w:w="100%"/>
+        <w:tblLayout w:type="fixed"/>
+        <w:tblBorders>
+          <w:top w:val="single" w:color="353A7C" w:sz="6"/>
+          <w:left w:val="single" w:color="353A7C" w:sz="6"/>
+          <w:bottom w:val="single" w:color="353A7C" w:sz="6"/>
+          <w:right w:val="single" w:color="353A7C" w:sz="6"/>
+          <w:insideH w:val="single" w:color="353A7C" w:sz="6"/>
+          <w:insideV w:val="single" w:color="353A7C" w:sz="6"/>
+        </w:tblBorders>
+      </w:tblPr>
+      <w:tblGrid>
+        <w:gridCol w:w="4224"/>
+        <w:gridCol w:w="3194"/>
+        <w:gridCol w:w="1091"/>
+        <w:gridCol w:w="1091"/>
+      </w:tblGrid>
+      <w:tr>
+        <w:tc>
+          <w:tcPr>
+            <w:tcW w:type="pct" w:w="5000"/>
+            <w:gridSpan w:val="4"/>
+            <w:shd w:fill="353A7C" w:val="clear"/>
+            <w:tcMar>
+              <w:top w:type="dxa" w:w="60"/>
+              <w:left w:type="dxa" w:w="120"/>
+              <w:bottom w:type="dxa" w:w="60"/>
+              <w:right w:type="dxa" w:w="120"/>
+            </w:tcMar>
+          </w:tcPr>
+          <w:p>
+            <w:pPr>
+              <w:spacing w:before="40" w:after="40"/>
+            </w:pPr>
+            <w:r>
+              <w:rPr>
+                <w:b/>
+                <w:bCs/>
+                <w:color w:val="FFFFFF"/>
+                <w:sz w:val="17"/>
+                <w:szCs w:val="17"/>
+              </w:rPr>
+              <w:t xml:space="preserve">Suppose: Orontes's treasury stock entries in 2026 (cost method)</w:t>
+            </w:r>
+          </w:p>
+        </w:tc>
+      </w:tr>
+      <w:tr>
+        <w:tc>
+          <w:tcPr>
+            <w:tcW w:type="pct" w:w="2200"/>
+            <w:tcMar>
+              <w:top w:type="dxa" w:w="50"/>
+              <w:left w:type="dxa" w:w="110"/>
+              <w:bottom w:type="dxa" w:w="50"/>
+              <w:right w:type="dxa" w:w="110"/>
+            </w:tcMar>
+          </w:tcPr>
+          <w:p>
+            <w:pPr>
+              <w:spacing w:before="26" w:after="26"/>
+            </w:pPr>
+            <w:r>
+              <w:rPr>
+                <w:b/>
+                <w:bCs/>
+                <w:color w:val="353A7C"/>
+                <w:sz w:val="15"/>
+                <w:szCs w:val="15"/>
+              </w:rPr>
+              <w:t xml:space="preserve">Suppose: Orontes, 2026 (whole USD)</w:t>
+            </w:r>
+          </w:p>
+        </w:tc>
+        <w:tc>
+          <w:tcPr>
+            <w:tcW w:type="pct" w:w="1664"/>
+            <w:tcMar>
+              <w:top w:type="dxa" w:w="50"/>
+              <w:left w:type="dxa" w:w="110"/>
+              <w:bottom w:type="dxa" w:w="50"/>
+              <w:right w:type="dxa" w:w="110"/>
+            </w:tcMar>
+          </w:tcPr>
+          <w:p>
+            <w:pPr>
+              <w:spacing w:before="26" w:after="26"/>
+            </w:pPr>
+            <w:r>
+              <w:rPr>
+                <w:b/>
+                <w:bCs/>
+                <w:color w:val="353A7C"/>
+                <w:sz w:val="15"/>
+                <w:szCs w:val="15"/>
+              </w:rPr>
+              <w:t xml:space="preserve">Account</w:t>
+            </w:r>
+          </w:p>
+        </w:tc>
+        <w:tc>
+          <w:tcPr>
+            <w:tcW w:type="pct" w:w="568"/>
+            <w:tcMar>
+              <w:top w:type="dxa" w:w="50"/>
+              <w:left w:type="dxa" w:w="110"/>
+              <w:bottom w:type="dxa" w:w="50"/>
+              <w:right w:type="dxa" w:w="110"/>
+            </w:tcMar>
+          </w:tcPr>
+          <w:p>
+            <w:pPr>
+              <w:spacing w:before="26" w:after="26"/>
+            </w:pPr>
+            <w:r>
+              <w:rPr>
+                <w:b/>
+                <w:bCs/>
+                <w:color w:val="353A7C"/>
+                <w:sz w:val="15"/>
+                <w:szCs w:val="15"/>
+              </w:rPr>
+              <w:t xml:space="preserve">Debit</w:t>
+            </w:r>
+          </w:p>
+        </w:tc>
+        <w:tc>
+          <w:tcPr>
+            <w:tcW w:type="pct" w:w="568"/>
+            <w:tcMar>
+              <w:top w:type="dxa" w:w="50"/>
+              <w:left w:type="dxa" w:w="110"/>
+              <w:bottom w:type="dxa" w:w="50"/>
+              <w:right w:type="dxa" w:w="110"/>
+            </w:tcMar>
+          </w:tcPr>
+          <w:p>
+            <w:pPr>
+              <w:spacing w:before="26" w:after="26"/>
+            </w:pPr>
+            <w:r>
+              <w:rPr>
+                <w:b/>
+                <w:bCs/>
+                <w:color w:val="353A7C"/>
+                <w:sz w:val="15"/>
+                <w:szCs w:val="15"/>
+              </w:rPr>
+              <w:t xml:space="preserve">Credit</w:t>
+            </w:r>
+          </w:p>
+        </w:tc>
+      </w:tr>
+      <w:tr>
+        <w:tc>
+          <w:tcPr>
+            <w:tcW w:type="pct" w:w="2200"/>
+            <w:tcMar>
+              <w:top w:type="dxa" w:w="50"/>
+              <w:left w:type="dxa" w:w="110"/>
+              <w:bottom w:type="dxa" w:w="50"/>
+              <w:right w:type="dxa" w:w="110"/>
+            </w:tcMar>
+          </w:tcPr>
+          <w:p>
+            <w:pPr>
+              <w:spacing w:before="26" w:after="26"/>
+            </w:pPr>
+            <w:r>
+              <w:rPr>
+                <w:color w:val="232733"/>
+                <w:sz w:val="16"/>
+                <w:szCs w:val="16"/>
+              </w:rPr>
+              <w:t xml:space="preserve">1. Buy back 50,000 shares at $16</w:t>
+            </w:r>
+          </w:p>
+        </w:tc>
+        <w:tc>
+          <w:tcPr>
+            <w:tcW w:type="pct" w:w="1664"/>
+            <w:tcMar>
+              <w:top w:type="dxa" w:w="50"/>
+              <w:left w:type="dxa" w:w="110"/>
+              <w:bottom w:type="dxa" w:w="50"/>
+              <w:right w:type="dxa" w:w="110"/>
+            </w:tcMar>
+          </w:tcPr>
+          <w:p>
+            <w:pPr>
+              <w:spacing w:before="26" w:after="26"/>
+            </w:pPr>
+            <w:r>
+              <w:rPr>
+                <w:color w:val="232733"/>
+                <w:sz w:val="16"/>
+                <w:szCs w:val="16"/>
+              </w:rPr>
+              <w:t xml:space="preserve">Treasury stock</w:t>
+            </w:r>
+          </w:p>
+        </w:tc>
+        <w:tc>
+          <w:tcPr>
+            <w:tcW w:type="pct" w:w="568"/>
+            <w:tcMar>
+              <w:top w:type="dxa" w:w="50"/>
+              <w:left w:type="dxa" w:w="110"/>
+              <w:bottom w:type="dxa" w:w="50"/>
+              <w:right w:type="dxa" w:w="110"/>
+            </w:tcMar>
+          </w:tcPr>
+          <w:p>
+            <w:pPr>
+              <w:spacing w:before="26" w:after="26"/>
+            </w:pPr>
+            <w:r>
+              <w:rPr>
+                <w:color w:val="232733"/>
+                <w:sz w:val="16"/>
+                <w:szCs w:val="16"/>
+              </w:rPr>
+              <w:t xml:space="preserve">800,000</w:t>
+            </w:r>
+          </w:p>
+        </w:tc>
+        <w:tc>
+          <w:tcPr>
+            <w:tcW w:type="pct" w:w="568"/>
+            <w:tcMar>
+              <w:top w:type="dxa" w:w="50"/>
+              <w:left w:type="dxa" w:w="110"/>
+              <w:bottom w:type="dxa" w:w="50"/>
+              <w:right w:type="dxa" w:w="110"/>
+            </w:tcMar>
+          </w:tcPr>
+          <w:p>
+            <w:pPr>
+              <w:spacing w:before="26" w:after="26"/>
+            </w:pPr>
+            <w:r>
+              <w:rPr>
+                <w:color w:val="232733"/>
+                <w:sz w:val="16"/>
+                <w:szCs w:val="16"/>
+              </w:rPr>
+              <w:t xml:space="preserve"/>
+            </w:r>
+          </w:p>
+        </w:tc>
+      </w:tr>
+      <w:tr>
+        <w:tc>
+          <w:tcPr>
+            <w:tcW w:type="pct" w:w="2200"/>
+            <w:shd w:fill="FBFAF6" w:val="clear"/>
+            <w:tcMar>
+              <w:top w:type="dxa" w:w="50"/>
+              <w:left w:type="dxa" w:w="110"/>
+              <w:bottom w:type="dxa" w:w="50"/>
+              <w:right w:type="dxa" w:w="110"/>
+            </w:tcMar>
+          </w:tcPr>
+          <w:p>
+            <w:pPr>
+              <w:spacing w:before="26" w:after="26"/>
+            </w:pPr>
+            <w:r>
+              <w:rPr>
+                <w:color w:val="232733"/>
+                <w:sz w:val="16"/>
+                <w:szCs w:val="16"/>
+              </w:rPr>
+              <w:t xml:space="preserve"/>
+            </w:r>
+          </w:p>
+        </w:tc>
+        <w:tc>
+          <w:tcPr>
+            <w:tcW w:type="pct" w:w="1664"/>
+            <w:shd w:fill="FBFAF6" w:val="clear"/>
+            <w:tcMar>
+              <w:top w:type="dxa" w:w="50"/>
+              <w:left w:type="dxa" w:w="110"/>
+              <w:bottom w:type="dxa" w:w="50"/>
+              <w:right w:type="dxa" w:w="110"/>
+            </w:tcMar>
+          </w:tcPr>
+          <w:p>
+            <w:pPr>
+              <w:spacing w:before="26" w:after="26"/>
+            </w:pPr>
+            <w:r>
+              <w:rPr>
+                <w:color w:val="232733"/>
+                <w:sz w:val="16"/>
+                <w:szCs w:val="16"/>
+              </w:rPr>
+              <w:t xml:space="preserve">Cash</w:t>
+            </w:r>
+          </w:p>
+        </w:tc>
+        <w:tc>
+          <w:tcPr>
+            <w:tcW w:type="pct" w:w="568"/>
+            <w:shd w:fill="FBFAF6" w:val="clear"/>
+            <w:tcMar>
+              <w:top w:type="dxa" w:w="50"/>
+              <w:left w:type="dxa" w:w="110"/>
+              <w:bottom w:type="dxa" w:w="50"/>
+              <w:right w:type="dxa" w:w="110"/>
+            </w:tcMar>
+          </w:tcPr>
+          <w:p>
+            <w:pPr>
+              <w:spacing w:before="26" w:after="26"/>
+            </w:pPr>
+            <w:r>
+              <w:rPr>
+                <w:color w:val="232733"/>
+                <w:sz w:val="16"/>
+                <w:szCs w:val="16"/>
+              </w:rPr>
+              <w:t xml:space="preserve"/>
+            </w:r>
+          </w:p>
+        </w:tc>
+        <w:tc>
+          <w:tcPr>
+            <w:tcW w:type="pct" w:w="568"/>
+            <w:shd w:fill="FBFAF6" w:val="clear"/>
+            <w:tcMar>
+              <w:top w:type="dxa" w:w="50"/>
+              <w:left w:type="dxa" w:w="110"/>
+              <w:bottom w:type="dxa" w:w="50"/>
+              <w:right w:type="dxa" w:w="110"/>
+            </w:tcMar>
+          </w:tcPr>
+          <w:p>
+            <w:pPr>
+              <w:spacing w:before="26" w:after="26"/>
+            </w:pPr>
+            <w:r>
+              <w:rPr>
+                <w:color w:val="232733"/>
+                <w:sz w:val="16"/>
+                <w:szCs w:val="16"/>
+              </w:rPr>
+              <w:t xml:space="preserve">800,000</w:t>
+            </w:r>
+          </w:p>
+        </w:tc>
+      </w:tr>
+      <w:tr>
+        <w:tc>
+          <w:tcPr>
+            <w:tcW w:type="pct" w:w="2200"/>
+            <w:tcMar>
+              <w:top w:type="dxa" w:w="50"/>
+              <w:left w:type="dxa" w:w="110"/>
+              <w:bottom w:type="dxa" w:w="50"/>
+              <w:right w:type="dxa" w:w="110"/>
+            </w:tcMar>
+          </w:tcPr>
+          <w:p>
+            <w:pPr>
+              <w:spacing w:before="26" w:after="26"/>
+            </w:pPr>
+            <w:r>
+              <w:rPr>
+                <w:color w:val="232733"/>
+                <w:sz w:val="16"/>
+                <w:szCs w:val="16"/>
+              </w:rPr>
+              <w:t xml:space="preserve">2. Reissue 20,000 shares at $18</w:t>
+            </w:r>
+          </w:p>
+        </w:tc>
+        <w:tc>
+          <w:tcPr>
+            <w:tcW w:type="pct" w:w="1664"/>
+            <w:tcMar>
+              <w:top w:type="dxa" w:w="50"/>
+              <w:left w:type="dxa" w:w="110"/>
+              <w:bottom w:type="dxa" w:w="50"/>
+              <w:right w:type="dxa" w:w="110"/>
+            </w:tcMar>
+          </w:tcPr>
+          <w:p>
+            <w:pPr>
+              <w:spacing w:before="26" w:after="26"/>
+            </w:pPr>
+            <w:r>
+              <w:rPr>
+                <w:color w:val="232733"/>
+                <w:sz w:val="16"/>
+                <w:szCs w:val="16"/>
+              </w:rPr>
+              <w:t xml:space="preserve">Cash</w:t>
+            </w:r>
+          </w:p>
+        </w:tc>
+        <w:tc>
+          <w:tcPr>
+            <w:tcW w:type="pct" w:w="568"/>
+            <w:tcMar>
+              <w:top w:type="dxa" w:w="50"/>
+              <w:left w:type="dxa" w:w="110"/>
+              <w:bottom w:type="dxa" w:w="50"/>
+              <w:right w:type="dxa" w:w="110"/>
+            </w:tcMar>
+          </w:tcPr>
+          <w:p>
+            <w:pPr>
+              <w:spacing w:before="26" w:after="26"/>
+            </w:pPr>
+            <w:r>
+              <w:rPr>
+                <w:color w:val="232733"/>
+                <w:sz w:val="16"/>
+                <w:szCs w:val="16"/>
+              </w:rPr>
+              <w:t xml:space="preserve">360,000</w:t>
+            </w:r>
+          </w:p>
+        </w:tc>
+        <w:tc>
+          <w:tcPr>
+            <w:tcW w:type="pct" w:w="568"/>
+            <w:tcMar>
+              <w:top w:type="dxa" w:w="50"/>
+              <w:left w:type="dxa" w:w="110"/>
+              <w:bottom w:type="dxa" w:w="50"/>
+              <w:right w:type="dxa" w:w="110"/>
+            </w:tcMar>
+          </w:tcPr>
+          <w:p>
+            <w:pPr>
+              <w:spacing w:before="26" w:after="26"/>
+            </w:pPr>
+            <w:r>
+              <w:rPr>
+                <w:color w:val="232733"/>
+                <w:sz w:val="16"/>
+                <w:szCs w:val="16"/>
+              </w:rPr>
+              <w:t xml:space="preserve"/>
+            </w:r>
+          </w:p>
+        </w:tc>
+      </w:tr>
+      <w:tr>
+        <w:tc>
+          <w:tcPr>
+            <w:tcW w:type="pct" w:w="2200"/>
+            <w:shd w:fill="FBFAF6" w:val="clear"/>
+            <w:tcMar>
+              <w:top w:type="dxa" w:w="50"/>
+              <w:left w:type="dxa" w:w="110"/>
+              <w:bottom w:type="dxa" w:w="50"/>
+              <w:right w:type="dxa" w:w="110"/>
+            </w:tcMar>
+          </w:tcPr>
+          <w:p>
+            <w:pPr>
+              <w:spacing w:before="26" w:after="26"/>
+            </w:pPr>
+            <w:r>
+              <w:rPr>
+                <w:color w:val="232733"/>
+                <w:sz w:val="16"/>
+                <w:szCs w:val="16"/>
+              </w:rPr>
+              <w:t xml:space="preserve"/>
+            </w:r>
+          </w:p>
+        </w:tc>
+        <w:tc>
+          <w:tcPr>
+            <w:tcW w:type="pct" w:w="1664"/>
+            <w:shd w:fill="FBFAF6" w:val="clear"/>
+            <w:tcMar>
+              <w:top w:type="dxa" w:w="50"/>
+              <w:left w:type="dxa" w:w="110"/>
+              <w:bottom w:type="dxa" w:w="50"/>
+              <w:right w:type="dxa" w:w="110"/>
+            </w:tcMar>
+          </w:tcPr>
+          <w:p>
+            <w:pPr>
+              <w:spacing w:before="26" w:after="26"/>
+            </w:pPr>
+            <w:r>
+              <w:rPr>
+                <w:color w:val="232733"/>
+                <w:sz w:val="16"/>
+                <w:szCs w:val="16"/>
+              </w:rPr>
+              <w:t xml:space="preserve">Treasury stock</w:t>
+            </w:r>
+          </w:p>
+        </w:tc>
+        <w:tc>
+          <w:tcPr>
+            <w:tcW w:type="pct" w:w="568"/>
+            <w:shd w:fill="FBFAF6" w:val="clear"/>
+            <w:tcMar>
+              <w:top w:type="dxa" w:w="50"/>
+              <w:left w:type="dxa" w:w="110"/>
+              <w:bottom w:type="dxa" w:w="50"/>
+              <w:right w:type="dxa" w:w="110"/>
+            </w:tcMar>
+          </w:tcPr>
+          <w:p>
+            <w:pPr>
+              <w:spacing w:before="26" w:after="26"/>
+            </w:pPr>
+            <w:r>
+              <w:rPr>
+                <w:color w:val="232733"/>
+                <w:sz w:val="16"/>
+                <w:szCs w:val="16"/>
+              </w:rPr>
+              <w:t xml:space="preserve"/>
+            </w:r>
+          </w:p>
+        </w:tc>
+        <w:tc>
+          <w:tcPr>
+            <w:tcW w:type="pct" w:w="568"/>
+            <w:shd w:fill="FBFAF6" w:val="clear"/>
+            <w:tcMar>
+              <w:top w:type="dxa" w:w="50"/>
+              <w:left w:type="dxa" w:w="110"/>
+              <w:bottom w:type="dxa" w:w="50"/>
+              <w:right w:type="dxa" w:w="110"/>
+            </w:tcMar>
+          </w:tcPr>
+          <w:p>
+            <w:pPr>
+              <w:spacing w:before="26" w:after="26"/>
+            </w:pPr>
+            <w:r>
+              <w:rPr>
+                <w:color w:val="232733"/>
+                <w:sz w:val="16"/>
+                <w:szCs w:val="16"/>
+              </w:rPr>
+              <w:t xml:space="preserve">320,000</w:t>
+            </w:r>
+          </w:p>
+        </w:tc>
+      </w:tr>
+      <w:tr>
+        <w:tc>
+          <w:tcPr>
+            <w:tcW w:type="pct" w:w="2200"/>
+            <w:tcMar>
+              <w:top w:type="dxa" w:w="50"/>
+              <w:left w:type="dxa" w:w="110"/>
+              <w:bottom w:type="dxa" w:w="50"/>
+              <w:right w:type="dxa" w:w="110"/>
+            </w:tcMar>
+          </w:tcPr>
+          <w:p>
+            <w:pPr>
+              <w:spacing w:before="26" w:after="26"/>
+            </w:pPr>
+            <w:r>
+              <w:rPr>
+                <w:color w:val="232733"/>
+                <w:sz w:val="16"/>
+                <w:szCs w:val="16"/>
+              </w:rPr>
+              <w:t xml:space="preserve"/>
+            </w:r>
+          </w:p>
+        </w:tc>
+        <w:tc>
+          <w:tcPr>
+            <w:tcW w:type="pct" w:w="1664"/>
+            <w:tcMar>
+              <w:top w:type="dxa" w:w="50"/>
+              <w:left w:type="dxa" w:w="110"/>
+              <w:bottom w:type="dxa" w:w="50"/>
+              <w:right w:type="dxa" w:w="110"/>
+            </w:tcMar>
+          </w:tcPr>
+          <w:p>
+            <w:pPr>
+              <w:spacing w:before="26" w:after="26"/>
+            </w:pPr>
+            <w:r>
+              <w:rPr>
+                <w:color w:val="232733"/>
+                <w:sz w:val="16"/>
+                <w:szCs w:val="16"/>
+              </w:rPr>
+              <w:t xml:space="preserve">APIC–treasury stock</w:t>
+            </w:r>
+          </w:p>
+        </w:tc>
+        <w:tc>
+          <w:tcPr>
+            <w:tcW w:type="pct" w:w="568"/>
+            <w:tcMar>
+              <w:top w:type="dxa" w:w="50"/>
+              <w:left w:type="dxa" w:w="110"/>
+              <w:bottom w:type="dxa" w:w="50"/>
+              <w:right w:type="dxa" w:w="110"/>
+            </w:tcMar>
+          </w:tcPr>
+          <w:p>
+            <w:pPr>
+              <w:spacing w:before="26" w:after="26"/>
+            </w:pPr>
+            <w:r>
+              <w:rPr>
+                <w:color w:val="232733"/>
+                <w:sz w:val="16"/>
+                <w:szCs w:val="16"/>
+              </w:rPr>
+              <w:t xml:space="preserve"/>
+            </w:r>
+          </w:p>
+        </w:tc>
+        <w:tc>
+          <w:tcPr>
+            <w:tcW w:type="pct" w:w="568"/>
+            <w:tcMar>
+              <w:top w:type="dxa" w:w="50"/>
+              <w:left w:type="dxa" w:w="110"/>
+              <w:bottom w:type="dxa" w:w="50"/>
+              <w:right w:type="dxa" w:w="110"/>
+            </w:tcMar>
+          </w:tcPr>
+          <w:p>
+            <w:pPr>
+              <w:spacing w:before="26" w:after="26"/>
+            </w:pPr>
+            <w:r>
+              <w:rPr>
+                <w:color w:val="232733"/>
+                <w:sz w:val="16"/>
+                <w:szCs w:val="16"/>
+              </w:rPr>
+              <w:t xml:space="preserve">40,000</w:t>
+            </w:r>
+          </w:p>
+        </w:tc>
+      </w:tr>
+      <w:tr>
+        <w:tc>
+          <w:tcPr>
+            <w:tcW w:type="pct" w:w="2200"/>
+            <w:shd w:fill="FBFAF6" w:val="clear"/>
+            <w:tcMar>
+              <w:top w:type="dxa" w:w="50"/>
+              <w:left w:type="dxa" w:w="110"/>
+              <w:bottom w:type="dxa" w:w="50"/>
+              <w:right w:type="dxa" w:w="110"/>
+            </w:tcMar>
+          </w:tcPr>
+          <w:p>
+            <w:pPr>
+              <w:spacing w:before="26" w:after="26"/>
+            </w:pPr>
+            <w:r>
+              <w:rPr>
+                <w:color w:val="232733"/>
+                <w:sz w:val="16"/>
+                <w:szCs w:val="16"/>
+              </w:rPr>
+              <w:t xml:space="preserve">3. Reissue 20,000 shares at $13</w:t>
+            </w:r>
+          </w:p>
+        </w:tc>
+        <w:tc>
+          <w:tcPr>
+            <w:tcW w:type="pct" w:w="1664"/>
+            <w:shd w:fill="FBFAF6" w:val="clear"/>
+            <w:tcMar>
+              <w:top w:type="dxa" w:w="50"/>
+              <w:left w:type="dxa" w:w="110"/>
+              <w:bottom w:type="dxa" w:w="50"/>
+              <w:right w:type="dxa" w:w="110"/>
+            </w:tcMar>
+          </w:tcPr>
+          <w:p>
+            <w:pPr>
+              <w:spacing w:before="26" w:after="26"/>
+            </w:pPr>
+            <w:r>
+              <w:rPr>
+                <w:color w:val="232733"/>
+                <w:sz w:val="16"/>
+                <w:szCs w:val="16"/>
+              </w:rPr>
+              <w:t xml:space="preserve">Cash</w:t>
+            </w:r>
+          </w:p>
+        </w:tc>
+        <w:tc>
+          <w:tcPr>
+            <w:tcW w:type="pct" w:w="568"/>
+            <w:shd w:fill="FBFAF6" w:val="clear"/>
+            <w:tcMar>
+              <w:top w:type="dxa" w:w="50"/>
+              <w:left w:type="dxa" w:w="110"/>
+              <w:bottom w:type="dxa" w:w="50"/>
+              <w:right w:type="dxa" w:w="110"/>
+            </w:tcMar>
+          </w:tcPr>
+          <w:p>
+            <w:pPr>
+              <w:spacing w:before="26" w:after="26"/>
+            </w:pPr>
+            <w:r>
+              <w:rPr>
+                <w:color w:val="232733"/>
+                <w:sz w:val="16"/>
+                <w:szCs w:val="16"/>
+              </w:rPr>
+              <w:t xml:space="preserve">260,000</w:t>
+            </w:r>
+          </w:p>
+        </w:tc>
+        <w:tc>
+          <w:tcPr>
+            <w:tcW w:type="pct" w:w="568"/>
+            <w:shd w:fill="FBFAF6" w:val="clear"/>
+            <w:tcMar>
+              <w:top w:type="dxa" w:w="50"/>
+              <w:left w:type="dxa" w:w="110"/>
+              <w:bottom w:type="dxa" w:w="50"/>
+              <w:right w:type="dxa" w:w="110"/>
+            </w:tcMar>
+          </w:tcPr>
+          <w:p>
+            <w:pPr>
+              <w:spacing w:before="26" w:after="26"/>
+            </w:pPr>
+            <w:r>
+              <w:rPr>
+                <w:color w:val="232733"/>
+                <w:sz w:val="16"/>
+                <w:szCs w:val="16"/>
+              </w:rPr>
+              <w:t xml:space="preserve"/>
+            </w:r>
+          </w:p>
+        </w:tc>
+      </w:tr>
+      <w:tr>
+        <w:tc>
+          <w:tcPr>
+            <w:tcW w:type="pct" w:w="2200"/>
+            <w:tcMar>
+              <w:top w:type="dxa" w:w="50"/>
+              <w:left w:type="dxa" w:w="110"/>
+              <w:bottom w:type="dxa" w:w="50"/>
+              <w:right w:type="dxa" w:w="110"/>
+            </w:tcMar>
+          </w:tcPr>
+          <w:p>
+            <w:pPr>
+              <w:spacing w:before="26" w:after="26"/>
+            </w:pPr>
+            <w:r>
+              <w:rPr>
+                <w:color w:val="232733"/>
+                <w:sz w:val="16"/>
+                <w:szCs w:val="16"/>
+              </w:rPr>
+              <w:t xml:space="preserve"/>
+            </w:r>
+          </w:p>
+        </w:tc>
+        <w:tc>
+          <w:tcPr>
+            <w:tcW w:type="pct" w:w="1664"/>
+            <w:tcMar>
+              <w:top w:type="dxa" w:w="50"/>
+              <w:left w:type="dxa" w:w="110"/>
+              <w:bottom w:type="dxa" w:w="50"/>
+              <w:right w:type="dxa" w:w="110"/>
+            </w:tcMar>
+          </w:tcPr>
+          <w:p>
+            <w:pPr>
+              <w:spacing w:before="26" w:after="26"/>
+            </w:pPr>
+            <w:r>
+              <w:rPr>
+                <w:color w:val="232733"/>
+                <w:sz w:val="16"/>
+                <w:szCs w:val="16"/>
+              </w:rPr>
+              <w:t xml:space="preserve">APIC–treasury stock</w:t>
+            </w:r>
+          </w:p>
+        </w:tc>
+        <w:tc>
+          <w:tcPr>
+            <w:tcW w:type="pct" w:w="568"/>
+            <w:tcMar>
+              <w:top w:type="dxa" w:w="50"/>
+              <w:left w:type="dxa" w:w="110"/>
+              <w:bottom w:type="dxa" w:w="50"/>
+              <w:right w:type="dxa" w:w="110"/>
+            </w:tcMar>
+          </w:tcPr>
+          <w:p>
+            <w:pPr>
+              <w:spacing w:before="26" w:after="26"/>
+            </w:pPr>
+            <w:r>
+              <w:rPr>
+                <w:color w:val="232733"/>
+                <w:sz w:val="16"/>
+                <w:szCs w:val="16"/>
+              </w:rPr>
+              <w:t xml:space="preserve">40,000</w:t>
+            </w:r>
+          </w:p>
+        </w:tc>
+        <w:tc>
+          <w:tcPr>
+            <w:tcW w:type="pct" w:w="568"/>
+            <w:tcMar>
+              <w:top w:type="dxa" w:w="50"/>
+              <w:left w:type="dxa" w:w="110"/>
+              <w:bottom w:type="dxa" w:w="50"/>
+              <w:right w:type="dxa" w:w="110"/>
+            </w:tcMar>
+          </w:tcPr>
+          <w:p>
+            <w:pPr>
+              <w:spacing w:before="26" w:after="26"/>
+            </w:pPr>
+            <w:r>
+              <w:rPr>
+                <w:color w:val="232733"/>
+                <w:sz w:val="16"/>
+                <w:szCs w:val="16"/>
+              </w:rPr>
+              <w:t xml:space="preserve"/>
+            </w:r>
+          </w:p>
+        </w:tc>
+      </w:tr>
+      <w:tr>
+        <w:tc>
+          <w:tcPr>
+            <w:tcW w:type="pct" w:w="2200"/>
+            <w:shd w:fill="FBFAF6" w:val="clear"/>
+            <w:tcMar>
+              <w:top w:type="dxa" w:w="50"/>
+              <w:left w:type="dxa" w:w="110"/>
+              <w:bottom w:type="dxa" w:w="50"/>
+              <w:right w:type="dxa" w:w="110"/>
+            </w:tcMar>
+          </w:tcPr>
+          <w:p>
+            <w:pPr>
+              <w:spacing w:before="26" w:after="26"/>
+            </w:pPr>
+            <w:r>
+              <w:rPr>
+                <w:color w:val="232733"/>
+                <w:sz w:val="16"/>
+                <w:szCs w:val="16"/>
+              </w:rPr>
+              <w:t xml:space="preserve"/>
+            </w:r>
+          </w:p>
+        </w:tc>
+        <w:tc>
+          <w:tcPr>
+            <w:tcW w:type="pct" w:w="1664"/>
+            <w:shd w:fill="FBFAF6" w:val="clear"/>
+            <w:tcMar>
+              <w:top w:type="dxa" w:w="50"/>
+              <w:left w:type="dxa" w:w="110"/>
+              <w:bottom w:type="dxa" w:w="50"/>
+              <w:right w:type="dxa" w:w="110"/>
+            </w:tcMar>
+          </w:tcPr>
+          <w:p>
+            <w:pPr>
+              <w:spacing w:before="26" w:after="26"/>
+            </w:pPr>
+            <w:r>
+              <w:rPr>
+                <w:color w:val="232733"/>
+                <w:sz w:val="16"/>
+                <w:szCs w:val="16"/>
+              </w:rPr>
+              <w:t xml:space="preserve">Retained earnings</w:t>
+            </w:r>
+          </w:p>
+        </w:tc>
+        <w:tc>
+          <w:tcPr>
+            <w:tcW w:type="pct" w:w="568"/>
+            <w:shd w:fill="FBFAF6" w:val="clear"/>
+            <w:tcMar>
+              <w:top w:type="dxa" w:w="50"/>
+              <w:left w:type="dxa" w:w="110"/>
+              <w:bottom w:type="dxa" w:w="50"/>
+              <w:right w:type="dxa" w:w="110"/>
+            </w:tcMar>
+          </w:tcPr>
+          <w:p>
+            <w:pPr>
+              <w:spacing w:before="26" w:after="26"/>
+            </w:pPr>
+            <w:r>
+              <w:rPr>
+                <w:color w:val="232733"/>
+                <w:sz w:val="16"/>
+                <w:szCs w:val="16"/>
+              </w:rPr>
+              <w:t xml:space="preserve">20,000</w:t>
+            </w:r>
+          </w:p>
+        </w:tc>
+        <w:tc>
+          <w:tcPr>
+            <w:tcW w:type="pct" w:w="568"/>
+            <w:shd w:fill="FBFAF6" w:val="clear"/>
+            <w:tcMar>
+              <w:top w:type="dxa" w:w="50"/>
+              <w:left w:type="dxa" w:w="110"/>
+              <w:bottom w:type="dxa" w:w="50"/>
+              <w:right w:type="dxa" w:w="110"/>
+            </w:tcMar>
+          </w:tcPr>
+          <w:p>
+            <w:pPr>
+              <w:spacing w:before="26" w:after="26"/>
+            </w:pPr>
+            <w:r>
+              <w:rPr>
+                <w:color w:val="232733"/>
+                <w:sz w:val="16"/>
+                <w:szCs w:val="16"/>
+              </w:rPr>
+              <w:t xml:space="preserve"/>
+            </w:r>
+          </w:p>
+        </w:tc>
+      </w:tr>
+      <w:tr>
+        <w:tc>
+          <w:tcPr>
+            <w:tcW w:type="pct" w:w="2200"/>
+            <w:tcMar>
+              <w:top w:type="dxa" w:w="50"/>
+              <w:left w:type="dxa" w:w="110"/>
+              <w:bottom w:type="dxa" w:w="50"/>
+              <w:right w:type="dxa" w:w="110"/>
+            </w:tcMar>
+          </w:tcPr>
+          <w:p>
+            <w:pPr>
+              <w:spacing w:before="26" w:after="26"/>
+            </w:pPr>
+            <w:r>
+              <w:rPr>
+                <w:color w:val="232733"/>
+                <w:sz w:val="16"/>
+                <w:szCs w:val="16"/>
+              </w:rPr>
+              <w:t xml:space="preserve"/>
+            </w:r>
+          </w:p>
+        </w:tc>
+        <w:tc>
+          <w:tcPr>
+            <w:tcW w:type="pct" w:w="1664"/>
+            <w:tcMar>
+              <w:top w:type="dxa" w:w="50"/>
+              <w:left w:type="dxa" w:w="110"/>
+              <w:bottom w:type="dxa" w:w="50"/>
+              <w:right w:type="dxa" w:w="110"/>
+            </w:tcMar>
+          </w:tcPr>
+          <w:p>
+            <w:pPr>
+              <w:spacing w:before="26" w:after="26"/>
+            </w:pPr>
+            <w:r>
+              <w:rPr>
+                <w:color w:val="232733"/>
+                <w:sz w:val="16"/>
+                <w:szCs w:val="16"/>
+              </w:rPr>
+              <w:t xml:space="preserve">Treasury stock</w:t>
+            </w:r>
+          </w:p>
+        </w:tc>
+        <w:tc>
+          <w:tcPr>
+            <w:tcW w:type="pct" w:w="568"/>
+            <w:tcMar>
+              <w:top w:type="dxa" w:w="50"/>
+              <w:left w:type="dxa" w:w="110"/>
+              <w:bottom w:type="dxa" w:w="50"/>
+              <w:right w:type="dxa" w:w="110"/>
+            </w:tcMar>
+          </w:tcPr>
+          <w:p>
+            <w:pPr>
+              <w:spacing w:before="26" w:after="26"/>
+            </w:pPr>
+            <w:r>
+              <w:rPr>
+                <w:color w:val="232733"/>
+                <w:sz w:val="16"/>
+                <w:szCs w:val="16"/>
+              </w:rPr>
+              <w:t xml:space="preserve"/>
+            </w:r>
+          </w:p>
+        </w:tc>
+        <w:tc>
+          <w:tcPr>
+            <w:tcW w:type="pct" w:w="568"/>
+            <w:tcMar>
+              <w:top w:type="dxa" w:w="50"/>
+              <w:left w:type="dxa" w:w="110"/>
+              <w:bottom w:type="dxa" w:w="50"/>
+              <w:right w:type="dxa" w:w="110"/>
+            </w:tcMar>
+          </w:tcPr>
+          <w:p>
+            <w:pPr>
+              <w:spacing w:before="26" w:after="26"/>
+            </w:pPr>
+            <w:r>
+              <w:rPr>
+                <w:color w:val="232733"/>
+                <w:sz w:val="16"/>
+                <w:szCs w:val="16"/>
+              </w:rPr>
+              <w:t xml:space="preserve">320,000</w:t>
             </w:r>
           </w:p>
         </w:tc>
@@ -3208,7 +4217,19 @@
     <w:p/>
     <w:p>
       <w:pPr>
-        <w:spacing w:before="44" w:after="10"/>
+        <w:pageBreakBefore w:val="true"/>
+        <w:spacing w:after="0"/>
+      </w:pPr>
+      <w:r>
+        <w:rPr>
+          <w:sz w:val="2"/>
+        </w:rPr>
+        <w:t xml:space="preserve"> </w:t>
+      </w:r>
+    </w:p>
+    <w:p>
+      <w:pPr>
+        <w:spacing w:before="44" w:after="14"/>
       </w:pPr>
       <w:r>
         <w:rPr>
@@ -3218,66 +4239,422 @@
           <w:sz w:val="18"/>
           <w:szCs w:val="18"/>
         </w:rPr>
-        <w:t xml:space="preserve">Suppose: Orontes's treasury stock entries in 2026 (cost method)</w:t>
+        <w:t xml:space="preserve">Summary 3</w:t>
+      </w:r>
+      <w:r>
+        <w:rPr>
+          <w:color w:val="6B7280"/>
+          <w:sz w:val="16"/>
+          <w:szCs w:val="16"/>
+        </w:rPr>
+        <w:t xml:space="preserve">      gaps 19–29</w:t>
       </w:r>
     </w:p>
     <w:p>
       <w:pPr>
-        <w:spacing w:before="0" w:after="12"/>
+        <w:spacing w:before="20" w:after="20" w:line="360" w:lineRule="auto"/>
+        <w:ind w:left="200"/>
       </w:pPr>
       <w:r>
         <w:rPr>
-          <w:color w:val="6B7280"/>
+          <w:sz w:val="19"/>
+          <w:szCs w:val="19"/>
+        </w:rPr>
+        <w:t xml:space="preserve">If the company </w:t>
+      </w:r>
+      <w:r>
+        <w:rPr>
+          <w:b/>
+          <w:bCs/>
+          <w:color w:val="8186EF"/>
           <w:sz w:val="15"/>
           <w:szCs w:val="15"/>
         </w:rPr>
-        <w:t xml:space="preserve">The bars are drawn to scale.</w:t>
-      </w:r>
-    </w:p>
-    <w:p>
-      <w:pPr>
-        <w:spacing w:after="40" w:before="90"/>
-        <w:jc w:val="center"/>
-      </w:pPr>
-      <w:r>
-        <w:drawing>
-          <wp:inline distT="0" distB="0" distL="0" distR="0">
-            <wp:extent cx="5734050" cy="1644775"/>
-            <wp:effectExtent t="0" r="0" b="0" l="0"/>
-            <wp:docPr id="1" name="" descr="" title=""/>
-            <wp:cNvGraphicFramePr>
-              <a:graphicFrameLocks xmlns:a="http://schemas.openxmlformats.org/drawingml/2006/main" noChangeAspect="1"/>
-            </wp:cNvGraphicFramePr>
-            <a:graphic xmlns:a="http://schemas.openxmlformats.org/drawingml/2006/main">
-              <a:graphicData uri="http://schemas.openxmlformats.org/drawingml/2006/picture">
-                <pic:pic xmlns:pic="http://schemas.openxmlformats.org/drawingml/2006/picture">
-                  <pic:nvPicPr>
-                    <pic:cNvPr id="0" name="" descr=""/>
-                    <pic:cNvPicPr>
-                      <a:picLocks noChangeAspect="1" noChangeArrowheads="1"/>
-                    </pic:cNvPicPr>
-                  </pic:nvPicPr>
-                  <pic:blipFill>
-                    <a:blip r:embed="rId104" cstate="none"/>
-                    <a:srcRect/>
-                    <a:stretch>
-                      <a:fillRect/>
-                    </a:stretch>
-                  </pic:blipFill>
-                  <pic:spPr bwMode="auto">
-                    <a:xfrm>
-                      <a:off x="0" y="0"/>
-                      <a:ext cx="5734050" cy="1644775"/>
-                    </a:xfrm>
-                    <a:prstGeom prst="rect">
-                      <a:avLst/>
-                    </a:prstGeom>
-                  </pic:spPr>
-                </pic:pic>
-              </a:graphicData>
-            </a:graphic>
-          </wp:inline>
-        </w:drawing>
+        <w:t xml:space="preserve"> (19) </w:t>
+      </w:r>
+      <w:r>
+        <w:rPr>
+          <w:u w:val="single"/>
+          <w:sz w:val="19"/>
+          <w:szCs w:val="19"/>
+        </w:rPr>
+        <w:t xml:space="preserve">           </w:t>
+      </w:r>
+      <w:r>
+        <w:rPr>
+          <w:sz w:val="19"/>
+          <w:szCs w:val="19"/>
+        </w:rPr>
+        <w:t xml:space="preserve"> </w:t>
+      </w:r>
+      <w:r>
+        <w:rPr>
+          <w:sz w:val="19"/>
+          <w:szCs w:val="19"/>
+        </w:rPr>
+        <w:t xml:space="preserve"> its treasury stock </w:t>
+      </w:r>
+      <w:r>
+        <w:rPr>
+          <w:b/>
+          <w:bCs/>
+          <w:color w:val="8186EF"/>
+          <w:sz w:val="15"/>
+          <w:szCs w:val="15"/>
+        </w:rPr>
+        <w:t xml:space="preserve"> (20) </w:t>
+      </w:r>
+      <w:r>
+        <w:rPr>
+          <w:u w:val="single"/>
+          <w:sz w:val="19"/>
+          <w:szCs w:val="19"/>
+        </w:rPr>
+        <w:t xml:space="preserve">           </w:t>
+      </w:r>
+      <w:r>
+        <w:rPr>
+          <w:sz w:val="19"/>
+          <w:szCs w:val="19"/>
+        </w:rPr>
+        <w:t xml:space="preserve"> </w:t>
+      </w:r>
+      <w:r>
+        <w:rPr>
+          <w:sz w:val="19"/>
+          <w:szCs w:val="19"/>
+        </w:rPr>
+        <w:t xml:space="preserve">, it removes their par value from common stock and the related APIC. </w:t>
+      </w:r>
+      <w:r>
+        <w:rPr>
+          <w:sz w:val="19"/>
+          <w:szCs w:val="19"/>
+        </w:rPr>
+        <w:t xml:space="preserve">Any excess of cost over these </w:t>
+      </w:r>
+      <w:r>
+        <w:rPr>
+          <w:b/>
+          <w:bCs/>
+          <w:color w:val="8186EF"/>
+          <w:sz w:val="15"/>
+          <w:szCs w:val="15"/>
+        </w:rPr>
+        <w:t xml:space="preserve"> (21) </w:t>
+      </w:r>
+      <w:r>
+        <w:rPr>
+          <w:u w:val="single"/>
+          <w:sz w:val="19"/>
+          <w:szCs w:val="19"/>
+        </w:rPr>
+        <w:t xml:space="preserve">           </w:t>
+      </w:r>
+      <w:r>
+        <w:rPr>
+          <w:sz w:val="19"/>
+          <w:szCs w:val="19"/>
+        </w:rPr>
+        <w:t xml:space="preserve"> </w:t>
+      </w:r>
+      <w:r>
+        <w:rPr>
+          <w:sz w:val="19"/>
+          <w:szCs w:val="19"/>
+        </w:rPr>
+        <w:t xml:space="preserve"> reduces retained earnings, or is split </w:t>
+      </w:r>
+      <w:r>
+        <w:rPr>
+          <w:b/>
+          <w:bCs/>
+          <w:color w:val="8186EF"/>
+          <w:sz w:val="15"/>
+          <w:szCs w:val="15"/>
+        </w:rPr>
+        <w:t xml:space="preserve"> (22) </w:t>
+      </w:r>
+      <w:r>
+        <w:rPr>
+          <w:u w:val="single"/>
+          <w:sz w:val="19"/>
+          <w:szCs w:val="19"/>
+        </w:rPr>
+        <w:t xml:space="preserve">           </w:t>
+      </w:r>
+      <w:r>
+        <w:rPr>
+          <w:sz w:val="19"/>
+          <w:szCs w:val="19"/>
+        </w:rPr>
+        <w:t xml:space="preserve"> </w:t>
+      </w:r>
+      <w:r>
+        <w:rPr>
+          <w:sz w:val="19"/>
+          <w:szCs w:val="19"/>
+        </w:rPr>
+        <w:t xml:space="preserve"> APIC and retained earnings. </w:t>
+      </w:r>
+      <w:r>
+        <w:rPr>
+          <w:sz w:val="19"/>
+          <w:szCs w:val="19"/>
+        </w:rPr>
+        <w:t xml:space="preserve">ASU 2025-12 allows companies to charge the whole excess on a </w:t>
+      </w:r>
+      <w:r>
+        <w:rPr>
+          <w:b/>
+          <w:bCs/>
+          <w:color w:val="8186EF"/>
+          <w:sz w:val="15"/>
+          <w:szCs w:val="15"/>
+        </w:rPr>
+        <w:t xml:space="preserve"> (23) </w:t>
+      </w:r>
+      <w:r>
+        <w:rPr>
+          <w:u w:val="single"/>
+          <w:sz w:val="19"/>
+          <w:szCs w:val="19"/>
+        </w:rPr>
+        <w:t xml:space="preserve">            </w:t>
+      </w:r>
+      <w:r>
+        <w:rPr>
+          <w:sz w:val="19"/>
+          <w:szCs w:val="19"/>
+        </w:rPr>
+        <w:t xml:space="preserve"> </w:t>
+      </w:r>
+      <w:r>
+        <w:rPr>
+          <w:sz w:val="19"/>
+          <w:szCs w:val="19"/>
+        </w:rPr>
+        <w:t xml:space="preserve"> to APIC, as long as APIC does not become </w:t>
+      </w:r>
+      <w:r>
+        <w:rPr>
+          <w:b/>
+          <w:bCs/>
+          <w:color w:val="8186EF"/>
+          <w:sz w:val="15"/>
+          <w:szCs w:val="15"/>
+        </w:rPr>
+        <w:t xml:space="preserve"> (24) </w:t>
+      </w:r>
+      <w:r>
+        <w:rPr>
+          <w:u w:val="single"/>
+          <w:sz w:val="19"/>
+          <w:szCs w:val="19"/>
+        </w:rPr>
+        <w:t xml:space="preserve">           </w:t>
+      </w:r>
+      <w:r>
+        <w:rPr>
+          <w:sz w:val="19"/>
+          <w:szCs w:val="19"/>
+        </w:rPr>
+        <w:t xml:space="preserve"> </w:t>
+      </w:r>
+      <w:r>
+        <w:rPr>
+          <w:sz w:val="19"/>
+          <w:szCs w:val="19"/>
+        </w:rPr>
+        <w:t xml:space="preserve">. </w:t>
+      </w:r>
+      <w:r>
+        <w:rPr>
+          <w:sz w:val="19"/>
+          <w:szCs w:val="19"/>
+        </w:rPr>
+        <w:t xml:space="preserve">It applies to annual periods </w:t>
+      </w:r>
+      <w:r>
+        <w:rPr>
+          <w:b/>
+          <w:bCs/>
+          <w:color w:val="8186EF"/>
+          <w:sz w:val="15"/>
+          <w:szCs w:val="15"/>
+        </w:rPr>
+        <w:t xml:space="preserve"> (25) </w:t>
+      </w:r>
+      <w:r>
+        <w:rPr>
+          <w:u w:val="single"/>
+          <w:sz w:val="19"/>
+          <w:szCs w:val="19"/>
+        </w:rPr>
+        <w:t xml:space="preserve">           </w:t>
+      </w:r>
+      <w:r>
+        <w:rPr>
+          <w:sz w:val="19"/>
+          <w:szCs w:val="19"/>
+        </w:rPr>
+        <w:t xml:space="preserve"> </w:t>
+      </w:r>
+      <w:r>
+        <w:rPr>
+          <w:sz w:val="19"/>
+          <w:szCs w:val="19"/>
+        </w:rPr>
+        <w:t xml:space="preserve"> after December 15, 2026, so it is not </w:t>
+      </w:r>
+      <w:r>
+        <w:rPr>
+          <w:b/>
+          <w:bCs/>
+          <w:color w:val="8186EF"/>
+          <w:sz w:val="15"/>
+          <w:szCs w:val="15"/>
+        </w:rPr>
+        <w:t xml:space="preserve"> (26) </w:t>
+      </w:r>
+      <w:r>
+        <w:rPr>
+          <w:u w:val="single"/>
+          <w:sz w:val="19"/>
+          <w:szCs w:val="19"/>
+        </w:rPr>
+        <w:t xml:space="preserve">           </w:t>
+      </w:r>
+      <w:r>
+        <w:rPr>
+          <w:sz w:val="19"/>
+          <w:szCs w:val="19"/>
+        </w:rPr>
+        <w:t xml:space="preserve"> </w:t>
+      </w:r>
+      <w:r>
+        <w:rPr>
+          <w:sz w:val="19"/>
+          <w:szCs w:val="19"/>
+        </w:rPr>
+        <w:t xml:space="preserve"> before about January 2028. </w:t>
+      </w:r>
+      <w:r>
+        <w:rPr>
+          <w:sz w:val="19"/>
+          <w:szCs w:val="19"/>
+        </w:rPr>
+        <w:t xml:space="preserve">Use the </w:t>
+      </w:r>
+      <w:r>
+        <w:rPr>
+          <w:b/>
+          <w:bCs/>
+          <w:color w:val="8186EF"/>
+          <w:sz w:val="15"/>
+          <w:szCs w:val="15"/>
+        </w:rPr>
+        <w:t xml:space="preserve"> (27) </w:t>
+      </w:r>
+      <w:r>
+        <w:rPr>
+          <w:u w:val="single"/>
+          <w:sz w:val="19"/>
+          <w:szCs w:val="19"/>
+        </w:rPr>
+        <w:t xml:space="preserve">           </w:t>
+      </w:r>
+      <w:r>
+        <w:rPr>
+          <w:sz w:val="19"/>
+          <w:szCs w:val="19"/>
+        </w:rPr>
+        <w:t xml:space="preserve"> </w:t>
+      </w:r>
+      <w:r>
+        <w:rPr>
+          <w:sz w:val="19"/>
+          <w:szCs w:val="19"/>
+        </w:rPr>
+        <w:t xml:space="preserve"> rules on the exam. </w:t>
+      </w:r>
+      <w:r>
+        <w:rPr>
+          <w:sz w:val="19"/>
+          <w:szCs w:val="19"/>
+        </w:rPr>
+        <w:t xml:space="preserve">IFRS also </w:t>
+      </w:r>
+      <w:r>
+        <w:rPr>
+          <w:b/>
+          <w:bCs/>
+          <w:color w:val="8186EF"/>
+          <w:sz w:val="15"/>
+          <w:szCs w:val="15"/>
+        </w:rPr>
+        <w:t xml:space="preserve"> (28) </w:t>
+      </w:r>
+      <w:r>
+        <w:rPr>
+          <w:u w:val="single"/>
+          <w:sz w:val="19"/>
+          <w:szCs w:val="19"/>
+        </w:rPr>
+        <w:t xml:space="preserve">           </w:t>
+      </w:r>
+      <w:r>
+        <w:rPr>
+          <w:sz w:val="19"/>
+          <w:szCs w:val="19"/>
+        </w:rPr>
+        <w:t xml:space="preserve"> </w:t>
+      </w:r>
+      <w:r>
+        <w:rPr>
+          <w:sz w:val="19"/>
+          <w:szCs w:val="19"/>
+        </w:rPr>
+        <w:t xml:space="preserve"> treasury shares from equity and never shows a gain or loss in </w:t>
+      </w:r>
+      <w:r>
+        <w:rPr>
+          <w:b/>
+          <w:bCs/>
+          <w:color w:val="8186EF"/>
+          <w:sz w:val="15"/>
+          <w:szCs w:val="15"/>
+        </w:rPr>
+        <w:t xml:space="preserve"> (29) </w:t>
+      </w:r>
+      <w:r>
+        <w:rPr>
+          <w:u w:val="single"/>
+          <w:sz w:val="19"/>
+          <w:szCs w:val="19"/>
+        </w:rPr>
+        <w:t xml:space="preserve">           </w:t>
+      </w:r>
+      <w:r>
+        <w:rPr>
+          <w:sz w:val="19"/>
+          <w:szCs w:val="19"/>
+        </w:rPr>
+        <w:t xml:space="preserve"> </w:t>
+      </w:r>
+      <w:r>
+        <w:rPr>
+          <w:sz w:val="19"/>
+          <w:szCs w:val="19"/>
+        </w:rPr>
+        <w:t xml:space="preserve">. </w:t>
+      </w:r>
+      <w:r>
+        <w:rPr>
+          <w:sz w:val="19"/>
+          <w:szCs w:val="19"/>
+        </w:rPr>
+        <w:t xml:space="preserve">It does not prescribe a cost or par-value method, so IFRS companies show the effect in reserves in different ways. </w:t>
       </w:r>
     </w:p>
     <w:tbl>
@@ -3335,511 +4712,7 @@
                 <w:sz w:val="16"/>
                 <w:szCs w:val="16"/>
               </w:rPr>
-              <w:t xml:space="preserve">2. Reissue 20,000 shares at $18   ·   3. Reissue 20,000 shares at $13</w:t>
-            </w:r>
-          </w:p>
-        </w:tc>
-      </w:tr>
-    </w:tbl>
-    <w:p/>
-    <w:p>
-      <w:pPr>
-        <w:pageBreakBefore w:val="true"/>
-        <w:spacing w:after="0"/>
-      </w:pPr>
-      <w:r>
-        <w:rPr>
-          <w:sz w:val="2"/>
-        </w:rPr>
-        <w:t xml:space="preserve"> </w:t>
-      </w:r>
-    </w:p>
-    <w:p>
-      <w:pPr>
-        <w:spacing w:before="44" w:after="14"/>
-      </w:pPr>
-      <w:r>
-        <w:rPr>
-          <w:b/>
-          <w:bCs/>
-          <w:color w:val="353A7C"/>
-          <w:sz w:val="18"/>
-          <w:szCs w:val="18"/>
-        </w:rPr>
-        <w:t xml:space="preserve">Summary 3</w:t>
-      </w:r>
-      <w:r>
-        <w:rPr>
-          <w:color w:val="6B7280"/>
-          <w:sz w:val="16"/>
-          <w:szCs w:val="16"/>
-        </w:rPr>
-        <w:t xml:space="preserve">      gaps 20–30</w:t>
-      </w:r>
-    </w:p>
-    <w:p>
-      <w:pPr>
-        <w:spacing w:before="20" w:after="20" w:line="360" w:lineRule="auto"/>
-        <w:ind w:left="200"/>
-      </w:pPr>
-      <w:r>
-        <w:rPr>
-          <w:sz w:val="19"/>
-          <w:szCs w:val="19"/>
-        </w:rPr>
-        <w:t xml:space="preserve">If the company </w:t>
-      </w:r>
-      <w:r>
-        <w:rPr>
-          <w:b/>
-          <w:bCs/>
-          <w:color w:val="8186EF"/>
-          <w:sz w:val="15"/>
-          <w:szCs w:val="15"/>
-        </w:rPr>
-        <w:t xml:space="preserve"> (20) </w:t>
-      </w:r>
-      <w:r>
-        <w:rPr>
-          <w:u w:val="single"/>
-          <w:sz w:val="19"/>
-          <w:szCs w:val="19"/>
-        </w:rPr>
-        <w:t xml:space="preserve">           </w:t>
-      </w:r>
-      <w:r>
-        <w:rPr>
-          <w:sz w:val="19"/>
-          <w:szCs w:val="19"/>
-        </w:rPr>
-        <w:t xml:space="preserve"> </w:t>
-      </w:r>
-      <w:r>
-        <w:rPr>
-          <w:sz w:val="19"/>
-          <w:szCs w:val="19"/>
-        </w:rPr>
-        <w:t xml:space="preserve"> its treasury stock </w:t>
-      </w:r>
-      <w:r>
-        <w:rPr>
-          <w:b/>
-          <w:bCs/>
-          <w:color w:val="8186EF"/>
-          <w:sz w:val="15"/>
-          <w:szCs w:val="15"/>
-        </w:rPr>
-        <w:t xml:space="preserve"> (21) </w:t>
-      </w:r>
-      <w:r>
-        <w:rPr>
-          <w:u w:val="single"/>
-          <w:sz w:val="19"/>
-          <w:szCs w:val="19"/>
-        </w:rPr>
-        <w:t xml:space="preserve">           </w:t>
-      </w:r>
-      <w:r>
-        <w:rPr>
-          <w:sz w:val="19"/>
-          <w:szCs w:val="19"/>
-        </w:rPr>
-        <w:t xml:space="preserve"> </w:t>
-      </w:r>
-      <w:r>
-        <w:rPr>
-          <w:sz w:val="19"/>
-          <w:szCs w:val="19"/>
-        </w:rPr>
-        <w:t xml:space="preserve">, it removes their par value from common stock and the related APIC. </w:t>
-      </w:r>
-      <w:r>
-        <w:rPr>
-          <w:sz w:val="19"/>
-          <w:szCs w:val="19"/>
-        </w:rPr>
-        <w:t xml:space="preserve">Any excess of cost over these </w:t>
-      </w:r>
-      <w:r>
-        <w:rPr>
-          <w:b/>
-          <w:bCs/>
-          <w:color w:val="8186EF"/>
-          <w:sz w:val="15"/>
-          <w:szCs w:val="15"/>
-        </w:rPr>
-        <w:t xml:space="preserve"> (22) </w:t>
-      </w:r>
-      <w:r>
-        <w:rPr>
-          <w:u w:val="single"/>
-          <w:sz w:val="19"/>
-          <w:szCs w:val="19"/>
-        </w:rPr>
-        <w:t xml:space="preserve">           </w:t>
-      </w:r>
-      <w:r>
-        <w:rPr>
-          <w:sz w:val="19"/>
-          <w:szCs w:val="19"/>
-        </w:rPr>
-        <w:t xml:space="preserve"> </w:t>
-      </w:r>
-      <w:r>
-        <w:rPr>
-          <w:sz w:val="19"/>
-          <w:szCs w:val="19"/>
-        </w:rPr>
-        <w:t xml:space="preserve"> reduces retained earnings, or is split </w:t>
-      </w:r>
-      <w:r>
-        <w:rPr>
-          <w:b/>
-          <w:bCs/>
-          <w:color w:val="8186EF"/>
-          <w:sz w:val="15"/>
-          <w:szCs w:val="15"/>
-        </w:rPr>
-        <w:t xml:space="preserve"> (23) </w:t>
-      </w:r>
-      <w:r>
-        <w:rPr>
-          <w:u w:val="single"/>
-          <w:sz w:val="19"/>
-          <w:szCs w:val="19"/>
-        </w:rPr>
-        <w:t xml:space="preserve">           </w:t>
-      </w:r>
-      <w:r>
-        <w:rPr>
-          <w:sz w:val="19"/>
-          <w:szCs w:val="19"/>
-        </w:rPr>
-        <w:t xml:space="preserve"> </w:t>
-      </w:r>
-      <w:r>
-        <w:rPr>
-          <w:sz w:val="19"/>
-          <w:szCs w:val="19"/>
-        </w:rPr>
-        <w:t xml:space="preserve"> APIC and retained earnings. </w:t>
-      </w:r>
-      <w:r>
-        <w:rPr>
-          <w:sz w:val="19"/>
-          <w:szCs w:val="19"/>
-        </w:rPr>
-        <w:t xml:space="preserve">ASU 2025-12 allows companies to charge the whole excess on a </w:t>
-      </w:r>
-      <w:r>
-        <w:rPr>
-          <w:b/>
-          <w:bCs/>
-          <w:color w:val="8186EF"/>
-          <w:sz w:val="15"/>
-          <w:szCs w:val="15"/>
-        </w:rPr>
-        <w:t xml:space="preserve"> (24) </w:t>
-      </w:r>
-      <w:r>
-        <w:rPr>
-          <w:u w:val="single"/>
-          <w:sz w:val="19"/>
-          <w:szCs w:val="19"/>
-        </w:rPr>
-        <w:t xml:space="preserve">            </w:t>
-      </w:r>
-      <w:r>
-        <w:rPr>
-          <w:sz w:val="19"/>
-          <w:szCs w:val="19"/>
-        </w:rPr>
-        <w:t xml:space="preserve"> </w:t>
-      </w:r>
-      <w:r>
-        <w:rPr>
-          <w:sz w:val="19"/>
-          <w:szCs w:val="19"/>
-        </w:rPr>
-        <w:t xml:space="preserve"> to APIC, as long as APIC does not become </w:t>
-      </w:r>
-      <w:r>
-        <w:rPr>
-          <w:b/>
-          <w:bCs/>
-          <w:color w:val="8186EF"/>
-          <w:sz w:val="15"/>
-          <w:szCs w:val="15"/>
-        </w:rPr>
-        <w:t xml:space="preserve"> (25) </w:t>
-      </w:r>
-      <w:r>
-        <w:rPr>
-          <w:u w:val="single"/>
-          <w:sz w:val="19"/>
-          <w:szCs w:val="19"/>
-        </w:rPr>
-        <w:t xml:space="preserve">           </w:t>
-      </w:r>
-      <w:r>
-        <w:rPr>
-          <w:sz w:val="19"/>
-          <w:szCs w:val="19"/>
-        </w:rPr>
-        <w:t xml:space="preserve"> </w:t>
-      </w:r>
-      <w:r>
-        <w:rPr>
-          <w:sz w:val="19"/>
-          <w:szCs w:val="19"/>
-        </w:rPr>
-        <w:t xml:space="preserve">. </w:t>
-      </w:r>
-      <w:r>
-        <w:rPr>
-          <w:sz w:val="19"/>
-          <w:szCs w:val="19"/>
-        </w:rPr>
-        <w:t xml:space="preserve">It applies to annual periods </w:t>
-      </w:r>
-      <w:r>
-        <w:rPr>
-          <w:b/>
-          <w:bCs/>
-          <w:color w:val="8186EF"/>
-          <w:sz w:val="15"/>
-          <w:szCs w:val="15"/>
-        </w:rPr>
-        <w:t xml:space="preserve"> (26) </w:t>
-      </w:r>
-      <w:r>
-        <w:rPr>
-          <w:u w:val="single"/>
-          <w:sz w:val="19"/>
-          <w:szCs w:val="19"/>
-        </w:rPr>
-        <w:t xml:space="preserve">           </w:t>
-      </w:r>
-      <w:r>
-        <w:rPr>
-          <w:sz w:val="19"/>
-          <w:szCs w:val="19"/>
-        </w:rPr>
-        <w:t xml:space="preserve"> </w:t>
-      </w:r>
-      <w:r>
-        <w:rPr>
-          <w:sz w:val="19"/>
-          <w:szCs w:val="19"/>
-        </w:rPr>
-        <w:t xml:space="preserve"> after December 15, 2026, so it is not </w:t>
-      </w:r>
-      <w:r>
-        <w:rPr>
-          <w:b/>
-          <w:bCs/>
-          <w:color w:val="8186EF"/>
-          <w:sz w:val="15"/>
-          <w:szCs w:val="15"/>
-        </w:rPr>
-        <w:t xml:space="preserve"> (27) </w:t>
-      </w:r>
-      <w:r>
-        <w:rPr>
-          <w:u w:val="single"/>
-          <w:sz w:val="19"/>
-          <w:szCs w:val="19"/>
-        </w:rPr>
-        <w:t xml:space="preserve">           </w:t>
-      </w:r>
-      <w:r>
-        <w:rPr>
-          <w:sz w:val="19"/>
-          <w:szCs w:val="19"/>
-        </w:rPr>
-        <w:t xml:space="preserve"> </w:t>
-      </w:r>
-      <w:r>
-        <w:rPr>
-          <w:sz w:val="19"/>
-          <w:szCs w:val="19"/>
-        </w:rPr>
-        <w:t xml:space="preserve"> before about January 2028. </w:t>
-      </w:r>
-      <w:r>
-        <w:rPr>
-          <w:sz w:val="19"/>
-          <w:szCs w:val="19"/>
-        </w:rPr>
-        <w:t xml:space="preserve">Use the </w:t>
-      </w:r>
-      <w:r>
-        <w:rPr>
-          <w:b/>
-          <w:bCs/>
-          <w:color w:val="8186EF"/>
-          <w:sz w:val="15"/>
-          <w:szCs w:val="15"/>
-        </w:rPr>
-        <w:t xml:space="preserve"> (28) </w:t>
-      </w:r>
-      <w:r>
-        <w:rPr>
-          <w:u w:val="single"/>
-          <w:sz w:val="19"/>
-          <w:szCs w:val="19"/>
-        </w:rPr>
-        <w:t xml:space="preserve">           </w:t>
-      </w:r>
-      <w:r>
-        <w:rPr>
-          <w:sz w:val="19"/>
-          <w:szCs w:val="19"/>
-        </w:rPr>
-        <w:t xml:space="preserve"> </w:t>
-      </w:r>
-      <w:r>
-        <w:rPr>
-          <w:sz w:val="19"/>
-          <w:szCs w:val="19"/>
-        </w:rPr>
-        <w:t xml:space="preserve"> rules on the exam. </w:t>
-      </w:r>
-      <w:r>
-        <w:rPr>
-          <w:sz w:val="19"/>
-          <w:szCs w:val="19"/>
-        </w:rPr>
-        <w:t xml:space="preserve">IFRS also </w:t>
-      </w:r>
-      <w:r>
-        <w:rPr>
-          <w:b/>
-          <w:bCs/>
-          <w:color w:val="8186EF"/>
-          <w:sz w:val="15"/>
-          <w:szCs w:val="15"/>
-        </w:rPr>
-        <w:t xml:space="preserve"> (29) </w:t>
-      </w:r>
-      <w:r>
-        <w:rPr>
-          <w:u w:val="single"/>
-          <w:sz w:val="19"/>
-          <w:szCs w:val="19"/>
-        </w:rPr>
-        <w:t xml:space="preserve">           </w:t>
-      </w:r>
-      <w:r>
-        <w:rPr>
-          <w:sz w:val="19"/>
-          <w:szCs w:val="19"/>
-        </w:rPr>
-        <w:t xml:space="preserve"> </w:t>
-      </w:r>
-      <w:r>
-        <w:rPr>
-          <w:sz w:val="19"/>
-          <w:szCs w:val="19"/>
-        </w:rPr>
-        <w:t xml:space="preserve"> treasury shares from </w:t>
-      </w:r>
-      <w:r>
-        <w:rPr>
-          <w:b/>
-          <w:bCs/>
-          <w:color w:val="8186EF"/>
-          <w:sz w:val="15"/>
-          <w:szCs w:val="15"/>
-        </w:rPr>
-        <w:t xml:space="preserve"> (30) </w:t>
-      </w:r>
-      <w:r>
-        <w:rPr>
-          <w:u w:val="single"/>
-          <w:sz w:val="19"/>
-          <w:szCs w:val="19"/>
-        </w:rPr>
-        <w:t xml:space="preserve">           </w:t>
-      </w:r>
-      <w:r>
-        <w:rPr>
-          <w:sz w:val="19"/>
-          <w:szCs w:val="19"/>
-        </w:rPr>
-        <w:t xml:space="preserve"> </w:t>
-      </w:r>
-      <w:r>
-        <w:rPr>
-          <w:sz w:val="19"/>
-          <w:szCs w:val="19"/>
-        </w:rPr>
-        <w:t xml:space="preserve"> and never shows a gain or loss in profit. </w:t>
-      </w:r>
-      <w:r>
-        <w:rPr>
-          <w:sz w:val="19"/>
-          <w:szCs w:val="19"/>
-        </w:rPr>
-        <w:t xml:space="preserve">It does not prescribe a cost or par-value method, so IFRS companies show the effect in reserves in different ways. </w:t>
-      </w:r>
-    </w:p>
-    <w:tbl>
-      <w:tblPr>
-        <w:tblW w:type="pct" w:w="100%"/>
-        <w:tblLayout w:type="fixed"/>
-        <w:tblBorders>
-          <w:top w:val="single" w:color="FBFAF6" w:sz="4"/>
-          <w:left w:val="single" w:color="FBFAF6" w:sz="4"/>
-          <w:bottom w:val="single" w:color="FBFAF6" w:sz="4"/>
-          <w:right w:val="single" w:color="FBFAF6" w:sz="4"/>
-          <w:insideH w:val="single" w:color="FBFAF6" w:sz="4"/>
-          <w:insideV w:val="single" w:color="FBFAF6" w:sz="4"/>
-        </w:tblBorders>
-      </w:tblPr>
-      <w:tblGrid>
-        <w:gridCol w:w="9600"/>
-      </w:tblGrid>
-      <w:tr>
-        <w:tc>
-          <w:tcPr>
-            <w:tcW w:type="pct" w:w="5000"/>
-            <w:shd w:fill="FBFAF6" w:val="clear"/>
-            <w:tcMar>
-              <w:top w:type="dxa" w:w="40"/>
-              <w:left w:type="dxa" w:w="100"/>
-              <w:bottom w:type="dxa" w:w="40"/>
-              <w:right w:type="dxa" w:w="100"/>
-            </w:tcMar>
-          </w:tcPr>
-          <w:p>
-            <w:pPr>
-              <w:spacing w:before="18" w:after="6"/>
-            </w:pPr>
-            <w:r>
-              <w:rPr>
-                <w:b/>
-                <w:bCs/>
-                <w:color w:val="6B7280"/>
-                <w:sz w:val="14"/>
-                <w:szCs w:val="14"/>
-              </w:rPr>
-              <w:t xml:space="preserve">word list</w:t>
-            </w:r>
-          </w:p>
-          <w:p>
-            <w:pPr>
-              <w:spacing w:before="0" w:after="18"/>
-            </w:pPr>
-            <w:r>
-              <w:rPr>
-                <w:b/>
-                <w:bCs/>
-                <w:color w:val="353A7C"/>
-                <w:sz w:val="16"/>
-                <w:szCs w:val="16"/>
-              </w:rPr>
-              <w:t xml:space="preserve">testable   ·   retirement   ·   earnings   ·   between   ·   instead   ·   beginning   ·   current   ·   amounts   ·   equity   ·   deducts   ·   retires   ·   negative</w:t>
+              <w:t xml:space="preserve">testable   ·   retirement   ·   earnings   ·   between   ·   instead   ·   beginning   ·   current   ·   amounts   ·   profit   ·   deducts   ·   retires   ·   negative</w:t>
             </w:r>
           </w:p>
         </w:tc>
@@ -3898,7 +4771,7 @@
                     </pic:cNvPicPr>
                   </pic:nvPicPr>
                   <pic:blipFill>
-                    <a:blip r:embed="rId105" cstate="none"/>
+                    <a:blip r:embed="rId104" cstate="none"/>
                     <a:srcRect/>
                     <a:stretch>
                       <a:fillRect/>
@@ -4555,7 +5428,7 @@
                 <w:sz w:val="16"/>
                 <w:szCs w:val="16"/>
               </w:rPr>
-              <w:t xml:space="preserve">2. Reissue 20,000 shares at $18</w:t>
+              <w:t xml:space="preserve">retires</w:t>
             </w:r>
           </w:p>
         </w:tc>
@@ -4623,7 +5496,7 @@
                 <w:sz w:val="16"/>
                 <w:szCs w:val="16"/>
               </w:rPr>
-              <w:t xml:space="preserve">retires</w:t>
+              <w:t xml:space="preserve">instead</w:t>
             </w:r>
           </w:p>
         </w:tc>
@@ -4691,7 +5564,7 @@
                 <w:sz w:val="16"/>
                 <w:szCs w:val="16"/>
               </w:rPr>
-              <w:t xml:space="preserve">instead</w:t>
+              <w:t xml:space="preserve">amounts</w:t>
             </w:r>
           </w:p>
         </w:tc>
@@ -4759,7 +5632,7 @@
                 <w:sz w:val="16"/>
                 <w:szCs w:val="16"/>
               </w:rPr>
-              <w:t xml:space="preserve">amounts</w:t>
+              <w:t xml:space="preserve">between</w:t>
             </w:r>
           </w:p>
         </w:tc>
@@ -4827,7 +5700,7 @@
                 <w:sz w:val="16"/>
                 <w:szCs w:val="16"/>
               </w:rPr>
-              <w:t xml:space="preserve">between</w:t>
+              <w:t xml:space="preserve">retirement</w:t>
             </w:r>
           </w:p>
         </w:tc>
@@ -4895,7 +5768,7 @@
                 <w:sz w:val="16"/>
                 <w:szCs w:val="16"/>
               </w:rPr>
-              <w:t xml:space="preserve">retirement</w:t>
+              <w:t xml:space="preserve">negative</w:t>
             </w:r>
           </w:p>
         </w:tc>
@@ -4963,7 +5836,7 @@
                 <w:sz w:val="16"/>
                 <w:szCs w:val="16"/>
               </w:rPr>
-              <w:t xml:space="preserve">negative</w:t>
+              <w:t xml:space="preserve">beginning</w:t>
             </w:r>
           </w:p>
         </w:tc>
@@ -4998,7 +5871,7 @@
                 <w:sz w:val="16"/>
                 <w:szCs w:val="16"/>
               </w:rPr>
-              <w:t xml:space="preserve">account</w:t>
+              <w:t xml:space="preserve">deducted</w:t>
             </w:r>
           </w:p>
         </w:tc>
@@ -5031,7 +5904,7 @@
                 <w:sz w:val="16"/>
                 <w:szCs w:val="16"/>
               </w:rPr>
-              <w:t xml:space="preserve">beginning</w:t>
+              <w:t xml:space="preserve">testable</w:t>
             </w:r>
           </w:p>
         </w:tc>
@@ -5066,7 +5939,7 @@
                 <w:sz w:val="16"/>
                 <w:szCs w:val="16"/>
               </w:rPr>
-              <w:t xml:space="preserve">method</w:t>
+              <w:t xml:space="preserve">outstanding</w:t>
             </w:r>
           </w:p>
         </w:tc>
@@ -5099,7 +5972,7 @@
                 <w:sz w:val="16"/>
                 <w:szCs w:val="16"/>
               </w:rPr>
-              <w:t xml:space="preserve">testable</w:t>
+              <w:t xml:space="preserve">current</w:t>
             </w:r>
           </w:p>
         </w:tc>
@@ -5134,7 +6007,7 @@
                 <w:sz w:val="16"/>
                 <w:szCs w:val="16"/>
               </w:rPr>
-              <w:t xml:space="preserve">deducted</w:t>
+              <w:t xml:space="preserve">dividends</w:t>
             </w:r>
           </w:p>
         </w:tc>
@@ -5167,7 +6040,7 @@
                 <w:sz w:val="16"/>
                 <w:szCs w:val="16"/>
               </w:rPr>
-              <w:t xml:space="preserve">current</w:t>
+              <w:t xml:space="preserve">deducts</w:t>
             </w:r>
           </w:p>
         </w:tc>
@@ -5202,7 +6075,7 @@
                 <w:sz w:val="16"/>
                 <w:szCs w:val="16"/>
               </w:rPr>
-              <w:t xml:space="preserve">Orontes</w:t>
+              <w:t xml:space="preserve">debited</w:t>
             </w:r>
           </w:p>
         </w:tc>
@@ -5235,7 +6108,7 @@
                 <w:sz w:val="16"/>
                 <w:szCs w:val="16"/>
               </w:rPr>
-              <w:t xml:space="preserve">deducts</w:t>
+              <w:t xml:space="preserve">profit</w:t>
             </w:r>
           </w:p>
         </w:tc>
@@ -5270,7 +6143,7 @@
                 <w:sz w:val="16"/>
                 <w:szCs w:val="16"/>
               </w:rPr>
-              <w:t xml:space="preserve">debited</w:t>
+              <w:t xml:space="preserve">removed</w:t>
             </w:r>
           </w:p>
         </w:tc>
@@ -5303,7 +6176,7 @@
                 <w:sz w:val="16"/>
                 <w:szCs w:val="16"/>
               </w:rPr>
-              <w:t xml:space="preserve">equity</w:t>
+              <w:t xml:space="preserve">issued shares</w:t>
             </w:r>
           </w:p>
         </w:tc>
@@ -5371,7 +6244,7 @@
                 <w:sz w:val="16"/>
                 <w:szCs w:val="16"/>
               </w:rPr>
-              <w:t xml:space="preserve">issued shares</w:t>
+              <w:t xml:space="preserve">outstanding shares</w:t>
             </w:r>
           </w:p>
         </w:tc>
@@ -5422,24 +6295,14 @@
           </w:tcPr>
           <w:p>
             <w:pPr>
-              <w:spacing w:before="12" w:after="12"/>
-            </w:pPr>
-            <w:r>
-              <w:rPr>
-                <w:b/>
-                <w:bCs/>
-                <w:color w:val="8186EF"/>
-                <w:sz w:val="16"/>
-                <w:szCs w:val="16"/>
-              </w:rPr>
-              <w:t xml:space="preserve">32  </w:t>
-            </w:r>
-            <w:r>
-              <w:rPr>
-                <w:sz w:val="16"/>
-                <w:szCs w:val="16"/>
-              </w:rPr>
-              <w:t xml:space="preserve">outstanding shares</w:t>
+              <w:spacing w:before="24" w:after="24"/>
+            </w:pPr>
+            <w:r>
+              <w:rPr>
+                <w:sz w:val="16"/>
+                <w:szCs w:val="16"/>
+              </w:rPr>
+              <w:t xml:space="preserve"/>
             </w:r>
           </w:p>
         </w:tc>
@@ -6091,917 +6954,9 @@
       </w:tr>
     </w:tbl>
     <w:p/>
-    <w:tbl>
-      <w:tblPr>
-        <w:tblW w:type="pct" w:w="100%"/>
-        <w:tblLayout w:type="fixed"/>
-        <w:tblBorders>
-          <w:top w:val="single" w:color="353A7C" w:sz="6"/>
-          <w:left w:val="single" w:color="353A7C" w:sz="6"/>
-          <w:bottom w:val="single" w:color="353A7C" w:sz="6"/>
-          <w:right w:val="single" w:color="353A7C" w:sz="6"/>
-          <w:insideH w:val="single" w:color="353A7C" w:sz="6"/>
-          <w:insideV w:val="single" w:color="353A7C" w:sz="6"/>
-        </w:tblBorders>
-      </w:tblPr>
-      <w:tblGrid>
-        <w:gridCol w:w="2441"/>
-        <w:gridCol w:w="3151"/>
-        <w:gridCol w:w="2105"/>
-        <w:gridCol w:w="1903"/>
-      </w:tblGrid>
-      <w:tr>
-        <w:tc>
-          <w:tcPr>
-            <w:tcW w:type="pct" w:w="5000"/>
-            <w:gridSpan w:val="4"/>
-            <w:shd w:fill="353A7C" w:val="clear"/>
-            <w:tcMar>
-              <w:top w:type="dxa" w:w="60"/>
-              <w:left w:type="dxa" w:w="120"/>
-              <w:bottom w:type="dxa" w:w="60"/>
-              <w:right w:type="dxa" w:w="120"/>
-            </w:tcMar>
-          </w:tcPr>
-          <w:p>
-            <w:pPr>
-              <w:spacing w:before="40" w:after="40"/>
-            </w:pPr>
-            <w:r>
-              <w:rPr>
-                <w:b/>
-                <w:bCs/>
-                <w:color w:val="FFFFFF"/>
-                <w:sz w:val="17"/>
-                <w:szCs w:val="17"/>
-              </w:rPr>
-              <w:t xml:space="preserve">Types of dividends and their effects</w:t>
-            </w:r>
-          </w:p>
-        </w:tc>
-      </w:tr>
-      <w:tr>
-        <w:tc>
-          <w:tcPr>
-            <w:tcW w:type="pct" w:w="1271"/>
-            <w:shd w:fill="353A7C" w:val="clear"/>
-            <w:tcMar>
-              <w:top w:type="dxa" w:w="50"/>
-              <w:left w:type="dxa" w:w="110"/>
-              <w:bottom w:type="dxa" w:w="50"/>
-              <w:right w:type="dxa" w:w="110"/>
-            </w:tcMar>
-          </w:tcPr>
-          <w:p>
-            <w:pPr>
-              <w:spacing w:before="30" w:after="30"/>
-            </w:pPr>
-            <w:r>
-              <w:rPr>
-                <w:b/>
-                <w:bCs/>
-                <w:color w:val="FFFFFF"/>
-                <w:sz w:val="15"/>
-                <w:szCs w:val="15"/>
-              </w:rPr>
-              <w:t xml:space="preserve">Type</w:t>
-            </w:r>
-          </w:p>
-        </w:tc>
-        <w:tc>
-          <w:tcPr>
-            <w:tcW w:type="pct" w:w="1641"/>
-            <w:shd w:fill="353A7C" w:val="clear"/>
-            <w:tcMar>
-              <w:top w:type="dxa" w:w="50"/>
-              <w:left w:type="dxa" w:w="110"/>
-              <w:bottom w:type="dxa" w:w="50"/>
-              <w:right w:type="dxa" w:w="110"/>
-            </w:tcMar>
-          </w:tcPr>
-          <w:p>
-            <w:pPr>
-              <w:spacing w:before="30" w:after="30"/>
-            </w:pPr>
-            <w:r>
-              <w:rPr>
-                <w:b/>
-                <w:bCs/>
-                <w:color w:val="FFFFFF"/>
-                <w:sz w:val="15"/>
-                <w:szCs w:val="15"/>
-              </w:rPr>
-              <w:t xml:space="preserve">Measured at</w:t>
-            </w:r>
-          </w:p>
-        </w:tc>
-        <w:tc>
-          <w:tcPr>
-            <w:tcW w:type="pct" w:w="1096"/>
-            <w:shd w:fill="353A7C" w:val="clear"/>
-            <w:tcMar>
-              <w:top w:type="dxa" w:w="50"/>
-              <w:left w:type="dxa" w:w="110"/>
-              <w:bottom w:type="dxa" w:w="50"/>
-              <w:right w:type="dxa" w:w="110"/>
-            </w:tcMar>
-          </w:tcPr>
-          <w:p>
-            <w:pPr>
-              <w:spacing w:before="30" w:after="30"/>
-            </w:pPr>
-            <w:r>
-              <w:rPr>
-                <w:b/>
-                <w:bCs/>
-                <w:color w:val="FFFFFF"/>
-                <w:sz w:val="15"/>
-                <w:szCs w:val="15"/>
-              </w:rPr>
-              <w:t xml:space="preserve">Retained earnings</w:t>
-            </w:r>
-          </w:p>
-        </w:tc>
-        <w:tc>
-          <w:tcPr>
-            <w:tcW w:type="pct" w:w="991"/>
-            <w:shd w:fill="353A7C" w:val="clear"/>
-            <w:tcMar>
-              <w:top w:type="dxa" w:w="50"/>
-              <w:left w:type="dxa" w:w="110"/>
-              <w:bottom w:type="dxa" w:w="50"/>
-              <w:right w:type="dxa" w:w="110"/>
-            </w:tcMar>
-          </w:tcPr>
-          <w:p>
-            <w:pPr>
-              <w:spacing w:before="30" w:after="30"/>
-            </w:pPr>
-            <w:r>
-              <w:rPr>
-                <w:b/>
-                <w:bCs/>
-                <w:color w:val="FFFFFF"/>
-                <w:sz w:val="15"/>
-                <w:szCs w:val="15"/>
-              </w:rPr>
-              <w:t xml:space="preserve">Total equity</w:t>
-            </w:r>
-          </w:p>
-        </w:tc>
-      </w:tr>
-      <w:tr>
-        <w:tc>
-          <w:tcPr>
-            <w:tcW w:type="pct" w:w="1271"/>
-            <w:tcMar>
-              <w:top w:type="dxa" w:w="50"/>
-              <w:left w:type="dxa" w:w="110"/>
-              <w:bottom w:type="dxa" w:w="50"/>
-              <w:right w:type="dxa" w:w="110"/>
-            </w:tcMar>
-          </w:tcPr>
-          <w:p>
-            <w:pPr>
-              <w:spacing w:before="28" w:after="28"/>
-            </w:pPr>
-            <w:r>
-              <w:rPr>
-                <w:sz w:val="15"/>
-                <w:szCs w:val="15"/>
-              </w:rPr>
-              <w:t xml:space="preserve">Cash dividend</w:t>
-            </w:r>
-          </w:p>
-        </w:tc>
-        <w:tc>
-          <w:tcPr>
-            <w:tcW w:type="pct" w:w="1641"/>
-            <w:shd w:fill="FFFFFF" w:val="clear"/>
-            <w:tcMar>
-              <w:top w:type="dxa" w:w="50"/>
-              <w:left w:type="dxa" w:w="110"/>
-              <w:bottom w:type="dxa" w:w="50"/>
-              <w:right w:type="dxa" w:w="110"/>
-            </w:tcMar>
-          </w:tcPr>
-          <w:p>
-            <w:pPr>
-              <w:spacing w:before="46" w:after="46"/>
-            </w:pPr>
-            <w:r>
-              <w:rPr>
-                <w:b/>
-                <w:bCs/>
-                <w:color w:val="8186EF"/>
-                <w:sz w:val="14"/>
-                <w:szCs w:val="14"/>
-              </w:rPr>
-              <w:t xml:space="preserve">(11)</w:t>
-            </w:r>
-          </w:p>
-        </w:tc>
-        <w:tc>
-          <w:tcPr>
-            <w:tcW w:type="pct" w:w="1096"/>
-            <w:tcMar>
-              <w:top w:type="dxa" w:w="50"/>
-              <w:left w:type="dxa" w:w="110"/>
-              <w:bottom w:type="dxa" w:w="50"/>
-              <w:right w:type="dxa" w:w="110"/>
-            </w:tcMar>
-          </w:tcPr>
-          <w:p>
-            <w:pPr>
-              <w:spacing w:before="28" w:after="28"/>
-            </w:pPr>
-            <w:r>
-              <w:rPr>
-                <w:sz w:val="15"/>
-                <w:szCs w:val="15"/>
-              </w:rPr>
-              <w:t xml:space="preserve">Decreases</w:t>
-            </w:r>
-          </w:p>
-        </w:tc>
-        <w:tc>
-          <w:tcPr>
-            <w:tcW w:type="pct" w:w="991"/>
-            <w:tcMar>
-              <w:top w:type="dxa" w:w="50"/>
-              <w:left w:type="dxa" w:w="110"/>
-              <w:bottom w:type="dxa" w:w="50"/>
-              <w:right w:type="dxa" w:w="110"/>
-            </w:tcMar>
-          </w:tcPr>
-          <w:p>
-            <w:pPr>
-              <w:spacing w:before="28" w:after="28"/>
-            </w:pPr>
-            <w:r>
-              <w:rPr>
-                <w:sz w:val="15"/>
-                <w:szCs w:val="15"/>
-              </w:rPr>
-              <w:t xml:space="preserve">Decreases (a liability arises)</w:t>
-            </w:r>
-          </w:p>
-        </w:tc>
-      </w:tr>
-      <w:tr>
-        <w:tc>
-          <w:tcPr>
-            <w:tcW w:type="pct" w:w="1271"/>
-            <w:shd w:fill="FBFAF6" w:val="clear"/>
-            <w:tcMar>
-              <w:top w:type="dxa" w:w="50"/>
-              <w:left w:type="dxa" w:w="110"/>
-              <w:bottom w:type="dxa" w:w="50"/>
-              <w:right w:type="dxa" w:w="110"/>
-            </w:tcMar>
-          </w:tcPr>
-          <w:p>
-            <w:pPr>
-              <w:spacing w:before="28" w:after="28"/>
-            </w:pPr>
-            <w:r>
-              <w:rPr>
-                <w:sz w:val="15"/>
-                <w:szCs w:val="15"/>
-              </w:rPr>
-              <w:t xml:space="preserve">Property dividend</w:t>
-            </w:r>
-          </w:p>
-        </w:tc>
-        <w:tc>
-          <w:tcPr>
-            <w:tcW w:type="pct" w:w="1641"/>
-            <w:shd w:fill="FBFAF6" w:val="clear"/>
-            <w:tcMar>
-              <w:top w:type="dxa" w:w="50"/>
-              <w:left w:type="dxa" w:w="110"/>
-              <w:bottom w:type="dxa" w:w="50"/>
-              <w:right w:type="dxa" w:w="110"/>
-            </w:tcMar>
-          </w:tcPr>
-          <w:p>
-            <w:pPr>
-              <w:spacing w:before="28" w:after="28"/>
-            </w:pPr>
-            <w:r>
-              <w:rPr>
-                <w:sz w:val="15"/>
-                <w:szCs w:val="15"/>
-              </w:rPr>
-              <w:t xml:space="preserve">Fair value of the asset (gain or loss on remeasurement first)</w:t>
-            </w:r>
-          </w:p>
-        </w:tc>
-        <w:tc>
-          <w:tcPr>
-            <w:tcW w:type="pct" w:w="1096"/>
-            <w:shd w:fill="FBFAF6" w:val="clear"/>
-            <w:tcMar>
-              <w:top w:type="dxa" w:w="50"/>
-              <w:left w:type="dxa" w:w="110"/>
-              <w:bottom w:type="dxa" w:w="50"/>
-              <w:right w:type="dxa" w:w="110"/>
-            </w:tcMar>
-          </w:tcPr>
-          <w:p>
-            <w:pPr>
-              <w:spacing w:before="28" w:after="28"/>
-            </w:pPr>
-            <w:r>
-              <w:rPr>
-                <w:sz w:val="15"/>
-                <w:szCs w:val="15"/>
-              </w:rPr>
-              <w:t xml:space="preserve">Decreases</w:t>
-            </w:r>
-          </w:p>
-        </w:tc>
-        <w:tc>
-          <w:tcPr>
-            <w:tcW w:type="pct" w:w="991"/>
-            <w:shd w:fill="FBFAF6" w:val="clear"/>
-            <w:tcMar>
-              <w:top w:type="dxa" w:w="50"/>
-              <w:left w:type="dxa" w:w="110"/>
-              <w:bottom w:type="dxa" w:w="50"/>
-              <w:right w:type="dxa" w:w="110"/>
-            </w:tcMar>
-          </w:tcPr>
-          <w:p>
-            <w:pPr>
-              <w:spacing w:before="28" w:after="28"/>
-            </w:pPr>
-            <w:r>
-              <w:rPr>
-                <w:sz w:val="15"/>
-                <w:szCs w:val="15"/>
-              </w:rPr>
-              <w:t xml:space="preserve">Decreases</w:t>
-            </w:r>
-          </w:p>
-        </w:tc>
-      </w:tr>
-      <w:tr>
-        <w:tc>
-          <w:tcPr>
-            <w:tcW w:type="pct" w:w="1271"/>
-            <w:tcMar>
-              <w:top w:type="dxa" w:w="50"/>
-              <w:left w:type="dxa" w:w="110"/>
-              <w:bottom w:type="dxa" w:w="50"/>
-              <w:right w:type="dxa" w:w="110"/>
-            </w:tcMar>
-          </w:tcPr>
-          <w:p>
-            <w:pPr>
-              <w:spacing w:before="28" w:after="28"/>
-            </w:pPr>
-            <w:r>
-              <w:rPr>
-                <w:sz w:val="15"/>
-                <w:szCs w:val="15"/>
-              </w:rPr>
-              <w:t xml:space="preserve">Scrip dividend</w:t>
-            </w:r>
-          </w:p>
-        </w:tc>
-        <w:tc>
-          <w:tcPr>
-            <w:tcW w:type="pct" w:w="1641"/>
-            <w:shd w:fill="FFFFFF" w:val="clear"/>
-            <w:tcMar>
-              <w:top w:type="dxa" w:w="50"/>
-              <w:left w:type="dxa" w:w="110"/>
-              <w:bottom w:type="dxa" w:w="50"/>
-              <w:right w:type="dxa" w:w="110"/>
-            </w:tcMar>
-          </w:tcPr>
-          <w:p>
-            <w:pPr>
-              <w:spacing w:before="46" w:after="46"/>
-            </w:pPr>
-            <w:r>
-              <w:rPr>
-                <w:b/>
-                <w:bCs/>
-                <w:color w:val="8186EF"/>
-                <w:sz w:val="14"/>
-                <w:szCs w:val="14"/>
-              </w:rPr>
-              <w:t xml:space="preserve">(12)</w:t>
-            </w:r>
-          </w:p>
-        </w:tc>
-        <w:tc>
-          <w:tcPr>
-            <w:tcW w:type="pct" w:w="1096"/>
-            <w:tcMar>
-              <w:top w:type="dxa" w:w="50"/>
-              <w:left w:type="dxa" w:w="110"/>
-              <w:bottom w:type="dxa" w:w="50"/>
-              <w:right w:type="dxa" w:w="110"/>
-            </w:tcMar>
-          </w:tcPr>
-          <w:p>
-            <w:pPr>
-              <w:spacing w:before="28" w:after="28"/>
-            </w:pPr>
-            <w:r>
-              <w:rPr>
-                <w:sz w:val="15"/>
-                <w:szCs w:val="15"/>
-              </w:rPr>
-              <w:t xml:space="preserve">Decreases</w:t>
-            </w:r>
-          </w:p>
-        </w:tc>
-        <w:tc>
-          <w:tcPr>
-            <w:tcW w:type="pct" w:w="991"/>
-            <w:tcMar>
-              <w:top w:type="dxa" w:w="50"/>
-              <w:left w:type="dxa" w:w="110"/>
-              <w:bottom w:type="dxa" w:w="50"/>
-              <w:right w:type="dxa" w:w="110"/>
-            </w:tcMar>
-          </w:tcPr>
-          <w:p>
-            <w:pPr>
-              <w:spacing w:before="28" w:after="28"/>
-            </w:pPr>
-            <w:r>
-              <w:rPr>
-                <w:sz w:val="15"/>
-                <w:szCs w:val="15"/>
-              </w:rPr>
-              <w:t xml:space="preserve">Decreases (a note payable arises)</w:t>
-            </w:r>
-          </w:p>
-        </w:tc>
-      </w:tr>
-      <w:tr>
-        <w:tc>
-          <w:tcPr>
-            <w:tcW w:type="pct" w:w="1271"/>
-            <w:shd w:fill="FBFAF6" w:val="clear"/>
-            <w:tcMar>
-              <w:top w:type="dxa" w:w="50"/>
-              <w:left w:type="dxa" w:w="110"/>
-              <w:bottom w:type="dxa" w:w="50"/>
-              <w:right w:type="dxa" w:w="110"/>
-            </w:tcMar>
-          </w:tcPr>
-          <w:p>
-            <w:pPr>
-              <w:spacing w:before="28" w:after="28"/>
-            </w:pPr>
-            <w:r>
-              <w:rPr>
-                <w:sz w:val="15"/>
-                <w:szCs w:val="15"/>
-              </w:rPr>
-              <w:t xml:space="preserve">Liquidating dividend</w:t>
-            </w:r>
-          </w:p>
-        </w:tc>
-        <w:tc>
-          <w:tcPr>
-            <w:tcW w:type="pct" w:w="1641"/>
-            <w:shd w:fill="FBFAF6" w:val="clear"/>
-            <w:tcMar>
-              <w:top w:type="dxa" w:w="50"/>
-              <w:left w:type="dxa" w:w="110"/>
-              <w:bottom w:type="dxa" w:w="50"/>
-              <w:right w:type="dxa" w:w="110"/>
-            </w:tcMar>
-          </w:tcPr>
-          <w:p>
-            <w:pPr>
-              <w:spacing w:before="28" w:after="28"/>
-            </w:pPr>
-            <w:r>
-              <w:rPr>
-                <w:sz w:val="15"/>
-                <w:szCs w:val="15"/>
-              </w:rPr>
-              <w:t xml:space="preserve">Amount beyond retained earnings</w:t>
-            </w:r>
-          </w:p>
-        </w:tc>
-        <w:tc>
-          <w:tcPr>
-            <w:tcW w:type="pct" w:w="1096"/>
-            <w:shd w:fill="FBFAF6" w:val="clear"/>
-            <w:tcMar>
-              <w:top w:type="dxa" w:w="50"/>
-              <w:left w:type="dxa" w:w="110"/>
-              <w:bottom w:type="dxa" w:w="50"/>
-              <w:right w:type="dxa" w:w="110"/>
-            </w:tcMar>
-          </w:tcPr>
-          <w:p>
-            <w:pPr>
-              <w:spacing w:before="28" w:after="28"/>
-            </w:pPr>
-            <w:r>
-              <w:rPr>
-                <w:sz w:val="15"/>
-                <w:szCs w:val="15"/>
-              </w:rPr>
-              <w:t xml:space="preserve">No change for that part; APIC decreases</w:t>
-            </w:r>
-          </w:p>
-        </w:tc>
-        <w:tc>
-          <w:tcPr>
-            <w:tcW w:type="pct" w:w="991"/>
-            <w:shd w:fill="FBFAF6" w:val="clear"/>
-            <w:tcMar>
-              <w:top w:type="dxa" w:w="50"/>
-              <w:left w:type="dxa" w:w="110"/>
-              <w:bottom w:type="dxa" w:w="50"/>
-              <w:right w:type="dxa" w:w="110"/>
-            </w:tcMar>
-          </w:tcPr>
-          <w:p>
-            <w:pPr>
-              <w:spacing w:before="28" w:after="28"/>
-            </w:pPr>
-            <w:r>
-              <w:rPr>
-                <w:sz w:val="15"/>
-                <w:szCs w:val="15"/>
-              </w:rPr>
-              <w:t xml:space="preserve">Decreases</w:t>
-            </w:r>
-          </w:p>
-        </w:tc>
-      </w:tr>
-      <w:tr>
-        <w:tc>
-          <w:tcPr>
-            <w:tcW w:type="pct" w:w="1271"/>
-            <w:tcMar>
-              <w:top w:type="dxa" w:w="50"/>
-              <w:left w:type="dxa" w:w="110"/>
-              <w:bottom w:type="dxa" w:w="50"/>
-              <w:right w:type="dxa" w:w="110"/>
-            </w:tcMar>
-          </w:tcPr>
-          <w:p>
-            <w:pPr>
-              <w:spacing w:before="28" w:after="28"/>
-            </w:pPr>
-            <w:r>
-              <w:rPr>
-                <w:sz w:val="15"/>
-                <w:szCs w:val="15"/>
-              </w:rPr>
-              <w:t xml:space="preserve">Small stock dividend (below about 20–25%)</w:t>
-            </w:r>
-          </w:p>
-        </w:tc>
-        <w:tc>
-          <w:tcPr>
-            <w:tcW w:type="pct" w:w="1641"/>
-            <w:shd w:fill="FFFFFF" w:val="clear"/>
-            <w:tcMar>
-              <w:top w:type="dxa" w:w="50"/>
-              <w:left w:type="dxa" w:w="110"/>
-              <w:bottom w:type="dxa" w:w="50"/>
-              <w:right w:type="dxa" w:w="110"/>
-            </w:tcMar>
-          </w:tcPr>
-          <w:p>
-            <w:pPr>
-              <w:spacing w:before="46" w:after="46"/>
-            </w:pPr>
-            <w:r>
-              <w:rPr>
-                <w:b/>
-                <w:bCs/>
-                <w:color w:val="8186EF"/>
-                <w:sz w:val="14"/>
-                <w:szCs w:val="14"/>
-              </w:rPr>
-              <w:t xml:space="preserve">(13)</w:t>
-            </w:r>
-          </w:p>
-        </w:tc>
-        <w:tc>
-          <w:tcPr>
-            <w:tcW w:type="pct" w:w="1096"/>
-            <w:tcMar>
-              <w:top w:type="dxa" w:w="50"/>
-              <w:left w:type="dxa" w:w="110"/>
-              <w:bottom w:type="dxa" w:w="50"/>
-              <w:right w:type="dxa" w:w="110"/>
-            </w:tcMar>
-          </w:tcPr>
-          <w:p>
-            <w:pPr>
-              <w:spacing w:before="28" w:after="28"/>
-            </w:pPr>
-            <w:r>
-              <w:rPr>
-                <w:sz w:val="15"/>
-                <w:szCs w:val="15"/>
-              </w:rPr>
-              <w:t xml:space="preserve">Decreases</w:t>
-            </w:r>
-          </w:p>
-        </w:tc>
-        <w:tc>
-          <w:tcPr>
-            <w:tcW w:type="pct" w:w="991"/>
-            <w:tcMar>
-              <w:top w:type="dxa" w:w="50"/>
-              <w:left w:type="dxa" w:w="110"/>
-              <w:bottom w:type="dxa" w:w="50"/>
-              <w:right w:type="dxa" w:w="110"/>
-            </w:tcMar>
-          </w:tcPr>
-          <w:p>
-            <w:pPr>
-              <w:spacing w:before="28" w:after="28"/>
-            </w:pPr>
-            <w:r>
-              <w:rPr>
-                <w:sz w:val="15"/>
-                <w:szCs w:val="15"/>
-              </w:rPr>
-              <w:t xml:space="preserve">No change</w:t>
-            </w:r>
-          </w:p>
-        </w:tc>
-      </w:tr>
-      <w:tr>
-        <w:tc>
-          <w:tcPr>
-            <w:tcW w:type="pct" w:w="1271"/>
-            <w:shd w:fill="FBFAF6" w:val="clear"/>
-            <w:tcMar>
-              <w:top w:type="dxa" w:w="50"/>
-              <w:left w:type="dxa" w:w="110"/>
-              <w:bottom w:type="dxa" w:w="50"/>
-              <w:right w:type="dxa" w:w="110"/>
-            </w:tcMar>
-          </w:tcPr>
-          <w:p>
-            <w:pPr>
-              <w:spacing w:before="28" w:after="28"/>
-            </w:pPr>
-            <w:r>
-              <w:rPr>
-                <w:sz w:val="15"/>
-                <w:szCs w:val="15"/>
-              </w:rPr>
-              <w:t xml:space="preserve">Large stock dividend (above about 20–25%)</w:t>
-            </w:r>
-          </w:p>
-        </w:tc>
-        <w:tc>
-          <w:tcPr>
-            <w:tcW w:type="pct" w:w="1641"/>
-            <w:shd w:fill="FFFFFF" w:val="clear"/>
-            <w:tcMar>
-              <w:top w:type="dxa" w:w="50"/>
-              <w:left w:type="dxa" w:w="110"/>
-              <w:bottom w:type="dxa" w:w="50"/>
-              <w:right w:type="dxa" w:w="110"/>
-            </w:tcMar>
-          </w:tcPr>
-          <w:p>
-            <w:pPr>
-              <w:spacing w:before="46" w:after="46"/>
-            </w:pPr>
-            <w:r>
-              <w:rPr>
-                <w:b/>
-                <w:bCs/>
-                <w:color w:val="8186EF"/>
-                <w:sz w:val="14"/>
-                <w:szCs w:val="14"/>
-              </w:rPr>
-              <w:t xml:space="preserve">(14)</w:t>
-            </w:r>
-          </w:p>
-        </w:tc>
-        <w:tc>
-          <w:tcPr>
-            <w:tcW w:type="pct" w:w="1096"/>
-            <w:shd w:fill="FBFAF6" w:val="clear"/>
-            <w:tcMar>
-              <w:top w:type="dxa" w:w="50"/>
-              <w:left w:type="dxa" w:w="110"/>
-              <w:bottom w:type="dxa" w:w="50"/>
-              <w:right w:type="dxa" w:w="110"/>
-            </w:tcMar>
-          </w:tcPr>
-          <w:p>
-            <w:pPr>
-              <w:spacing w:before="28" w:after="28"/>
-            </w:pPr>
-            <w:r>
-              <w:rPr>
-                <w:sz w:val="15"/>
-                <w:szCs w:val="15"/>
-              </w:rPr>
-              <w:t xml:space="preserve">Decreases</w:t>
-            </w:r>
-          </w:p>
-        </w:tc>
-        <w:tc>
-          <w:tcPr>
-            <w:tcW w:type="pct" w:w="991"/>
-            <w:shd w:fill="FBFAF6" w:val="clear"/>
-            <w:tcMar>
-              <w:top w:type="dxa" w:w="50"/>
-              <w:left w:type="dxa" w:w="110"/>
-              <w:bottom w:type="dxa" w:w="50"/>
-              <w:right w:type="dxa" w:w="110"/>
-            </w:tcMar>
-          </w:tcPr>
-          <w:p>
-            <w:pPr>
-              <w:spacing w:before="28" w:after="28"/>
-            </w:pPr>
-            <w:r>
-              <w:rPr>
-                <w:sz w:val="15"/>
-                <w:szCs w:val="15"/>
-              </w:rPr>
-              <w:t xml:space="preserve">No change</w:t>
-            </w:r>
-          </w:p>
-        </w:tc>
-      </w:tr>
-      <w:tr>
-        <w:tc>
-          <w:tcPr>
-            <w:tcW w:type="pct" w:w="1271"/>
-            <w:tcMar>
-              <w:top w:type="dxa" w:w="50"/>
-              <w:left w:type="dxa" w:w="110"/>
-              <w:bottom w:type="dxa" w:w="50"/>
-              <w:right w:type="dxa" w:w="110"/>
-            </w:tcMar>
-          </w:tcPr>
-          <w:p>
-            <w:pPr>
-              <w:spacing w:before="28" w:after="28"/>
-            </w:pPr>
-            <w:r>
-              <w:rPr>
-                <w:sz w:val="15"/>
-                <w:szCs w:val="15"/>
-              </w:rPr>
-              <w:t xml:space="preserve">Stock split</w:t>
-            </w:r>
-          </w:p>
-        </w:tc>
-        <w:tc>
-          <w:tcPr>
-            <w:tcW w:type="pct" w:w="1641"/>
-            <w:tcMar>
-              <w:top w:type="dxa" w:w="50"/>
-              <w:left w:type="dxa" w:w="110"/>
-              <w:bottom w:type="dxa" w:w="50"/>
-              <w:right w:type="dxa" w:w="110"/>
-            </w:tcMar>
-          </w:tcPr>
-          <w:p>
-            <w:pPr>
-              <w:spacing w:before="28" w:after="28"/>
-            </w:pPr>
-            <w:r>
-              <w:rPr>
-                <w:sz w:val="15"/>
-                <w:szCs w:val="15"/>
-              </w:rPr>
-              <w:t xml:space="preserve">No entry; par per share falls</w:t>
-            </w:r>
-          </w:p>
-        </w:tc>
-        <w:tc>
-          <w:tcPr>
-            <w:tcW w:type="pct" w:w="1096"/>
-            <w:tcMar>
-              <w:top w:type="dxa" w:w="50"/>
-              <w:left w:type="dxa" w:w="110"/>
-              <w:bottom w:type="dxa" w:w="50"/>
-              <w:right w:type="dxa" w:w="110"/>
-            </w:tcMar>
-          </w:tcPr>
-          <w:p>
-            <w:pPr>
-              <w:spacing w:before="28" w:after="28"/>
-            </w:pPr>
-            <w:r>
-              <w:rPr>
-                <w:sz w:val="15"/>
-                <w:szCs w:val="15"/>
-              </w:rPr>
-              <w:t xml:space="preserve">No change</w:t>
-            </w:r>
-          </w:p>
-        </w:tc>
-        <w:tc>
-          <w:tcPr>
-            <w:tcW w:type="pct" w:w="991"/>
-            <w:tcMar>
-              <w:top w:type="dxa" w:w="50"/>
-              <w:left w:type="dxa" w:w="110"/>
-              <w:bottom w:type="dxa" w:w="50"/>
-              <w:right w:type="dxa" w:w="110"/>
-            </w:tcMar>
-          </w:tcPr>
-          <w:p>
-            <w:pPr>
-              <w:spacing w:before="28" w:after="28"/>
-            </w:pPr>
-            <w:r>
-              <w:rPr>
-                <w:sz w:val="15"/>
-                <w:szCs w:val="15"/>
-              </w:rPr>
-              <w:t xml:space="preserve">No change</w:t>
-            </w:r>
-          </w:p>
-        </w:tc>
-      </w:tr>
-    </w:tbl>
-    <w:p/>
-    <w:tbl>
-      <w:tblPr>
-        <w:tblW w:type="pct" w:w="100%"/>
-        <w:tblLayout w:type="fixed"/>
-        <w:tblBorders>
-          <w:top w:val="single" w:color="FBFAF6" w:sz="4"/>
-          <w:left w:val="single" w:color="FBFAF6" w:sz="4"/>
-          <w:bottom w:val="single" w:color="FBFAF6" w:sz="4"/>
-          <w:right w:val="single" w:color="FBFAF6" w:sz="4"/>
-          <w:insideH w:val="single" w:color="FBFAF6" w:sz="4"/>
-          <w:insideV w:val="single" w:color="FBFAF6" w:sz="4"/>
-        </w:tblBorders>
-      </w:tblPr>
-      <w:tblGrid>
-        <w:gridCol w:w="9600"/>
-      </w:tblGrid>
-      <w:tr>
-        <w:tc>
-          <w:tcPr>
-            <w:tcW w:type="pct" w:w="5000"/>
-            <w:shd w:fill="FBFAF6" w:val="clear"/>
-            <w:tcMar>
-              <w:top w:type="dxa" w:w="40"/>
-              <w:left w:type="dxa" w:w="100"/>
-              <w:bottom w:type="dxa" w:w="40"/>
-              <w:right w:type="dxa" w:w="100"/>
-            </w:tcMar>
-          </w:tcPr>
-          <w:p>
-            <w:pPr>
-              <w:spacing w:before="18" w:after="6"/>
-            </w:pPr>
-            <w:r>
-              <w:rPr>
-                <w:b/>
-                <w:bCs/>
-                <w:color w:val="6B7280"/>
-                <w:sz w:val="14"/>
-                <w:szCs w:val="14"/>
-              </w:rPr>
-              <w:t xml:space="preserve">word list</w:t>
-            </w:r>
-          </w:p>
-          <w:p>
-            <w:pPr>
-              <w:spacing w:before="0" w:after="18"/>
-            </w:pPr>
-            <w:r>
-              <w:rPr>
-                <w:b/>
-                <w:bCs/>
-                <w:color w:val="353A7C"/>
-                <w:sz w:val="16"/>
-                <w:szCs w:val="16"/>
-              </w:rPr>
-              <w:t xml:space="preserve">Reissue treasury stock above cost   ·   Amount declared   ·   Face value of the note   ·   Fair value of the shares   ·   Par value of the shares</w:t>
-            </w:r>
-          </w:p>
-        </w:tc>
-      </w:tr>
-    </w:tbl>
-    <w:p/>
     <w:p>
       <w:pPr>
-        <w:spacing w:before="44" w:after="14"/>
+        <w:spacing w:before="44" w:after="10"/>
       </w:pPr>
       <w:r>
         <w:rPr>
@@ -7011,280 +6966,66 @@
           <w:sz w:val="18"/>
           <w:szCs w:val="18"/>
         </w:rPr>
-        <w:t xml:space="preserve">Summary 2</w:t>
-      </w:r>
-      <w:r>
-        <w:rPr>
-          <w:color w:val="6B7280"/>
-          <w:sz w:val="16"/>
-          <w:szCs w:val="16"/>
-        </w:rPr>
-        <w:t xml:space="preserve">      gaps 15–21</w:t>
+        <w:t xml:space="preserve">Types of dividends and their effects</w:t>
       </w:r>
     </w:p>
     <w:p>
       <w:pPr>
-        <w:spacing w:before="20" w:after="20" w:line="360" w:lineRule="auto"/>
-        <w:ind w:left="200"/>
+        <w:spacing w:before="0" w:after="12"/>
       </w:pPr>
       <w:r>
         <w:rPr>
-          <w:sz w:val="19"/>
-          <w:szCs w:val="19"/>
-        </w:rPr>
-        <w:t xml:space="preserve">A stock dividend gives </w:t>
-      </w:r>
-      <w:r>
-        <w:rPr>
-          <w:b/>
-          <w:bCs/>
-          <w:color w:val="8186EF"/>
+          <w:color w:val="6B7280"/>
           <w:sz w:val="15"/>
           <w:szCs w:val="15"/>
         </w:rPr>
-        <w:t xml:space="preserve"> (15) </w:t>
-      </w:r>
-      <w:r>
-        <w:rPr>
-          <w:u w:val="single"/>
-          <w:sz w:val="19"/>
-          <w:szCs w:val="19"/>
-        </w:rPr>
-        <w:t xml:space="preserve">              </w:t>
-      </w:r>
-      <w:r>
-        <w:rPr>
-          <w:sz w:val="19"/>
-          <w:szCs w:val="19"/>
-        </w:rPr>
-        <w:t xml:space="preserve"> </w:t>
-      </w:r>
-      <w:r>
-        <w:rPr>
-          <w:sz w:val="19"/>
-          <w:szCs w:val="19"/>
-        </w:rPr>
-        <w:t xml:space="preserve"> more shares </w:t>
-      </w:r>
-      <w:r>
-        <w:rPr>
-          <w:b/>
-          <w:bCs/>
-          <w:color w:val="8186EF"/>
-          <w:sz w:val="15"/>
-          <w:szCs w:val="15"/>
-        </w:rPr>
-        <w:t xml:space="preserve"> (16) </w:t>
-      </w:r>
-      <w:r>
-        <w:rPr>
-          <w:u w:val="single"/>
-          <w:sz w:val="19"/>
-          <w:szCs w:val="19"/>
-        </w:rPr>
-        <w:t xml:space="preserve">           </w:t>
-      </w:r>
-      <w:r>
-        <w:rPr>
-          <w:sz w:val="19"/>
-          <w:szCs w:val="19"/>
-        </w:rPr>
-        <w:t xml:space="preserve"> </w:t>
-      </w:r>
-      <w:r>
-        <w:rPr>
-          <w:sz w:val="19"/>
-          <w:szCs w:val="19"/>
-        </w:rPr>
-        <w:t xml:space="preserve"> of cash. </w:t>
-      </w:r>
-      <w:r>
-        <w:rPr>
-          <w:sz w:val="19"/>
-          <w:szCs w:val="19"/>
-        </w:rPr>
-        <w:t xml:space="preserve">For a small stock dividend, below about 20% to 25% of the </w:t>
-      </w:r>
-      <w:r>
-        <w:rPr>
-          <w:b/>
-          <w:bCs/>
-          <w:color w:val="8186EF"/>
-          <w:sz w:val="15"/>
-          <w:szCs w:val="15"/>
-        </w:rPr>
-        <w:t xml:space="preserve"> (17) </w:t>
-      </w:r>
-      <w:r>
-        <w:rPr>
-          <w:u w:val="single"/>
-          <w:sz w:val="19"/>
-          <w:szCs w:val="19"/>
-        </w:rPr>
-        <w:t xml:space="preserve">             </w:t>
-      </w:r>
-      <w:r>
-        <w:rPr>
-          <w:sz w:val="19"/>
-          <w:szCs w:val="19"/>
-        </w:rPr>
-        <w:t xml:space="preserve"> </w:t>
-      </w:r>
-      <w:r>
-        <w:rPr>
-          <w:sz w:val="19"/>
-          <w:szCs w:val="19"/>
-        </w:rPr>
-        <w:t xml:space="preserve"> shares, the company moves the fair value of the new shares from </w:t>
-      </w:r>
-      <w:r>
-        <w:rPr>
-          <w:b/>
-          <w:bCs/>
-          <w:color w:val="8186EF"/>
-          <w:sz w:val="15"/>
-          <w:szCs w:val="15"/>
-        </w:rPr>
-        <w:t xml:space="preserve"> (18) </w:t>
-      </w:r>
-      <w:r>
-        <w:rPr>
-          <w:u w:val="single"/>
-          <w:sz w:val="19"/>
-          <w:szCs w:val="19"/>
-        </w:rPr>
-        <w:t xml:space="preserve">           </w:t>
-      </w:r>
-      <w:r>
-        <w:rPr>
-          <w:sz w:val="19"/>
-          <w:szCs w:val="19"/>
-        </w:rPr>
-        <w:t xml:space="preserve"> </w:t>
-      </w:r>
-      <w:r>
-        <w:rPr>
-          <w:sz w:val="19"/>
-          <w:szCs w:val="19"/>
-        </w:rPr>
-        <w:t xml:space="preserve"> earnings to common stock and APIC. </w:t>
-      </w:r>
-      <w:r>
-        <w:rPr>
-          <w:sz w:val="19"/>
-          <w:szCs w:val="19"/>
-        </w:rPr>
-        <w:t xml:space="preserve">For a large stock dividend, it moves only the par value. </w:t>
-      </w:r>
-      <w:r>
-        <w:rPr>
-          <w:sz w:val="19"/>
-          <w:szCs w:val="19"/>
-        </w:rPr>
-        <w:t xml:space="preserve">A stock split </w:t>
-      </w:r>
-      <w:r>
-        <w:rPr>
-          <w:b/>
-          <w:bCs/>
-          <w:color w:val="8186EF"/>
-          <w:sz w:val="15"/>
-          <w:szCs w:val="15"/>
-        </w:rPr>
-        <w:t xml:space="preserve"> (19) </w:t>
-      </w:r>
-      <w:r>
-        <w:rPr>
-          <w:u w:val="single"/>
-          <w:sz w:val="19"/>
-          <w:szCs w:val="19"/>
-        </w:rPr>
-        <w:t xml:space="preserve">           </w:t>
-      </w:r>
-      <w:r>
-        <w:rPr>
-          <w:sz w:val="19"/>
-          <w:szCs w:val="19"/>
-        </w:rPr>
-        <w:t xml:space="preserve"> </w:t>
-      </w:r>
-      <w:r>
-        <w:rPr>
-          <w:sz w:val="19"/>
-          <w:szCs w:val="19"/>
-        </w:rPr>
-        <w:t xml:space="preserve"> the number of shares and reduces the par value per share in </w:t>
-      </w:r>
-      <w:r>
-        <w:rPr>
-          <w:b/>
-          <w:bCs/>
-          <w:color w:val="8186EF"/>
-          <w:sz w:val="15"/>
-          <w:szCs w:val="15"/>
-        </w:rPr>
-        <w:t xml:space="preserve"> (20) </w:t>
-      </w:r>
-      <w:r>
-        <w:rPr>
-          <w:u w:val="single"/>
-          <w:sz w:val="19"/>
-          <w:szCs w:val="19"/>
-        </w:rPr>
-        <w:t xml:space="preserve">            </w:t>
-      </w:r>
-      <w:r>
-        <w:rPr>
-          <w:sz w:val="19"/>
-          <w:szCs w:val="19"/>
-        </w:rPr>
-        <w:t xml:space="preserve"> </w:t>
-      </w:r>
-      <w:r>
-        <w:rPr>
-          <w:sz w:val="19"/>
-          <w:szCs w:val="19"/>
-        </w:rPr>
-        <w:t xml:space="preserve">. </w:t>
-      </w:r>
-      <w:r>
-        <w:rPr>
-          <w:sz w:val="19"/>
-          <w:szCs w:val="19"/>
-        </w:rPr>
-        <w:t xml:space="preserve">Total equity never </w:t>
-      </w:r>
-      <w:r>
-        <w:rPr>
-          <w:b/>
-          <w:bCs/>
-          <w:color w:val="8186EF"/>
-          <w:sz w:val="15"/>
-          <w:szCs w:val="15"/>
-        </w:rPr>
-        <w:t xml:space="preserve"> (21) </w:t>
-      </w:r>
-      <w:r>
-        <w:rPr>
-          <w:u w:val="single"/>
-          <w:sz w:val="19"/>
-          <w:szCs w:val="19"/>
-        </w:rPr>
-        <w:t xml:space="preserve">           </w:t>
-      </w:r>
-      <w:r>
-        <w:rPr>
-          <w:sz w:val="19"/>
-          <w:szCs w:val="19"/>
-        </w:rPr>
-        <w:t xml:space="preserve"> </w:t>
-      </w:r>
-      <w:r>
-        <w:rPr>
-          <w:sz w:val="19"/>
-          <w:szCs w:val="19"/>
-        </w:rPr>
-        <w:t xml:space="preserve">: only the labels inside equity move. </w:t>
+        <w:t xml:space="preserve">Every item belongs to exactly one group.</w:t>
+      </w:r>
+    </w:p>
+    <w:p>
+      <w:pPr>
+        <w:spacing w:after="40" w:before="90"/>
+        <w:jc w:val="center"/>
+      </w:pPr>
+      <w:r>
+        <w:drawing>
+          <wp:inline distT="0" distB="0" distL="0" distR="0">
+            <wp:extent cx="5734050" cy="4059100"/>
+            <wp:effectExtent t="0" r="0" b="0" l="0"/>
+            <wp:docPr id="1" name="" descr="" title=""/>
+            <wp:cNvGraphicFramePr>
+              <a:graphicFrameLocks xmlns:a="http://schemas.openxmlformats.org/drawingml/2006/main" noChangeAspect="1"/>
+            </wp:cNvGraphicFramePr>
+            <a:graphic xmlns:a="http://schemas.openxmlformats.org/drawingml/2006/main">
+              <a:graphicData uri="http://schemas.openxmlformats.org/drawingml/2006/picture">
+                <pic:pic xmlns:pic="http://schemas.openxmlformats.org/drawingml/2006/picture">
+                  <pic:nvPicPr>
+                    <pic:cNvPr id="0" name="" descr=""/>
+                    <pic:cNvPicPr>
+                      <a:picLocks noChangeAspect="1" noChangeArrowheads="1"/>
+                    </pic:cNvPicPr>
+                  </pic:nvPicPr>
+                  <pic:blipFill>
+                    <a:blip r:embed="rId105" cstate="none"/>
+                    <a:srcRect/>
+                    <a:stretch>
+                      <a:fillRect/>
+                    </a:stretch>
+                  </pic:blipFill>
+                  <pic:spPr bwMode="auto">
+                    <a:xfrm>
+                      <a:off x="0" y="0"/>
+                      <a:ext cx="5734050" cy="4059100"/>
+                    </a:xfrm>
+                    <a:prstGeom prst="rect">
+                      <a:avLst/>
+                    </a:prstGeom>
+                  </pic:spPr>
+                </pic:pic>
+              </a:graphicData>
+            </a:graphic>
+          </wp:inline>
+        </w:drawing>
       </w:r>
     </w:p>
     <w:tbl>
@@ -7342,7 +7083,7 @@
                 <w:sz w:val="16"/>
                 <w:szCs w:val="16"/>
               </w:rPr>
-              <w:t xml:space="preserve">changes   ·   instead   ·   earnings   ·   retained   ·   increases   ·   proportion   ·   shareholders   ·   outstanding</w:t>
+              <w:t xml:space="preserve">Property dividend   ·   Stock split   ·   Scrip dividend   ·   cost method</w:t>
             </w:r>
           </w:p>
         </w:tc>
@@ -7363,6 +7104,356 @@
     </w:p>
     <w:p>
       <w:pPr>
+        <w:spacing w:before="44" w:after="14"/>
+      </w:pPr>
+      <w:r>
+        <w:rPr>
+          <w:b/>
+          <w:bCs/>
+          <w:color w:val="353A7C"/>
+          <w:sz w:val="18"/>
+          <w:szCs w:val="18"/>
+        </w:rPr>
+        <w:t xml:space="preserve">Summary 2</w:t>
+      </w:r>
+      <w:r>
+        <w:rPr>
+          <w:color w:val="6B7280"/>
+          <w:sz w:val="16"/>
+          <w:szCs w:val="16"/>
+        </w:rPr>
+        <w:t xml:space="preserve">      gaps 14–20</w:t>
+      </w:r>
+    </w:p>
+    <w:p>
+      <w:pPr>
+        <w:spacing w:before="20" w:after="20" w:line="360" w:lineRule="auto"/>
+        <w:ind w:left="200"/>
+      </w:pPr>
+      <w:r>
+        <w:rPr>
+          <w:sz w:val="19"/>
+          <w:szCs w:val="19"/>
+        </w:rPr>
+        <w:t xml:space="preserve">A stock dividend gives </w:t>
+      </w:r>
+      <w:r>
+        <w:rPr>
+          <w:b/>
+          <w:bCs/>
+          <w:color w:val="8186EF"/>
+          <w:sz w:val="15"/>
+          <w:szCs w:val="15"/>
+        </w:rPr>
+        <w:t xml:space="preserve"> (14) </w:t>
+      </w:r>
+      <w:r>
+        <w:rPr>
+          <w:u w:val="single"/>
+          <w:sz w:val="19"/>
+          <w:szCs w:val="19"/>
+        </w:rPr>
+        <w:t xml:space="preserve">              </w:t>
+      </w:r>
+      <w:r>
+        <w:rPr>
+          <w:sz w:val="19"/>
+          <w:szCs w:val="19"/>
+        </w:rPr>
+        <w:t xml:space="preserve"> </w:t>
+      </w:r>
+      <w:r>
+        <w:rPr>
+          <w:sz w:val="19"/>
+          <w:szCs w:val="19"/>
+        </w:rPr>
+        <w:t xml:space="preserve"> more shares </w:t>
+      </w:r>
+      <w:r>
+        <w:rPr>
+          <w:b/>
+          <w:bCs/>
+          <w:color w:val="8186EF"/>
+          <w:sz w:val="15"/>
+          <w:szCs w:val="15"/>
+        </w:rPr>
+        <w:t xml:space="preserve"> (15) </w:t>
+      </w:r>
+      <w:r>
+        <w:rPr>
+          <w:u w:val="single"/>
+          <w:sz w:val="19"/>
+          <w:szCs w:val="19"/>
+        </w:rPr>
+        <w:t xml:space="preserve">           </w:t>
+      </w:r>
+      <w:r>
+        <w:rPr>
+          <w:sz w:val="19"/>
+          <w:szCs w:val="19"/>
+        </w:rPr>
+        <w:t xml:space="preserve"> </w:t>
+      </w:r>
+      <w:r>
+        <w:rPr>
+          <w:sz w:val="19"/>
+          <w:szCs w:val="19"/>
+        </w:rPr>
+        <w:t xml:space="preserve"> of cash. </w:t>
+      </w:r>
+      <w:r>
+        <w:rPr>
+          <w:sz w:val="19"/>
+          <w:szCs w:val="19"/>
+        </w:rPr>
+        <w:t xml:space="preserve">For a small stock dividend, below about 20% to 25% of the outstanding shares, the company moves the fair value of the new shares from retained earnings to </w:t>
+      </w:r>
+      <w:r>
+        <w:rPr>
+          <w:b/>
+          <w:bCs/>
+          <w:color w:val="8186EF"/>
+          <w:sz w:val="15"/>
+          <w:szCs w:val="15"/>
+        </w:rPr>
+        <w:t xml:space="preserve"> (16) </w:t>
+      </w:r>
+      <w:r>
+        <w:rPr>
+          <w:u w:val="single"/>
+          <w:sz w:val="19"/>
+          <w:szCs w:val="19"/>
+        </w:rPr>
+        <w:t xml:space="preserve">           </w:t>
+      </w:r>
+      <w:r>
+        <w:rPr>
+          <w:sz w:val="19"/>
+          <w:szCs w:val="19"/>
+        </w:rPr>
+        <w:t xml:space="preserve"> </w:t>
+      </w:r>
+      <w:r>
+        <w:rPr>
+          <w:sz w:val="19"/>
+          <w:szCs w:val="19"/>
+        </w:rPr>
+        <w:t xml:space="preserve"> stock and APIC. </w:t>
+      </w:r>
+      <w:r>
+        <w:rPr>
+          <w:sz w:val="19"/>
+          <w:szCs w:val="19"/>
+        </w:rPr>
+        <w:t xml:space="preserve">For a large stock dividend, it moves only the par value. </w:t>
+      </w:r>
+      <w:r>
+        <w:rPr>
+          <w:sz w:val="19"/>
+          <w:szCs w:val="19"/>
+        </w:rPr>
+        <w:t xml:space="preserve">A stock split </w:t>
+      </w:r>
+      <w:r>
+        <w:rPr>
+          <w:b/>
+          <w:bCs/>
+          <w:color w:val="8186EF"/>
+          <w:sz w:val="15"/>
+          <w:szCs w:val="15"/>
+        </w:rPr>
+        <w:t xml:space="preserve"> (17) </w:t>
+      </w:r>
+      <w:r>
+        <w:rPr>
+          <w:u w:val="single"/>
+          <w:sz w:val="19"/>
+          <w:szCs w:val="19"/>
+        </w:rPr>
+        <w:t xml:space="preserve">           </w:t>
+      </w:r>
+      <w:r>
+        <w:rPr>
+          <w:sz w:val="19"/>
+          <w:szCs w:val="19"/>
+        </w:rPr>
+        <w:t xml:space="preserve"> </w:t>
+      </w:r>
+      <w:r>
+        <w:rPr>
+          <w:sz w:val="19"/>
+          <w:szCs w:val="19"/>
+        </w:rPr>
+        <w:t xml:space="preserve"> the number of shares and reduces the par value per share in </w:t>
+      </w:r>
+      <w:r>
+        <w:rPr>
+          <w:b/>
+          <w:bCs/>
+          <w:color w:val="8186EF"/>
+          <w:sz w:val="15"/>
+          <w:szCs w:val="15"/>
+        </w:rPr>
+        <w:t xml:space="preserve"> (18) </w:t>
+      </w:r>
+      <w:r>
+        <w:rPr>
+          <w:u w:val="single"/>
+          <w:sz w:val="19"/>
+          <w:szCs w:val="19"/>
+        </w:rPr>
+        <w:t xml:space="preserve">            </w:t>
+      </w:r>
+      <w:r>
+        <w:rPr>
+          <w:sz w:val="19"/>
+          <w:szCs w:val="19"/>
+        </w:rPr>
+        <w:t xml:space="preserve"> </w:t>
+      </w:r>
+      <w:r>
+        <w:rPr>
+          <w:sz w:val="19"/>
+          <w:szCs w:val="19"/>
+        </w:rPr>
+        <w:t xml:space="preserve">. </w:t>
+      </w:r>
+      <w:r>
+        <w:rPr>
+          <w:sz w:val="19"/>
+          <w:szCs w:val="19"/>
+        </w:rPr>
+        <w:t xml:space="preserve">Total equity never </w:t>
+      </w:r>
+      <w:r>
+        <w:rPr>
+          <w:b/>
+          <w:bCs/>
+          <w:color w:val="8186EF"/>
+          <w:sz w:val="15"/>
+          <w:szCs w:val="15"/>
+        </w:rPr>
+        <w:t xml:space="preserve"> (19) </w:t>
+      </w:r>
+      <w:r>
+        <w:rPr>
+          <w:u w:val="single"/>
+          <w:sz w:val="19"/>
+          <w:szCs w:val="19"/>
+        </w:rPr>
+        <w:t xml:space="preserve">           </w:t>
+      </w:r>
+      <w:r>
+        <w:rPr>
+          <w:sz w:val="19"/>
+          <w:szCs w:val="19"/>
+        </w:rPr>
+        <w:t xml:space="preserve"> </w:t>
+      </w:r>
+      <w:r>
+        <w:rPr>
+          <w:sz w:val="19"/>
+          <w:szCs w:val="19"/>
+        </w:rPr>
+        <w:t xml:space="preserve">: only the labels </w:t>
+      </w:r>
+      <w:r>
+        <w:rPr>
+          <w:b/>
+          <w:bCs/>
+          <w:color w:val="8186EF"/>
+          <w:sz w:val="15"/>
+          <w:szCs w:val="15"/>
+        </w:rPr>
+        <w:t xml:space="preserve"> (20) </w:t>
+      </w:r>
+      <w:r>
+        <w:rPr>
+          <w:u w:val="single"/>
+          <w:sz w:val="19"/>
+          <w:szCs w:val="19"/>
+        </w:rPr>
+        <w:t xml:space="preserve">           </w:t>
+      </w:r>
+      <w:r>
+        <w:rPr>
+          <w:sz w:val="19"/>
+          <w:szCs w:val="19"/>
+        </w:rPr>
+        <w:t xml:space="preserve"> </w:t>
+      </w:r>
+      <w:r>
+        <w:rPr>
+          <w:sz w:val="19"/>
+          <w:szCs w:val="19"/>
+        </w:rPr>
+        <w:t xml:space="preserve"> equity move. </w:t>
+      </w:r>
+    </w:p>
+    <w:tbl>
+      <w:tblPr>
+        <w:tblW w:type="pct" w:w="100%"/>
+        <w:tblLayout w:type="fixed"/>
+        <w:tblBorders>
+          <w:top w:val="single" w:color="FBFAF6" w:sz="4"/>
+          <w:left w:val="single" w:color="FBFAF6" w:sz="4"/>
+          <w:bottom w:val="single" w:color="FBFAF6" w:sz="4"/>
+          <w:right w:val="single" w:color="FBFAF6" w:sz="4"/>
+          <w:insideH w:val="single" w:color="FBFAF6" w:sz="4"/>
+          <w:insideV w:val="single" w:color="FBFAF6" w:sz="4"/>
+        </w:tblBorders>
+      </w:tblPr>
+      <w:tblGrid>
+        <w:gridCol w:w="9600"/>
+      </w:tblGrid>
+      <w:tr>
+        <w:tc>
+          <w:tcPr>
+            <w:tcW w:type="pct" w:w="5000"/>
+            <w:shd w:fill="FBFAF6" w:val="clear"/>
+            <w:tcMar>
+              <w:top w:type="dxa" w:w="40"/>
+              <w:left w:type="dxa" w:w="100"/>
+              <w:bottom w:type="dxa" w:w="40"/>
+              <w:right w:type="dxa" w:w="100"/>
+            </w:tcMar>
+          </w:tcPr>
+          <w:p>
+            <w:pPr>
+              <w:spacing w:before="18" w:after="6"/>
+            </w:pPr>
+            <w:r>
+              <w:rPr>
+                <w:b/>
+                <w:bCs/>
+                <w:color w:val="6B7280"/>
+                <w:sz w:val="14"/>
+                <w:szCs w:val="14"/>
+              </w:rPr>
+              <w:t xml:space="preserve">word list</w:t>
+            </w:r>
+          </w:p>
+          <w:p>
+            <w:pPr>
+              <w:spacing w:before="0" w:after="18"/>
+            </w:pPr>
+            <w:r>
+              <w:rPr>
+                <w:b/>
+                <w:bCs/>
+                <w:color w:val="353A7C"/>
+                <w:sz w:val="16"/>
+                <w:szCs w:val="16"/>
+              </w:rPr>
+              <w:t xml:space="preserve">inside   ·   instead   ·   payable   ·   increases   ·   proportion   ·   changes   ·   shareholders   ·   common</w:t>
+            </w:r>
+          </w:p>
+        </w:tc>
+      </w:tr>
+    </w:tbl>
+    <w:p/>
+    <w:p>
+      <w:pPr>
         <w:spacing w:before="44" w:after="10"/>
       </w:pPr>
       <w:r>
@@ -7397,7 +7488,7 @@
       <w:r>
         <w:drawing>
           <wp:inline distT="0" distB="0" distL="0" distR="0">
-            <wp:extent cx="5734050" cy="1825850"/>
+            <wp:extent cx="5734050" cy="3440425"/>
             <wp:effectExtent t="0" r="0" b="0" l="0"/>
             <wp:docPr id="1" name="" descr="" title=""/>
             <wp:cNvGraphicFramePr>
@@ -7422,7 +7513,7 @@
                   <pic:spPr bwMode="auto">
                     <a:xfrm>
                       <a:off x="0" y="0"/>
-                      <a:ext cx="5734050" cy="1825850"/>
+                      <a:ext cx="5734050" cy="3440425"/>
                     </a:xfrm>
                     <a:prstGeom prst="rect">
                       <a:avLst/>
@@ -7559,6 +7650,18 @@
     </w:p>
     <w:p>
       <w:pPr>
+        <w:pageBreakBefore w:val="true"/>
+        <w:spacing w:after="0"/>
+      </w:pPr>
+      <w:r>
+        <w:rPr>
+          <w:sz w:val="2"/>
+        </w:rPr>
+        <w:t xml:space="preserve"> </w:t>
+      </w:r>
+    </w:p>
+    <w:p>
+      <w:pPr>
         <w:spacing w:before="44" w:after="10"/>
       </w:pPr>
       <w:r>
@@ -7593,7 +7696,7 @@
       <w:r>
         <w:drawing>
           <wp:inline distT="0" distB="0" distL="0" distR="0">
-            <wp:extent cx="5734050" cy="2225725"/>
+            <wp:extent cx="5734050" cy="2414325"/>
             <wp:effectExtent t="0" r="0" b="0" l="0"/>
             <wp:docPr id="1" name="" descr="" title=""/>
             <wp:cNvGraphicFramePr>
@@ -7618,7 +7721,7 @@
                   <pic:spPr bwMode="auto">
                     <a:xfrm>
                       <a:off x="0" y="0"/>
-                      <a:ext cx="5734050" cy="2225725"/>
+                      <a:ext cx="5734050" cy="2414325"/>
                     </a:xfrm>
                     <a:prstGeom prst="rect">
                       <a:avLst/>
@@ -7760,7 +7863,7 @@
           <w:sz w:val="16"/>
           <w:szCs w:val="16"/>
         </w:rPr>
-        <w:t xml:space="preserve">      gaps 27–29</w:t>
+        <w:t xml:space="preserve">      gaps 26–28</w:t>
       </w:r>
     </w:p>
     <w:p>
@@ -7790,7 +7893,7 @@
           <w:sz w:val="15"/>
           <w:szCs w:val="15"/>
         </w:rPr>
-        <w:t xml:space="preserve"> (27) </w:t>
+        <w:t xml:space="preserve"> (26) </w:t>
       </w:r>
       <w:r>
         <w:rPr>
@@ -7819,7 +7922,7 @@
           <w:sz w:val="19"/>
           <w:szCs w:val="19"/>
         </w:rPr>
-        <w:t xml:space="preserve">Use </w:t>
+        <w:t xml:space="preserve">Use outstanding shares, not issued shares: </w:t>
       </w:r>
       <w:r>
         <w:rPr>
@@ -7829,7 +7932,7 @@
           <w:sz w:val="15"/>
           <w:szCs w:val="15"/>
         </w:rPr>
-        <w:t xml:space="preserve"> (28) </w:t>
+        <w:t xml:space="preserve"> (27) </w:t>
       </w:r>
       <w:r>
         <w:rPr>
@@ -7837,7 +7940,7 @@
           <w:sz w:val="19"/>
           <w:szCs w:val="19"/>
         </w:rPr>
-        <w:t xml:space="preserve">             </w:t>
+        <w:t xml:space="preserve">           </w:t>
       </w:r>
       <w:r>
         <w:rPr>
@@ -7851,7 +7954,7 @@
           <w:sz w:val="19"/>
           <w:szCs w:val="19"/>
         </w:rPr>
-        <w:t xml:space="preserve"> shares, not issued shares: treasury stock gets no dividend. </w:t>
+        <w:t xml:space="preserve"> stock gets no dividend. </w:t>
       </w:r>
       <w:r>
         <w:rPr>
@@ -7868,7 +7971,7 @@
           <w:sz w:val="15"/>
           <w:szCs w:val="15"/>
         </w:rPr>
-        <w:t xml:space="preserve"> (29) </w:t>
+        <w:t xml:space="preserve"> (28) </w:t>
       </w:r>
       <w:r>
         <w:rPr>
@@ -7948,7 +8051,7 @@
                 <w:sz w:val="16"/>
                 <w:szCs w:val="16"/>
               </w:rPr>
-              <w:t xml:space="preserve">reverse   ·   earnings   ·   distributable   ·   outstanding</w:t>
+              <w:t xml:space="preserve">reverse   ·   earnings   ·   distributable   ·   treasury</w:t>
             </w:r>
           </w:p>
         </w:tc>
@@ -8642,7 +8745,7 @@
                 <w:sz w:val="16"/>
                 <w:szCs w:val="16"/>
               </w:rPr>
-              <w:t xml:space="preserve">outstanding</w:t>
+              <w:t xml:space="preserve">increases</w:t>
             </w:r>
           </w:p>
         </w:tc>
@@ -8710,7 +8813,7 @@
                 <w:sz w:val="16"/>
                 <w:szCs w:val="16"/>
               </w:rPr>
-              <w:t xml:space="preserve">retained</w:t>
+              <w:t xml:space="preserve">proportion</w:t>
             </w:r>
           </w:p>
         </w:tc>
@@ -8778,7 +8881,7 @@
                 <w:sz w:val="16"/>
                 <w:szCs w:val="16"/>
               </w:rPr>
-              <w:t xml:space="preserve">increases</w:t>
+              <w:t xml:space="preserve">changes</w:t>
             </w:r>
           </w:p>
         </w:tc>
@@ -8846,7 +8949,7 @@
                 <w:sz w:val="16"/>
                 <w:szCs w:val="16"/>
               </w:rPr>
-              <w:t xml:space="preserve">proportion</w:t>
+              <w:t xml:space="preserve">inside</w:t>
             </w:r>
           </w:p>
         </w:tc>
@@ -8914,7 +9017,7 @@
                 <w:sz w:val="16"/>
                 <w:szCs w:val="16"/>
               </w:rPr>
-              <w:t xml:space="preserve">changes</w:t>
+              <w:t xml:space="preserve">Common stock</w:t>
             </w:r>
           </w:p>
         </w:tc>
@@ -8982,7 +9085,7 @@
                 <w:sz w:val="16"/>
                 <w:szCs w:val="16"/>
               </w:rPr>
-              <w:t xml:space="preserve">Common stock</w:t>
+              <w:t xml:space="preserve">Additional paid-in capital</w:t>
             </w:r>
           </w:p>
         </w:tc>
@@ -9050,7 +9153,7 @@
                 <w:sz w:val="16"/>
                 <w:szCs w:val="16"/>
               </w:rPr>
-              <w:t xml:space="preserve">Additional paid-in capital</w:t>
+              <w:t xml:space="preserve">Declare and issue a small stock dividend</w:t>
             </w:r>
           </w:p>
         </w:tc>
@@ -9118,7 +9221,7 @@
                 <w:sz w:val="16"/>
                 <w:szCs w:val="16"/>
               </w:rPr>
-              <w:t xml:space="preserve">Declare and issue a small stock dividend</w:t>
+              <w:t xml:space="preserve">Carry out a 2-for-1 stock split</w:t>
             </w:r>
           </w:p>
         </w:tc>
@@ -9186,7 +9289,7 @@
                 <w:sz w:val="16"/>
                 <w:szCs w:val="16"/>
               </w:rPr>
-              <w:t xml:space="preserve">Carry out a 2-for-1 stock split</w:t>
+              <w:t xml:space="preserve">Buy treasury stock</w:t>
             </w:r>
           </w:p>
         </w:tc>
@@ -9254,7 +9357,7 @@
                 <w:sz w:val="16"/>
                 <w:szCs w:val="16"/>
               </w:rPr>
-              <w:t xml:space="preserve">Buy treasury stock</w:t>
+              <w:t xml:space="preserve">reverse</w:t>
             </w:r>
           </w:p>
         </w:tc>
@@ -9289,7 +9392,7 @@
                 <w:sz w:val="16"/>
                 <w:szCs w:val="16"/>
               </w:rPr>
-              <w:t xml:space="preserve">Amount declared</w:t>
+              <w:t xml:space="preserve">Property dividend</w:t>
             </w:r>
           </w:p>
         </w:tc>
@@ -9322,7 +9425,7 @@
                 <w:sz w:val="16"/>
                 <w:szCs w:val="16"/>
               </w:rPr>
-              <w:t xml:space="preserve">reverse</w:t>
+              <w:t xml:space="preserve">treasury</w:t>
             </w:r>
           </w:p>
         </w:tc>
@@ -9357,7 +9460,7 @@
                 <w:sz w:val="16"/>
                 <w:szCs w:val="16"/>
               </w:rPr>
-              <w:t xml:space="preserve">Face value of the note</w:t>
+              <w:t xml:space="preserve">Scrip dividend</w:t>
             </w:r>
           </w:p>
         </w:tc>
@@ -9390,7 +9493,7 @@
                 <w:sz w:val="16"/>
                 <w:szCs w:val="16"/>
               </w:rPr>
-              <w:t xml:space="preserve">outstanding</w:t>
+              <w:t xml:space="preserve">distributable</w:t>
             </w:r>
           </w:p>
         </w:tc>
@@ -9425,7 +9528,7 @@
                 <w:sz w:val="16"/>
                 <w:szCs w:val="16"/>
               </w:rPr>
-              <w:t xml:space="preserve">Fair value of the shares</w:t>
+              <w:t xml:space="preserve">Stock split</w:t>
             </w:r>
           </w:p>
         </w:tc>
@@ -9458,7 +9561,7 @@
                 <w:sz w:val="16"/>
                 <w:szCs w:val="16"/>
               </w:rPr>
-              <w:t xml:space="preserve">distributable</w:t>
+              <w:t xml:space="preserve">declaration date</w:t>
             </w:r>
           </w:p>
         </w:tc>
@@ -9493,7 +9596,7 @@
                 <w:sz w:val="16"/>
                 <w:szCs w:val="16"/>
               </w:rPr>
-              <w:t xml:space="preserve">Par value of the shares</w:t>
+              <w:t xml:space="preserve">shareholders</w:t>
             </w:r>
           </w:p>
         </w:tc>
@@ -9526,7 +9629,7 @@
                 <w:sz w:val="16"/>
                 <w:szCs w:val="16"/>
               </w:rPr>
-              <w:t xml:space="preserve">declaration date</w:t>
+              <w:t xml:space="preserve">stock split</w:t>
             </w:r>
           </w:p>
         </w:tc>
@@ -9561,7 +9664,7 @@
                 <w:sz w:val="16"/>
                 <w:szCs w:val="16"/>
               </w:rPr>
-              <w:t xml:space="preserve">shareholders</w:t>
+              <w:t xml:space="preserve">instead</w:t>
             </w:r>
           </w:p>
         </w:tc>
@@ -9594,7 +9697,7 @@
                 <w:sz w:val="16"/>
                 <w:szCs w:val="16"/>
               </w:rPr>
-              <w:t xml:space="preserve">stock split</w:t>
+              <w:t xml:space="preserve">liquidating dividend</w:t>
             </w:r>
           </w:p>
         </w:tc>
@@ -9629,7 +9732,7 @@
                 <w:sz w:val="16"/>
                 <w:szCs w:val="16"/>
               </w:rPr>
-              <w:t xml:space="preserve">instead</w:t>
+              <w:t xml:space="preserve">common</w:t>
             </w:r>
           </w:p>
         </w:tc>
@@ -9645,24 +9748,14 @@
           </w:tcPr>
           <w:p>
             <w:pPr>
-              <w:spacing w:before="12" w:after="12"/>
-            </w:pPr>
-            <w:r>
-              <w:rPr>
-                <w:b/>
-                <w:bCs/>
-                <w:color w:val="8186EF"/>
-                <w:sz w:val="16"/>
-                <w:szCs w:val="16"/>
-              </w:rPr>
-              <w:t xml:space="preserve">32  </w:t>
-            </w:r>
-            <w:r>
-              <w:rPr>
-                <w:sz w:val="16"/>
-                <w:szCs w:val="16"/>
-              </w:rPr>
-              <w:t xml:space="preserve">liquidating dividend</w:t>
+              <w:spacing w:before="24" w:after="24"/>
+            </w:pPr>
+            <w:r>
+              <w:rPr>
+                <w:sz w:val="16"/>
+                <w:szCs w:val="16"/>
+              </w:rPr>
+              <w:t xml:space="preserve"/>
             </w:r>
           </w:p>
         </w:tc>
@@ -9951,7 +10044,7 @@
           <w:sz w:val="19"/>
           <w:szCs w:val="19"/>
         </w:rPr>
-        <w:t xml:space="preserve">These </w:t>
+        <w:t xml:space="preserve">These appropriated retained earnings stay </w:t>
       </w:r>
       <w:r>
         <w:rPr>
@@ -9969,7 +10062,7 @@
           <w:sz w:val="19"/>
           <w:szCs w:val="19"/>
         </w:rPr>
-        <w:t xml:space="preserve">              </w:t>
+        <w:t xml:space="preserve">           </w:t>
       </w:r>
       <w:r>
         <w:rPr>
@@ -9983,7 +10076,7 @@
           <w:sz w:val="19"/>
           <w:szCs w:val="19"/>
         </w:rPr>
-        <w:t xml:space="preserve"> retained earnings stay within equity; no costs are ever </w:t>
+        <w:t xml:space="preserve"> equity; no costs are ever </w:t>
       </w:r>
       <w:r>
         <w:rPr>
@@ -10300,7 +10393,7 @@
                 <w:sz w:val="16"/>
                 <w:szCs w:val="16"/>
               </w:rPr>
-              <w:t xml:space="preserve">profits   ·   covenants   ·   statements   ·   dividends   ·   correct   ·   restricted   ·   restates   ·   charged   ·   separate   ·   appropriated   ·   prior-period</w:t>
+              <w:t xml:space="preserve">profits   ·   covenants   ·   statements   ·   dividends   ·   correct   ·   restricted   ·   restates   ·   charged   ·   separate   ·   within   ·   prior-period</w:t>
             </w:r>
           </w:p>
         </w:tc>
@@ -10465,7 +10558,7 @@
           <w:sz w:val="19"/>
           <w:szCs w:val="19"/>
         </w:rPr>
-        <w:t xml:space="preserve">On a U.S. exam, separate APIC, retained earnings (</w:t>
+        <w:t xml:space="preserve">On a U.S. exam, </w:t>
       </w:r>
       <w:r>
         <w:rPr>
@@ -10483,7 +10576,7 @@
           <w:sz w:val="19"/>
           <w:szCs w:val="19"/>
         </w:rPr>
-        <w:t xml:space="preserve">              </w:t>
+        <w:t xml:space="preserve">           </w:t>
       </w:r>
       <w:r>
         <w:rPr>
@@ -10497,7 +10590,7 @@
           <w:sz w:val="19"/>
           <w:szCs w:val="19"/>
         </w:rPr>
-        <w:t xml:space="preserve"> or not) and AOCI. </w:t>
+        <w:t xml:space="preserve"> APIC, retained earnings (appropriated or not) and AOCI. </w:t>
       </w:r>
     </w:p>
     <w:tbl>
@@ -10555,7 +10648,7 @@
                 <w:sz w:val="16"/>
                 <w:szCs w:val="16"/>
               </w:rPr>
-              <w:t xml:space="preserve">declared   ·   simply   ·   appropriated   ·   revaluation</w:t>
+              <w:t xml:space="preserve">through   ·   simply   ·   separate   ·   revaluation</w:t>
             </w:r>
           </w:p>
         </w:tc>
@@ -11000,7 +11093,7 @@
                 <w:sz w:val="16"/>
                 <w:szCs w:val="16"/>
               </w:rPr>
-              <w:t xml:space="preserve">appropriated</w:t>
+              <w:t xml:space="preserve">within</w:t>
             </w:r>
           </w:p>
         </w:tc>
@@ -11237,7 +11330,7 @@
                 <w:sz w:val="16"/>
                 <w:szCs w:val="16"/>
               </w:rPr>
-              <w:t xml:space="preserve">appropriated</w:t>
+              <w:t xml:space="preserve">separate</w:t>
             </w:r>
           </w:p>
         </w:tc>
@@ -11631,7 +11724,7 @@
           <w:sz w:val="19"/>
           <w:szCs w:val="19"/>
         </w:rPr>
-        <w:t xml:space="preserve"/>
+        <w:t xml:space="preserve">Treasury stock is shown at the price paid, not at </w:t>
       </w:r>
       <w:r>
         <w:rPr>
@@ -11663,7 +11756,14 @@
           <w:sz w:val="19"/>
           <w:szCs w:val="19"/>
         </w:rPr>
-        <w:t xml:space="preserve"> stock is shown at the price paid, not at </w:t>
+        <w:t xml:space="preserve"> share price. </w:t>
+      </w:r>
+      <w:r>
+        <w:rPr>
+          <w:sz w:val="19"/>
+          <w:szCs w:val="19"/>
+        </w:rPr>
+        <w:t xml:space="preserve">Legal capital rules also differ from state to state, so equity does not show </w:t>
       </w:r>
       <w:r>
         <w:rPr>
@@ -11695,14 +11795,7 @@
           <w:sz w:val="19"/>
           <w:szCs w:val="19"/>
         </w:rPr>
-        <w:t xml:space="preserve"> share price. </w:t>
-      </w:r>
-      <w:r>
-        <w:rPr>
-          <w:sz w:val="19"/>
-          <w:szCs w:val="19"/>
-        </w:rPr>
-        <w:t xml:space="preserve">Legal </w:t>
+        <w:t xml:space="preserve"> how much a company may legally </w:t>
       </w:r>
       <w:r>
         <w:rPr>
@@ -11720,7 +11813,7 @@
           <w:sz w:val="19"/>
           <w:szCs w:val="19"/>
         </w:rPr>
-        <w:t xml:space="preserve">           </w:t>
+        <w:t xml:space="preserve">            </w:t>
       </w:r>
       <w:r>
         <w:rPr>
@@ -11734,7 +11827,14 @@
           <w:sz w:val="19"/>
           <w:szCs w:val="19"/>
         </w:rPr>
-        <w:t xml:space="preserve"> rules also differ from state to state, so equity does not show exactly how much a company may legally </w:t>
+        <w:t xml:space="preserve">. </w:t>
+      </w:r>
+      <w:r>
+        <w:rPr>
+          <w:sz w:val="19"/>
+          <w:szCs w:val="19"/>
+        </w:rPr>
+        <w:t xml:space="preserve">At the January 2025 issue price, </w:t>
       </w:r>
       <w:r>
         <w:rPr>
@@ -11752,7 +11852,7 @@
           <w:sz w:val="19"/>
           <w:szCs w:val="19"/>
         </w:rPr>
-        <w:t xml:space="preserve">            </w:t>
+        <w:t xml:space="preserve">           </w:t>
       </w:r>
       <w:r>
         <w:rPr>
@@ -11766,14 +11866,14 @@
           <w:sz w:val="19"/>
           <w:szCs w:val="19"/>
         </w:rPr>
-        <w:t xml:space="preserve">. </w:t>
-      </w:r>
-      <w:r>
-        <w:rPr>
-          <w:sz w:val="19"/>
-          <w:szCs w:val="19"/>
-        </w:rPr>
-        <w:t xml:space="preserve">At the </w:t>
+        <w:t xml:space="preserve"> shares would be worth about 6.0 times their book value. </w:t>
+      </w:r>
+      <w:r>
+        <w:rPr>
+          <w:sz w:val="19"/>
+          <w:szCs w:val="19"/>
+        </w:rPr>
+        <w:t xml:space="preserve">The statement of changes in equity takes net income and OCI from the statement of </w:t>
       </w:r>
       <w:r>
         <w:rPr>
@@ -11791,7 +11891,7 @@
           <w:sz w:val="19"/>
           <w:szCs w:val="19"/>
         </w:rPr>
-        <w:t xml:space="preserve">           </w:t>
+        <w:t xml:space="preserve">               </w:t>
       </w:r>
       <w:r>
         <w:rPr>
@@ -11805,7 +11905,7 @@
           <w:sz w:val="19"/>
           <w:szCs w:val="19"/>
         </w:rPr>
-        <w:t xml:space="preserve"> 2025 issue price, </w:t>
+        <w:t xml:space="preserve"> income, and dividends and share issues from the company's owner </w:t>
       </w:r>
       <w:r>
         <w:rPr>
@@ -11823,7 +11923,7 @@
           <w:sz w:val="19"/>
           <w:szCs w:val="19"/>
         </w:rPr>
-        <w:t xml:space="preserve">           </w:t>
+        <w:t xml:space="preserve">              </w:t>
       </w:r>
       <w:r>
         <w:rPr>
@@ -11837,14 +11937,14 @@
           <w:sz w:val="19"/>
           <w:szCs w:val="19"/>
         </w:rPr>
-        <w:t xml:space="preserve"> shares would be worth about 6.0 times their book value. </w:t>
-      </w:r>
-      <w:r>
-        <w:rPr>
-          <w:sz w:val="19"/>
-          <w:szCs w:val="19"/>
-        </w:rPr>
-        <w:t xml:space="preserve">The statement of changes in equity takes net income and OCI from the statement of </w:t>
+        <w:t xml:space="preserve">. </w:t>
+      </w:r>
+      <w:r>
+        <w:rPr>
+          <w:sz w:val="19"/>
+          <w:szCs w:val="19"/>
+        </w:rPr>
+        <w:t xml:space="preserve">Its closing </w:t>
       </w:r>
       <w:r>
         <w:rPr>
@@ -11862,7 +11962,7 @@
           <w:sz w:val="19"/>
           <w:szCs w:val="19"/>
         </w:rPr>
-        <w:t xml:space="preserve">               </w:t>
+        <w:t xml:space="preserve">           </w:t>
       </w:r>
       <w:r>
         <w:rPr>
@@ -11876,14 +11976,7 @@
           <w:sz w:val="19"/>
           <w:szCs w:val="19"/>
         </w:rPr>
-        <w:t xml:space="preserve"> income, and dividends and share issues from the company's owner transactions. </w:t>
-      </w:r>
-      <w:r>
-        <w:rPr>
-          <w:sz w:val="19"/>
-          <w:szCs w:val="19"/>
-        </w:rPr>
-        <w:t xml:space="preserve">Its closing balances are the equity section of the balance sheet. </w:t>
+        <w:t xml:space="preserve"> are the equity section of the balance sheet. </w:t>
       </w:r>
     </w:p>
     <w:tbl>
@@ -11941,7 +12034,7 @@
                 <w:sz w:val="16"/>
                 <w:szCs w:val="16"/>
               </w:rPr>
-              <w:t xml:space="preserve">Treasury   ·   distribute   ·   statement   ·   today's   ·   liabilities   ·   accounting   ·   comprehensive   ·   know-how   ·   capital   ·   historical   ·   January   ·   Orontes's</w:t>
+              <w:t xml:space="preserve">today's   ·   Orontes's   ·   recorded   ·   exactly   ·   liabilities   ·   accounting   ·   balances   ·   know-how   ·   distribute   ·   historical   ·   comprehensive   ·   transactions</w:t>
             </w:r>
           </w:p>
         </w:tc>
@@ -12694,13 +12787,25 @@
                 <w:sz w:val="16"/>
                 <w:szCs w:val="16"/>
               </w:rPr>
-              <w:t xml:space="preserve">June 10   ·   March 5   ·   prior-period adjustment   ·   December 15</w:t>
+              <w:t xml:space="preserve">June 10   ·   March 5   ·   cost method   ·   December 15</w:t>
             </w:r>
           </w:p>
         </w:tc>
       </w:tr>
     </w:tbl>
     <w:p/>
+    <w:p>
+      <w:pPr>
+        <w:pageBreakBefore w:val="true"/>
+        <w:spacing w:after="0"/>
+      </w:pPr>
+      <w:r>
+        <w:rPr>
+          <w:sz w:val="2"/>
+        </w:rPr>
+        <w:t xml:space="preserve"> </w:t>
+      </w:r>
+    </w:p>
     <w:tbl>
       <w:tblPr>
         <w:tblW w:type="pct" w:w="100%"/>
@@ -12847,39 +12952,7 @@
                 <w:sz w:val="15"/>
                 <w:szCs w:val="15"/>
               </w:rPr>
-              <w:t xml:space="preserve"/>
-            </w:r>
-            <w:r>
-              <w:rPr>
-                <w:b/>
-                <w:bCs/>
-                <w:color w:val="8186EF"/>
-                <w:sz w:val="14"/>
-                <w:szCs w:val="14"/>
-              </w:rPr>
-              <w:t xml:space="preserve"> (15) </w:t>
-            </w:r>
-            <w:r>
-              <w:rPr>
-                <w:u w:val="single"/>
-                <w:sz w:val="15"/>
-                <w:szCs w:val="15"/>
-              </w:rPr>
-              <w:t xml:space="preserve">              </w:t>
-            </w:r>
-            <w:r>
-              <w:rPr>
-                <w:sz w:val="15"/>
-                <w:szCs w:val="15"/>
-              </w:rPr>
-              <w:t xml:space="preserve"> </w:t>
-            </w:r>
-            <w:r>
-              <w:rPr>
-                <w:sz w:val="15"/>
-                <w:szCs w:val="15"/>
-              </w:rPr>
-              <w:t xml:space="preserve"> earnings: no change. Total equity: no change (no entry is made).</w:t>
+              <w:t xml:space="preserve">Retained earnings: no change. Total equity: no change (no entry is made).</w:t>
             </w:r>
           </w:p>
         </w:tc>
@@ -12929,7 +13002,39 @@
                 <w:sz w:val="15"/>
                 <w:szCs w:val="15"/>
               </w:rPr>
-              <w:t xml:space="preserve">Retained earnings: no change. Total equity: decreases by the cost.</w:t>
+              <w:t xml:space="preserve">Retained earnings: no change. Total equity: </w:t>
+            </w:r>
+            <w:r>
+              <w:rPr>
+                <w:b/>
+                <w:bCs/>
+                <w:color w:val="8186EF"/>
+                <w:sz w:val="14"/>
+                <w:szCs w:val="14"/>
+              </w:rPr>
+              <w:t xml:space="preserve"> (15) </w:t>
+            </w:r>
+            <w:r>
+              <w:rPr>
+                <w:u w:val="single"/>
+                <w:sz w:val="15"/>
+                <w:szCs w:val="15"/>
+              </w:rPr>
+              <w:t xml:space="preserve">              </w:t>
+            </w:r>
+            <w:r>
+              <w:rPr>
+                <w:sz w:val="15"/>
+                <w:szCs w:val="15"/>
+              </w:rPr>
+              <w:t xml:space="preserve"> </w:t>
+            </w:r>
+            <w:r>
+              <w:rPr>
+                <w:sz w:val="15"/>
+                <w:szCs w:val="15"/>
+              </w:rPr>
+              <w:t xml:space="preserve"> by the cost.</w:t>
             </w:r>
           </w:p>
         </w:tc>
@@ -13089,25 +13194,13 @@
                 <w:sz w:val="16"/>
                 <w:szCs w:val="16"/>
               </w:rPr>
-              <w:t xml:space="preserve">decreases   ·   Retained</w:t>
+              <w:t xml:space="preserve">E6   ·   decreases</w:t>
             </w:r>
           </w:p>
         </w:tc>
       </w:tr>
     </w:tbl>
     <w:p/>
-    <w:p>
-      <w:pPr>
-        <w:pageBreakBefore w:val="true"/>
-        <w:spacing w:after="0"/>
-      </w:pPr>
-      <w:r>
-        <w:rPr>
-          <w:sz w:val="2"/>
-        </w:rPr>
-        <w:t xml:space="preserve"> </w:t>
-      </w:r>
-    </w:p>
     <w:tbl>
       <w:tblPr>
         <w:tblW w:type="pct" w:w="100%"/>
@@ -13523,7 +13616,7 @@
                 <w:sz w:val="16"/>
                 <w:szCs w:val="16"/>
               </w:rPr>
-              <w:t xml:space="preserve">date of record   ·   Contributed capital   ·   Current liability   ·   Deduction from equity</w:t>
+              <w:t xml:space="preserve">issued shares   ·   Contributed capital   ·   Current liability   ·   Deduction from equity</w:t>
             </w:r>
           </w:p>
         </w:tc>
@@ -13659,7 +13752,7 @@
                 <w:sz w:val="16"/>
                 <w:szCs w:val="16"/>
               </w:rPr>
-              <w:t xml:space="preserve">treasury stock   ·   property dividend   ·   statement of changes in equity</w:t>
+              <w:t xml:space="preserve">قائمة التغيرات في حقوق الملكية   ·   statement of changes in equity</w:t>
             </w:r>
           </w:p>
         </w:tc>
@@ -13796,7 +13889,7 @@
                 <w:sz w:val="16"/>
                 <w:szCs w:val="16"/>
               </w:rPr>
-              <w:t xml:space="preserve">comprehensive</w:t>
+              <w:t xml:space="preserve">balances</w:t>
             </w:r>
           </w:p>
         </w:tc>
@@ -14035,7 +14128,7 @@
                 <w:sz w:val="16"/>
                 <w:szCs w:val="16"/>
               </w:rPr>
-              <w:t xml:space="preserve">Treasury</w:t>
+              <w:t xml:space="preserve">today's</w:t>
             </w:r>
           </w:p>
         </w:tc>
@@ -14068,7 +14161,7 @@
                 <w:sz w:val="16"/>
                 <w:szCs w:val="16"/>
               </w:rPr>
-              <w:t xml:space="preserve">Retained</w:t>
+              <w:t xml:space="preserve">decreases</w:t>
             </w:r>
           </w:p>
         </w:tc>
@@ -14103,7 +14196,7 @@
                 <w:sz w:val="16"/>
                 <w:szCs w:val="16"/>
               </w:rPr>
-              <w:t xml:space="preserve">today's</w:t>
+              <w:t xml:space="preserve">exactly</w:t>
             </w:r>
           </w:p>
         </w:tc>
@@ -14171,7 +14264,7 @@
                 <w:sz w:val="16"/>
                 <w:szCs w:val="16"/>
               </w:rPr>
-              <w:t xml:space="preserve">capital</w:t>
+              <w:t xml:space="preserve">distribute</w:t>
             </w:r>
           </w:p>
         </w:tc>
@@ -14239,7 +14332,7 @@
                 <w:sz w:val="16"/>
                 <w:szCs w:val="16"/>
               </w:rPr>
-              <w:t xml:space="preserve">distribute</w:t>
+              <w:t xml:space="preserve">Orontes's</w:t>
             </w:r>
           </w:p>
         </w:tc>
@@ -14307,7 +14400,7 @@
                 <w:sz w:val="16"/>
                 <w:szCs w:val="16"/>
               </w:rPr>
-              <w:t xml:space="preserve">January</w:t>
+              <w:t xml:space="preserve">comprehensive</w:t>
             </w:r>
           </w:p>
         </w:tc>
@@ -14375,7 +14468,7 @@
                 <w:sz w:val="16"/>
                 <w:szCs w:val="16"/>
               </w:rPr>
-              <w:t xml:space="preserve">Orontes's</w:t>
+              <w:t xml:space="preserve">transactions</w:t>
             </w:r>
           </w:p>
         </w:tc>
@@ -14391,24 +14484,14 @@
           </w:tcPr>
           <w:p>
             <w:pPr>
-              <w:spacing w:before="12" w:after="12"/>
-            </w:pPr>
-            <w:r>
-              <w:rPr>
-                <w:b/>
-                <w:bCs/>
-                <w:color w:val="8186EF"/>
-                <w:sz w:val="16"/>
-                <w:szCs w:val="16"/>
-              </w:rPr>
-              <w:t xml:space="preserve">20  </w:t>
-            </w:r>
-            <w:r>
-              <w:rPr>
-                <w:sz w:val="16"/>
-                <w:szCs w:val="16"/>
-              </w:rPr>
-              <w:t xml:space="preserve">treasury stock</w:t>
+              <w:spacing w:before="24" w:after="24"/>
+            </w:pPr>
+            <w:r>
+              <w:rPr>
+                <w:sz w:val="16"/>
+                <w:szCs w:val="16"/>
+              </w:rPr>
+              <w:t xml:space="preserve"/>
             </w:r>
           </w:p>
         </w:tc>
@@ -14553,7 +14636,7 @@
               <w:sz w:val="16"/>
               <w:szCs w:val="16"/>
             </w:rPr>
-            <w:t xml:space="preserve"> of 2</w:t>
+            <w:t xml:space="preserve"> of 3</w:t>
           </w:r>
         </w:p>
       </w:tc>
@@ -15008,7 +15091,7 @@
               <w:sz w:val="16"/>
               <w:szCs w:val="16"/>
             </w:rPr>
-            <w:t xml:space="preserve"> of 3</w:t>
+            <w:t xml:space="preserve"> of 4</w:t>
           </w:r>
         </w:p>
       </w:tc>
